--- a/Progress Report.docx
+++ b/Progress Report.docx
@@ -8,7 +8,7 @@
         <w:ind w:firstLine="883"/>
         <w:jc w:val="center"/>
         <w:rPr>
-          <w:rFonts w:eastAsiaTheme="minorEastAsia" w:hint="eastAsia"/>
+          <w:rFonts w:eastAsiaTheme="minorEastAsia"/>
           <w:b/>
           <w:bCs/>
           <w:sz w:val="44"/>
@@ -30,7 +30,7 @@
         <w:ind w:firstLine="440"/>
         <w:jc w:val="center"/>
         <w:rPr>
-          <w:rFonts w:eastAsiaTheme="minorEastAsia" w:hint="eastAsia"/>
+          <w:rFonts w:eastAsiaTheme="minorEastAsia"/>
         </w:rPr>
       </w:pPr>
       <w:r>
@@ -45,7 +45,7 @@
         <w:ind w:firstLine="440"/>
         <w:jc w:val="center"/>
         <w:rPr>
-          <w:rFonts w:eastAsiaTheme="minorEastAsia" w:hint="eastAsia"/>
+          <w:rFonts w:eastAsiaTheme="minorEastAsia"/>
         </w:rPr>
       </w:pPr>
       <w:r>
@@ -66,7 +66,7 @@
         <w:ind w:firstLine="440"/>
         <w:jc w:val="center"/>
         <w:rPr>
-          <w:rFonts w:eastAsiaTheme="minorEastAsia" w:hint="eastAsia"/>
+          <w:rFonts w:eastAsiaTheme="minorEastAsia"/>
         </w:rPr>
       </w:pPr>
       <w:r>
@@ -171,7 +171,7 @@
       <w:pPr>
         <w:pStyle w:val="3"/>
         <w:rPr>
-          <w:rFonts w:eastAsiaTheme="minorEastAsia" w:hint="eastAsia"/>
+          <w:rFonts w:eastAsiaTheme="minorEastAsia"/>
         </w:rPr>
       </w:pPr>
       <w:r>
@@ -205,13 +205,7 @@
           <w:rPr>
             <w:rFonts w:ascii="Cambria Math" w:eastAsiaTheme="minorEastAsia" w:hAnsi="Cambria Math"/>
           </w:rPr>
-          <m:t xml:space="preserve"> </m:t>
-        </m:r>
-        <m:r>
-          <w:rPr>
-            <w:rFonts w:ascii="Cambria Math" w:eastAsiaTheme="minorEastAsia" w:hAnsi="Cambria Math"/>
-          </w:rPr>
-          <m:t>Q</m:t>
+          <m:t xml:space="preserve"> Q</m:t>
         </m:r>
       </m:oMath>
       <w:r>
@@ -225,13 +219,7 @@
           <w:rPr>
             <w:rFonts w:ascii="Cambria Math" w:eastAsiaTheme="minorEastAsia" w:hAnsi="Cambria Math"/>
           </w:rPr>
-          <m:t xml:space="preserve"> </m:t>
-        </m:r>
-        <m:r>
-          <w:rPr>
-            <w:rFonts w:ascii="Cambria Math" w:eastAsiaTheme="minorEastAsia" w:hAnsi="Cambria Math"/>
-          </w:rPr>
-          <m:t>K</m:t>
+          <m:t xml:space="preserve"> K</m:t>
         </m:r>
       </m:oMath>
       <w:r>
@@ -245,13 +233,7 @@
           <w:rPr>
             <w:rFonts w:ascii="Cambria Math" w:eastAsiaTheme="minorEastAsia" w:hAnsi="Cambria Math"/>
           </w:rPr>
-          <m:t xml:space="preserve"> </m:t>
-        </m:r>
-        <m:r>
-          <w:rPr>
-            <w:rFonts w:ascii="Cambria Math" w:eastAsiaTheme="minorEastAsia" w:hAnsi="Cambria Math"/>
-          </w:rPr>
-          <m:t>V</m:t>
+          <m:t xml:space="preserve"> V</m:t>
         </m:r>
       </m:oMath>
       <w:r>
@@ -820,7 +802,7 @@
       <w:pPr>
         <w:pStyle w:val="3"/>
         <w:rPr>
-          <w:rFonts w:eastAsiaTheme="minorEastAsia" w:hint="eastAsia"/>
+          <w:rFonts w:eastAsiaTheme="minorEastAsia"/>
         </w:rPr>
       </w:pPr>
       <w:r>
@@ -1057,13 +1039,7 @@
           <w:rPr>
             <w:rFonts w:ascii="Cambria Math" w:eastAsiaTheme="minorEastAsia" w:hAnsi="Cambria Math"/>
           </w:rPr>
-          <m:t xml:space="preserve"> </m:t>
-        </m:r>
-        <m:r>
-          <w:rPr>
-            <w:rFonts w:ascii="Cambria Math" w:eastAsiaTheme="minorEastAsia" w:hAnsi="Cambria Math"/>
-          </w:rPr>
-          <m:t>u</m:t>
+          <m:t xml:space="preserve"> u</m:t>
         </m:r>
       </m:oMath>
       <w:r>
@@ -1207,18 +1183,18 @@
               </m:d>
             </m:e>
           </m:func>
-          <m:r>
-            <w:rPr>
-              <w:rFonts w:ascii="Cambria Math" w:eastAsiaTheme="minorEastAsia" w:hAnsi="Cambria Math"/>
-            </w:rPr>
-            <m:t>,</m:t>
-          </m:r>
-          <m:r>
-            <w:rPr>
-              <w:rFonts w:ascii="Cambria Math" w:eastAsiaTheme="minorEastAsia" w:hAnsi="Cambria Math"/>
-            </w:rPr>
-            <m:t xml:space="preserve">  </m:t>
-          </m:r>
+        </m:oMath>
+      </m:oMathPara>
+    </w:p>
+    <w:p>
+      <w:pPr>
+        <w:ind w:firstLine="440"/>
+        <w:rPr>
+          <w:rFonts w:eastAsiaTheme="minorEastAsia"/>
+        </w:rPr>
+      </w:pPr>
+      <m:oMathPara>
+        <m:oMath>
           <m:r>
             <m:rPr>
               <m:scr m:val="script"/>
@@ -1226,7 +1202,7 @@
             <w:rPr>
               <w:rFonts w:ascii="Cambria Math" w:eastAsiaTheme="minorEastAsia" w:hAnsi="Cambria Math"/>
             </w:rPr>
-            <m:t>l'=</m:t>
+            <m:t xml:space="preserve">  l'=</m:t>
           </m:r>
           <m:sSup>
             <m:sSupPr>
@@ -1342,6 +1318,9 @@
             <m:t>,</m:t>
           </m:r>
           <m:r>
+            <m:rPr>
+              <m:sty m:val="p"/>
+            </m:rPr>
             <w:rPr>
               <w:rFonts w:eastAsiaTheme="minorEastAsia"/>
             </w:rPr>
@@ -1564,7 +1543,7 @@
         <w:spacing w:after="160" w:line="278" w:lineRule="auto"/>
         <w:ind w:firstLineChars="0" w:firstLine="0"/>
         <w:rPr>
-          <w:rFonts w:eastAsiaTheme="minorEastAsia" w:hint="eastAsia"/>
+          <w:rFonts w:eastAsiaTheme="minorEastAsia"/>
         </w:rPr>
       </w:pPr>
       <w:r>
@@ -1765,13 +1744,7 @@
           <w:rPr>
             <w:rFonts w:ascii="Cambria Math" w:eastAsiaTheme="minorEastAsia" w:hAnsi="Cambria Math"/>
           </w:rPr>
-          <m:t xml:space="preserve"> </m:t>
-        </m:r>
-        <m:r>
-          <w:rPr>
-            <w:rFonts w:ascii="Cambria Math" w:eastAsiaTheme="minorEastAsia" w:hAnsi="Cambria Math"/>
-          </w:rPr>
-          <m:t>N=512</m:t>
+          <m:t xml:space="preserve"> N=512</m:t>
         </m:r>
       </m:oMath>
       <w:r>
@@ -1806,15 +1779,7 @@
             <w:sz w:val="18"/>
             <w:szCs w:val="18"/>
           </w:rPr>
-          <m:t xml:space="preserve"> </m:t>
-        </m:r>
-        <m:r>
-          <w:rPr>
-            <w:rFonts w:ascii="Cambria Math" w:hAnsi="Cambria Math"/>
-            <w:sz w:val="18"/>
-            <w:szCs w:val="18"/>
-          </w:rPr>
-          <m:t>d=</m:t>
+          <m:t xml:space="preserve"> d=</m:t>
         </m:r>
         <m:sSub>
           <m:sSubPr>
@@ -2167,7 +2132,7 @@
       <w:pPr>
         <w:ind w:firstLine="440"/>
         <w:rPr>
-          <w:rFonts w:eastAsiaTheme="minorEastAsia" w:hint="eastAsia"/>
+          <w:rFonts w:eastAsiaTheme="minorEastAsia"/>
         </w:rPr>
       </w:pPr>
     </w:p>
@@ -2678,7 +2643,7 @@
       <w:pPr>
         <w:ind w:firstLine="440"/>
         <w:rPr>
-          <w:rFonts w:eastAsiaTheme="minorEastAsia" w:hint="eastAsia"/>
+          <w:rFonts w:eastAsiaTheme="minorEastAsia"/>
         </w:rPr>
       </w:pPr>
     </w:p>
@@ -2905,6 +2870,9 @@
             </w:pPr>
             <m:oMath>
               <m:r>
+                <m:rPr>
+                  <m:sty m:val="bi"/>
+                </m:rPr>
                 <w:rPr>
                   <w:rFonts w:ascii="Cambria Math" w:hAnsi="Cambria Math"/>
                   <w:sz w:val="18"/>
@@ -3002,6 +2970,9 @@
             </w:pPr>
             <m:oMath>
               <m:r>
+                <m:rPr>
+                  <m:sty m:val="bi"/>
+                </m:rPr>
                 <w:rPr>
                   <w:rFonts w:ascii="Cambria Math" w:hAnsi="Cambria Math"/>
                   <w:sz w:val="18"/>
@@ -3100,6 +3071,9 @@
             </w:pPr>
             <m:oMath>
               <m:r>
+                <m:rPr>
+                  <m:sty m:val="bi"/>
+                </m:rPr>
                 <w:rPr>
                   <w:rFonts w:ascii="Cambria Math" w:hAnsi="Cambria Math"/>
                   <w:sz w:val="18"/>
@@ -3197,6 +3171,9 @@
             </w:pPr>
             <m:oMath>
               <m:r>
+                <m:rPr>
+                  <m:sty m:val="bi"/>
+                </m:rPr>
                 <w:rPr>
                   <w:rFonts w:ascii="Cambria Math" w:hAnsi="Cambria Math"/>
                   <w:sz w:val="18"/>
@@ -3275,7 +3252,7 @@
       <w:pPr>
         <w:ind w:firstLineChars="0" w:firstLine="420"/>
         <w:rPr>
-          <w:rFonts w:eastAsiaTheme="minorEastAsia" w:hint="eastAsia"/>
+          <w:rFonts w:eastAsiaTheme="minorEastAsia"/>
         </w:rPr>
       </w:pPr>
       <w:r>
@@ -3850,7 +3827,7 @@
       <w:pPr>
         <w:ind w:firstLine="440"/>
         <w:rPr>
-          <w:rFonts w:eastAsiaTheme="minorEastAsia" w:hint="eastAsia"/>
+          <w:rFonts w:eastAsiaTheme="minorEastAsia"/>
         </w:rPr>
       </w:pPr>
     </w:p>
@@ -4575,25 +4552,42 @@
       <w:pPr>
         <w:ind w:firstLineChars="0" w:firstLine="0"/>
         <w:rPr>
-          <w:rFonts w:eastAsiaTheme="minorEastAsia" w:hint="eastAsia"/>
+          <w:rFonts w:eastAsiaTheme="minorEastAsia"/>
         </w:rPr>
       </w:pPr>
     </w:p>
     <w:p>
       <w:pPr>
+        <w:widowControl/>
+        <w:spacing w:after="160" w:line="278" w:lineRule="auto"/>
+        <w:ind w:firstLineChars="0" w:firstLine="0"/>
+        <w:rPr>
+          <w:rFonts w:eastAsiaTheme="minorEastAsia" w:hint="eastAsia"/>
+        </w:rPr>
+      </w:pPr>
+      <w:r>
+        <w:rPr>
+          <w:rFonts w:eastAsiaTheme="minorEastAsia"/>
+        </w:rPr>
+        <w:br w:type="page"/>
+      </w:r>
+    </w:p>
+    <w:p>
+      <w:pPr>
         <w:pStyle w:val="1"/>
+        <w:rPr>
+          <w:rFonts w:eastAsiaTheme="minorEastAsia"/>
+          <w:b/>
+          <w:bCs/>
+        </w:rPr>
+      </w:pPr>
+      <w:r>
         <w:rPr>
           <w:rFonts w:eastAsiaTheme="minorEastAsia" w:hint="eastAsia"/>
           <w:b/>
           <w:bCs/>
         </w:rPr>
-      </w:pPr>
-      <w:r>
-        <w:rPr>
-          <w:rFonts w:eastAsiaTheme="minorEastAsia" w:hint="eastAsia"/>
-          <w:b/>
-          <w:bCs/>
-        </w:rPr>
+        <w:lastRenderedPageBreak/>
         <w:t>4 Result</w:t>
       </w:r>
     </w:p>
@@ -4663,7 +4657,64 @@
           <w:sz w:val="18"/>
           <w:szCs w:val="18"/>
         </w:rPr>
-        <w:t>Table 6. Serial CPU and Vanda single-GPU performance with \(d=d_v=64\).</w:t>
+        <w:t xml:space="preserve">Table 6. Serial CPU and Vanda single-GPU performance with </w:t>
+      </w:r>
+      <m:oMath>
+        <m:r>
+          <w:rPr>
+            <w:rFonts w:ascii="Cambria Math" w:hAnsi="Cambria Math"/>
+            <w:sz w:val="18"/>
+            <w:szCs w:val="18"/>
+          </w:rPr>
+          <m:t>d=</m:t>
+        </m:r>
+        <m:sSub>
+          <m:sSubPr>
+            <m:ctrlPr>
+              <w:rPr>
+                <w:rFonts w:ascii="Cambria Math" w:hAnsi="Cambria Math"/>
+                <w:sz w:val="18"/>
+                <w:szCs w:val="18"/>
+              </w:rPr>
+            </m:ctrlPr>
+          </m:sSubPr>
+          <m:e>
+            <m:r>
+              <w:rPr>
+                <w:rFonts w:ascii="Cambria Math" w:hAnsi="Cambria Math"/>
+                <w:sz w:val="18"/>
+                <w:szCs w:val="18"/>
+              </w:rPr>
+              <m:t>d</m:t>
+            </m:r>
+          </m:e>
+          <m:sub>
+            <m:r>
+              <w:rPr>
+                <w:rFonts w:ascii="Cambria Math" w:hAnsi="Cambria Math"/>
+                <w:sz w:val="18"/>
+                <w:szCs w:val="18"/>
+              </w:rPr>
+              <m:t>v</m:t>
+            </m:r>
+          </m:sub>
+        </m:sSub>
+        <m:r>
+          <w:rPr>
+            <w:rFonts w:ascii="Cambria Math" w:hAnsi="Cambria Math"/>
+            <w:sz w:val="18"/>
+            <w:szCs w:val="18"/>
+          </w:rPr>
+          <m:t>=64</m:t>
+        </m:r>
+      </m:oMath>
+      <w:r>
+        <w:rPr>
+          <w:iCs/>
+          <w:sz w:val="18"/>
+          <w:szCs w:val="18"/>
+        </w:rPr>
+        <w:t>.</w:t>
       </w:r>
     </w:p>
     <w:tbl>
@@ -5151,61 +5202,144 @@
     <w:p>
       <w:pPr>
         <w:ind w:firstLineChars="0" w:firstLine="0"/>
+        <w:jc w:val="center"/>
         <w:rPr>
           <w:rFonts w:eastAsiaTheme="minorEastAsia"/>
         </w:rPr>
       </w:pPr>
       <w:r>
         <w:rPr>
-          <w:rFonts w:eastAsiaTheme="minorEastAsia"/>
-          <w:i/>
+          <w:noProof/>
+        </w:rPr>
+        <w:drawing>
+          <wp:inline distT="0" distB="0" distL="0" distR="0" wp14:anchorId="306B0EA8" wp14:editId="3DD2674D">
+            <wp:extent cx="4349750" cy="2138731"/>
+            <wp:effectExtent l="0" t="0" r="0" b="0"/>
+            <wp:docPr id="1316807626" name="Picture 2"/>
+            <wp:cNvGraphicFramePr>
+              <a:graphicFrameLocks xmlns:a="http://schemas.openxmlformats.org/drawingml/2006/main" noChangeAspect="1"/>
+            </wp:cNvGraphicFramePr>
+            <a:graphic xmlns:a="http://schemas.openxmlformats.org/drawingml/2006/main">
+              <a:graphicData uri="http://schemas.openxmlformats.org/drawingml/2006/picture">
+                <pic:pic xmlns:pic="http://schemas.openxmlformats.org/drawingml/2006/picture">
+                  <pic:nvPicPr>
+                    <pic:cNvPr id="0" name="attention_runtime_comparison.png"/>
+                    <pic:cNvPicPr/>
+                  </pic:nvPicPr>
+                  <pic:blipFill>
+                    <a:blip r:embed="rId13"/>
+                    <a:stretch>
+                      <a:fillRect/>
+                    </a:stretch>
+                  </pic:blipFill>
+                  <pic:spPr>
+                    <a:xfrm>
+                      <a:off x="0" y="0"/>
+                      <a:ext cx="4354589" cy="2141110"/>
+                    </a:xfrm>
+                    <a:prstGeom prst="rect">
+                      <a:avLst/>
+                    </a:prstGeom>
+                  </pic:spPr>
+                </pic:pic>
+              </a:graphicData>
+            </a:graphic>
+          </wp:inline>
+        </w:drawing>
+      </w:r>
+    </w:p>
+    <w:p>
+      <w:pPr>
+        <w:ind w:firstLineChars="0" w:firstLine="0"/>
+        <w:rPr>
           <w:iCs/>
+          <w:sz w:val="18"/>
+          <w:szCs w:val="18"/>
+        </w:rPr>
+      </w:pPr>
+      <w:r>
+        <w:rPr>
+          <w:iCs/>
+          <w:sz w:val="18"/>
+          <w:szCs w:val="18"/>
         </w:rPr>
         <w:t>Figure 6. Runtime comparison at</w:t>
       </w:r>
       <w:r>
         <w:rPr>
-          <w:rFonts w:eastAsiaTheme="minorEastAsia" w:hint="eastAsia"/>
-          <w:i/>
+          <w:rFonts w:hint="eastAsia"/>
           <w:iCs/>
+          <w:sz w:val="18"/>
+          <w:szCs w:val="18"/>
         </w:rPr>
         <w:t xml:space="preserve"> </w:t>
       </w:r>
       <m:oMath>
         <m:r>
           <w:rPr>
-            <w:rFonts w:ascii="Cambria Math" w:eastAsiaTheme="minorEastAsia" w:hAnsi="Cambria Math"/>
+            <w:rFonts w:ascii="Cambria Math" w:hAnsi="Cambria Math"/>
+            <w:sz w:val="18"/>
+            <w:szCs w:val="18"/>
           </w:rPr>
-          <m:t>N=4096</m:t>
+          <m:t>N</m:t>
+        </m:r>
+        <m:r>
+          <m:rPr>
+            <m:sty m:val="p"/>
+          </m:rPr>
+          <w:rPr>
+            <w:rFonts w:ascii="Cambria Math" w:hAnsi="Cambria Math"/>
+            <w:sz w:val="18"/>
+            <w:szCs w:val="18"/>
+          </w:rPr>
+          <m:t>=4096</m:t>
         </m:r>
       </m:oMath>
       <w:r>
         <w:rPr>
-          <w:rFonts w:eastAsiaTheme="minorEastAsia"/>
-          <w:i/>
           <w:iCs/>
+          <w:sz w:val="18"/>
+          <w:szCs w:val="18"/>
         </w:rPr>
         <w:t xml:space="preserve">, </w:t>
       </w:r>
       <m:oMath>
         <m:r>
           <w:rPr>
-            <w:rFonts w:ascii="Cambria Math" w:eastAsiaTheme="minorEastAsia" w:hAnsi="Cambria Math"/>
+            <w:rFonts w:ascii="Cambria Math" w:hAnsi="Cambria Math"/>
+            <w:sz w:val="18"/>
+            <w:szCs w:val="18"/>
           </w:rPr>
-          <m:t>d=</m:t>
+          <m:t>d</m:t>
+        </m:r>
+        <m:r>
+          <m:rPr>
+            <m:sty m:val="p"/>
+          </m:rPr>
+          <w:rPr>
+            <w:rFonts w:ascii="Cambria Math" w:hAnsi="Cambria Math"/>
+            <w:sz w:val="18"/>
+            <w:szCs w:val="18"/>
+          </w:rPr>
+          <m:t>=</m:t>
         </m:r>
         <m:sSub>
           <m:sSubPr>
             <m:ctrlPr>
               <w:rPr>
-                <w:rFonts w:ascii="Cambria Math" w:eastAsiaTheme="minorEastAsia" w:hAnsi="Cambria Math"/>
+                <w:rFonts w:ascii="Cambria Math" w:hAnsi="Cambria Math"/>
+                <w:iCs/>
+                <w:sz w:val="18"/>
+                <w:szCs w:val="18"/>
               </w:rPr>
             </m:ctrlPr>
           </m:sSubPr>
           <m:e>
             <m:r>
               <w:rPr>
-                <w:rFonts w:ascii="Cambria Math" w:eastAsiaTheme="minorEastAsia" w:hAnsi="Cambria Math"/>
+                <w:rFonts w:ascii="Cambria Math" w:hAnsi="Cambria Math"/>
+                <w:sz w:val="18"/>
+                <w:szCs w:val="18"/>
               </w:rPr>
               <m:t>d</m:t>
             </m:r>
@@ -5213,31 +5347,38 @@
           <m:sub>
             <m:r>
               <w:rPr>
-                <w:rFonts w:ascii="Cambria Math" w:eastAsiaTheme="minorEastAsia" w:hAnsi="Cambria Math"/>
+                <w:rFonts w:ascii="Cambria Math" w:hAnsi="Cambria Math"/>
+                <w:sz w:val="18"/>
+                <w:szCs w:val="18"/>
               </w:rPr>
               <m:t>v</m:t>
             </m:r>
           </m:sub>
         </m:sSub>
         <m:r>
+          <m:rPr>
+            <m:sty m:val="p"/>
+          </m:rPr>
           <w:rPr>
-            <w:rFonts w:ascii="Cambria Math" w:eastAsiaTheme="minorEastAsia" w:hAnsi="Cambria Math"/>
+            <w:rFonts w:ascii="Cambria Math" w:hAnsi="Cambria Math"/>
+            <w:sz w:val="18"/>
+            <w:szCs w:val="18"/>
           </w:rPr>
           <m:t>=64</m:t>
         </m:r>
       </m:oMath>
       <w:r>
         <w:rPr>
-          <w:rFonts w:eastAsiaTheme="minorEastAsia"/>
-          <w:i/>
           <w:iCs/>
+          <w:sz w:val="18"/>
+          <w:szCs w:val="18"/>
         </w:rPr>
         <w:t>. Runtime is shown on a logarithmic horizontal axis.</w:t>
       </w:r>
     </w:p>
     <w:p>
       <w:pPr>
-        <w:ind w:firstLineChars="0" w:firstLine="0"/>
+        <w:ind w:firstLineChars="0" w:firstLine="420"/>
         <w:rPr>
           <w:rFonts w:eastAsiaTheme="minorEastAsia"/>
         </w:rPr>
@@ -5246,7 +5387,41 @@
         <w:rPr>
           <w:rFonts w:eastAsiaTheme="minorEastAsia"/>
         </w:rPr>
-        <w:t xml:space="preserve">The local RTX 4090 also passed the reported validation tests. At \(N=257\), \(d=31\), and </w:t>
+        <w:t>The local RTX 4090 also passed the reported validation tests. At</w:t>
+      </w:r>
+      <w:r>
+        <w:rPr>
+          <w:rFonts w:eastAsiaTheme="minorEastAsia"/>
+        </w:rPr>
+        <w:t xml:space="preserve"> </w:t>
+      </w:r>
+      <m:oMath>
+        <m:r>
+          <w:rPr>
+            <w:rFonts w:ascii="Cambria Math" w:eastAsiaTheme="minorEastAsia" w:hAnsi="Cambria Math"/>
+          </w:rPr>
+          <m:t>N=257</m:t>
+        </m:r>
+      </m:oMath>
+      <w:r>
+        <w:rPr>
+          <w:rFonts w:eastAsiaTheme="minorEastAsia"/>
+        </w:rPr>
+        <w:t xml:space="preserve">, </w:t>
+      </w:r>
+      <m:oMath>
+        <m:r>
+          <w:rPr>
+            <w:rFonts w:ascii="Cambria Math" w:eastAsiaTheme="minorEastAsia" w:hAnsi="Cambria Math"/>
+          </w:rPr>
+          <m:t>d=31</m:t>
+        </m:r>
+      </m:oMath>
+      <w:r>
+        <w:rPr>
+          <w:rFonts w:eastAsiaTheme="minorEastAsia"/>
+        </w:rPr>
+        <w:t xml:space="preserve">, and </w:t>
       </w:r>
       <m:oMath>
         <m:sSub>
@@ -5290,27 +5465,11 @@
     </w:p>
     <w:p>
       <w:pPr>
-        <w:ind w:firstLine="440"/>
-        <w:rPr>
-          <w:rFonts w:eastAsiaTheme="minorEastAsia"/>
-        </w:rPr>
-      </w:pPr>
-    </w:p>
-    <w:p>
-      <w:pPr>
-        <w:ind w:firstLine="440"/>
-        <w:rPr>
-          <w:rFonts w:eastAsiaTheme="minorEastAsia" w:hint="eastAsia"/>
-        </w:rPr>
-      </w:pPr>
-    </w:p>
-    <w:p>
-      <w:pPr>
         <w:pStyle w:val="3"/>
         <w:rPr>
-          <w:rFonts w:eastAsiaTheme="minorEastAsia"/>
-          <w:b w:val="0"/>
-          <w:bCs/>
+          <w:rStyle w:val="afc"/>
+          <w:b/>
+          <w:bCs w:val="0"/>
         </w:rPr>
       </w:pPr>
       <w:r>
@@ -5341,2844 +5500,107 @@
     </w:p>
     <w:p>
       <w:pPr>
-        <w:pStyle w:val="1"/>
+        <w:ind w:firstLineChars="0" w:firstLine="0"/>
         <w:rPr>
           <w:rFonts w:eastAsiaTheme="minorEastAsia"/>
-          <w:b/>
-          <w:bCs/>
-        </w:rPr>
-      </w:pPr>
-      <w:r>
-        <w:rPr>
-          <w:rFonts w:eastAsiaTheme="minorEastAsia" w:hint="eastAsia"/>
-          <w:b/>
-          <w:bCs/>
-        </w:rPr>
-        <w:t>5 Conclusion</w:t>
+        </w:rPr>
+      </w:pPr>
+      <w:r>
+        <w:rPr>
+          <w:rFonts w:eastAsiaTheme="minorEastAsia"/>
+        </w:rPr>
+        <w:t xml:space="preserve">For fixed feature dimensions, dense attention requires approximately quadratic arithmetic work as </w:t>
+      </w:r>
+      <m:oMath>
+        <m:r>
+          <w:rPr>
+            <w:rFonts w:ascii="Cambria Math" w:eastAsiaTheme="minorEastAsia" w:hAnsi="Cambria Math"/>
+          </w:rPr>
+          <m:t>N</m:t>
+        </m:r>
+      </m:oMath>
+      <w:r>
+        <w:rPr>
+          <w:rFonts w:eastAsiaTheme="minorEastAsia"/>
+        </w:rPr>
+        <w:t xml:space="preserve"> increases. Table 7 reports the runtime ratio for each doubling of sequence length.</w:t>
       </w:r>
     </w:p>
     <w:p>
       <w:pPr>
-        <w:ind w:firstLine="440"/>
-        <w:rPr>
-          <w:rFonts w:eastAsiaTheme="minorEastAsia" w:hint="eastAsia"/>
-        </w:rPr>
-      </w:pPr>
-    </w:p>
-    <w:p>
-      <w:pPr>
         <w:ind w:firstLineChars="0" w:firstLine="0"/>
-        <w:rPr>
-          <w:rFonts w:eastAsiaTheme="minorEastAsia" w:hint="eastAsia"/>
-        </w:rPr>
-      </w:pPr>
-    </w:p>
-    <w:p>
-      <w:pPr>
-        <w:ind w:firstLineChars="0" w:firstLine="0"/>
-        <w:rPr>
-          <w:rFonts w:eastAsiaTheme="minorEastAsia"/>
-          <w:b/>
-          <w:bCs/>
-        </w:rPr>
-      </w:pPr>
-      <w:r>
-        <w:rPr>
-          <w:rFonts w:eastAsiaTheme="minorEastAsia"/>
-          <w:b/>
-          <w:bCs/>
-        </w:rPr>
-        <w:t>4 Result</w:t>
-      </w:r>
-    </w:p>
-    <w:p>
-      <w:pPr>
-        <w:ind w:firstLineChars="0" w:firstLine="0"/>
-        <w:rPr>
-          <w:rFonts w:eastAsiaTheme="minorEastAsia"/>
-          <w:b/>
-          <w:bCs/>
-        </w:rPr>
-      </w:pPr>
-      <w:r>
-        <w:rPr>
-          <w:rFonts w:eastAsiaTheme="minorEastAsia"/>
-          <w:b/>
-          <w:bCs/>
-        </w:rPr>
-        <w:t>4.1 Performance Comparison</w:t>
-      </w:r>
-    </w:p>
-    <w:p>
-      <w:pPr>
-        <w:ind w:firstLineChars="0" w:firstLine="0"/>
-        <w:rPr>
-          <w:rFonts w:eastAsiaTheme="minorEastAsia"/>
-          <w:b/>
-          <w:bCs/>
-        </w:rPr>
-      </w:pPr>
-      <w:r>
-        <w:rPr>
-          <w:rFonts w:eastAsiaTheme="minorEastAsia"/>
-          <w:b/>
-          <w:bCs/>
-        </w:rPr>
-        <w:t>4.2 Scaling and Tile-Size Analysis</w:t>
-      </w:r>
-    </w:p>
-    <w:p>
-      <w:pPr>
-        <w:ind w:firstLineChars="0" w:firstLine="0"/>
-        <w:rPr>
-          <w:rFonts w:eastAsiaTheme="minorEastAsia"/>
-        </w:rPr>
-      </w:pPr>
-      <w:r>
-        <w:rPr>
-          <w:rFonts w:eastAsiaTheme="minorEastAsia"/>
-        </w:rPr>
-        <w:t>For fixed feature dimensions, dense attention requires approximately quadratic arithmetic work as \(N\) increases. Table 7 reports the runtime ratio for each doubling of sequence length.</w:t>
-      </w:r>
-    </w:p>
-    <w:p>
-      <w:pPr>
-        <w:ind w:firstLineChars="0" w:firstLine="0"/>
-        <w:rPr>
-          <w:rFonts w:eastAsiaTheme="minorEastAsia"/>
-        </w:rPr>
-      </w:pPr>
-      <w:r>
-        <w:rPr>
-          <w:rFonts w:eastAsiaTheme="minorEastAsia"/>
-          <w:b/>
-          <w:bCs/>
-        </w:rPr>
-        <w:t>Table 7. Runtime growth when sequence length doubles, with \(d=d_v=64\).</w:t>
-      </w:r>
-    </w:p>
-    <w:tbl>
-      <w:tblPr>
-        <w:tblW w:w="0" w:type="auto"/>
-        <w:tblCellSpacing w:w="15" w:type="dxa"/>
-        <w:tblCellMar>
-          <w:top w:w="15" w:type="dxa"/>
-          <w:left w:w="15" w:type="dxa"/>
-          <w:bottom w:w="15" w:type="dxa"/>
-          <w:right w:w="15" w:type="dxa"/>
-        </w:tblCellMar>
-        <w:tblLook w:val="04A0" w:firstRow="1" w:lastRow="0" w:firstColumn="1" w:lastColumn="0" w:noHBand="0" w:noVBand="1"/>
-      </w:tblPr>
-      <w:tblGrid>
-        <w:gridCol w:w="515"/>
-        <w:gridCol w:w="1575"/>
-        <w:gridCol w:w="2417"/>
-        <w:gridCol w:w="3799"/>
-      </w:tblGrid>
-      <w:tr>
-        <w:trPr>
-          <w:tblHeader/>
-          <w:tblCellSpacing w:w="15" w:type="dxa"/>
-        </w:trPr>
-        <w:tc>
-          <w:tcPr>
-            <w:tcW w:w="0" w:type="auto"/>
-            <w:vAlign w:val="center"/>
-            <w:hideMark/>
-          </w:tcPr>
-          <w:p>
-            <w:pPr>
-              <w:ind w:firstLineChars="0" w:firstLine="0"/>
+        <w:jc w:val="center"/>
+        <w:rPr>
+          <w:iCs/>
+          <w:sz w:val="18"/>
+          <w:szCs w:val="18"/>
+        </w:rPr>
+      </w:pPr>
+      <w:r>
+        <w:rPr>
+          <w:iCs/>
+          <w:sz w:val="18"/>
+          <w:szCs w:val="18"/>
+        </w:rPr>
+        <w:lastRenderedPageBreak/>
+        <w:t xml:space="preserve">Table 7. Runtime growth when sequence length doubles, with </w:t>
+      </w:r>
+      <m:oMath>
+        <m:r>
+          <w:rPr>
+            <w:rFonts w:ascii="Cambria Math" w:hAnsi="Cambria Math"/>
+            <w:sz w:val="18"/>
+            <w:szCs w:val="18"/>
+          </w:rPr>
+          <m:t>d=</m:t>
+        </m:r>
+        <m:sSub>
+          <m:sSubPr>
+            <m:ctrlPr>
               <w:rPr>
-                <w:rFonts w:eastAsiaTheme="minorEastAsia"/>
-                <w:b/>
-                <w:bCs/>
+                <w:rFonts w:ascii="Cambria Math" w:hAnsi="Cambria Math"/>
+                <w:sz w:val="18"/>
+                <w:szCs w:val="18"/>
               </w:rPr>
-            </w:pPr>
-            <w:r>
+            </m:ctrlPr>
+          </m:sSubPr>
+          <m:e>
+            <m:r>
               <w:rPr>
-                <w:rFonts w:eastAsiaTheme="minorEastAsia"/>
-                <w:b/>
-                <w:bCs/>
+                <w:rFonts w:ascii="Cambria Math" w:hAnsi="Cambria Math"/>
+                <w:sz w:val="18"/>
+                <w:szCs w:val="18"/>
               </w:rPr>
-              <w:t>\(N\)</w:t>
-            </w:r>
-          </w:p>
-        </w:tc>
-        <w:tc>
-          <w:tcPr>
-            <w:tcW w:w="0" w:type="auto"/>
-            <w:vAlign w:val="center"/>
-            <w:hideMark/>
-          </w:tcPr>
-          <w:p>
-            <w:pPr>
-              <w:ind w:firstLineChars="0" w:firstLine="0"/>
+              <m:t>d</m:t>
+            </m:r>
+          </m:e>
+          <m:sub>
+            <m:r>
               <w:rPr>
-                <w:rFonts w:eastAsiaTheme="minorEastAsia"/>
-                <w:b/>
-                <w:bCs/>
+                <w:rFonts w:ascii="Cambria Math" w:hAnsi="Cambria Math"/>
+                <w:sz w:val="18"/>
+                <w:szCs w:val="18"/>
               </w:rPr>
-            </w:pPr>
-            <w:r>
-              <w:rPr>
-                <w:rFonts w:eastAsiaTheme="minorEastAsia"/>
-                <w:b/>
-                <w:bCs/>
-              </w:rPr>
-              <w:t>Serial CPU FP64</w:t>
-            </w:r>
-          </w:p>
-        </w:tc>
-        <w:tc>
-          <w:tcPr>
-            <w:tcW w:w="0" w:type="auto"/>
-            <w:vAlign w:val="center"/>
-            <w:hideMark/>
-          </w:tcPr>
-          <w:p>
-            <w:pPr>
-              <w:ind w:firstLineChars="0" w:firstLine="0"/>
-              <w:rPr>
-                <w:rFonts w:eastAsiaTheme="minorEastAsia"/>
-                <w:b/>
-                <w:bCs/>
-              </w:rPr>
-            </w:pPr>
-            <w:r>
-              <w:rPr>
-                <w:rFonts w:eastAsiaTheme="minorEastAsia"/>
-                <w:b/>
-                <w:bCs/>
-              </w:rPr>
-              <w:t>Vanda A40, one-GPU FP32</w:t>
-            </w:r>
-          </w:p>
-        </w:tc>
-        <w:tc>
-          <w:tcPr>
-            <w:tcW w:w="0" w:type="auto"/>
-            <w:vAlign w:val="center"/>
-            <w:hideMark/>
-          </w:tcPr>
-          <w:p>
-            <w:pPr>
-              <w:ind w:firstLineChars="0" w:firstLine="0"/>
-              <w:rPr>
-                <w:rFonts w:eastAsiaTheme="minorEastAsia"/>
-                <w:b/>
-                <w:bCs/>
-              </w:rPr>
-            </w:pPr>
-            <w:r>
-              <w:rPr>
-                <w:rFonts w:eastAsiaTheme="minorEastAsia"/>
-                <w:b/>
-                <w:bCs/>
-              </w:rPr>
-              <w:t>Runtime ratio vs previous row, CPU / GPU</w:t>
-            </w:r>
-          </w:p>
-        </w:tc>
-      </w:tr>
-      <w:tr>
-        <w:trPr>
-          <w:tblCellSpacing w:w="15" w:type="dxa"/>
-        </w:trPr>
-        <w:tc>
-          <w:tcPr>
-            <w:tcW w:w="0" w:type="auto"/>
-            <w:vAlign w:val="center"/>
-            <w:hideMark/>
-          </w:tcPr>
-          <w:p>
-            <w:pPr>
-              <w:ind w:firstLineChars="0" w:firstLine="0"/>
-              <w:rPr>
-                <w:rFonts w:eastAsiaTheme="minorEastAsia"/>
-              </w:rPr>
-            </w:pPr>
-            <w:r>
-              <w:rPr>
-                <w:rFonts w:eastAsiaTheme="minorEastAsia"/>
-              </w:rPr>
-              <w:t>512</w:t>
-            </w:r>
-          </w:p>
-        </w:tc>
-        <w:tc>
-          <w:tcPr>
-            <w:tcW w:w="0" w:type="auto"/>
-            <w:vAlign w:val="center"/>
-            <w:hideMark/>
-          </w:tcPr>
-          <w:p>
-            <w:pPr>
-              <w:ind w:firstLineChars="0" w:firstLine="0"/>
-              <w:rPr>
-                <w:rFonts w:eastAsiaTheme="minorEastAsia"/>
-              </w:rPr>
-            </w:pPr>
-            <w:r>
-              <w:rPr>
-                <w:rFonts w:eastAsiaTheme="minorEastAsia"/>
-              </w:rPr>
-              <w:t>17.515 ms</w:t>
-            </w:r>
-          </w:p>
-        </w:tc>
-        <w:tc>
-          <w:tcPr>
-            <w:tcW w:w="0" w:type="auto"/>
-            <w:vAlign w:val="center"/>
-            <w:hideMark/>
-          </w:tcPr>
-          <w:p>
-            <w:pPr>
-              <w:ind w:firstLineChars="0" w:firstLine="0"/>
-              <w:rPr>
-                <w:rFonts w:eastAsiaTheme="minorEastAsia"/>
-              </w:rPr>
-            </w:pPr>
-            <w:r>
-              <w:rPr>
-                <w:rFonts w:eastAsiaTheme="minorEastAsia"/>
-              </w:rPr>
-              <w:t>0.248 ms</w:t>
-            </w:r>
-          </w:p>
-        </w:tc>
-        <w:tc>
-          <w:tcPr>
-            <w:tcW w:w="0" w:type="auto"/>
-            <w:vAlign w:val="center"/>
-            <w:hideMark/>
-          </w:tcPr>
-          <w:p>
-            <w:pPr>
-              <w:ind w:firstLineChars="0" w:firstLine="0"/>
-              <w:rPr>
-                <w:rFonts w:eastAsiaTheme="minorEastAsia"/>
-              </w:rPr>
-            </w:pPr>
-            <w:r>
-              <w:rPr>
-                <w:rFonts w:eastAsiaTheme="minorEastAsia"/>
-              </w:rPr>
-              <w:t>—</w:t>
-            </w:r>
-          </w:p>
-        </w:tc>
-      </w:tr>
-      <w:tr>
-        <w:trPr>
-          <w:tblCellSpacing w:w="15" w:type="dxa"/>
-        </w:trPr>
-        <w:tc>
-          <w:tcPr>
-            <w:tcW w:w="0" w:type="auto"/>
-            <w:vAlign w:val="center"/>
-            <w:hideMark/>
-          </w:tcPr>
-          <w:p>
-            <w:pPr>
-              <w:ind w:firstLineChars="0" w:firstLine="0"/>
-              <w:rPr>
-                <w:rFonts w:eastAsiaTheme="minorEastAsia"/>
-              </w:rPr>
-            </w:pPr>
-            <w:r>
-              <w:rPr>
-                <w:rFonts w:eastAsiaTheme="minorEastAsia"/>
-              </w:rPr>
-              <w:t>1024</w:t>
-            </w:r>
-          </w:p>
-        </w:tc>
-        <w:tc>
-          <w:tcPr>
-            <w:tcW w:w="0" w:type="auto"/>
-            <w:vAlign w:val="center"/>
-            <w:hideMark/>
-          </w:tcPr>
-          <w:p>
-            <w:pPr>
-              <w:ind w:firstLineChars="0" w:firstLine="0"/>
-              <w:rPr>
-                <w:rFonts w:eastAsiaTheme="minorEastAsia"/>
-              </w:rPr>
-            </w:pPr>
-            <w:r>
-              <w:rPr>
-                <w:rFonts w:eastAsiaTheme="minorEastAsia"/>
-              </w:rPr>
-              <w:t>70.418 ms</w:t>
-            </w:r>
-          </w:p>
-        </w:tc>
-        <w:tc>
-          <w:tcPr>
-            <w:tcW w:w="0" w:type="auto"/>
-            <w:vAlign w:val="center"/>
-            <w:hideMark/>
-          </w:tcPr>
-          <w:p>
-            <w:pPr>
-              <w:ind w:firstLineChars="0" w:firstLine="0"/>
-              <w:rPr>
-                <w:rFonts w:eastAsiaTheme="minorEastAsia"/>
-              </w:rPr>
-            </w:pPr>
-            <w:r>
-              <w:rPr>
-                <w:rFonts w:eastAsiaTheme="minorEastAsia"/>
-              </w:rPr>
-              <w:t>0.648 ms</w:t>
-            </w:r>
-          </w:p>
-        </w:tc>
-        <w:tc>
-          <w:tcPr>
-            <w:tcW w:w="0" w:type="auto"/>
-            <w:vAlign w:val="center"/>
-            <w:hideMark/>
-          </w:tcPr>
-          <w:p>
-            <w:pPr>
-              <w:ind w:firstLineChars="0" w:firstLine="0"/>
-              <w:rPr>
-                <w:rFonts w:eastAsiaTheme="minorEastAsia"/>
-              </w:rPr>
-            </w:pPr>
-            <w:r>
-              <w:rPr>
-                <w:rFonts w:eastAsiaTheme="minorEastAsia"/>
-              </w:rPr>
-              <w:t>4.02× / 2.61×</w:t>
-            </w:r>
-          </w:p>
-        </w:tc>
-      </w:tr>
-      <w:tr>
-        <w:trPr>
-          <w:tblCellSpacing w:w="15" w:type="dxa"/>
-        </w:trPr>
-        <w:tc>
-          <w:tcPr>
-            <w:tcW w:w="0" w:type="auto"/>
-            <w:vAlign w:val="center"/>
-            <w:hideMark/>
-          </w:tcPr>
-          <w:p>
-            <w:pPr>
-              <w:ind w:firstLineChars="0" w:firstLine="0"/>
-              <w:rPr>
-                <w:rFonts w:eastAsiaTheme="minorEastAsia"/>
-              </w:rPr>
-            </w:pPr>
-            <w:r>
-              <w:rPr>
-                <w:rFonts w:eastAsiaTheme="minorEastAsia"/>
-              </w:rPr>
-              <w:t>2048</w:t>
-            </w:r>
-          </w:p>
-        </w:tc>
-        <w:tc>
-          <w:tcPr>
-            <w:tcW w:w="0" w:type="auto"/>
-            <w:vAlign w:val="center"/>
-            <w:hideMark/>
-          </w:tcPr>
-          <w:p>
-            <w:pPr>
-              <w:ind w:firstLineChars="0" w:firstLine="0"/>
-              <w:rPr>
-                <w:rFonts w:eastAsiaTheme="minorEastAsia"/>
-              </w:rPr>
-            </w:pPr>
-            <w:r>
-              <w:rPr>
-                <w:rFonts w:eastAsiaTheme="minorEastAsia"/>
-              </w:rPr>
-              <w:t>263.479 ms</w:t>
-            </w:r>
-          </w:p>
-        </w:tc>
-        <w:tc>
-          <w:tcPr>
-            <w:tcW w:w="0" w:type="auto"/>
-            <w:vAlign w:val="center"/>
-            <w:hideMark/>
-          </w:tcPr>
-          <w:p>
-            <w:pPr>
-              <w:ind w:firstLineChars="0" w:firstLine="0"/>
-              <w:rPr>
-                <w:rFonts w:eastAsiaTheme="minorEastAsia"/>
-              </w:rPr>
-            </w:pPr>
-            <w:r>
-              <w:rPr>
-                <w:rFonts w:eastAsiaTheme="minorEastAsia"/>
-              </w:rPr>
-              <w:t>2.345 ms</w:t>
-            </w:r>
-          </w:p>
-        </w:tc>
-        <w:tc>
-          <w:tcPr>
-            <w:tcW w:w="0" w:type="auto"/>
-            <w:vAlign w:val="center"/>
-            <w:hideMark/>
-          </w:tcPr>
-          <w:p>
-            <w:pPr>
-              <w:ind w:firstLineChars="0" w:firstLine="0"/>
-              <w:rPr>
-                <w:rFonts w:eastAsiaTheme="minorEastAsia"/>
-              </w:rPr>
-            </w:pPr>
-            <w:r>
-              <w:rPr>
-                <w:rFonts w:eastAsiaTheme="minorEastAsia"/>
-              </w:rPr>
-              <w:t>3.74× / 3.62×</w:t>
-            </w:r>
-          </w:p>
-        </w:tc>
-      </w:tr>
-      <w:tr>
-        <w:trPr>
-          <w:tblCellSpacing w:w="15" w:type="dxa"/>
-        </w:trPr>
-        <w:tc>
-          <w:tcPr>
-            <w:tcW w:w="0" w:type="auto"/>
-            <w:vAlign w:val="center"/>
-            <w:hideMark/>
-          </w:tcPr>
-          <w:p>
-            <w:pPr>
-              <w:ind w:firstLineChars="0" w:firstLine="0"/>
-              <w:rPr>
-                <w:rFonts w:eastAsiaTheme="minorEastAsia"/>
-              </w:rPr>
-            </w:pPr>
-            <w:r>
-              <w:rPr>
-                <w:rFonts w:eastAsiaTheme="minorEastAsia"/>
-              </w:rPr>
-              <w:t>4096</w:t>
-            </w:r>
-          </w:p>
-        </w:tc>
-        <w:tc>
-          <w:tcPr>
-            <w:tcW w:w="0" w:type="auto"/>
-            <w:vAlign w:val="center"/>
-            <w:hideMark/>
-          </w:tcPr>
-          <w:p>
-            <w:pPr>
-              <w:ind w:firstLineChars="0" w:firstLine="0"/>
-              <w:rPr>
-                <w:rFonts w:eastAsiaTheme="minorEastAsia"/>
-              </w:rPr>
-            </w:pPr>
-            <w:r>
-              <w:rPr>
-                <w:rFonts w:eastAsiaTheme="minorEastAsia"/>
-              </w:rPr>
-              <w:t>913.966 ms</w:t>
-            </w:r>
-          </w:p>
-        </w:tc>
-        <w:tc>
-          <w:tcPr>
-            <w:tcW w:w="0" w:type="auto"/>
-            <w:vAlign w:val="center"/>
-            <w:hideMark/>
-          </w:tcPr>
-          <w:p>
-            <w:pPr>
-              <w:ind w:firstLineChars="0" w:firstLine="0"/>
-              <w:rPr>
-                <w:rFonts w:eastAsiaTheme="minorEastAsia"/>
-              </w:rPr>
-            </w:pPr>
-            <w:r>
-              <w:rPr>
-                <w:rFonts w:eastAsiaTheme="minorEastAsia"/>
-              </w:rPr>
-              <w:t>8.845 ms</w:t>
-            </w:r>
-          </w:p>
-        </w:tc>
-        <w:tc>
-          <w:tcPr>
-            <w:tcW w:w="0" w:type="auto"/>
-            <w:vAlign w:val="center"/>
-            <w:hideMark/>
-          </w:tcPr>
-          <w:p>
-            <w:pPr>
-              <w:ind w:firstLineChars="0" w:firstLine="0"/>
-              <w:rPr>
-                <w:rFonts w:eastAsiaTheme="minorEastAsia"/>
-              </w:rPr>
-            </w:pPr>
-            <w:r>
-              <w:rPr>
-                <w:rFonts w:eastAsiaTheme="minorEastAsia"/>
-              </w:rPr>
-              <w:t>3.47× / 3.77×</w:t>
-            </w:r>
-          </w:p>
-        </w:tc>
-      </w:tr>
-    </w:tbl>
-    <w:p>
-      <w:pPr>
-        <w:ind w:firstLineChars="0" w:firstLine="0"/>
-        <w:rPr>
-          <w:rFonts w:eastAsiaTheme="minorEastAsia"/>
-        </w:rPr>
-      </w:pPr>
-      <w:r>
-        <w:rPr>
-          <w:rFonts w:eastAsiaTheme="minorEastAsia"/>
-        </w:rPr>
-        <w:t>The measurements broadly follow the expected quadratic trend. Doubling \(N\) increased the CPU runtime by 3.47–4.02× and the single-GPU runtime by 2.61–3.77×.</w:t>
-      </w:r>
-    </w:p>
-    <w:p>
-      <w:pPr>
-        <w:ind w:firstLineChars="0" w:firstLine="0"/>
-        <w:rPr>
-          <w:rFonts w:eastAsiaTheme="minorEastAsia"/>
-        </w:rPr>
-      </w:pPr>
-      <w:r>
-        <w:rPr>
-          <w:rFonts w:eastAsiaTheme="minorEastAsia"/>
-        </w:rPr>
-        <w:t>For OpenMP, increasing the thread count from one to eight reduced runtime from 914.491 ms to 142.854 ms at \(N=4096\). The measured reduction demonstrates that the CPU implementation benefits from parallel execution within the tested thread range.</w:t>
-      </w:r>
-    </w:p>
-    <w:p>
-      <w:pPr>
-        <w:ind w:firstLineChars="0" w:firstLine="0"/>
-        <w:rPr>
-          <w:rFonts w:eastAsiaTheme="minorEastAsia"/>
-        </w:rPr>
-      </w:pPr>
-      <w:r>
-        <w:rPr>
-          <w:rFonts w:eastAsiaTheme="minorEastAsia"/>
-        </w:rPr>
-        <w:t>The two-node experiment also tested different query and key/value tile sizes. Table 8 reports the measured runtimes.</w:t>
-      </w:r>
-    </w:p>
-    <w:p>
-      <w:pPr>
-        <w:ind w:firstLineChars="0" w:firstLine="0"/>
-        <w:rPr>
-          <w:rFonts w:eastAsiaTheme="minorEastAsia"/>
-        </w:rPr>
-      </w:pPr>
-      <w:r>
-        <w:rPr>
-          <w:rFonts w:eastAsiaTheme="minorEastAsia"/>
-          <w:b/>
-          <w:bCs/>
-        </w:rPr>
-        <w:t>Table 8. Two-node MPI+CUDA runtimes for different tile sizes.</w:t>
-      </w:r>
-    </w:p>
-    <w:tbl>
-      <w:tblPr>
-        <w:tblW w:w="0" w:type="auto"/>
-        <w:tblCellSpacing w:w="15" w:type="dxa"/>
-        <w:tblCellMar>
-          <w:top w:w="15" w:type="dxa"/>
-          <w:left w:w="15" w:type="dxa"/>
-          <w:bottom w:w="15" w:type="dxa"/>
-          <w:right w:w="15" w:type="dxa"/>
-        </w:tblCellMar>
-        <w:tblLook w:val="04A0" w:firstRow="1" w:lastRow="0" w:firstColumn="1" w:lastColumn="0" w:noHBand="0" w:noVBand="1"/>
-      </w:tblPr>
-      <w:tblGrid>
-        <w:gridCol w:w="515"/>
-        <w:gridCol w:w="2083"/>
-        <w:gridCol w:w="2425"/>
-        <w:gridCol w:w="1609"/>
-      </w:tblGrid>
-      <w:tr>
-        <w:trPr>
-          <w:tblHeader/>
-          <w:tblCellSpacing w:w="15" w:type="dxa"/>
-        </w:trPr>
-        <w:tc>
-          <w:tcPr>
-            <w:tcW w:w="0" w:type="auto"/>
-            <w:vAlign w:val="center"/>
-            <w:hideMark/>
-          </w:tcPr>
-          <w:p>
-            <w:pPr>
-              <w:ind w:firstLineChars="0" w:firstLine="0"/>
-              <w:rPr>
-                <w:rFonts w:eastAsiaTheme="minorEastAsia"/>
-                <w:b/>
-                <w:bCs/>
-              </w:rPr>
-            </w:pPr>
-            <w:r>
-              <w:rPr>
-                <w:rFonts w:eastAsiaTheme="minorEastAsia"/>
-                <w:b/>
-                <w:bCs/>
-              </w:rPr>
-              <w:lastRenderedPageBreak/>
-              <w:t>\(N\)</w:t>
-            </w:r>
-          </w:p>
-        </w:tc>
-        <w:tc>
-          <w:tcPr>
-            <w:tcW w:w="0" w:type="auto"/>
-            <w:vAlign w:val="center"/>
-            <w:hideMark/>
-          </w:tcPr>
-          <w:p>
-            <w:pPr>
-              <w:ind w:firstLineChars="0" w:firstLine="0"/>
-              <w:rPr>
-                <w:rFonts w:eastAsiaTheme="minorEastAsia"/>
-                <w:b/>
-                <w:bCs/>
-              </w:rPr>
-            </w:pPr>
-            <w:r>
-              <w:rPr>
-                <w:rFonts w:eastAsiaTheme="minorEastAsia"/>
-                <w:b/>
-                <w:bCs/>
-              </w:rPr>
-              <w:t>Query tile size \(b_q\)</w:t>
-            </w:r>
-          </w:p>
-        </w:tc>
-        <w:tc>
-          <w:tcPr>
-            <w:tcW w:w="0" w:type="auto"/>
-            <w:vAlign w:val="center"/>
-            <w:hideMark/>
-          </w:tcPr>
-          <w:p>
-            <w:pPr>
-              <w:ind w:firstLineChars="0" w:firstLine="0"/>
-              <w:rPr>
-                <w:rFonts w:eastAsiaTheme="minorEastAsia"/>
-                <w:b/>
-                <w:bCs/>
-              </w:rPr>
-            </w:pPr>
-            <w:r>
-              <w:rPr>
-                <w:rFonts w:eastAsiaTheme="minorEastAsia"/>
-                <w:b/>
-                <w:bCs/>
-              </w:rPr>
-              <w:t>Key/value tile size \(b_k\)</w:t>
-            </w:r>
-          </w:p>
-        </w:tc>
-        <w:tc>
-          <w:tcPr>
-            <w:tcW w:w="0" w:type="auto"/>
-            <w:vAlign w:val="center"/>
-            <w:hideMark/>
-          </w:tcPr>
-          <w:p>
-            <w:pPr>
-              <w:ind w:firstLineChars="0" w:firstLine="0"/>
-              <w:rPr>
-                <w:rFonts w:eastAsiaTheme="minorEastAsia"/>
-                <w:b/>
-                <w:bCs/>
-              </w:rPr>
-            </w:pPr>
-            <w:r>
-              <w:rPr>
-                <w:rFonts w:eastAsiaTheme="minorEastAsia"/>
-                <w:b/>
-                <w:bCs/>
-              </w:rPr>
-              <w:t>Median runtime</w:t>
-            </w:r>
-          </w:p>
-        </w:tc>
-      </w:tr>
-      <w:tr>
-        <w:trPr>
-          <w:tblCellSpacing w:w="15" w:type="dxa"/>
-        </w:trPr>
-        <w:tc>
-          <w:tcPr>
-            <w:tcW w:w="0" w:type="auto"/>
-            <w:vAlign w:val="center"/>
-            <w:hideMark/>
-          </w:tcPr>
-          <w:p>
-            <w:pPr>
-              <w:ind w:firstLineChars="0" w:firstLine="0"/>
-              <w:rPr>
-                <w:rFonts w:eastAsiaTheme="minorEastAsia"/>
-              </w:rPr>
-            </w:pPr>
-            <w:r>
-              <w:rPr>
-                <w:rFonts w:eastAsiaTheme="minorEastAsia"/>
-              </w:rPr>
-              <w:t>2048</w:t>
-            </w:r>
-          </w:p>
-        </w:tc>
-        <w:tc>
-          <w:tcPr>
-            <w:tcW w:w="0" w:type="auto"/>
-            <w:vAlign w:val="center"/>
-            <w:hideMark/>
-          </w:tcPr>
-          <w:p>
-            <w:pPr>
-              <w:ind w:firstLineChars="0" w:firstLine="0"/>
-              <w:rPr>
-                <w:rFonts w:eastAsiaTheme="minorEastAsia"/>
-              </w:rPr>
-            </w:pPr>
-            <w:r>
-              <w:rPr>
-                <w:rFonts w:eastAsiaTheme="minorEastAsia"/>
-              </w:rPr>
-              <w:t>64</w:t>
-            </w:r>
-          </w:p>
-        </w:tc>
-        <w:tc>
-          <w:tcPr>
-            <w:tcW w:w="0" w:type="auto"/>
-            <w:vAlign w:val="center"/>
-            <w:hideMark/>
-          </w:tcPr>
-          <w:p>
-            <w:pPr>
-              <w:ind w:firstLineChars="0" w:firstLine="0"/>
-              <w:rPr>
-                <w:rFonts w:eastAsiaTheme="minorEastAsia"/>
-              </w:rPr>
-            </w:pPr>
-            <w:r>
-              <w:rPr>
-                <w:rFonts w:eastAsiaTheme="minorEastAsia"/>
-              </w:rPr>
-              <w:t>128</w:t>
-            </w:r>
-          </w:p>
-        </w:tc>
-        <w:tc>
-          <w:tcPr>
-            <w:tcW w:w="0" w:type="auto"/>
-            <w:vAlign w:val="center"/>
-            <w:hideMark/>
-          </w:tcPr>
-          <w:p>
-            <w:pPr>
-              <w:ind w:firstLineChars="0" w:firstLine="0"/>
-              <w:rPr>
-                <w:rFonts w:eastAsiaTheme="minorEastAsia"/>
-              </w:rPr>
-            </w:pPr>
-            <w:r>
-              <w:rPr>
-                <w:rFonts w:eastAsiaTheme="minorEastAsia"/>
-              </w:rPr>
-              <w:t>4.011 ms</w:t>
-            </w:r>
-          </w:p>
-        </w:tc>
-      </w:tr>
-      <w:tr>
-        <w:trPr>
-          <w:tblCellSpacing w:w="15" w:type="dxa"/>
-        </w:trPr>
-        <w:tc>
-          <w:tcPr>
-            <w:tcW w:w="0" w:type="auto"/>
-            <w:vAlign w:val="center"/>
-            <w:hideMark/>
-          </w:tcPr>
-          <w:p>
-            <w:pPr>
-              <w:ind w:firstLineChars="0" w:firstLine="0"/>
-              <w:rPr>
-                <w:rFonts w:eastAsiaTheme="minorEastAsia"/>
-              </w:rPr>
-            </w:pPr>
-            <w:r>
-              <w:rPr>
-                <w:rFonts w:eastAsiaTheme="minorEastAsia"/>
-              </w:rPr>
-              <w:t>2048</w:t>
-            </w:r>
-          </w:p>
-        </w:tc>
-        <w:tc>
-          <w:tcPr>
-            <w:tcW w:w="0" w:type="auto"/>
-            <w:vAlign w:val="center"/>
-            <w:hideMark/>
-          </w:tcPr>
-          <w:p>
-            <w:pPr>
-              <w:ind w:firstLineChars="0" w:firstLine="0"/>
-              <w:rPr>
-                <w:rFonts w:eastAsiaTheme="minorEastAsia"/>
-              </w:rPr>
-            </w:pPr>
-            <w:r>
-              <w:rPr>
-                <w:rFonts w:eastAsiaTheme="minorEastAsia"/>
-              </w:rPr>
-              <w:t>64</w:t>
-            </w:r>
-          </w:p>
-        </w:tc>
-        <w:tc>
-          <w:tcPr>
-            <w:tcW w:w="0" w:type="auto"/>
-            <w:vAlign w:val="center"/>
-            <w:hideMark/>
-          </w:tcPr>
-          <w:p>
-            <w:pPr>
-              <w:ind w:firstLineChars="0" w:firstLine="0"/>
-              <w:rPr>
-                <w:rFonts w:eastAsiaTheme="minorEastAsia"/>
-              </w:rPr>
-            </w:pPr>
-            <w:r>
-              <w:rPr>
-                <w:rFonts w:eastAsiaTheme="minorEastAsia"/>
-              </w:rPr>
-              <w:t>256</w:t>
-            </w:r>
-          </w:p>
-        </w:tc>
-        <w:tc>
-          <w:tcPr>
-            <w:tcW w:w="0" w:type="auto"/>
-            <w:vAlign w:val="center"/>
-            <w:hideMark/>
-          </w:tcPr>
-          <w:p>
-            <w:pPr>
-              <w:ind w:firstLineChars="0" w:firstLine="0"/>
-              <w:rPr>
-                <w:rFonts w:eastAsiaTheme="minorEastAsia"/>
-              </w:rPr>
-            </w:pPr>
-            <w:r>
-              <w:rPr>
-                <w:rFonts w:eastAsiaTheme="minorEastAsia"/>
-              </w:rPr>
-              <w:t>2.493 ms</w:t>
-            </w:r>
-          </w:p>
-        </w:tc>
-      </w:tr>
-      <w:tr>
-        <w:trPr>
-          <w:tblCellSpacing w:w="15" w:type="dxa"/>
-        </w:trPr>
-        <w:tc>
-          <w:tcPr>
-            <w:tcW w:w="0" w:type="auto"/>
-            <w:vAlign w:val="center"/>
-            <w:hideMark/>
-          </w:tcPr>
-          <w:p>
-            <w:pPr>
-              <w:ind w:firstLineChars="0" w:firstLine="0"/>
-              <w:rPr>
-                <w:rFonts w:eastAsiaTheme="minorEastAsia"/>
-              </w:rPr>
-            </w:pPr>
-            <w:r>
-              <w:rPr>
-                <w:rFonts w:eastAsiaTheme="minorEastAsia"/>
-              </w:rPr>
-              <w:t>2048</w:t>
-            </w:r>
-          </w:p>
-        </w:tc>
-        <w:tc>
-          <w:tcPr>
-            <w:tcW w:w="0" w:type="auto"/>
-            <w:vAlign w:val="center"/>
-            <w:hideMark/>
-          </w:tcPr>
-          <w:p>
-            <w:pPr>
-              <w:ind w:firstLineChars="0" w:firstLine="0"/>
-              <w:rPr>
-                <w:rFonts w:eastAsiaTheme="minorEastAsia"/>
-              </w:rPr>
-            </w:pPr>
-            <w:r>
-              <w:rPr>
-                <w:rFonts w:eastAsiaTheme="minorEastAsia"/>
-              </w:rPr>
-              <w:t>128</w:t>
-            </w:r>
-          </w:p>
-        </w:tc>
-        <w:tc>
-          <w:tcPr>
-            <w:tcW w:w="0" w:type="auto"/>
-            <w:vAlign w:val="center"/>
-            <w:hideMark/>
-          </w:tcPr>
-          <w:p>
-            <w:pPr>
-              <w:ind w:firstLineChars="0" w:firstLine="0"/>
-              <w:rPr>
-                <w:rFonts w:eastAsiaTheme="minorEastAsia"/>
-              </w:rPr>
-            </w:pPr>
-            <w:r>
-              <w:rPr>
-                <w:rFonts w:eastAsiaTheme="minorEastAsia"/>
-              </w:rPr>
-              <w:t>128</w:t>
-            </w:r>
-          </w:p>
-        </w:tc>
-        <w:tc>
-          <w:tcPr>
-            <w:tcW w:w="0" w:type="auto"/>
-            <w:vAlign w:val="center"/>
-            <w:hideMark/>
-          </w:tcPr>
-          <w:p>
-            <w:pPr>
-              <w:ind w:firstLineChars="0" w:firstLine="0"/>
-              <w:rPr>
-                <w:rFonts w:eastAsiaTheme="minorEastAsia"/>
-              </w:rPr>
-            </w:pPr>
-            <w:r>
-              <w:rPr>
-                <w:rFonts w:eastAsiaTheme="minorEastAsia"/>
-              </w:rPr>
-              <w:t>2.288 ms</w:t>
-            </w:r>
-          </w:p>
-        </w:tc>
-      </w:tr>
-      <w:tr>
-        <w:trPr>
-          <w:tblCellSpacing w:w="15" w:type="dxa"/>
-        </w:trPr>
-        <w:tc>
-          <w:tcPr>
-            <w:tcW w:w="0" w:type="auto"/>
-            <w:vAlign w:val="center"/>
-            <w:hideMark/>
-          </w:tcPr>
-          <w:p>
-            <w:pPr>
-              <w:ind w:firstLineChars="0" w:firstLine="0"/>
-              <w:rPr>
-                <w:rFonts w:eastAsiaTheme="minorEastAsia"/>
-              </w:rPr>
-            </w:pPr>
-            <w:r>
-              <w:rPr>
-                <w:rFonts w:eastAsiaTheme="minorEastAsia"/>
-              </w:rPr>
-              <w:t>2048</w:t>
-            </w:r>
-          </w:p>
-        </w:tc>
-        <w:tc>
-          <w:tcPr>
-            <w:tcW w:w="0" w:type="auto"/>
-            <w:vAlign w:val="center"/>
-            <w:hideMark/>
-          </w:tcPr>
-          <w:p>
-            <w:pPr>
-              <w:ind w:firstLineChars="0" w:firstLine="0"/>
-              <w:rPr>
-                <w:rFonts w:eastAsiaTheme="minorEastAsia"/>
-              </w:rPr>
-            </w:pPr>
-            <w:r>
-              <w:rPr>
-                <w:rFonts w:eastAsiaTheme="minorEastAsia"/>
-              </w:rPr>
-              <w:t>128</w:t>
-            </w:r>
-          </w:p>
-        </w:tc>
-        <w:tc>
-          <w:tcPr>
-            <w:tcW w:w="0" w:type="auto"/>
-            <w:vAlign w:val="center"/>
-            <w:hideMark/>
-          </w:tcPr>
-          <w:p>
-            <w:pPr>
-              <w:ind w:firstLineChars="0" w:firstLine="0"/>
-              <w:rPr>
-                <w:rFonts w:eastAsiaTheme="minorEastAsia"/>
-              </w:rPr>
-            </w:pPr>
-            <w:r>
-              <w:rPr>
-                <w:rFonts w:eastAsiaTheme="minorEastAsia"/>
-              </w:rPr>
-              <w:t>256</w:t>
-            </w:r>
-          </w:p>
-        </w:tc>
-        <w:tc>
-          <w:tcPr>
-            <w:tcW w:w="0" w:type="auto"/>
-            <w:vAlign w:val="center"/>
-            <w:hideMark/>
-          </w:tcPr>
-          <w:p>
-            <w:pPr>
-              <w:ind w:firstLineChars="0" w:firstLine="0"/>
-              <w:rPr>
-                <w:rFonts w:eastAsiaTheme="minorEastAsia"/>
-              </w:rPr>
-            </w:pPr>
-            <w:r>
-              <w:rPr>
-                <w:rFonts w:eastAsiaTheme="minorEastAsia"/>
-              </w:rPr>
-              <w:t>1.469 ms</w:t>
-            </w:r>
-          </w:p>
-        </w:tc>
-      </w:tr>
-      <w:tr>
-        <w:trPr>
-          <w:tblCellSpacing w:w="15" w:type="dxa"/>
-        </w:trPr>
-        <w:tc>
-          <w:tcPr>
-            <w:tcW w:w="0" w:type="auto"/>
-            <w:vAlign w:val="center"/>
-            <w:hideMark/>
-          </w:tcPr>
-          <w:p>
-            <w:pPr>
-              <w:ind w:firstLineChars="0" w:firstLine="0"/>
-              <w:rPr>
-                <w:rFonts w:eastAsiaTheme="minorEastAsia"/>
-              </w:rPr>
-            </w:pPr>
-            <w:r>
-              <w:rPr>
-                <w:rFonts w:eastAsiaTheme="minorEastAsia"/>
-              </w:rPr>
-              <w:t>4096</w:t>
-            </w:r>
-          </w:p>
-        </w:tc>
-        <w:tc>
-          <w:tcPr>
-            <w:tcW w:w="0" w:type="auto"/>
-            <w:vAlign w:val="center"/>
-            <w:hideMark/>
-          </w:tcPr>
-          <w:p>
-            <w:pPr>
-              <w:ind w:firstLineChars="0" w:firstLine="0"/>
-              <w:rPr>
-                <w:rFonts w:eastAsiaTheme="minorEastAsia"/>
-              </w:rPr>
-            </w:pPr>
-            <w:r>
-              <w:rPr>
-                <w:rFonts w:eastAsiaTheme="minorEastAsia"/>
-              </w:rPr>
-              <w:t>64</w:t>
-            </w:r>
-          </w:p>
-        </w:tc>
-        <w:tc>
-          <w:tcPr>
-            <w:tcW w:w="0" w:type="auto"/>
-            <w:vAlign w:val="center"/>
-            <w:hideMark/>
-          </w:tcPr>
-          <w:p>
-            <w:pPr>
-              <w:ind w:firstLineChars="0" w:firstLine="0"/>
-              <w:rPr>
-                <w:rFonts w:eastAsiaTheme="minorEastAsia"/>
-              </w:rPr>
-            </w:pPr>
-            <w:r>
-              <w:rPr>
-                <w:rFonts w:eastAsiaTheme="minorEastAsia"/>
-              </w:rPr>
-              <w:t>128</w:t>
-            </w:r>
-          </w:p>
-        </w:tc>
-        <w:tc>
-          <w:tcPr>
-            <w:tcW w:w="0" w:type="auto"/>
-            <w:vAlign w:val="center"/>
-            <w:hideMark/>
-          </w:tcPr>
-          <w:p>
-            <w:pPr>
-              <w:ind w:firstLineChars="0" w:firstLine="0"/>
-              <w:rPr>
-                <w:rFonts w:eastAsiaTheme="minorEastAsia"/>
-              </w:rPr>
-            </w:pPr>
-            <w:r>
-              <w:rPr>
-                <w:rFonts w:eastAsiaTheme="minorEastAsia"/>
-              </w:rPr>
-              <w:t>15.308 ms</w:t>
-            </w:r>
-          </w:p>
-        </w:tc>
-      </w:tr>
-      <w:tr>
-        <w:trPr>
-          <w:tblCellSpacing w:w="15" w:type="dxa"/>
-        </w:trPr>
-        <w:tc>
-          <w:tcPr>
-            <w:tcW w:w="0" w:type="auto"/>
-            <w:vAlign w:val="center"/>
-            <w:hideMark/>
-          </w:tcPr>
-          <w:p>
-            <w:pPr>
-              <w:ind w:firstLineChars="0" w:firstLine="0"/>
-              <w:rPr>
-                <w:rFonts w:eastAsiaTheme="minorEastAsia"/>
-              </w:rPr>
-            </w:pPr>
-            <w:r>
-              <w:rPr>
-                <w:rFonts w:eastAsiaTheme="minorEastAsia"/>
-              </w:rPr>
-              <w:t>4096</w:t>
-            </w:r>
-          </w:p>
-        </w:tc>
-        <w:tc>
-          <w:tcPr>
-            <w:tcW w:w="0" w:type="auto"/>
-            <w:vAlign w:val="center"/>
-            <w:hideMark/>
-          </w:tcPr>
-          <w:p>
-            <w:pPr>
-              <w:ind w:firstLineChars="0" w:firstLine="0"/>
-              <w:rPr>
-                <w:rFonts w:eastAsiaTheme="minorEastAsia"/>
-              </w:rPr>
-            </w:pPr>
-            <w:r>
-              <w:rPr>
-                <w:rFonts w:eastAsiaTheme="minorEastAsia"/>
-              </w:rPr>
-              <w:t>64</w:t>
-            </w:r>
-          </w:p>
-        </w:tc>
-        <w:tc>
-          <w:tcPr>
-            <w:tcW w:w="0" w:type="auto"/>
-            <w:vAlign w:val="center"/>
-            <w:hideMark/>
-          </w:tcPr>
-          <w:p>
-            <w:pPr>
-              <w:ind w:firstLineChars="0" w:firstLine="0"/>
-              <w:rPr>
-                <w:rFonts w:eastAsiaTheme="minorEastAsia"/>
-              </w:rPr>
-            </w:pPr>
-            <w:r>
-              <w:rPr>
-                <w:rFonts w:eastAsiaTheme="minorEastAsia"/>
-              </w:rPr>
-              <w:t>256</w:t>
-            </w:r>
-          </w:p>
-        </w:tc>
-        <w:tc>
-          <w:tcPr>
-            <w:tcW w:w="0" w:type="auto"/>
-            <w:vAlign w:val="center"/>
-            <w:hideMark/>
-          </w:tcPr>
-          <w:p>
-            <w:pPr>
-              <w:ind w:firstLineChars="0" w:firstLine="0"/>
-              <w:rPr>
-                <w:rFonts w:eastAsiaTheme="minorEastAsia"/>
-              </w:rPr>
-            </w:pPr>
-            <w:r>
-              <w:rPr>
-                <w:rFonts w:eastAsiaTheme="minorEastAsia"/>
-              </w:rPr>
-              <w:t>9.361 ms</w:t>
-            </w:r>
-          </w:p>
-        </w:tc>
-      </w:tr>
-      <w:tr>
-        <w:trPr>
-          <w:tblCellSpacing w:w="15" w:type="dxa"/>
-        </w:trPr>
-        <w:tc>
-          <w:tcPr>
-            <w:tcW w:w="0" w:type="auto"/>
-            <w:vAlign w:val="center"/>
-            <w:hideMark/>
-          </w:tcPr>
-          <w:p>
-            <w:pPr>
-              <w:ind w:firstLineChars="0" w:firstLine="0"/>
-              <w:rPr>
-                <w:rFonts w:eastAsiaTheme="minorEastAsia"/>
-              </w:rPr>
-            </w:pPr>
-            <w:r>
-              <w:rPr>
-                <w:rFonts w:eastAsiaTheme="minorEastAsia"/>
-              </w:rPr>
-              <w:t>4096</w:t>
-            </w:r>
-          </w:p>
-        </w:tc>
-        <w:tc>
-          <w:tcPr>
-            <w:tcW w:w="0" w:type="auto"/>
-            <w:vAlign w:val="center"/>
-            <w:hideMark/>
-          </w:tcPr>
-          <w:p>
-            <w:pPr>
-              <w:ind w:firstLineChars="0" w:firstLine="0"/>
-              <w:rPr>
-                <w:rFonts w:eastAsiaTheme="minorEastAsia"/>
-              </w:rPr>
-            </w:pPr>
-            <w:r>
-              <w:rPr>
-                <w:rFonts w:eastAsiaTheme="minorEastAsia"/>
-              </w:rPr>
-              <w:t>128</w:t>
-            </w:r>
-          </w:p>
-        </w:tc>
-        <w:tc>
-          <w:tcPr>
-            <w:tcW w:w="0" w:type="auto"/>
-            <w:vAlign w:val="center"/>
-            <w:hideMark/>
-          </w:tcPr>
-          <w:p>
-            <w:pPr>
-              <w:ind w:firstLineChars="0" w:firstLine="0"/>
-              <w:rPr>
-                <w:rFonts w:eastAsiaTheme="minorEastAsia"/>
-              </w:rPr>
-            </w:pPr>
-            <w:r>
-              <w:rPr>
-                <w:rFonts w:eastAsiaTheme="minorEastAsia"/>
-              </w:rPr>
-              <w:t>128</w:t>
-            </w:r>
-          </w:p>
-        </w:tc>
-        <w:tc>
-          <w:tcPr>
-            <w:tcW w:w="0" w:type="auto"/>
-            <w:vAlign w:val="center"/>
-            <w:hideMark/>
-          </w:tcPr>
-          <w:p>
-            <w:pPr>
-              <w:ind w:firstLineChars="0" w:firstLine="0"/>
-              <w:rPr>
-                <w:rFonts w:eastAsiaTheme="minorEastAsia"/>
-              </w:rPr>
-            </w:pPr>
-            <w:r>
-              <w:rPr>
-                <w:rFonts w:eastAsiaTheme="minorEastAsia"/>
-              </w:rPr>
-              <w:t>8.169 ms</w:t>
-            </w:r>
-          </w:p>
-        </w:tc>
-      </w:tr>
-      <w:tr>
-        <w:trPr>
-          <w:tblCellSpacing w:w="15" w:type="dxa"/>
-        </w:trPr>
-        <w:tc>
-          <w:tcPr>
-            <w:tcW w:w="0" w:type="auto"/>
-            <w:vAlign w:val="center"/>
-            <w:hideMark/>
-          </w:tcPr>
-          <w:p>
-            <w:pPr>
-              <w:ind w:firstLineChars="0" w:firstLine="0"/>
-              <w:rPr>
-                <w:rFonts w:eastAsiaTheme="minorEastAsia"/>
-              </w:rPr>
-            </w:pPr>
-            <w:r>
-              <w:rPr>
-                <w:rFonts w:eastAsiaTheme="minorEastAsia"/>
-              </w:rPr>
-              <w:t>4096</w:t>
-            </w:r>
-          </w:p>
-        </w:tc>
-        <w:tc>
-          <w:tcPr>
-            <w:tcW w:w="0" w:type="auto"/>
-            <w:vAlign w:val="center"/>
-            <w:hideMark/>
-          </w:tcPr>
-          <w:p>
-            <w:pPr>
-              <w:ind w:firstLineChars="0" w:firstLine="0"/>
-              <w:rPr>
-                <w:rFonts w:eastAsiaTheme="minorEastAsia"/>
-              </w:rPr>
-            </w:pPr>
-            <w:r>
-              <w:rPr>
-                <w:rFonts w:eastAsiaTheme="minorEastAsia"/>
-              </w:rPr>
-              <w:t>128</w:t>
-            </w:r>
-          </w:p>
-        </w:tc>
-        <w:tc>
-          <w:tcPr>
-            <w:tcW w:w="0" w:type="auto"/>
-            <w:vAlign w:val="center"/>
-            <w:hideMark/>
-          </w:tcPr>
-          <w:p>
-            <w:pPr>
-              <w:ind w:firstLineChars="0" w:firstLine="0"/>
-              <w:rPr>
-                <w:rFonts w:eastAsiaTheme="minorEastAsia"/>
-              </w:rPr>
-            </w:pPr>
-            <w:r>
-              <w:rPr>
-                <w:rFonts w:eastAsiaTheme="minorEastAsia"/>
-              </w:rPr>
-              <w:t>256</w:t>
-            </w:r>
-          </w:p>
-        </w:tc>
-        <w:tc>
-          <w:tcPr>
-            <w:tcW w:w="0" w:type="auto"/>
-            <w:vAlign w:val="center"/>
-            <w:hideMark/>
-          </w:tcPr>
-          <w:p>
-            <w:pPr>
-              <w:ind w:firstLineChars="0" w:firstLine="0"/>
-              <w:rPr>
-                <w:rFonts w:eastAsiaTheme="minorEastAsia"/>
-              </w:rPr>
-            </w:pPr>
-            <w:r>
-              <w:rPr>
-                <w:rFonts w:eastAsiaTheme="minorEastAsia"/>
-              </w:rPr>
-              <w:t>5.124 ms</w:t>
-            </w:r>
-          </w:p>
-        </w:tc>
-      </w:tr>
-    </w:tbl>
-    <w:p>
-      <w:pPr>
-        <w:ind w:firstLineChars="0" w:firstLine="0"/>
-        <w:rPr>
-          <w:rFonts w:eastAsiaTheme="minorEastAsia"/>
-        </w:rPr>
-      </w:pPr>
-      <w:r>
-        <w:rPr>
-          <w:rFonts w:eastAsiaTheme="minorEastAsia"/>
-        </w:rPr>
-        <w:t>Among the tested configurations, \(b_q=128\) and \(b_k=256\) produced the lowest runtime at both sequence lengths. Larger tiles can reduce the number of tile iterations and allow more work to be performed on each loaded block. The measurements establish the observed improvement; they do not independently identify the contribution of each hardware or communication effect.</w:t>
-      </w:r>
-    </w:p>
-    <w:p>
-      <w:pPr>
-        <w:ind w:firstLineChars="0" w:firstLine="0"/>
-        <w:rPr>
-          <w:rFonts w:eastAsiaTheme="minorEastAsia"/>
-        </w:rPr>
-      </w:pPr>
-      <w:r>
-        <w:rPr>
-          <w:rFonts w:eastAsiaTheme="minorEastAsia"/>
-        </w:rPr>
-        <w:t>In the separate full-versus-causal measurements at \(b_q=128\), \(b_k=256\), the full and causal medians were 5.226 ms and 5.687 ms at \(N=4096\), and 18.881 ms and 18.670 ms at \(N=8192\).</w:t>
-      </w:r>
-    </w:p>
-    <w:p>
-      <w:pPr>
-        <w:ind w:firstLineChars="0" w:firstLine="0"/>
-        <w:rPr>
-          <w:rFonts w:eastAsiaTheme="minorEastAsia"/>
-        </w:rPr>
-      </w:pPr>
-      <w:r>
-        <w:rPr>
-          <w:rFonts w:eastAsiaTheme="minorEastAsia"/>
-        </w:rPr>
-        <w:t>Table 9 reports the weak-scaling pairs. Increasing \(N\) by approximately \(\sqrt{2}\) when moving from one GPU to two GPUs is intended to keep the arithmetic work per GPU approximately constant.</w:t>
-      </w:r>
-    </w:p>
-    <w:p>
-      <w:pPr>
-        <w:ind w:firstLineChars="0" w:firstLine="0"/>
-        <w:rPr>
-          <w:rFonts w:eastAsiaTheme="minorEastAsia"/>
-        </w:rPr>
-      </w:pPr>
-      <w:r>
-        <w:rPr>
-          <w:rFonts w:eastAsiaTheme="minorEastAsia"/>
-          <w:b/>
-          <w:bCs/>
-        </w:rPr>
-        <w:t>Table 9. Recorded one-GPU and two-node weak-scaling results.</w:t>
-      </w:r>
-    </w:p>
-    <w:tbl>
-      <w:tblPr>
-        <w:tblW w:w="0" w:type="auto"/>
-        <w:tblCellSpacing w:w="15" w:type="dxa"/>
-        <w:tblCellMar>
-          <w:top w:w="15" w:type="dxa"/>
-          <w:left w:w="15" w:type="dxa"/>
-          <w:bottom w:w="15" w:type="dxa"/>
-          <w:right w:w="15" w:type="dxa"/>
-        </w:tblCellMar>
-        <w:tblLook w:val="04A0" w:firstRow="1" w:lastRow="0" w:firstColumn="1" w:lastColumn="0" w:noHBand="0" w:noVBand="1"/>
-      </w:tblPr>
-      <w:tblGrid>
-        <w:gridCol w:w="1487"/>
-        <w:gridCol w:w="1802"/>
-        <w:gridCol w:w="1468"/>
-        <w:gridCol w:w="1813"/>
-      </w:tblGrid>
-      <w:tr>
-        <w:trPr>
-          <w:tblHeader/>
-          <w:tblCellSpacing w:w="15" w:type="dxa"/>
-        </w:trPr>
-        <w:tc>
-          <w:tcPr>
-            <w:tcW w:w="0" w:type="auto"/>
-            <w:vAlign w:val="center"/>
-            <w:hideMark/>
-          </w:tcPr>
-          <w:p>
-            <w:pPr>
-              <w:ind w:firstLineChars="0" w:firstLine="0"/>
-              <w:rPr>
-                <w:rFonts w:eastAsiaTheme="minorEastAsia"/>
-                <w:b/>
-                <w:bCs/>
-              </w:rPr>
-            </w:pPr>
-            <w:r>
-              <w:rPr>
-                <w:rFonts w:eastAsiaTheme="minorEastAsia"/>
-                <w:b/>
-                <w:bCs/>
-              </w:rPr>
-              <w:t>One-GPU \(N\)</w:t>
-            </w:r>
-          </w:p>
-        </w:tc>
-        <w:tc>
-          <w:tcPr>
-            <w:tcW w:w="0" w:type="auto"/>
-            <w:vAlign w:val="center"/>
-            <w:hideMark/>
-          </w:tcPr>
-          <w:p>
-            <w:pPr>
-              <w:ind w:firstLineChars="0" w:firstLine="0"/>
-              <w:rPr>
-                <w:rFonts w:eastAsiaTheme="minorEastAsia"/>
-                <w:b/>
-                <w:bCs/>
-              </w:rPr>
-            </w:pPr>
-            <w:r>
-              <w:rPr>
-                <w:rFonts w:eastAsiaTheme="minorEastAsia"/>
-                <w:b/>
-                <w:bCs/>
-              </w:rPr>
-              <w:t>One-GPU runtime</w:t>
-            </w:r>
-          </w:p>
-        </w:tc>
-        <w:tc>
-          <w:tcPr>
-            <w:tcW w:w="0" w:type="auto"/>
-            <w:vAlign w:val="center"/>
-            <w:hideMark/>
-          </w:tcPr>
-          <w:p>
-            <w:pPr>
-              <w:ind w:firstLineChars="0" w:firstLine="0"/>
-              <w:rPr>
-                <w:rFonts w:eastAsiaTheme="minorEastAsia"/>
-                <w:b/>
-                <w:bCs/>
-              </w:rPr>
-            </w:pPr>
-            <w:r>
-              <w:rPr>
-                <w:rFonts w:eastAsiaTheme="minorEastAsia"/>
-                <w:b/>
-                <w:bCs/>
-              </w:rPr>
-              <w:t>Two-node \(N\)</w:t>
-            </w:r>
-          </w:p>
-        </w:tc>
-        <w:tc>
-          <w:tcPr>
-            <w:tcW w:w="0" w:type="auto"/>
-            <w:vAlign w:val="center"/>
-            <w:hideMark/>
-          </w:tcPr>
-          <w:p>
-            <w:pPr>
-              <w:ind w:firstLineChars="0" w:firstLine="0"/>
-              <w:rPr>
-                <w:rFonts w:eastAsiaTheme="minorEastAsia"/>
-                <w:b/>
-                <w:bCs/>
-              </w:rPr>
-            </w:pPr>
-            <w:r>
-              <w:rPr>
-                <w:rFonts w:eastAsiaTheme="minorEastAsia"/>
-                <w:b/>
-                <w:bCs/>
-              </w:rPr>
-              <w:t>Two-node runtime</w:t>
-            </w:r>
-          </w:p>
-        </w:tc>
-      </w:tr>
-      <w:tr>
-        <w:trPr>
-          <w:tblCellSpacing w:w="15" w:type="dxa"/>
-        </w:trPr>
-        <w:tc>
-          <w:tcPr>
-            <w:tcW w:w="0" w:type="auto"/>
-            <w:vAlign w:val="center"/>
-            <w:hideMark/>
-          </w:tcPr>
-          <w:p>
-            <w:pPr>
-              <w:ind w:firstLineChars="0" w:firstLine="0"/>
-              <w:rPr>
-                <w:rFonts w:eastAsiaTheme="minorEastAsia"/>
-              </w:rPr>
-            </w:pPr>
-            <w:r>
-              <w:rPr>
-                <w:rFonts w:eastAsiaTheme="minorEastAsia"/>
-              </w:rPr>
-              <w:t>512</w:t>
-            </w:r>
-          </w:p>
-        </w:tc>
-        <w:tc>
-          <w:tcPr>
-            <w:tcW w:w="0" w:type="auto"/>
-            <w:vAlign w:val="center"/>
-            <w:hideMark/>
-          </w:tcPr>
-          <w:p>
-            <w:pPr>
-              <w:ind w:firstLineChars="0" w:firstLine="0"/>
-              <w:rPr>
-                <w:rFonts w:eastAsiaTheme="minorEastAsia"/>
-              </w:rPr>
-            </w:pPr>
-            <w:r>
-              <w:rPr>
-                <w:rFonts w:eastAsiaTheme="minorEastAsia"/>
-              </w:rPr>
-              <w:t>0.248 ms</w:t>
-            </w:r>
-          </w:p>
-        </w:tc>
-        <w:tc>
-          <w:tcPr>
-            <w:tcW w:w="0" w:type="auto"/>
-            <w:vAlign w:val="center"/>
-            <w:hideMark/>
-          </w:tcPr>
-          <w:p>
-            <w:pPr>
-              <w:ind w:firstLineChars="0" w:firstLine="0"/>
-              <w:rPr>
-                <w:rFonts w:eastAsiaTheme="minorEastAsia"/>
-              </w:rPr>
-            </w:pPr>
-            <w:r>
-              <w:rPr>
-                <w:rFonts w:eastAsiaTheme="minorEastAsia"/>
-              </w:rPr>
-              <w:t>724</w:t>
-            </w:r>
-          </w:p>
-        </w:tc>
-        <w:tc>
-          <w:tcPr>
-            <w:tcW w:w="0" w:type="auto"/>
-            <w:vAlign w:val="center"/>
-            <w:hideMark/>
-          </w:tcPr>
-          <w:p>
-            <w:pPr>
-              <w:ind w:firstLineChars="0" w:firstLine="0"/>
-              <w:rPr>
-                <w:rFonts w:eastAsiaTheme="minorEastAsia"/>
-              </w:rPr>
-            </w:pPr>
-            <w:r>
-              <w:rPr>
-                <w:rFonts w:eastAsiaTheme="minorEastAsia"/>
-              </w:rPr>
-              <w:t>0.708 ms</w:t>
-            </w:r>
-          </w:p>
-        </w:tc>
-      </w:tr>
-      <w:tr>
-        <w:trPr>
-          <w:tblCellSpacing w:w="15" w:type="dxa"/>
-        </w:trPr>
-        <w:tc>
-          <w:tcPr>
-            <w:tcW w:w="0" w:type="auto"/>
-            <w:vAlign w:val="center"/>
-            <w:hideMark/>
-          </w:tcPr>
-          <w:p>
-            <w:pPr>
-              <w:ind w:firstLineChars="0" w:firstLine="0"/>
-              <w:rPr>
-                <w:rFonts w:eastAsiaTheme="minorEastAsia"/>
-              </w:rPr>
-            </w:pPr>
-            <w:r>
-              <w:rPr>
-                <w:rFonts w:eastAsiaTheme="minorEastAsia"/>
-              </w:rPr>
-              <w:t>1024</w:t>
-            </w:r>
-          </w:p>
-        </w:tc>
-        <w:tc>
-          <w:tcPr>
-            <w:tcW w:w="0" w:type="auto"/>
-            <w:vAlign w:val="center"/>
-            <w:hideMark/>
-          </w:tcPr>
-          <w:p>
-            <w:pPr>
-              <w:ind w:firstLineChars="0" w:firstLine="0"/>
-              <w:rPr>
-                <w:rFonts w:eastAsiaTheme="minorEastAsia"/>
-              </w:rPr>
-            </w:pPr>
-            <w:r>
-              <w:rPr>
-                <w:rFonts w:eastAsiaTheme="minorEastAsia"/>
-              </w:rPr>
-              <w:t>0.648 ms</w:t>
-            </w:r>
-          </w:p>
-        </w:tc>
-        <w:tc>
-          <w:tcPr>
-            <w:tcW w:w="0" w:type="auto"/>
-            <w:vAlign w:val="center"/>
-            <w:hideMark/>
-          </w:tcPr>
-          <w:p>
-            <w:pPr>
-              <w:ind w:firstLineChars="0" w:firstLine="0"/>
-              <w:rPr>
-                <w:rFonts w:eastAsiaTheme="minorEastAsia"/>
-              </w:rPr>
-            </w:pPr>
-            <w:r>
-              <w:rPr>
-                <w:rFonts w:eastAsiaTheme="minorEastAsia"/>
-              </w:rPr>
-              <w:t>1448</w:t>
-            </w:r>
-          </w:p>
-        </w:tc>
-        <w:tc>
-          <w:tcPr>
-            <w:tcW w:w="0" w:type="auto"/>
-            <w:vAlign w:val="center"/>
-            <w:hideMark/>
-          </w:tcPr>
-          <w:p>
-            <w:pPr>
-              <w:ind w:firstLineChars="0" w:firstLine="0"/>
-              <w:rPr>
-                <w:rFonts w:eastAsiaTheme="minorEastAsia"/>
-              </w:rPr>
-            </w:pPr>
-            <w:r>
-              <w:rPr>
-                <w:rFonts w:eastAsiaTheme="minorEastAsia"/>
-              </w:rPr>
-              <w:t>1.263 ms</w:t>
-            </w:r>
-          </w:p>
-        </w:tc>
-      </w:tr>
-      <w:tr>
-        <w:trPr>
-          <w:tblCellSpacing w:w="15" w:type="dxa"/>
-        </w:trPr>
-        <w:tc>
-          <w:tcPr>
-            <w:tcW w:w="0" w:type="auto"/>
-            <w:vAlign w:val="center"/>
-            <w:hideMark/>
-          </w:tcPr>
-          <w:p>
-            <w:pPr>
-              <w:ind w:firstLineChars="0" w:firstLine="0"/>
-              <w:rPr>
-                <w:rFonts w:eastAsiaTheme="minorEastAsia"/>
-              </w:rPr>
-            </w:pPr>
-            <w:r>
-              <w:rPr>
-                <w:rFonts w:eastAsiaTheme="minorEastAsia"/>
-              </w:rPr>
-              <w:t>2048</w:t>
-            </w:r>
-          </w:p>
-        </w:tc>
-        <w:tc>
-          <w:tcPr>
-            <w:tcW w:w="0" w:type="auto"/>
-            <w:vAlign w:val="center"/>
-            <w:hideMark/>
-          </w:tcPr>
-          <w:p>
-            <w:pPr>
-              <w:ind w:firstLineChars="0" w:firstLine="0"/>
-              <w:rPr>
-                <w:rFonts w:eastAsiaTheme="minorEastAsia"/>
-              </w:rPr>
-            </w:pPr>
-            <w:r>
-              <w:rPr>
-                <w:rFonts w:eastAsiaTheme="minorEastAsia"/>
-              </w:rPr>
-              <w:t>2.345 ms</w:t>
-            </w:r>
-          </w:p>
-        </w:tc>
-        <w:tc>
-          <w:tcPr>
-            <w:tcW w:w="0" w:type="auto"/>
-            <w:vAlign w:val="center"/>
-            <w:hideMark/>
-          </w:tcPr>
-          <w:p>
-            <w:pPr>
-              <w:ind w:firstLineChars="0" w:firstLine="0"/>
-              <w:rPr>
-                <w:rFonts w:eastAsiaTheme="minorEastAsia"/>
-              </w:rPr>
-            </w:pPr>
-            <w:r>
-              <w:rPr>
-                <w:rFonts w:eastAsiaTheme="minorEastAsia"/>
-              </w:rPr>
-              <w:t>2896</w:t>
-            </w:r>
-          </w:p>
-        </w:tc>
-        <w:tc>
-          <w:tcPr>
-            <w:tcW w:w="0" w:type="auto"/>
-            <w:vAlign w:val="center"/>
-            <w:hideMark/>
-          </w:tcPr>
-          <w:p>
-            <w:pPr>
-              <w:ind w:firstLineChars="0" w:firstLine="0"/>
-              <w:rPr>
-                <w:rFonts w:eastAsiaTheme="minorEastAsia"/>
-              </w:rPr>
-            </w:pPr>
-            <w:r>
-              <w:rPr>
-                <w:rFonts w:eastAsiaTheme="minorEastAsia"/>
-              </w:rPr>
-              <w:t>3.181 ms</w:t>
-            </w:r>
-          </w:p>
-        </w:tc>
-      </w:tr>
-      <w:tr>
-        <w:trPr>
-          <w:tblCellSpacing w:w="15" w:type="dxa"/>
-        </w:trPr>
-        <w:tc>
-          <w:tcPr>
-            <w:tcW w:w="0" w:type="auto"/>
-            <w:vAlign w:val="center"/>
-            <w:hideMark/>
-          </w:tcPr>
-          <w:p>
-            <w:pPr>
-              <w:ind w:firstLineChars="0" w:firstLine="0"/>
-              <w:rPr>
-                <w:rFonts w:eastAsiaTheme="minorEastAsia"/>
-              </w:rPr>
-            </w:pPr>
-            <w:r>
-              <w:rPr>
-                <w:rFonts w:eastAsiaTheme="minorEastAsia"/>
-              </w:rPr>
-              <w:t>4096</w:t>
-            </w:r>
-          </w:p>
-        </w:tc>
-        <w:tc>
-          <w:tcPr>
-            <w:tcW w:w="0" w:type="auto"/>
-            <w:vAlign w:val="center"/>
-            <w:hideMark/>
-          </w:tcPr>
-          <w:p>
-            <w:pPr>
-              <w:ind w:firstLineChars="0" w:firstLine="0"/>
-              <w:rPr>
-                <w:rFonts w:eastAsiaTheme="minorEastAsia"/>
-              </w:rPr>
-            </w:pPr>
-            <w:r>
-              <w:rPr>
-                <w:rFonts w:eastAsiaTheme="minorEastAsia"/>
-              </w:rPr>
-              <w:t>8.845 ms</w:t>
-            </w:r>
-          </w:p>
-        </w:tc>
-        <w:tc>
-          <w:tcPr>
-            <w:tcW w:w="0" w:type="auto"/>
-            <w:vAlign w:val="center"/>
-            <w:hideMark/>
-          </w:tcPr>
-          <w:p>
-            <w:pPr>
-              <w:ind w:firstLineChars="0" w:firstLine="0"/>
-              <w:rPr>
-                <w:rFonts w:eastAsiaTheme="minorEastAsia"/>
-              </w:rPr>
-            </w:pPr>
-            <w:r>
-              <w:rPr>
-                <w:rFonts w:eastAsiaTheme="minorEastAsia"/>
-              </w:rPr>
-              <w:t>5793</w:t>
-            </w:r>
-          </w:p>
-        </w:tc>
-        <w:tc>
-          <w:tcPr>
-            <w:tcW w:w="0" w:type="auto"/>
-            <w:vAlign w:val="center"/>
-            <w:hideMark/>
-          </w:tcPr>
-          <w:p>
-            <w:pPr>
-              <w:ind w:firstLineChars="0" w:firstLine="0"/>
-              <w:rPr>
-                <w:rFonts w:eastAsiaTheme="minorEastAsia"/>
-              </w:rPr>
-            </w:pPr>
-            <w:r>
-              <w:rPr>
-                <w:rFonts w:eastAsiaTheme="minorEastAsia"/>
-              </w:rPr>
-              <w:t>11.225 ms</w:t>
-            </w:r>
-          </w:p>
-        </w:tc>
-      </w:tr>
-    </w:tbl>
-    <w:p>
-      <w:pPr>
-        <w:ind w:firstLineChars="0" w:firstLine="0"/>
-        <w:rPr>
-          <w:rFonts w:eastAsiaTheme="minorEastAsia"/>
-        </w:rPr>
-      </w:pPr>
-      <w:r>
-        <w:rPr>
-          <w:rFonts w:eastAsiaTheme="minorEastAsia"/>
-        </w:rPr>
-        <w:t xml:space="preserve">The two-node runtime was higher in every recorded pair, although the relative difference decreased for larger workloads. Approximately constant arithmetic work per GPU therefore </w:t>
-      </w:r>
-      <w:r>
-        <w:rPr>
-          <w:rFonts w:eastAsiaTheme="minorEastAsia"/>
-        </w:rPr>
-        <w:lastRenderedPageBreak/>
-        <w:t>did not produce constant runtime. The available aggregate timings do not separate GPU computation, host-staged transfers, MPI communication, and synchronization, so the runtime increase cannot be attributed solely to communication.</w:t>
-      </w:r>
-    </w:p>
-    <w:p>
-      <w:pPr>
-        <w:ind w:firstLineChars="0" w:firstLine="0"/>
-        <w:rPr>
-          <w:rFonts w:eastAsiaTheme="minorEastAsia" w:hint="eastAsia"/>
-        </w:rPr>
-      </w:pPr>
-    </w:p>
-    <w:p>
-      <w:pPr>
-        <w:pStyle w:val="2"/>
-      </w:pPr>
-      <w:r>
-        <w:t>Step 1 Preparation and Execution</w:t>
-      </w:r>
-    </w:p>
-    <w:p>
-      <w:pPr>
-        <w:spacing w:after="140" w:line="278" w:lineRule="auto"/>
-        <w:ind w:firstLine="440"/>
-      </w:pPr>
-      <w:r>
-        <w:t>We recorded a double-precision serial CPU reference and an OpenMP CPU baseline. We then compiled and ran the CUDA kernel on the local RTX 4090 and on Vanda A40 GPUs. Vanda used CUDA Toolkit 12.4, Open MPI 4.1.8, and host-staged MPI communication.</w:t>
-      </w:r>
-    </w:p>
-    <w:p>
-      <w:pPr>
-        <w:spacing w:after="140" w:line="278" w:lineRule="auto"/>
-        <w:ind w:firstLine="440"/>
-      </w:pPr>
-      <w:r>
-        <w:t>The first two-node attempt (</w:t>
-      </w:r>
-      <w:r>
-        <w:rPr>
+              <m:t>v</m:t>
+            </m:r>
+          </m:sub>
+        </m:sSub>
+        <m:r>
+          <w:rPr>
+            <w:rFonts w:ascii="Cambria Math" w:hAnsi="Cambria Math"/>
+            <w:sz w:val="18"/>
+            <w:szCs w:val="18"/>
+          </w:rPr>
+          <m:t>=64</m:t>
+        </m:r>
+      </m:oMath>
+      <w:r>
+        <w:rPr>
+          <w:iCs/>
           <w:sz w:val="18"/>
-        </w:rPr>
-        <w:t>1475534</w:t>
-      </w:r>
-      <w:r>
-        <w:t>) received two A40 nodes but stopped before GPU computation: Open MPI placed both ranks on the first node. We changed the launch mapping to one rank per node. The subsequent smoke test and full benchmark both confirmed distinct rank hosts and completed successfully.</w:t>
-      </w:r>
-    </w:p>
-    <w:p>
-      <w:pPr>
-        <w:spacing w:after="140" w:line="278" w:lineRule="auto"/>
-        <w:ind w:firstLine="440"/>
-      </w:pPr>
-      <w:r>
-        <w:t xml:space="preserve">For each query row, the kernel maintains the running maximum </w:t>
-      </w:r>
-      <w:r>
-        <w:rPr>
-          <w:sz w:val="18"/>
-        </w:rPr>
-        <w:t>m</w:t>
-      </w:r>
-      <w:r>
-        <w:t xml:space="preserve">, the softmax denominator </w:t>
-      </w:r>
-      <w:r>
-        <w:rPr>
-          <w:sz w:val="18"/>
-        </w:rPr>
-        <w:t>ℓ</w:t>
-      </w:r>
-      <w:r>
-        <w:t xml:space="preserve">, and the weighted value sum </w:t>
-      </w:r>
-      <w:r>
-        <w:rPr>
-          <w:sz w:val="18"/>
-        </w:rPr>
-        <w:t>u</w:t>
-      </w:r>
-      <w:r>
-        <w:t xml:space="preserve">. For a new score tile </w:t>
-      </w:r>
-      <w:r>
-        <w:rPr>
-          <w:sz w:val="18"/>
-        </w:rPr>
-        <w:t>sⱼ</w:t>
-      </w:r>
-      <w:r>
-        <w:t xml:space="preserve"> and corresponding values </w:t>
-      </w:r>
-      <w:r>
-        <w:rPr>
-          <w:sz w:val="18"/>
-        </w:rPr>
-        <w:t>vⱼ</w:t>
-      </w:r>
-      <w:r>
-        <w:t>, it updates:</w:t>
-      </w:r>
-    </w:p>
-    <w:p>
-      <w:pPr>
-        <w:spacing w:after="140" w:line="278" w:lineRule="auto"/>
-        <w:ind w:firstLine="440"/>
-      </w:pPr>
-      <m:oMathPara>
-        <m:oMath>
-          <m:eqArr>
-            <m:eqArrPr>
-              <m:maxDist m:val="1"/>
-              <m:ctrlPr>
-                <w:rPr>
-                  <w:rFonts w:ascii="Cambria Math" w:hAnsi="Cambria Math"/>
-                </w:rPr>
-              </m:ctrlPr>
-            </m:eqArrPr>
-            <m:e>
-              <m:sSup>
-                <m:sSupPr>
-                  <m:ctrlPr>
-                    <w:rPr>
-                      <w:rFonts w:ascii="Cambria Math" w:hAnsi="Cambria Math"/>
-                    </w:rPr>
-                  </m:ctrlPr>
-                </m:sSupPr>
-                <m:e>
-                  <m:r>
-                    <w:rPr>
-                      <w:rFonts w:ascii="Cambria Math" w:hAnsi="Cambria Math"/>
-                    </w:rPr>
-                    <m:t>m</m:t>
-                  </m:r>
-                </m:e>
-                <m:sup>
-                  <m:r>
-                    <w:rPr>
-                      <w:rFonts w:ascii="Cambria Math" w:hAnsi="Cambria Math"/>
-                    </w:rPr>
-                    <m:t>'</m:t>
-                  </m:r>
-                </m:sup>
-              </m:sSup>
-              <m:r>
-                <w:rPr>
-                  <w:rFonts w:ascii="Cambria Math" w:hAnsi="Cambria Math"/>
-                </w:rPr>
-                <m:t>&amp;=</m:t>
-              </m:r>
-              <m:func>
-                <m:funcPr>
-                  <m:ctrlPr>
-                    <w:rPr>
-                      <w:rFonts w:ascii="Cambria Math" w:hAnsi="Cambria Math"/>
-                    </w:rPr>
-                  </m:ctrlPr>
-                </m:funcPr>
-                <m:fName>
-                  <m:r>
-                    <m:rPr>
-                      <m:sty m:val="p"/>
-                    </m:rPr>
-                    <w:rPr>
-                      <w:rFonts w:ascii="Cambria Math" w:hAnsi="Cambria Math"/>
-                    </w:rPr>
-                    <m:t>max</m:t>
-                  </m:r>
-                </m:fName>
-                <m:e>
-                  <m:d>
-                    <m:dPr>
-                      <m:ctrlPr>
-                        <w:rPr>
-                          <w:rFonts w:ascii="Cambria Math" w:hAnsi="Cambria Math"/>
-                        </w:rPr>
-                      </m:ctrlPr>
-                    </m:dPr>
-                    <m:e>
-                      <m:r>
-                        <w:rPr>
-                          <w:rFonts w:ascii="Cambria Math" w:hAnsi="Cambria Math"/>
-                        </w:rPr>
-                        <m:t>m,</m:t>
-                      </m:r>
-                      <m:func>
-                        <m:funcPr>
-                          <m:ctrlPr>
-                            <w:rPr>
-                              <w:rFonts w:ascii="Cambria Math" w:hAnsi="Cambria Math"/>
-                            </w:rPr>
-                          </m:ctrlPr>
-                        </m:funcPr>
-                        <m:fName>
-                          <m:limLow>
-                            <m:limLowPr>
-                              <m:ctrlPr>
-                                <w:rPr>
-                                  <w:rFonts w:ascii="Cambria Math" w:hAnsi="Cambria Math"/>
-                                </w:rPr>
-                              </m:ctrlPr>
-                            </m:limLowPr>
-                            <m:e>
-                              <m:r>
-                                <m:rPr>
-                                  <m:sty m:val="p"/>
-                                </m:rPr>
-                                <w:rPr>
-                                  <w:rFonts w:ascii="Cambria Math" w:hAnsi="Cambria Math"/>
-                                </w:rPr>
-                                <m:t>max</m:t>
-                              </m:r>
-                            </m:e>
-                            <m:lim>
-                              <m:r>
-                                <w:rPr>
-                                  <w:rFonts w:ascii="Cambria Math" w:hAnsi="Cambria Math"/>
-                                </w:rPr>
-                                <m:t>j</m:t>
-                              </m:r>
-                            </m:lim>
-                          </m:limLow>
-                        </m:fName>
-                        <m:e>
-                          <m:sSub>
-                            <m:sSubPr>
-                              <m:ctrlPr>
-                                <w:rPr>
-                                  <w:rFonts w:ascii="Cambria Math" w:hAnsi="Cambria Math"/>
-                                </w:rPr>
-                              </m:ctrlPr>
-                            </m:sSubPr>
-                            <m:e>
-                              <m:r>
-                                <w:rPr>
-                                  <w:rFonts w:ascii="Cambria Math" w:hAnsi="Cambria Math"/>
-                                </w:rPr>
-                                <m:t>s</m:t>
-                              </m:r>
-                            </m:e>
-                            <m:sub>
-                              <m:r>
-                                <w:rPr>
-                                  <w:rFonts w:ascii="Cambria Math" w:hAnsi="Cambria Math"/>
-                                </w:rPr>
-                                <m:t>j</m:t>
-                              </m:r>
-                            </m:sub>
-                          </m:sSub>
-                        </m:e>
-                      </m:func>
-                    </m:e>
-                  </m:d>
-                </m:e>
-              </m:func>
-            </m:e>
-            <m:e>
-              <m:r>
-                <w:rPr>
-                  <w:rFonts w:ascii="Cambria Math" w:hAnsi="Cambria Math"/>
-                </w:rPr>
-                <m:t>α&amp;=</m:t>
-              </m:r>
-              <m:func>
-                <m:funcPr>
-                  <m:ctrlPr>
-                    <w:rPr>
-                      <w:rFonts w:ascii="Cambria Math" w:hAnsi="Cambria Math"/>
-                    </w:rPr>
-                  </m:ctrlPr>
-                </m:funcPr>
-                <m:fName>
-                  <m:r>
-                    <m:rPr>
-                      <m:sty m:val="p"/>
-                    </m:rPr>
-                    <w:rPr>
-                      <w:rFonts w:ascii="Cambria Math" w:hAnsi="Cambria Math"/>
-                    </w:rPr>
-                    <m:t>exp</m:t>
-                  </m:r>
-                </m:fName>
-                <m:e>
-                  <m:d>
-                    <m:dPr>
-                      <m:ctrlPr>
-                        <w:rPr>
-                          <w:rFonts w:ascii="Cambria Math" w:hAnsi="Cambria Math"/>
-                        </w:rPr>
-                      </m:ctrlPr>
-                    </m:dPr>
-                    <m:e>
-                      <m:r>
-                        <w:rPr>
-                          <w:rFonts w:ascii="Cambria Math" w:hAnsi="Cambria Math"/>
-                        </w:rPr>
-                        <m:t>m-</m:t>
-                      </m:r>
-                      <m:sSup>
-                        <m:sSupPr>
-                          <m:ctrlPr>
-                            <w:rPr>
-                              <w:rFonts w:ascii="Cambria Math" w:hAnsi="Cambria Math"/>
-                            </w:rPr>
-                          </m:ctrlPr>
-                        </m:sSupPr>
-                        <m:e>
-                          <m:r>
-                            <w:rPr>
-                              <w:rFonts w:ascii="Cambria Math" w:hAnsi="Cambria Math"/>
-                            </w:rPr>
-                            <m:t>m</m:t>
-                          </m:r>
-                        </m:e>
-                        <m:sup>
-                          <m:r>
-                            <w:rPr>
-                              <w:rFonts w:ascii="Cambria Math" w:hAnsi="Cambria Math"/>
-                            </w:rPr>
-                            <m:t>'</m:t>
-                          </m:r>
-                        </m:sup>
-                      </m:sSup>
-                    </m:e>
-                  </m:d>
-                </m:e>
-              </m:func>
-              <m:r>
-                <w:rPr>
-                  <w:rFonts w:ascii="Cambria Math" w:hAnsi="Cambria Math"/>
-                </w:rPr>
-                <m:t xml:space="preserve">, </m:t>
-              </m:r>
-              <m:sSub>
-                <m:sSubPr>
-                  <m:ctrlPr>
-                    <w:rPr>
-                      <w:rFonts w:ascii="Cambria Math" w:hAnsi="Cambria Math"/>
-                    </w:rPr>
-                  </m:ctrlPr>
-                </m:sSubPr>
-                <m:e>
-                  <m:r>
-                    <w:rPr>
-                      <w:rFonts w:ascii="Cambria Math" w:hAnsi="Cambria Math"/>
-                    </w:rPr>
-                    <m:t>p</m:t>
-                  </m:r>
-                </m:e>
-                <m:sub>
-                  <m:r>
-                    <w:rPr>
-                      <w:rFonts w:ascii="Cambria Math" w:hAnsi="Cambria Math"/>
-                    </w:rPr>
-                    <m:t>j</m:t>
-                  </m:r>
-                </m:sub>
-              </m:sSub>
-              <m:r>
-                <w:rPr>
-                  <w:rFonts w:ascii="Cambria Math" w:hAnsi="Cambria Math"/>
-                </w:rPr>
-                <m:t>=</m:t>
-              </m:r>
-              <m:func>
-                <m:funcPr>
-                  <m:ctrlPr>
-                    <w:rPr>
-                      <w:rFonts w:ascii="Cambria Math" w:hAnsi="Cambria Math"/>
-                    </w:rPr>
-                  </m:ctrlPr>
-                </m:funcPr>
-                <m:fName>
-                  <m:r>
-                    <m:rPr>
-                      <m:sty m:val="p"/>
-                    </m:rPr>
-                    <w:rPr>
-                      <w:rFonts w:ascii="Cambria Math" w:hAnsi="Cambria Math"/>
-                    </w:rPr>
-                    <m:t>exp</m:t>
-                  </m:r>
-                </m:fName>
-                <m:e>
-                  <m:d>
-                    <m:dPr>
-                      <m:ctrlPr>
-                        <w:rPr>
-                          <w:rFonts w:ascii="Cambria Math" w:hAnsi="Cambria Math"/>
-                        </w:rPr>
-                      </m:ctrlPr>
-                    </m:dPr>
-                    <m:e>
-                      <m:sSub>
-                        <m:sSubPr>
-                          <m:ctrlPr>
-                            <w:rPr>
-                              <w:rFonts w:ascii="Cambria Math" w:hAnsi="Cambria Math"/>
-                            </w:rPr>
-                          </m:ctrlPr>
-                        </m:sSubPr>
-                        <m:e>
-                          <m:r>
-                            <w:rPr>
-                              <w:rFonts w:ascii="Cambria Math" w:hAnsi="Cambria Math"/>
-                            </w:rPr>
-                            <m:t>s</m:t>
-                          </m:r>
-                        </m:e>
-                        <m:sub>
-                          <m:r>
-                            <w:rPr>
-                              <w:rFonts w:ascii="Cambria Math" w:hAnsi="Cambria Math"/>
-                            </w:rPr>
-                            <m:t>j</m:t>
-                          </m:r>
-                        </m:sub>
-                      </m:sSub>
-                      <m:r>
-                        <w:rPr>
-                          <w:rFonts w:ascii="Cambria Math" w:hAnsi="Cambria Math"/>
-                        </w:rPr>
-                        <m:t>-</m:t>
-                      </m:r>
-                      <m:sSup>
-                        <m:sSupPr>
-                          <m:ctrlPr>
-                            <w:rPr>
-                              <w:rFonts w:ascii="Cambria Math" w:hAnsi="Cambria Math"/>
-                            </w:rPr>
-                          </m:ctrlPr>
-                        </m:sSupPr>
-                        <m:e>
-                          <m:r>
-                            <w:rPr>
-                              <w:rFonts w:ascii="Cambria Math" w:hAnsi="Cambria Math"/>
-                            </w:rPr>
-                            <m:t>m</m:t>
-                          </m:r>
-                        </m:e>
-                        <m:sup>
-                          <m:r>
-                            <w:rPr>
-                              <w:rFonts w:ascii="Cambria Math" w:hAnsi="Cambria Math"/>
-                            </w:rPr>
-                            <m:t>'</m:t>
-                          </m:r>
-                        </m:sup>
-                      </m:sSup>
-                    </m:e>
-                  </m:d>
-                </m:e>
-              </m:func>
-            </m:e>
-            <m:e>
-              <m:sSup>
-                <m:sSupPr>
-                  <m:ctrlPr>
-                    <w:rPr>
-                      <w:rFonts w:ascii="Cambria Math" w:hAnsi="Cambria Math"/>
-                    </w:rPr>
-                  </m:ctrlPr>
-                </m:sSupPr>
-                <m:e>
-                  <m:r>
-                    <m:rPr>
-                      <m:scr m:val="script"/>
-                    </m:rPr>
-                    <w:rPr>
-                      <w:rFonts w:ascii="Cambria Math" w:hAnsi="Cambria Math"/>
-                    </w:rPr>
-                    <m:t>l</m:t>
-                  </m:r>
-                </m:e>
-                <m:sup>
-                  <m:r>
-                    <w:rPr>
-                      <w:rFonts w:ascii="Cambria Math" w:hAnsi="Cambria Math"/>
-                    </w:rPr>
-                    <m:t>'</m:t>
-                  </m:r>
-                </m:sup>
-              </m:sSup>
-              <m:r>
-                <w:rPr>
-                  <w:rFonts w:ascii="Cambria Math" w:hAnsi="Cambria Math"/>
-                </w:rPr>
-                <m:t>&amp;=α</m:t>
-              </m:r>
-              <m:r>
-                <m:rPr>
-                  <m:scr m:val="script"/>
-                </m:rPr>
-                <w:rPr>
-                  <w:rFonts w:ascii="Cambria Math" w:hAnsi="Cambria Math"/>
-                </w:rPr>
-                <m:t>l+</m:t>
-              </m:r>
-              <m:nary>
-                <m:naryPr>
-                  <m:chr m:val="∑"/>
-                  <m:limLoc m:val="undOvr"/>
-                  <m:supHide m:val="1"/>
-                  <m:ctrlPr>
-                    <w:rPr>
-                      <w:rFonts w:ascii="Cambria Math" w:hAnsi="Cambria Math"/>
-                    </w:rPr>
-                  </m:ctrlPr>
-                </m:naryPr>
-                <m:sub>
-                  <m:r>
-                    <w:rPr>
-                      <w:rFonts w:ascii="Cambria Math" w:hAnsi="Cambria Math"/>
-                    </w:rPr>
-                    <m:t>j</m:t>
-                  </m:r>
-                </m:sub>
-                <m:sup/>
-                <m:e>
-                  <m:sSub>
-                    <m:sSubPr>
-                      <m:ctrlPr>
-                        <w:rPr>
-                          <w:rFonts w:ascii="Cambria Math" w:hAnsi="Cambria Math"/>
-                        </w:rPr>
-                      </m:ctrlPr>
-                    </m:sSubPr>
-                    <m:e>
-                      <m:r>
-                        <w:rPr>
-                          <w:rFonts w:ascii="Cambria Math" w:hAnsi="Cambria Math"/>
-                        </w:rPr>
-                        <m:t>p</m:t>
-                      </m:r>
-                    </m:e>
-                    <m:sub>
-                      <m:r>
-                        <w:rPr>
-                          <w:rFonts w:ascii="Cambria Math" w:hAnsi="Cambria Math"/>
-                        </w:rPr>
-                        <m:t>j</m:t>
-                      </m:r>
-                    </m:sub>
-                  </m:sSub>
-                </m:e>
-              </m:nary>
-            </m:e>
-            <m:e>
-              <m:sSup>
-                <m:sSupPr>
-                  <m:ctrlPr>
-                    <w:rPr>
-                      <w:rFonts w:ascii="Cambria Math" w:hAnsi="Cambria Math"/>
-                    </w:rPr>
-                  </m:ctrlPr>
-                </m:sSupPr>
-                <m:e>
-                  <m:r>
-                    <w:rPr>
-                      <w:rFonts w:ascii="Cambria Math" w:hAnsi="Cambria Math"/>
-                    </w:rPr>
-                    <m:t>u</m:t>
-                  </m:r>
-                </m:e>
-                <m:sup>
-                  <m:r>
-                    <w:rPr>
-                      <w:rFonts w:ascii="Cambria Math" w:hAnsi="Cambria Math"/>
-                    </w:rPr>
-                    <m:t>'</m:t>
-                  </m:r>
-                </m:sup>
-              </m:sSup>
-              <m:r>
-                <w:rPr>
-                  <w:rFonts w:ascii="Cambria Math" w:hAnsi="Cambria Math"/>
-                </w:rPr>
-                <m:t>&amp;=αu+</m:t>
-              </m:r>
-              <m:nary>
-                <m:naryPr>
-                  <m:chr m:val="∑"/>
-                  <m:limLoc m:val="undOvr"/>
-                  <m:supHide m:val="1"/>
-                  <m:ctrlPr>
-                    <w:rPr>
-                      <w:rFonts w:ascii="Cambria Math" w:hAnsi="Cambria Math"/>
-                    </w:rPr>
-                  </m:ctrlPr>
-                </m:naryPr>
-                <m:sub>
-                  <m:r>
-                    <w:rPr>
-                      <w:rFonts w:ascii="Cambria Math" w:hAnsi="Cambria Math"/>
-                    </w:rPr>
-                    <m:t>j</m:t>
-                  </m:r>
-                </m:sub>
-                <m:sup/>
-                <m:e>
-                  <m:sSub>
-                    <m:sSubPr>
-                      <m:ctrlPr>
-                        <w:rPr>
-                          <w:rFonts w:ascii="Cambria Math" w:hAnsi="Cambria Math"/>
-                        </w:rPr>
-                      </m:ctrlPr>
-                    </m:sSubPr>
-                    <m:e>
-                      <m:r>
-                        <w:rPr>
-                          <w:rFonts w:ascii="Cambria Math" w:hAnsi="Cambria Math"/>
-                        </w:rPr>
-                        <m:t>p</m:t>
-                      </m:r>
-                    </m:e>
-                    <m:sub>
-                      <m:r>
-                        <w:rPr>
-                          <w:rFonts w:ascii="Cambria Math" w:hAnsi="Cambria Math"/>
-                        </w:rPr>
-                        <m:t>j</m:t>
-                      </m:r>
-                    </m:sub>
-                  </m:sSub>
-                </m:e>
-              </m:nary>
-              <m:sSub>
-                <m:sSubPr>
-                  <m:ctrlPr>
-                    <w:rPr>
-                      <w:rFonts w:ascii="Cambria Math" w:hAnsi="Cambria Math"/>
-                    </w:rPr>
-                  </m:ctrlPr>
-                </m:sSubPr>
-                <m:e>
-                  <m:r>
-                    <w:rPr>
-                      <w:rFonts w:ascii="Cambria Math" w:hAnsi="Cambria Math"/>
-                    </w:rPr>
-                    <m:t>v</m:t>
-                  </m:r>
-                </m:e>
-                <m:sub>
-                  <m:r>
-                    <w:rPr>
-                      <w:rFonts w:ascii="Cambria Math" w:hAnsi="Cambria Math"/>
-                    </w:rPr>
-                    <m:t>j</m:t>
-                  </m:r>
-                </m:sub>
-              </m:sSub>
-            </m:e>
-            <m:e>
-              <m:r>
-                <w:rPr>
-                  <w:rFonts w:ascii="Cambria Math" w:hAnsi="Cambria Math"/>
-                </w:rPr>
-                <m:t>o&amp;=</m:t>
-              </m:r>
-              <m:f>
-                <m:fPr>
-                  <m:ctrlPr>
-                    <w:rPr>
-                      <w:rFonts w:ascii="Cambria Math" w:hAnsi="Cambria Math"/>
-                    </w:rPr>
-                  </m:ctrlPr>
-                </m:fPr>
-                <m:num>
-                  <m:sSup>
-                    <m:sSupPr>
-                      <m:ctrlPr>
-                        <w:rPr>
-                          <w:rFonts w:ascii="Cambria Math" w:hAnsi="Cambria Math"/>
-                        </w:rPr>
-                      </m:ctrlPr>
-                    </m:sSupPr>
-                    <m:e>
-                      <m:r>
-                        <w:rPr>
-                          <w:rFonts w:ascii="Cambria Math" w:hAnsi="Cambria Math"/>
-                        </w:rPr>
-                        <m:t>u</m:t>
-                      </m:r>
-                    </m:e>
-                    <m:sup>
-                      <m:r>
-                        <w:rPr>
-                          <w:rFonts w:ascii="Cambria Math" w:hAnsi="Cambria Math"/>
-                        </w:rPr>
-                        <m:t>'</m:t>
-                      </m:r>
-                    </m:sup>
-                  </m:sSup>
-                </m:num>
-                <m:den>
-                  <m:sSup>
-                    <m:sSupPr>
-                      <m:ctrlPr>
-                        <w:rPr>
-                          <w:rFonts w:ascii="Cambria Math" w:hAnsi="Cambria Math"/>
-                        </w:rPr>
-                      </m:ctrlPr>
-                    </m:sSupPr>
-                    <m:e>
-                      <m:r>
-                        <m:rPr>
-                          <m:scr m:val="script"/>
-                        </m:rPr>
-                        <w:rPr>
-                          <w:rFonts w:ascii="Cambria Math" w:hAnsi="Cambria Math"/>
-                        </w:rPr>
-                        <m:t>l</m:t>
-                      </m:r>
-                    </m:e>
-                    <m:sup>
-                      <m:r>
-                        <w:rPr>
-                          <w:rFonts w:ascii="Cambria Math" w:hAnsi="Cambria Math"/>
-                        </w:rPr>
-                        <m:t>'</m:t>
-                      </m:r>
-                    </m:sup>
-                  </m:sSup>
-                </m:den>
-              </m:f>
-            </m:e>
-          </m:eqArr>
-          <m:r>
-            <m:rPr>
-              <m:sty m:val="p"/>
-            </m:rPr>
-            <w:br/>
-          </m:r>
-        </m:oMath>
-      </m:oMathPara>
-      <w:r>
-        <w:t xml:space="preserve">This online update avoids storing the full </w:t>
-      </w:r>
-      <w:r>
-        <w:rPr>
-          <w:sz w:val="18"/>
-        </w:rPr>
-        <w:t>N × N</w:t>
-      </w:r>
-      <w:r>
-        <w:t xml:space="preserve"> score matrix. The total attention arithmetic remains quadratic in </w:t>
-      </w:r>
-      <w:r>
-        <w:rPr>
-          <w:sz w:val="18"/>
-        </w:rPr>
-        <w:t>N</w:t>
-      </w:r>
-      <w:r>
-        <w:t>; distribution reduces the per-GPU share and the streaming update bounds intermediate score storage to a tile.</w:t>
-      </w:r>
-    </w:p>
-    <w:p>
-      <w:pPr>
-        <w:pStyle w:val="2"/>
-      </w:pPr>
-      <w:r>
-        <w:t xml:space="preserve">Step </w:t>
-      </w:r>
-      <w:r>
-        <w:rPr>
-          <w:rFonts w:asciiTheme="minorEastAsia" w:eastAsiaTheme="minorEastAsia" w:hAnsiTheme="minorEastAsia" w:hint="eastAsia"/>
-        </w:rPr>
-        <w:t>2</w:t>
-      </w:r>
-      <w:r>
-        <w:t xml:space="preserve"> Results</w:t>
-      </w:r>
-    </w:p>
-    <w:p>
-      <w:pPr>
-        <w:pStyle w:val="3"/>
-      </w:pPr>
-      <w:r>
-        <w:t>CPU and GPU performance</w:t>
-      </w:r>
-    </w:p>
-    <w:p>
-      <w:pPr>
-        <w:spacing w:after="140" w:line="278" w:lineRule="auto"/>
-        <w:ind w:firstLine="440"/>
-      </w:pPr>
-      <w:r>
-        <w:t>CPU serial and OpenMP runs use FP64; the CUDA and MPI+CUDA runs use FP32. Each timing below is a median of five repetitions unless noted. Cross-device timings are useful project baselines, not a controlled comparison of identical host hardware.</w:t>
+          <w:szCs w:val="18"/>
+        </w:rPr>
+        <w:t>.</w:t>
       </w:r>
     </w:p>
     <w:tbl>
@@ -8189,2743 +5611,10 @@
         <w:tblLook w:val="04A0" w:firstRow="1" w:lastRow="0" w:firstColumn="1" w:lastColumn="0" w:noHBand="0" w:noVBand="1"/>
       </w:tblPr>
       <w:tblGrid>
-        <w:gridCol w:w="922"/>
-        <w:gridCol w:w="1199"/>
-        <w:gridCol w:w="2769"/>
-        <w:gridCol w:w="3416"/>
-      </w:tblGrid>
-      <w:tr>
-        <w:trPr>
-          <w:cnfStyle w:val="100000000000" w:firstRow="1" w:lastRow="0" w:firstColumn="0" w:lastColumn="0" w:oddVBand="0" w:evenVBand="0" w:oddHBand="0" w:evenHBand="0" w:firstRowFirstColumn="0" w:firstRowLastColumn="0" w:lastRowFirstColumn="0" w:lastRowLastColumn="0"/>
-          <w:cantSplit/>
-          <w:jc w:val="center"/>
-        </w:trPr>
-        <w:tc>
-          <w:tcPr>
-            <w:cnfStyle w:val="001000000000" w:firstRow="0" w:lastRow="0" w:firstColumn="1" w:lastColumn="0" w:oddVBand="0" w:evenVBand="0" w:oddHBand="0" w:evenHBand="0" w:firstRowFirstColumn="0" w:firstRowLastColumn="0" w:lastRowFirstColumn="0" w:lastRowLastColumn="0"/>
-            <w:tcW w:w="2769" w:type="dxa"/>
-            <w:gridSpan w:val="2"/>
-            <w:vAlign w:val="center"/>
-          </w:tcPr>
-          <w:p>
-            <w:pPr>
-              <w:spacing w:before="20" w:after="20" w:line="240" w:lineRule="auto"/>
-              <w:ind w:firstLine="341"/>
-            </w:pPr>
-            <w:r>
-              <w:rPr>
-                <w:sz w:val="17"/>
-              </w:rPr>
-              <w:t>N (d=dv=64)</w:t>
-            </w:r>
-          </w:p>
-        </w:tc>
-        <w:tc>
-          <w:tcPr>
-            <w:tcW w:w="2769" w:type="dxa"/>
-            <w:vAlign w:val="center"/>
-          </w:tcPr>
-          <w:p>
-            <w:pPr>
-              <w:spacing w:before="20" w:after="20" w:line="240" w:lineRule="auto"/>
-              <w:ind w:firstLine="341"/>
-              <w:cnfStyle w:val="100000000000" w:firstRow="1" w:lastRow="0" w:firstColumn="0" w:lastColumn="0" w:oddVBand="0" w:evenVBand="0" w:oddHBand="0" w:evenHBand="0" w:firstRowFirstColumn="0" w:firstRowLastColumn="0" w:lastRowFirstColumn="0" w:lastRowLastColumn="0"/>
-            </w:pPr>
-            <w:r>
-              <w:rPr>
-                <w:sz w:val="17"/>
-              </w:rPr>
-              <w:t>Serial CPU FP64</w:t>
-            </w:r>
-          </w:p>
-        </w:tc>
-        <w:tc>
-          <w:tcPr>
-            <w:tcW w:w="2769" w:type="dxa"/>
-            <w:vAlign w:val="center"/>
-          </w:tcPr>
-          <w:p>
-            <w:pPr>
-              <w:spacing w:before="20" w:after="20" w:line="240" w:lineRule="auto"/>
-              <w:ind w:firstLine="341"/>
-              <w:cnfStyle w:val="100000000000" w:firstRow="1" w:lastRow="0" w:firstColumn="0" w:lastColumn="0" w:oddVBand="0" w:evenVBand="0" w:oddHBand="0" w:evenHBand="0" w:firstRowFirstColumn="0" w:firstRowLastColumn="0" w:lastRowFirstColumn="0" w:lastRowLastColumn="0"/>
-            </w:pPr>
-            <w:r>
-              <w:rPr>
-                <w:sz w:val="17"/>
-              </w:rPr>
-              <w:t>Vanda A40, one-GPU FP32</w:t>
-            </w:r>
-          </w:p>
-        </w:tc>
-      </w:tr>
-      <w:tr>
-        <w:trPr>
-          <w:cnfStyle w:val="000000100000" w:firstRow="0" w:lastRow="0" w:firstColumn="0" w:lastColumn="0" w:oddVBand="0" w:evenVBand="0" w:oddHBand="1" w:evenHBand="0" w:firstRowFirstColumn="0" w:firstRowLastColumn="0" w:lastRowFirstColumn="0" w:lastRowLastColumn="0"/>
-          <w:cantSplit/>
-          <w:jc w:val="center"/>
-        </w:trPr>
-        <w:tc>
-          <w:tcPr>
-            <w:cnfStyle w:val="001000000000" w:firstRow="0" w:lastRow="0" w:firstColumn="1" w:lastColumn="0" w:oddVBand="0" w:evenVBand="0" w:oddHBand="0" w:evenHBand="0" w:firstRowFirstColumn="0" w:firstRowLastColumn="0" w:lastRowFirstColumn="0" w:lastRowLastColumn="0"/>
-            <w:tcW w:w="2769" w:type="dxa"/>
-            <w:gridSpan w:val="2"/>
-            <w:vAlign w:val="center"/>
-          </w:tcPr>
-          <w:p>
-            <w:pPr>
-              <w:spacing w:before="20" w:after="20" w:line="240" w:lineRule="auto"/>
-              <w:ind w:firstLine="341"/>
-            </w:pPr>
-            <w:r>
-              <w:rPr>
-                <w:sz w:val="17"/>
-              </w:rPr>
-              <w:t>512</w:t>
-            </w:r>
-          </w:p>
-        </w:tc>
-        <w:tc>
-          <w:tcPr>
-            <w:tcW w:w="2769" w:type="dxa"/>
-            <w:vAlign w:val="center"/>
-          </w:tcPr>
-          <w:p>
-            <w:pPr>
-              <w:spacing w:before="20" w:after="20" w:line="240" w:lineRule="auto"/>
-              <w:ind w:firstLine="340"/>
-              <w:cnfStyle w:val="000000100000" w:firstRow="0" w:lastRow="0" w:firstColumn="0" w:lastColumn="0" w:oddVBand="0" w:evenVBand="0" w:oddHBand="1" w:evenHBand="0" w:firstRowFirstColumn="0" w:firstRowLastColumn="0" w:lastRowFirstColumn="0" w:lastRowLastColumn="0"/>
-            </w:pPr>
-            <w:r>
-              <w:rPr>
-                <w:sz w:val="17"/>
-              </w:rPr>
-              <w:t>17.515 ms</w:t>
-            </w:r>
-          </w:p>
-        </w:tc>
-        <w:tc>
-          <w:tcPr>
-            <w:tcW w:w="2769" w:type="dxa"/>
-            <w:vAlign w:val="center"/>
-          </w:tcPr>
-          <w:p>
-            <w:pPr>
-              <w:spacing w:before="20" w:after="20" w:line="240" w:lineRule="auto"/>
-              <w:ind w:firstLine="340"/>
-              <w:cnfStyle w:val="000000100000" w:firstRow="0" w:lastRow="0" w:firstColumn="0" w:lastColumn="0" w:oddVBand="0" w:evenVBand="0" w:oddHBand="1" w:evenHBand="0" w:firstRowFirstColumn="0" w:firstRowLastColumn="0" w:lastRowFirstColumn="0" w:lastRowLastColumn="0"/>
-            </w:pPr>
-            <w:r>
-              <w:rPr>
-                <w:sz w:val="17"/>
-              </w:rPr>
-              <w:t>0.248 ms</w:t>
-            </w:r>
-          </w:p>
-        </w:tc>
-      </w:tr>
-      <w:tr>
-        <w:trPr>
-          <w:cantSplit/>
-          <w:jc w:val="center"/>
-        </w:trPr>
-        <w:tc>
-          <w:tcPr>
-            <w:cnfStyle w:val="001000000000" w:firstRow="0" w:lastRow="0" w:firstColumn="1" w:lastColumn="0" w:oddVBand="0" w:evenVBand="0" w:oddHBand="0" w:evenHBand="0" w:firstRowFirstColumn="0" w:firstRowLastColumn="0" w:lastRowFirstColumn="0" w:lastRowLastColumn="0"/>
-            <w:tcW w:w="2769" w:type="dxa"/>
-            <w:gridSpan w:val="2"/>
-            <w:vAlign w:val="center"/>
-          </w:tcPr>
-          <w:p>
-            <w:pPr>
-              <w:spacing w:before="20" w:after="20" w:line="240" w:lineRule="auto"/>
-              <w:ind w:firstLine="341"/>
-            </w:pPr>
-            <w:r>
-              <w:rPr>
-                <w:sz w:val="17"/>
-              </w:rPr>
-              <w:lastRenderedPageBreak/>
-              <w:t>1024</w:t>
-            </w:r>
-          </w:p>
-        </w:tc>
-        <w:tc>
-          <w:tcPr>
-            <w:tcW w:w="2769" w:type="dxa"/>
-            <w:vAlign w:val="center"/>
-          </w:tcPr>
-          <w:p>
-            <w:pPr>
-              <w:spacing w:before="20" w:after="20" w:line="240" w:lineRule="auto"/>
-              <w:ind w:firstLine="340"/>
-              <w:cnfStyle w:val="000000000000" w:firstRow="0" w:lastRow="0" w:firstColumn="0" w:lastColumn="0" w:oddVBand="0" w:evenVBand="0" w:oddHBand="0" w:evenHBand="0" w:firstRowFirstColumn="0" w:firstRowLastColumn="0" w:lastRowFirstColumn="0" w:lastRowLastColumn="0"/>
-            </w:pPr>
-            <w:r>
-              <w:rPr>
-                <w:sz w:val="17"/>
-              </w:rPr>
-              <w:t>70.418 ms</w:t>
-            </w:r>
-          </w:p>
-        </w:tc>
-        <w:tc>
-          <w:tcPr>
-            <w:tcW w:w="2769" w:type="dxa"/>
-            <w:vAlign w:val="center"/>
-          </w:tcPr>
-          <w:p>
-            <w:pPr>
-              <w:spacing w:before="20" w:after="20" w:line="240" w:lineRule="auto"/>
-              <w:ind w:firstLine="340"/>
-              <w:cnfStyle w:val="000000000000" w:firstRow="0" w:lastRow="0" w:firstColumn="0" w:lastColumn="0" w:oddVBand="0" w:evenVBand="0" w:oddHBand="0" w:evenHBand="0" w:firstRowFirstColumn="0" w:firstRowLastColumn="0" w:lastRowFirstColumn="0" w:lastRowLastColumn="0"/>
-            </w:pPr>
-            <w:r>
-              <w:rPr>
-                <w:sz w:val="17"/>
-              </w:rPr>
-              <w:t>0.648 ms</w:t>
-            </w:r>
-          </w:p>
-        </w:tc>
-      </w:tr>
-      <w:tr>
-        <w:trPr>
-          <w:cnfStyle w:val="000000100000" w:firstRow="0" w:lastRow="0" w:firstColumn="0" w:lastColumn="0" w:oddVBand="0" w:evenVBand="0" w:oddHBand="1" w:evenHBand="0" w:firstRowFirstColumn="0" w:firstRowLastColumn="0" w:lastRowFirstColumn="0" w:lastRowLastColumn="0"/>
-          <w:cantSplit/>
-          <w:jc w:val="center"/>
-        </w:trPr>
-        <w:tc>
-          <w:tcPr>
-            <w:cnfStyle w:val="001000000000" w:firstRow="0" w:lastRow="0" w:firstColumn="1" w:lastColumn="0" w:oddVBand="0" w:evenVBand="0" w:oddHBand="0" w:evenHBand="0" w:firstRowFirstColumn="0" w:firstRowLastColumn="0" w:lastRowFirstColumn="0" w:lastRowLastColumn="0"/>
-            <w:tcW w:w="2769" w:type="dxa"/>
-            <w:gridSpan w:val="2"/>
-            <w:vAlign w:val="center"/>
-          </w:tcPr>
-          <w:p>
-            <w:pPr>
-              <w:spacing w:before="20" w:after="20" w:line="240" w:lineRule="auto"/>
-              <w:ind w:firstLine="341"/>
-            </w:pPr>
-            <w:r>
-              <w:rPr>
-                <w:sz w:val="17"/>
-              </w:rPr>
-              <w:t>2048</w:t>
-            </w:r>
-          </w:p>
-        </w:tc>
-        <w:tc>
-          <w:tcPr>
-            <w:tcW w:w="2769" w:type="dxa"/>
-            <w:vAlign w:val="center"/>
-          </w:tcPr>
-          <w:p>
-            <w:pPr>
-              <w:spacing w:before="20" w:after="20" w:line="240" w:lineRule="auto"/>
-              <w:ind w:firstLine="340"/>
-              <w:cnfStyle w:val="000000100000" w:firstRow="0" w:lastRow="0" w:firstColumn="0" w:lastColumn="0" w:oddVBand="0" w:evenVBand="0" w:oddHBand="1" w:evenHBand="0" w:firstRowFirstColumn="0" w:firstRowLastColumn="0" w:lastRowFirstColumn="0" w:lastRowLastColumn="0"/>
-            </w:pPr>
-            <w:r>
-              <w:rPr>
-                <w:sz w:val="17"/>
-              </w:rPr>
-              <w:t>263.479 ms</w:t>
-            </w:r>
-          </w:p>
-        </w:tc>
-        <w:tc>
-          <w:tcPr>
-            <w:tcW w:w="2769" w:type="dxa"/>
-            <w:vAlign w:val="center"/>
-          </w:tcPr>
-          <w:p>
-            <w:pPr>
-              <w:spacing w:before="20" w:after="20" w:line="240" w:lineRule="auto"/>
-              <w:ind w:firstLine="340"/>
-              <w:cnfStyle w:val="000000100000" w:firstRow="0" w:lastRow="0" w:firstColumn="0" w:lastColumn="0" w:oddVBand="0" w:evenVBand="0" w:oddHBand="1" w:evenHBand="0" w:firstRowFirstColumn="0" w:firstRowLastColumn="0" w:lastRowFirstColumn="0" w:lastRowLastColumn="0"/>
-            </w:pPr>
-            <w:r>
-              <w:rPr>
-                <w:sz w:val="17"/>
-              </w:rPr>
-              <w:t>2.345 ms</w:t>
-            </w:r>
-          </w:p>
-        </w:tc>
-      </w:tr>
-      <w:tr>
-        <w:trPr>
-          <w:cantSplit/>
-          <w:jc w:val="center"/>
-        </w:trPr>
-        <w:tc>
-          <w:tcPr>
-            <w:cnfStyle w:val="001000000000" w:firstRow="0" w:lastRow="0" w:firstColumn="1" w:lastColumn="0" w:oddVBand="0" w:evenVBand="0" w:oddHBand="0" w:evenHBand="0" w:firstRowFirstColumn="0" w:firstRowLastColumn="0" w:lastRowFirstColumn="0" w:lastRowLastColumn="0"/>
-            <w:tcW w:w="2769" w:type="dxa"/>
-            <w:gridSpan w:val="2"/>
-            <w:vAlign w:val="center"/>
-          </w:tcPr>
-          <w:p>
-            <w:pPr>
-              <w:spacing w:before="20" w:after="20" w:line="240" w:lineRule="auto"/>
-              <w:ind w:firstLine="341"/>
-            </w:pPr>
-            <w:r>
-              <w:rPr>
-                <w:sz w:val="17"/>
-              </w:rPr>
-              <w:t>4096</w:t>
-            </w:r>
-          </w:p>
-        </w:tc>
-        <w:tc>
-          <w:tcPr>
-            <w:tcW w:w="2769" w:type="dxa"/>
-            <w:vAlign w:val="center"/>
-          </w:tcPr>
-          <w:p>
-            <w:pPr>
-              <w:spacing w:before="20" w:after="20" w:line="240" w:lineRule="auto"/>
-              <w:ind w:firstLine="340"/>
-              <w:cnfStyle w:val="000000000000" w:firstRow="0" w:lastRow="0" w:firstColumn="0" w:lastColumn="0" w:oddVBand="0" w:evenVBand="0" w:oddHBand="0" w:evenHBand="0" w:firstRowFirstColumn="0" w:firstRowLastColumn="0" w:lastRowFirstColumn="0" w:lastRowLastColumn="0"/>
-            </w:pPr>
-            <w:r>
-              <w:rPr>
-                <w:sz w:val="17"/>
-              </w:rPr>
-              <w:t>913.966 ms</w:t>
-            </w:r>
-          </w:p>
-        </w:tc>
-        <w:tc>
-          <w:tcPr>
-            <w:tcW w:w="2769" w:type="dxa"/>
-            <w:vAlign w:val="center"/>
-          </w:tcPr>
-          <w:p>
-            <w:pPr>
-              <w:spacing w:before="20" w:after="20" w:line="240" w:lineRule="auto"/>
-              <w:ind w:firstLine="340"/>
-              <w:cnfStyle w:val="000000000000" w:firstRow="0" w:lastRow="0" w:firstColumn="0" w:lastColumn="0" w:oddVBand="0" w:evenVBand="0" w:oddHBand="0" w:evenHBand="0" w:firstRowFirstColumn="0" w:firstRowLastColumn="0" w:lastRowFirstColumn="0" w:lastRowLastColumn="0"/>
-            </w:pPr>
-            <w:r>
-              <w:rPr>
-                <w:sz w:val="17"/>
-              </w:rPr>
-              <w:t>8.845 ms</w:t>
-            </w:r>
-          </w:p>
-        </w:tc>
-      </w:tr>
-      <w:tr>
-        <w:tblPrEx>
-          <w:jc w:val="left"/>
-        </w:tblPrEx>
-        <w:trPr>
-          <w:cnfStyle w:val="000000100000" w:firstRow="0" w:lastRow="0" w:firstColumn="0" w:lastColumn="0" w:oddVBand="0" w:evenVBand="0" w:oddHBand="1" w:evenHBand="0" w:firstRowFirstColumn="0" w:firstRowLastColumn="0" w:lastRowFirstColumn="0" w:lastRowLastColumn="0"/>
-        </w:trPr>
-        <w:tc>
-          <w:tcPr>
-            <w:cnfStyle w:val="001000000000" w:firstRow="0" w:lastRow="0" w:firstColumn="1" w:lastColumn="0" w:oddVBand="0" w:evenVBand="0" w:oddHBand="0" w:evenHBand="0" w:firstRowFirstColumn="0" w:firstRowLastColumn="0" w:lastRowFirstColumn="0" w:lastRowLastColumn="0"/>
-            <w:tcW w:w="0" w:type="auto"/>
-            <w:hideMark/>
-          </w:tcPr>
-          <w:p>
-            <w:pPr>
-              <w:spacing w:before="20" w:after="20" w:line="240" w:lineRule="auto"/>
-              <w:ind w:firstLine="340"/>
-              <w:rPr>
-                <w:rFonts w:eastAsiaTheme="minorEastAsia"/>
-                <w:b w:val="0"/>
-                <w:bCs w:val="0"/>
-                <w:sz w:val="17"/>
-              </w:rPr>
-            </w:pPr>
-          </w:p>
-          <w:p>
-            <w:pPr>
-              <w:spacing w:before="20" w:after="20" w:line="240" w:lineRule="auto"/>
-              <w:ind w:firstLine="341"/>
-              <w:rPr>
-                <w:rFonts w:eastAsiaTheme="minorEastAsia" w:hint="eastAsia"/>
-                <w:sz w:val="17"/>
-              </w:rPr>
-            </w:pPr>
-            <w:r>
-              <w:rPr>
-                <w:sz w:val="17"/>
-              </w:rPr>
-              <w:t xml:space="preserve">N </w:t>
-            </w:r>
-          </w:p>
-        </w:tc>
-        <w:tc>
-          <w:tcPr>
-            <w:tcW w:w="0" w:type="auto"/>
-            <w:hideMark/>
-          </w:tcPr>
-          <w:p>
-            <w:pPr>
-              <w:spacing w:before="20" w:after="20" w:line="240" w:lineRule="auto"/>
-              <w:ind w:firstLineChars="0" w:firstLine="0"/>
-              <w:cnfStyle w:val="000000100000" w:firstRow="0" w:lastRow="0" w:firstColumn="0" w:lastColumn="0" w:oddVBand="0" w:evenVBand="0" w:oddHBand="1" w:evenHBand="0" w:firstRowFirstColumn="0" w:firstRowLastColumn="0" w:lastRowFirstColumn="0" w:lastRowLastColumn="0"/>
-              <w:rPr>
-                <w:b/>
-                <w:bCs/>
-                <w:sz w:val="17"/>
-              </w:rPr>
-            </w:pPr>
-            <w:r>
-              <w:rPr>
-                <w:b/>
-                <w:bCs/>
-                <w:sz w:val="17"/>
-              </w:rPr>
-              <w:t>Serial CPU FP64</w:t>
-            </w:r>
-          </w:p>
-        </w:tc>
-        <w:tc>
-          <w:tcPr>
-            <w:tcW w:w="0" w:type="auto"/>
-            <w:hideMark/>
-          </w:tcPr>
-          <w:p>
-            <w:pPr>
-              <w:spacing w:before="20" w:after="20" w:line="240" w:lineRule="auto"/>
-              <w:ind w:firstLineChars="0" w:firstLine="0"/>
-              <w:cnfStyle w:val="000000100000" w:firstRow="0" w:lastRow="0" w:firstColumn="0" w:lastColumn="0" w:oddVBand="0" w:evenVBand="0" w:oddHBand="1" w:evenHBand="0" w:firstRowFirstColumn="0" w:firstRowLastColumn="0" w:lastRowFirstColumn="0" w:lastRowLastColumn="0"/>
-              <w:rPr>
-                <w:b/>
-                <w:bCs/>
-                <w:sz w:val="17"/>
-              </w:rPr>
-            </w:pPr>
-            <w:r>
-              <w:rPr>
-                <w:b/>
-                <w:bCs/>
-                <w:sz w:val="17"/>
-              </w:rPr>
-              <w:t>Vanda A40, one-GPU FP32</w:t>
-            </w:r>
-          </w:p>
-        </w:tc>
-        <w:tc>
-          <w:tcPr>
-            <w:tcW w:w="0" w:type="auto"/>
-            <w:hideMark/>
-          </w:tcPr>
-          <w:p>
-            <w:pPr>
-              <w:spacing w:before="20" w:after="20" w:line="240" w:lineRule="auto"/>
-              <w:ind w:firstLineChars="0" w:firstLine="0"/>
-              <w:cnfStyle w:val="000000100000" w:firstRow="0" w:lastRow="0" w:firstColumn="0" w:lastColumn="0" w:oddVBand="0" w:evenVBand="0" w:oddHBand="1" w:evenHBand="0" w:firstRowFirstColumn="0" w:firstRowLastColumn="0" w:lastRowFirstColumn="0" w:lastRowLastColumn="0"/>
-              <w:rPr>
-                <w:b/>
-                <w:bCs/>
-                <w:sz w:val="17"/>
-              </w:rPr>
-            </w:pPr>
-            <w:r>
-              <w:rPr>
-                <w:b/>
-                <w:bCs/>
-                <w:sz w:val="17"/>
-              </w:rPr>
-              <w:t>Runtime ratio vs previous row (CPU / GPU)</w:t>
-            </w:r>
-          </w:p>
-        </w:tc>
-      </w:tr>
-      <w:tr>
-        <w:tblPrEx>
-          <w:jc w:val="left"/>
-        </w:tblPrEx>
-        <w:tc>
-          <w:tcPr>
-            <w:cnfStyle w:val="001000000000" w:firstRow="0" w:lastRow="0" w:firstColumn="1" w:lastColumn="0" w:oddVBand="0" w:evenVBand="0" w:oddHBand="0" w:evenHBand="0" w:firstRowFirstColumn="0" w:firstRowLastColumn="0" w:lastRowFirstColumn="0" w:lastRowLastColumn="0"/>
-            <w:tcW w:w="0" w:type="auto"/>
-            <w:hideMark/>
-          </w:tcPr>
-          <w:p>
-            <w:pPr>
-              <w:spacing w:before="20" w:after="20" w:line="240" w:lineRule="auto"/>
-              <w:ind w:firstLine="341"/>
-              <w:rPr>
-                <w:sz w:val="17"/>
-              </w:rPr>
-            </w:pPr>
-            <w:r>
-              <w:rPr>
-                <w:sz w:val="17"/>
-              </w:rPr>
-              <w:t>512</w:t>
-            </w:r>
-          </w:p>
-        </w:tc>
-        <w:tc>
-          <w:tcPr>
-            <w:tcW w:w="0" w:type="auto"/>
-            <w:hideMark/>
-          </w:tcPr>
-          <w:p>
-            <w:pPr>
-              <w:spacing w:before="20" w:after="20" w:line="240" w:lineRule="auto"/>
-              <w:ind w:firstLine="340"/>
-              <w:cnfStyle w:val="000000000000" w:firstRow="0" w:lastRow="0" w:firstColumn="0" w:lastColumn="0" w:oddVBand="0" w:evenVBand="0" w:oddHBand="0" w:evenHBand="0" w:firstRowFirstColumn="0" w:firstRowLastColumn="0" w:lastRowFirstColumn="0" w:lastRowLastColumn="0"/>
-              <w:rPr>
-                <w:sz w:val="17"/>
-              </w:rPr>
-            </w:pPr>
-            <w:r>
-              <w:rPr>
-                <w:sz w:val="17"/>
-              </w:rPr>
-              <w:t>17.515 ms</w:t>
-            </w:r>
-          </w:p>
-        </w:tc>
-        <w:tc>
-          <w:tcPr>
-            <w:tcW w:w="0" w:type="auto"/>
-            <w:hideMark/>
-          </w:tcPr>
-          <w:p>
-            <w:pPr>
-              <w:spacing w:before="20" w:after="20" w:line="240" w:lineRule="auto"/>
-              <w:ind w:firstLine="340"/>
-              <w:cnfStyle w:val="000000000000" w:firstRow="0" w:lastRow="0" w:firstColumn="0" w:lastColumn="0" w:oddVBand="0" w:evenVBand="0" w:oddHBand="0" w:evenHBand="0" w:firstRowFirstColumn="0" w:firstRowLastColumn="0" w:lastRowFirstColumn="0" w:lastRowLastColumn="0"/>
-              <w:rPr>
-                <w:sz w:val="17"/>
-              </w:rPr>
-            </w:pPr>
-            <w:r>
-              <w:rPr>
-                <w:sz w:val="17"/>
-              </w:rPr>
-              <w:t>0.248 ms</w:t>
-            </w:r>
-          </w:p>
-        </w:tc>
-        <w:tc>
-          <w:tcPr>
-            <w:tcW w:w="0" w:type="auto"/>
-            <w:hideMark/>
-          </w:tcPr>
-          <w:p>
-            <w:pPr>
-              <w:spacing w:before="20" w:after="20" w:line="240" w:lineRule="auto"/>
-              <w:ind w:firstLine="340"/>
-              <w:cnfStyle w:val="000000000000" w:firstRow="0" w:lastRow="0" w:firstColumn="0" w:lastColumn="0" w:oddVBand="0" w:evenVBand="0" w:oddHBand="0" w:evenHBand="0" w:firstRowFirstColumn="0" w:firstRowLastColumn="0" w:lastRowFirstColumn="0" w:lastRowLastColumn="0"/>
-              <w:rPr>
-                <w:sz w:val="17"/>
-              </w:rPr>
-            </w:pPr>
-            <w:r>
-              <w:rPr>
-                <w:sz w:val="17"/>
-              </w:rPr>
-              <w:t>—</w:t>
-            </w:r>
-          </w:p>
-        </w:tc>
-      </w:tr>
-      <w:tr>
-        <w:tblPrEx>
-          <w:jc w:val="left"/>
-        </w:tblPrEx>
-        <w:trPr>
-          <w:cnfStyle w:val="000000100000" w:firstRow="0" w:lastRow="0" w:firstColumn="0" w:lastColumn="0" w:oddVBand="0" w:evenVBand="0" w:oddHBand="1" w:evenHBand="0" w:firstRowFirstColumn="0" w:firstRowLastColumn="0" w:lastRowFirstColumn="0" w:lastRowLastColumn="0"/>
-        </w:trPr>
-        <w:tc>
-          <w:tcPr>
-            <w:cnfStyle w:val="001000000000" w:firstRow="0" w:lastRow="0" w:firstColumn="1" w:lastColumn="0" w:oddVBand="0" w:evenVBand="0" w:oddHBand="0" w:evenHBand="0" w:firstRowFirstColumn="0" w:firstRowLastColumn="0" w:lastRowFirstColumn="0" w:lastRowLastColumn="0"/>
-            <w:tcW w:w="0" w:type="auto"/>
-            <w:hideMark/>
-          </w:tcPr>
-          <w:p>
-            <w:pPr>
-              <w:spacing w:before="20" w:after="20" w:line="240" w:lineRule="auto"/>
-              <w:ind w:firstLine="341"/>
-              <w:rPr>
-                <w:sz w:val="17"/>
-              </w:rPr>
-            </w:pPr>
-            <w:r>
-              <w:rPr>
-                <w:sz w:val="17"/>
-              </w:rPr>
-              <w:t>1024</w:t>
-            </w:r>
-          </w:p>
-        </w:tc>
-        <w:tc>
-          <w:tcPr>
-            <w:tcW w:w="0" w:type="auto"/>
-            <w:hideMark/>
-          </w:tcPr>
-          <w:p>
-            <w:pPr>
-              <w:spacing w:before="20" w:after="20" w:line="240" w:lineRule="auto"/>
-              <w:ind w:firstLine="340"/>
-              <w:cnfStyle w:val="000000100000" w:firstRow="0" w:lastRow="0" w:firstColumn="0" w:lastColumn="0" w:oddVBand="0" w:evenVBand="0" w:oddHBand="1" w:evenHBand="0" w:firstRowFirstColumn="0" w:firstRowLastColumn="0" w:lastRowFirstColumn="0" w:lastRowLastColumn="0"/>
-              <w:rPr>
-                <w:sz w:val="17"/>
-              </w:rPr>
-            </w:pPr>
-            <w:r>
-              <w:rPr>
-                <w:sz w:val="17"/>
-              </w:rPr>
-              <w:t>70.418 ms</w:t>
-            </w:r>
-          </w:p>
-        </w:tc>
-        <w:tc>
-          <w:tcPr>
-            <w:tcW w:w="0" w:type="auto"/>
-            <w:hideMark/>
-          </w:tcPr>
-          <w:p>
-            <w:pPr>
-              <w:spacing w:before="20" w:after="20" w:line="240" w:lineRule="auto"/>
-              <w:ind w:firstLine="340"/>
-              <w:cnfStyle w:val="000000100000" w:firstRow="0" w:lastRow="0" w:firstColumn="0" w:lastColumn="0" w:oddVBand="0" w:evenVBand="0" w:oddHBand="1" w:evenHBand="0" w:firstRowFirstColumn="0" w:firstRowLastColumn="0" w:lastRowFirstColumn="0" w:lastRowLastColumn="0"/>
-              <w:rPr>
-                <w:sz w:val="17"/>
-              </w:rPr>
-            </w:pPr>
-            <w:r>
-              <w:rPr>
-                <w:sz w:val="17"/>
-              </w:rPr>
-              <w:t>0.648 ms</w:t>
-            </w:r>
-          </w:p>
-        </w:tc>
-        <w:tc>
-          <w:tcPr>
-            <w:tcW w:w="0" w:type="auto"/>
-            <w:hideMark/>
-          </w:tcPr>
-          <w:p>
-            <w:pPr>
-              <w:spacing w:before="20" w:after="20" w:line="240" w:lineRule="auto"/>
-              <w:ind w:firstLine="340"/>
-              <w:cnfStyle w:val="000000100000" w:firstRow="0" w:lastRow="0" w:firstColumn="0" w:lastColumn="0" w:oddVBand="0" w:evenVBand="0" w:oddHBand="1" w:evenHBand="0" w:firstRowFirstColumn="0" w:firstRowLastColumn="0" w:lastRowFirstColumn="0" w:lastRowLastColumn="0"/>
-              <w:rPr>
-                <w:sz w:val="17"/>
-              </w:rPr>
-            </w:pPr>
-            <w:r>
-              <w:rPr>
-                <w:sz w:val="17"/>
-              </w:rPr>
-              <w:t>4.02× / 2.61×</w:t>
-            </w:r>
-          </w:p>
-        </w:tc>
-      </w:tr>
-      <w:tr>
-        <w:tblPrEx>
-          <w:jc w:val="left"/>
-        </w:tblPrEx>
-        <w:tc>
-          <w:tcPr>
-            <w:cnfStyle w:val="001000000000" w:firstRow="0" w:lastRow="0" w:firstColumn="1" w:lastColumn="0" w:oddVBand="0" w:evenVBand="0" w:oddHBand="0" w:evenHBand="0" w:firstRowFirstColumn="0" w:firstRowLastColumn="0" w:lastRowFirstColumn="0" w:lastRowLastColumn="0"/>
-            <w:tcW w:w="0" w:type="auto"/>
-            <w:hideMark/>
-          </w:tcPr>
-          <w:p>
-            <w:pPr>
-              <w:spacing w:before="20" w:after="20" w:line="240" w:lineRule="auto"/>
-              <w:ind w:firstLine="341"/>
-              <w:rPr>
-                <w:sz w:val="17"/>
-              </w:rPr>
-            </w:pPr>
-            <w:r>
-              <w:rPr>
-                <w:sz w:val="17"/>
-              </w:rPr>
-              <w:t>2048</w:t>
-            </w:r>
-          </w:p>
-        </w:tc>
-        <w:tc>
-          <w:tcPr>
-            <w:tcW w:w="0" w:type="auto"/>
-            <w:hideMark/>
-          </w:tcPr>
-          <w:p>
-            <w:pPr>
-              <w:spacing w:before="20" w:after="20" w:line="240" w:lineRule="auto"/>
-              <w:ind w:firstLine="340"/>
-              <w:cnfStyle w:val="000000000000" w:firstRow="0" w:lastRow="0" w:firstColumn="0" w:lastColumn="0" w:oddVBand="0" w:evenVBand="0" w:oddHBand="0" w:evenHBand="0" w:firstRowFirstColumn="0" w:firstRowLastColumn="0" w:lastRowFirstColumn="0" w:lastRowLastColumn="0"/>
-              <w:rPr>
-                <w:sz w:val="17"/>
-              </w:rPr>
-            </w:pPr>
-            <w:r>
-              <w:rPr>
-                <w:sz w:val="17"/>
-              </w:rPr>
-              <w:t>263.479 ms</w:t>
-            </w:r>
-          </w:p>
-        </w:tc>
-        <w:tc>
-          <w:tcPr>
-            <w:tcW w:w="0" w:type="auto"/>
-            <w:hideMark/>
-          </w:tcPr>
-          <w:p>
-            <w:pPr>
-              <w:spacing w:before="20" w:after="20" w:line="240" w:lineRule="auto"/>
-              <w:ind w:firstLine="340"/>
-              <w:cnfStyle w:val="000000000000" w:firstRow="0" w:lastRow="0" w:firstColumn="0" w:lastColumn="0" w:oddVBand="0" w:evenVBand="0" w:oddHBand="0" w:evenHBand="0" w:firstRowFirstColumn="0" w:firstRowLastColumn="0" w:lastRowFirstColumn="0" w:lastRowLastColumn="0"/>
-              <w:rPr>
-                <w:sz w:val="17"/>
-              </w:rPr>
-            </w:pPr>
-            <w:r>
-              <w:rPr>
-                <w:sz w:val="17"/>
-              </w:rPr>
-              <w:t>2.345 ms</w:t>
-            </w:r>
-          </w:p>
-        </w:tc>
-        <w:tc>
-          <w:tcPr>
-            <w:tcW w:w="0" w:type="auto"/>
-            <w:hideMark/>
-          </w:tcPr>
-          <w:p>
-            <w:pPr>
-              <w:spacing w:before="20" w:after="20" w:line="240" w:lineRule="auto"/>
-              <w:ind w:firstLine="340"/>
-              <w:cnfStyle w:val="000000000000" w:firstRow="0" w:lastRow="0" w:firstColumn="0" w:lastColumn="0" w:oddVBand="0" w:evenVBand="0" w:oddHBand="0" w:evenHBand="0" w:firstRowFirstColumn="0" w:firstRowLastColumn="0" w:lastRowFirstColumn="0" w:lastRowLastColumn="0"/>
-              <w:rPr>
-                <w:sz w:val="17"/>
-              </w:rPr>
-            </w:pPr>
-            <w:r>
-              <w:rPr>
-                <w:sz w:val="17"/>
-              </w:rPr>
-              <w:t>3.74× / 3.62×</w:t>
-            </w:r>
-          </w:p>
-        </w:tc>
-      </w:tr>
-      <w:tr>
-        <w:tblPrEx>
-          <w:jc w:val="left"/>
-        </w:tblPrEx>
-        <w:trPr>
-          <w:cnfStyle w:val="000000100000" w:firstRow="0" w:lastRow="0" w:firstColumn="0" w:lastColumn="0" w:oddVBand="0" w:evenVBand="0" w:oddHBand="1" w:evenHBand="0" w:firstRowFirstColumn="0" w:firstRowLastColumn="0" w:lastRowFirstColumn="0" w:lastRowLastColumn="0"/>
-        </w:trPr>
-        <w:tc>
-          <w:tcPr>
-            <w:cnfStyle w:val="001000000000" w:firstRow="0" w:lastRow="0" w:firstColumn="1" w:lastColumn="0" w:oddVBand="0" w:evenVBand="0" w:oddHBand="0" w:evenHBand="0" w:firstRowFirstColumn="0" w:firstRowLastColumn="0" w:lastRowFirstColumn="0" w:lastRowLastColumn="0"/>
-            <w:tcW w:w="0" w:type="auto"/>
-            <w:hideMark/>
-          </w:tcPr>
-          <w:p>
-            <w:pPr>
-              <w:spacing w:before="20" w:after="20" w:line="240" w:lineRule="auto"/>
-              <w:ind w:firstLine="341"/>
-              <w:rPr>
-                <w:sz w:val="17"/>
-              </w:rPr>
-            </w:pPr>
-            <w:r>
-              <w:rPr>
-                <w:sz w:val="17"/>
-              </w:rPr>
-              <w:t>4096</w:t>
-            </w:r>
-          </w:p>
-        </w:tc>
-        <w:tc>
-          <w:tcPr>
-            <w:tcW w:w="0" w:type="auto"/>
-            <w:hideMark/>
-          </w:tcPr>
-          <w:p>
-            <w:pPr>
-              <w:spacing w:before="20" w:after="20" w:line="240" w:lineRule="auto"/>
-              <w:ind w:firstLine="340"/>
-              <w:cnfStyle w:val="000000100000" w:firstRow="0" w:lastRow="0" w:firstColumn="0" w:lastColumn="0" w:oddVBand="0" w:evenVBand="0" w:oddHBand="1" w:evenHBand="0" w:firstRowFirstColumn="0" w:firstRowLastColumn="0" w:lastRowFirstColumn="0" w:lastRowLastColumn="0"/>
-              <w:rPr>
-                <w:sz w:val="17"/>
-              </w:rPr>
-            </w:pPr>
-            <w:r>
-              <w:rPr>
-                <w:sz w:val="17"/>
-              </w:rPr>
-              <w:t>913.966 ms</w:t>
-            </w:r>
-          </w:p>
-        </w:tc>
-        <w:tc>
-          <w:tcPr>
-            <w:tcW w:w="0" w:type="auto"/>
-            <w:hideMark/>
-          </w:tcPr>
-          <w:p>
-            <w:pPr>
-              <w:spacing w:before="20" w:after="20" w:line="240" w:lineRule="auto"/>
-              <w:ind w:firstLine="340"/>
-              <w:cnfStyle w:val="000000100000" w:firstRow="0" w:lastRow="0" w:firstColumn="0" w:lastColumn="0" w:oddVBand="0" w:evenVBand="0" w:oddHBand="1" w:evenHBand="0" w:firstRowFirstColumn="0" w:firstRowLastColumn="0" w:lastRowFirstColumn="0" w:lastRowLastColumn="0"/>
-              <w:rPr>
-                <w:sz w:val="17"/>
-              </w:rPr>
-            </w:pPr>
-            <w:r>
-              <w:rPr>
-                <w:sz w:val="17"/>
-              </w:rPr>
-              <w:t>8.845 ms</w:t>
-            </w:r>
-          </w:p>
-        </w:tc>
-        <w:tc>
-          <w:tcPr>
-            <w:tcW w:w="0" w:type="auto"/>
-            <w:hideMark/>
-          </w:tcPr>
-          <w:p>
-            <w:pPr>
-              <w:spacing w:before="20" w:after="20" w:line="240" w:lineRule="auto"/>
-              <w:ind w:firstLine="340"/>
-              <w:cnfStyle w:val="000000100000" w:firstRow="0" w:lastRow="0" w:firstColumn="0" w:lastColumn="0" w:oddVBand="0" w:evenVBand="0" w:oddHBand="1" w:evenHBand="0" w:firstRowFirstColumn="0" w:firstRowLastColumn="0" w:lastRowFirstColumn="0" w:lastRowLastColumn="0"/>
-              <w:rPr>
-                <w:sz w:val="17"/>
-              </w:rPr>
-            </w:pPr>
-            <w:r>
-              <w:rPr>
-                <w:sz w:val="17"/>
-              </w:rPr>
-              <w:t>3.47× / 3.77×</w:t>
-            </w:r>
-          </w:p>
-        </w:tc>
-      </w:tr>
-    </w:tbl>
-    <w:p>
-      <w:pPr>
-        <w:spacing w:after="140" w:line="278" w:lineRule="auto"/>
-        <w:ind w:firstLine="440"/>
-        <w:rPr>
-          <w:rFonts w:eastAsiaTheme="minorEastAsia" w:hint="eastAsia"/>
-        </w:rPr>
-      </w:pPr>
-      <w:r>
-        <w:rPr>
-          <w:rFonts w:eastAsiaTheme="minorEastAsia"/>
-        </w:rPr>
-        <w:t>For fixed</w:t>
-      </w:r>
-      <m:oMath>
-        <m:r>
-          <w:rPr>
-            <w:rFonts w:ascii="Cambria Math" w:eastAsiaTheme="minorEastAsia" w:hAnsi="Cambria Math"/>
-          </w:rPr>
-          <m:t xml:space="preserve"> </m:t>
-        </m:r>
-        <m:r>
-          <w:rPr>
-            <w:rFonts w:ascii="Cambria Math" w:eastAsiaTheme="minorEastAsia" w:hAnsi="Cambria Math"/>
-          </w:rPr>
-          <m:t>d</m:t>
-        </m:r>
-        <m:r>
-          <m:rPr>
-            <m:sty m:val="p"/>
-          </m:rPr>
-          <w:rPr>
-            <w:rFonts w:ascii="Cambria Math" w:eastAsiaTheme="minorEastAsia" w:hAnsi="Cambria Math"/>
-          </w:rPr>
-          <m:t>=</m:t>
-        </m:r>
-        <m:sSub>
-          <m:sSubPr>
-            <m:ctrlPr>
-              <w:rPr>
-                <w:rFonts w:ascii="Cambria Math" w:eastAsiaTheme="minorEastAsia" w:hAnsi="Cambria Math"/>
-              </w:rPr>
-            </m:ctrlPr>
-          </m:sSubPr>
-          <m:e>
-            <m:r>
-              <w:rPr>
-                <w:rFonts w:ascii="Cambria Math" w:eastAsiaTheme="minorEastAsia" w:hAnsi="Cambria Math"/>
-              </w:rPr>
-              <m:t>d</m:t>
-            </m:r>
-          </m:e>
-          <m:sub>
-            <m:r>
-              <w:rPr>
-                <w:rFonts w:ascii="Cambria Math" w:eastAsiaTheme="minorEastAsia" w:hAnsi="Cambria Math"/>
-              </w:rPr>
-              <m:t>v</m:t>
-            </m:r>
-          </m:sub>
-        </m:sSub>
-        <m:r>
-          <m:rPr>
-            <m:sty m:val="p"/>
-          </m:rPr>
-          <w:rPr>
-            <w:rFonts w:ascii="Cambria Math" w:eastAsiaTheme="minorEastAsia" w:hAnsi="Cambria Math"/>
-          </w:rPr>
-          <m:t>=64</m:t>
-        </m:r>
-      </m:oMath>
-      <w:r>
-        <w:rPr>
-          <w:rFonts w:eastAsiaTheme="minorEastAsia"/>
-        </w:rPr>
-        <w:t xml:space="preserve">, dense attention has </w:t>
-      </w:r>
-      <m:oMath>
-        <m:r>
-          <w:rPr>
-            <w:rFonts w:ascii="Cambria Math" w:eastAsiaTheme="minorEastAsia" w:hAnsi="Cambria Math"/>
-          </w:rPr>
-          <m:t>O</m:t>
-        </m:r>
-        <m:d>
-          <m:dPr>
-            <m:ctrlPr>
-              <w:rPr>
-                <w:rFonts w:ascii="Cambria Math" w:eastAsiaTheme="minorEastAsia" w:hAnsi="Cambria Math"/>
-              </w:rPr>
-            </m:ctrlPr>
-          </m:dPr>
-          <m:e>
-            <m:sSup>
-              <m:sSupPr>
-                <m:ctrlPr>
-                  <w:rPr>
-                    <w:rFonts w:ascii="Cambria Math" w:eastAsiaTheme="minorEastAsia" w:hAnsi="Cambria Math"/>
-                  </w:rPr>
-                </m:ctrlPr>
-              </m:sSupPr>
-              <m:e>
-                <m:r>
-                  <w:rPr>
-                    <w:rFonts w:ascii="Cambria Math" w:eastAsiaTheme="minorEastAsia" w:hAnsi="Cambria Math"/>
-                  </w:rPr>
-                  <m:t>N</m:t>
-                </m:r>
-              </m:e>
-              <m:sup>
-                <m:r>
-                  <m:rPr>
-                    <m:sty m:val="p"/>
-                  </m:rPr>
-                  <w:rPr>
-                    <w:rFonts w:ascii="Cambria Math" w:eastAsiaTheme="minorEastAsia" w:hAnsi="Cambria Math"/>
-                  </w:rPr>
-                  <m:t>2</m:t>
-                </m:r>
-              </m:sup>
-            </m:sSup>
-            <m:r>
-              <w:rPr>
-                <w:rFonts w:ascii="Cambria Math" w:eastAsiaTheme="minorEastAsia" w:hAnsi="Cambria Math"/>
-              </w:rPr>
-              <m:t>d</m:t>
-            </m:r>
-          </m:e>
-        </m:d>
-      </m:oMath>
-      <w:r>
-        <w:rPr>
-          <w:rFonts w:eastAsiaTheme="minorEastAsia"/>
-        </w:rPr>
-        <w:t xml:space="preserve"> arithmetic complexity, so its runtime is expected to grow approximately quadratically as </w:t>
-      </w:r>
-      <m:oMath>
-        <m:r>
-          <w:rPr>
-            <w:rFonts w:ascii="Cambria Math" w:eastAsiaTheme="minorEastAsia" w:hAnsi="Cambria Math"/>
-          </w:rPr>
-          <m:t>N</m:t>
-        </m:r>
-      </m:oMath>
-      <w:r>
-        <w:rPr>
-          <w:rFonts w:eastAsiaTheme="minorEastAsia"/>
-        </w:rPr>
-        <w:t xml:space="preserve"> increases. In the table, doubling </w:t>
-      </w:r>
-      <m:oMath>
-        <m:r>
-          <w:rPr>
-            <w:rFonts w:ascii="Cambria Math" w:eastAsiaTheme="minorEastAsia" w:hAnsi="Cambria Math"/>
-          </w:rPr>
-          <m:t>N</m:t>
-        </m:r>
-      </m:oMath>
-      <w:r>
-        <w:rPr>
-          <w:rFonts w:eastAsiaTheme="minorEastAsia"/>
-        </w:rPr>
-        <w:t>increases the CPU runtime by 3.47–4.02× and the one-GPU runtime by 2.61–3.77×. These measurements broadly follow the expected quadratic trend; deviations from exactly 4× can arise from fixed overheads and hardware effects.</w:t>
-      </w:r>
-    </w:p>
-    <w:p>
-      <w:pPr>
-        <w:spacing w:after="140" w:line="278" w:lineRule="auto"/>
-        <w:ind w:firstLine="440"/>
-      </w:pPr>
-      <w:r>
-        <w:t xml:space="preserve">At </w:t>
-      </w:r>
-      <w:r>
-        <w:rPr>
-          <w:sz w:val="18"/>
-        </w:rPr>
-        <w:t>N=4096</w:t>
-      </w:r>
-      <w:r>
-        <w:t xml:space="preserve">, OpenMP FP64 with 8 threads took 142.854 ms. The two-node MPI+CUDA result took 5.115 ms at </w:t>
-      </w:r>
-      <w:r>
-        <w:rPr>
-          <w:sz w:val="18"/>
-        </w:rPr>
-        <w:t>N=4096</w:t>
-      </w:r>
-      <w:r>
-        <w:t xml:space="preserve"> and 18.908 ms at </w:t>
-      </w:r>
-      <w:r>
-        <w:rPr>
-          <w:sz w:val="18"/>
-        </w:rPr>
-        <w:t>N=8192</w:t>
-      </w:r>
-      <w:r>
-        <w:t>. The separate local RTX 4090 check (</w:t>
-      </w:r>
-      <w:r>
-        <w:rPr>
-          <w:sz w:val="18"/>
-        </w:rPr>
-        <w:t>N=257</w:t>
-      </w:r>
-      <w:r>
-        <w:t xml:space="preserve">, </w:t>
-      </w:r>
-      <w:r>
-        <w:rPr>
-          <w:sz w:val="18"/>
-        </w:rPr>
-        <w:t>d=31</w:t>
-      </w:r>
-      <w:r>
-        <w:t xml:space="preserve">, </w:t>
-      </w:r>
-      <w:r>
-        <w:rPr>
-          <w:sz w:val="18"/>
-        </w:rPr>
-        <w:t>dv=19</w:t>
-      </w:r>
-      <w:r>
-        <w:t>) took 0.574 ms.</w:t>
-      </w:r>
-    </w:p>
-    <w:p>
-      <w:pPr>
-        <w:spacing w:after="140" w:line="278" w:lineRule="auto"/>
-        <w:ind w:firstLine="440"/>
-      </w:pPr>
-      <w:r>
-        <w:t xml:space="preserve">OpenMP scaling at </w:t>
-      </w:r>
-      <w:r>
-        <w:rPr>
-          <w:sz w:val="18"/>
-        </w:rPr>
-        <w:t>N=4096</w:t>
-      </w:r>
-      <w:r>
-        <w:t xml:space="preserve">, </w:t>
-      </w:r>
-      <w:r>
-        <w:rPr>
-          <w:sz w:val="18"/>
-        </w:rPr>
-        <w:t>d=dv=64</w:t>
-      </w:r>
-      <w:r>
-        <w:t>:</w:t>
-      </w:r>
-    </w:p>
-    <w:tbl>
-      <w:tblPr>
-        <w:tblStyle w:val="21"/>
-        <w:tblW w:w="0" w:type="auto"/>
-        <w:jc w:val="center"/>
-        <w:tblLook w:val="04A0" w:firstRow="1" w:lastRow="0" w:firstColumn="1" w:lastColumn="0" w:noHBand="0" w:noVBand="1"/>
-      </w:tblPr>
-      <w:tblGrid>
-        <w:gridCol w:w="4153"/>
-        <w:gridCol w:w="4153"/>
-      </w:tblGrid>
-      <w:tr>
-        <w:trPr>
-          <w:cnfStyle w:val="100000000000" w:firstRow="1" w:lastRow="0" w:firstColumn="0" w:lastColumn="0" w:oddVBand="0" w:evenVBand="0" w:oddHBand="0" w:evenHBand="0" w:firstRowFirstColumn="0" w:firstRowLastColumn="0" w:lastRowFirstColumn="0" w:lastRowLastColumn="0"/>
-          <w:cantSplit/>
-          <w:jc w:val="center"/>
-        </w:trPr>
-        <w:tc>
-          <w:tcPr>
-            <w:cnfStyle w:val="001000000000" w:firstRow="0" w:lastRow="0" w:firstColumn="1" w:lastColumn="0" w:oddVBand="0" w:evenVBand="0" w:oddHBand="0" w:evenHBand="0" w:firstRowFirstColumn="0" w:firstRowLastColumn="0" w:lastRowFirstColumn="0" w:lastRowLastColumn="0"/>
-            <w:tcW w:w="4153" w:type="dxa"/>
-            <w:vAlign w:val="center"/>
-          </w:tcPr>
-          <w:p>
-            <w:pPr>
-              <w:spacing w:before="20" w:after="20" w:line="240" w:lineRule="auto"/>
-              <w:ind w:firstLine="341"/>
-            </w:pPr>
-            <w:r>
-              <w:rPr>
-                <w:sz w:val="17"/>
-              </w:rPr>
-              <w:t>CPU threads</w:t>
-            </w:r>
-          </w:p>
-        </w:tc>
-        <w:tc>
-          <w:tcPr>
-            <w:tcW w:w="4153" w:type="dxa"/>
-            <w:vAlign w:val="center"/>
-          </w:tcPr>
-          <w:p>
-            <w:pPr>
-              <w:spacing w:before="20" w:after="20" w:line="240" w:lineRule="auto"/>
-              <w:ind w:firstLine="341"/>
-              <w:cnfStyle w:val="100000000000" w:firstRow="1" w:lastRow="0" w:firstColumn="0" w:lastColumn="0" w:oddVBand="0" w:evenVBand="0" w:oddHBand="0" w:evenHBand="0" w:firstRowFirstColumn="0" w:firstRowLastColumn="0" w:lastRowFirstColumn="0" w:lastRowLastColumn="0"/>
-            </w:pPr>
-            <w:r>
-              <w:rPr>
-                <w:sz w:val="17"/>
-              </w:rPr>
-              <w:t>Median time</w:t>
-            </w:r>
-          </w:p>
-        </w:tc>
-      </w:tr>
-      <w:tr>
-        <w:trPr>
-          <w:cnfStyle w:val="000000100000" w:firstRow="0" w:lastRow="0" w:firstColumn="0" w:lastColumn="0" w:oddVBand="0" w:evenVBand="0" w:oddHBand="1" w:evenHBand="0" w:firstRowFirstColumn="0" w:firstRowLastColumn="0" w:lastRowFirstColumn="0" w:lastRowLastColumn="0"/>
-          <w:cantSplit/>
-          <w:jc w:val="center"/>
-        </w:trPr>
-        <w:tc>
-          <w:tcPr>
-            <w:cnfStyle w:val="001000000000" w:firstRow="0" w:lastRow="0" w:firstColumn="1" w:lastColumn="0" w:oddVBand="0" w:evenVBand="0" w:oddHBand="0" w:evenHBand="0" w:firstRowFirstColumn="0" w:firstRowLastColumn="0" w:lastRowFirstColumn="0" w:lastRowLastColumn="0"/>
-            <w:tcW w:w="4153" w:type="dxa"/>
-            <w:vAlign w:val="center"/>
-          </w:tcPr>
-          <w:p>
-            <w:pPr>
-              <w:spacing w:before="20" w:after="20" w:line="240" w:lineRule="auto"/>
-              <w:ind w:firstLine="341"/>
-            </w:pPr>
-            <w:r>
-              <w:rPr>
-                <w:sz w:val="17"/>
-              </w:rPr>
-              <w:t>1</w:t>
-            </w:r>
-          </w:p>
-        </w:tc>
-        <w:tc>
-          <w:tcPr>
-            <w:tcW w:w="4153" w:type="dxa"/>
-            <w:vAlign w:val="center"/>
-          </w:tcPr>
-          <w:p>
-            <w:pPr>
-              <w:spacing w:before="20" w:after="20" w:line="240" w:lineRule="auto"/>
-              <w:ind w:firstLine="340"/>
-              <w:cnfStyle w:val="000000100000" w:firstRow="0" w:lastRow="0" w:firstColumn="0" w:lastColumn="0" w:oddVBand="0" w:evenVBand="0" w:oddHBand="1" w:evenHBand="0" w:firstRowFirstColumn="0" w:firstRowLastColumn="0" w:lastRowFirstColumn="0" w:lastRowLastColumn="0"/>
-            </w:pPr>
-            <w:r>
-              <w:rPr>
-                <w:sz w:val="17"/>
-              </w:rPr>
-              <w:t>914.491 ms</w:t>
-            </w:r>
-          </w:p>
-        </w:tc>
-      </w:tr>
-      <w:tr>
-        <w:trPr>
-          <w:cantSplit/>
-          <w:jc w:val="center"/>
-        </w:trPr>
-        <w:tc>
-          <w:tcPr>
-            <w:cnfStyle w:val="001000000000" w:firstRow="0" w:lastRow="0" w:firstColumn="1" w:lastColumn="0" w:oddVBand="0" w:evenVBand="0" w:oddHBand="0" w:evenHBand="0" w:firstRowFirstColumn="0" w:firstRowLastColumn="0" w:lastRowFirstColumn="0" w:lastRowLastColumn="0"/>
-            <w:tcW w:w="4153" w:type="dxa"/>
-            <w:vAlign w:val="center"/>
-          </w:tcPr>
-          <w:p>
-            <w:pPr>
-              <w:spacing w:before="20" w:after="20" w:line="240" w:lineRule="auto"/>
-              <w:ind w:firstLine="341"/>
-            </w:pPr>
-            <w:r>
-              <w:rPr>
-                <w:sz w:val="17"/>
-              </w:rPr>
-              <w:t>2</w:t>
-            </w:r>
-          </w:p>
-        </w:tc>
-        <w:tc>
-          <w:tcPr>
-            <w:tcW w:w="4153" w:type="dxa"/>
-            <w:vAlign w:val="center"/>
-          </w:tcPr>
-          <w:p>
-            <w:pPr>
-              <w:spacing w:before="20" w:after="20" w:line="240" w:lineRule="auto"/>
-              <w:ind w:firstLine="340"/>
-              <w:cnfStyle w:val="000000000000" w:firstRow="0" w:lastRow="0" w:firstColumn="0" w:lastColumn="0" w:oddVBand="0" w:evenVBand="0" w:oddHBand="0" w:evenHBand="0" w:firstRowFirstColumn="0" w:firstRowLastColumn="0" w:lastRowFirstColumn="0" w:lastRowLastColumn="0"/>
-            </w:pPr>
-            <w:r>
-              <w:rPr>
-                <w:sz w:val="17"/>
-              </w:rPr>
-              <w:t>450.942 ms</w:t>
-            </w:r>
-          </w:p>
-        </w:tc>
-      </w:tr>
-      <w:tr>
-        <w:trPr>
-          <w:cnfStyle w:val="000000100000" w:firstRow="0" w:lastRow="0" w:firstColumn="0" w:lastColumn="0" w:oddVBand="0" w:evenVBand="0" w:oddHBand="1" w:evenHBand="0" w:firstRowFirstColumn="0" w:firstRowLastColumn="0" w:lastRowFirstColumn="0" w:lastRowLastColumn="0"/>
-          <w:cantSplit/>
-          <w:jc w:val="center"/>
-        </w:trPr>
-        <w:tc>
-          <w:tcPr>
-            <w:cnfStyle w:val="001000000000" w:firstRow="0" w:lastRow="0" w:firstColumn="1" w:lastColumn="0" w:oddVBand="0" w:evenVBand="0" w:oddHBand="0" w:evenHBand="0" w:firstRowFirstColumn="0" w:firstRowLastColumn="0" w:lastRowFirstColumn="0" w:lastRowLastColumn="0"/>
-            <w:tcW w:w="4153" w:type="dxa"/>
-            <w:vAlign w:val="center"/>
-          </w:tcPr>
-          <w:p>
-            <w:pPr>
-              <w:spacing w:before="20" w:after="20" w:line="240" w:lineRule="auto"/>
-              <w:ind w:firstLine="341"/>
-            </w:pPr>
-            <w:r>
-              <w:rPr>
-                <w:sz w:val="17"/>
-              </w:rPr>
-              <w:t>4</w:t>
-            </w:r>
-          </w:p>
-        </w:tc>
-        <w:tc>
-          <w:tcPr>
-            <w:tcW w:w="4153" w:type="dxa"/>
-            <w:vAlign w:val="center"/>
-          </w:tcPr>
-          <w:p>
-            <w:pPr>
-              <w:spacing w:before="20" w:after="20" w:line="240" w:lineRule="auto"/>
-              <w:ind w:firstLine="340"/>
-              <w:cnfStyle w:val="000000100000" w:firstRow="0" w:lastRow="0" w:firstColumn="0" w:lastColumn="0" w:oddVBand="0" w:evenVBand="0" w:oddHBand="1" w:evenHBand="0" w:firstRowFirstColumn="0" w:firstRowLastColumn="0" w:lastRowFirstColumn="0" w:lastRowLastColumn="0"/>
-            </w:pPr>
-            <w:r>
-              <w:rPr>
-                <w:sz w:val="17"/>
-              </w:rPr>
-              <w:t>236.177 ms</w:t>
-            </w:r>
-          </w:p>
-        </w:tc>
-      </w:tr>
-      <w:tr>
-        <w:trPr>
-          <w:cantSplit/>
-          <w:jc w:val="center"/>
-        </w:trPr>
-        <w:tc>
-          <w:tcPr>
-            <w:cnfStyle w:val="001000000000" w:firstRow="0" w:lastRow="0" w:firstColumn="1" w:lastColumn="0" w:oddVBand="0" w:evenVBand="0" w:oddHBand="0" w:evenHBand="0" w:firstRowFirstColumn="0" w:firstRowLastColumn="0" w:lastRowFirstColumn="0" w:lastRowLastColumn="0"/>
-            <w:tcW w:w="4153" w:type="dxa"/>
-            <w:vAlign w:val="center"/>
-          </w:tcPr>
-          <w:p>
-            <w:pPr>
-              <w:spacing w:before="20" w:after="20" w:line="240" w:lineRule="auto"/>
-              <w:ind w:firstLine="341"/>
-            </w:pPr>
-            <w:r>
-              <w:rPr>
-                <w:sz w:val="17"/>
-              </w:rPr>
-              <w:t>8</w:t>
-            </w:r>
-          </w:p>
-        </w:tc>
-        <w:tc>
-          <w:tcPr>
-            <w:tcW w:w="4153" w:type="dxa"/>
-            <w:vAlign w:val="center"/>
-          </w:tcPr>
-          <w:p>
-            <w:pPr>
-              <w:spacing w:before="20" w:after="20" w:line="240" w:lineRule="auto"/>
-              <w:ind w:firstLine="340"/>
-              <w:cnfStyle w:val="000000000000" w:firstRow="0" w:lastRow="0" w:firstColumn="0" w:lastColumn="0" w:oddVBand="0" w:evenVBand="0" w:oddHBand="0" w:evenHBand="0" w:firstRowFirstColumn="0" w:firstRowLastColumn="0" w:lastRowFirstColumn="0" w:lastRowLastColumn="0"/>
-            </w:pPr>
-            <w:r>
-              <w:rPr>
-                <w:sz w:val="17"/>
-              </w:rPr>
-              <w:t>142.854 ms</w:t>
-            </w:r>
-          </w:p>
-        </w:tc>
-      </w:tr>
-    </w:tbl>
-    <w:p>
-      <w:pPr>
-        <w:spacing w:after="40" w:line="240" w:lineRule="auto"/>
-        <w:ind w:firstLine="440"/>
-      </w:pPr>
-    </w:p>
-    <w:p>
-      <w:pPr>
-        <w:spacing w:before="60" w:after="20"/>
-        <w:ind w:firstLine="440"/>
-        <w:jc w:val="center"/>
-      </w:pPr>
-      <w:r>
-        <w:rPr>
-          <w:noProof/>
-        </w:rPr>
-        <w:lastRenderedPageBreak/>
-        <w:drawing>
-          <wp:inline distT="0" distB="0" distL="0" distR="0" wp14:anchorId="5BBA64B4" wp14:editId="18B63FCF">
-            <wp:extent cx="4983480" cy="2450330"/>
-            <wp:effectExtent l="0" t="0" r="0" b="0"/>
-            <wp:docPr id="2" name="Picture 2"/>
-            <wp:cNvGraphicFramePr>
-              <a:graphicFrameLocks xmlns:a="http://schemas.openxmlformats.org/drawingml/2006/main" noChangeAspect="1"/>
-            </wp:cNvGraphicFramePr>
-            <a:graphic xmlns:a="http://schemas.openxmlformats.org/drawingml/2006/main">
-              <a:graphicData uri="http://schemas.openxmlformats.org/drawingml/2006/picture">
-                <pic:pic xmlns:pic="http://schemas.openxmlformats.org/drawingml/2006/picture">
-                  <pic:nvPicPr>
-                    <pic:cNvPr id="0" name="attention_runtime_comparison.png"/>
-                    <pic:cNvPicPr/>
-                  </pic:nvPicPr>
-                  <pic:blipFill>
-                    <a:blip r:embed="rId13"/>
-                    <a:stretch>
-                      <a:fillRect/>
-                    </a:stretch>
-                  </pic:blipFill>
-                  <pic:spPr>
-                    <a:xfrm>
-                      <a:off x="0" y="0"/>
-                      <a:ext cx="4983480" cy="2450330"/>
-                    </a:xfrm>
-                    <a:prstGeom prst="rect">
-                      <a:avLst/>
-                    </a:prstGeom>
-                  </pic:spPr>
-                </pic:pic>
-              </a:graphicData>
-            </a:graphic>
-          </wp:inline>
-        </w:drawing>
-      </w:r>
-    </w:p>
-    <w:p>
-      <w:pPr>
-        <w:spacing w:after="120" w:line="240" w:lineRule="auto"/>
-        <w:ind w:firstLine="440"/>
-        <w:jc w:val="center"/>
-        <w:rPr>
-          <w:rFonts w:eastAsiaTheme="minorEastAsia" w:hint="eastAsia"/>
-        </w:rPr>
-      </w:pPr>
-      <w:r>
-        <w:rPr>
-          <w:i/>
-        </w:rPr>
-        <w:t xml:space="preserve">Figure 2. </w:t>
-      </w:r>
-      <w:r>
-        <w:rPr>
-          <w:i/>
-          <w:sz w:val="20"/>
-        </w:rPr>
-        <w:t>Runtime comparison at the same 4096-token workload</w:t>
-      </w:r>
-    </w:p>
-    <w:p>
-      <w:pPr>
-        <w:spacing w:after="140" w:line="278" w:lineRule="auto"/>
-        <w:ind w:firstLine="440"/>
-      </w:pPr>
-      <w:r>
-        <w:t>The two-node full experiment also covered tile sizes and causal masking:</w:t>
-      </w:r>
-    </w:p>
-    <w:tbl>
-      <w:tblPr>
-        <w:tblStyle w:val="21"/>
-        <w:tblW w:w="0" w:type="auto"/>
-        <w:jc w:val="center"/>
-        <w:tblLook w:val="04A0" w:firstRow="1" w:lastRow="0" w:firstColumn="1" w:lastColumn="0" w:noHBand="0" w:noVBand="1"/>
-      </w:tblPr>
-      <w:tblGrid>
-        <w:gridCol w:w="2076"/>
-        <w:gridCol w:w="2076"/>
-        <w:gridCol w:w="2076"/>
-        <w:gridCol w:w="2076"/>
-      </w:tblGrid>
-      <w:tr>
-        <w:trPr>
-          <w:cnfStyle w:val="100000000000" w:firstRow="1" w:lastRow="0" w:firstColumn="0" w:lastColumn="0" w:oddVBand="0" w:evenVBand="0" w:oddHBand="0" w:evenHBand="0" w:firstRowFirstColumn="0" w:firstRowLastColumn="0" w:lastRowFirstColumn="0" w:lastRowLastColumn="0"/>
-          <w:cantSplit/>
-          <w:jc w:val="center"/>
-        </w:trPr>
-        <w:tc>
-          <w:tcPr>
-            <w:cnfStyle w:val="001000000000" w:firstRow="0" w:lastRow="0" w:firstColumn="1" w:lastColumn="0" w:oddVBand="0" w:evenVBand="0" w:oddHBand="0" w:evenHBand="0" w:firstRowFirstColumn="0" w:firstRowLastColumn="0" w:lastRowFirstColumn="0" w:lastRowLastColumn="0"/>
-            <w:tcW w:w="2076" w:type="dxa"/>
-            <w:vAlign w:val="center"/>
-          </w:tcPr>
-          <w:p>
-            <w:pPr>
-              <w:spacing w:before="20" w:after="20" w:line="240" w:lineRule="auto"/>
-              <w:ind w:firstLine="341"/>
-            </w:pPr>
-            <w:r>
-              <w:rPr>
-                <w:sz w:val="17"/>
-              </w:rPr>
-              <w:t>N</w:t>
-            </w:r>
-          </w:p>
-        </w:tc>
-        <w:tc>
-          <w:tcPr>
-            <w:tcW w:w="2076" w:type="dxa"/>
-            <w:vAlign w:val="center"/>
-          </w:tcPr>
-          <w:p>
-            <w:pPr>
-              <w:spacing w:before="20" w:after="20" w:line="240" w:lineRule="auto"/>
-              <w:ind w:firstLine="341"/>
-              <w:cnfStyle w:val="100000000000" w:firstRow="1" w:lastRow="0" w:firstColumn="0" w:lastColumn="0" w:oddVBand="0" w:evenVBand="0" w:oddHBand="0" w:evenHBand="0" w:firstRowFirstColumn="0" w:firstRowLastColumn="0" w:lastRowFirstColumn="0" w:lastRowLastColumn="0"/>
-            </w:pPr>
-            <w:r>
-              <w:rPr>
-                <w:sz w:val="17"/>
-              </w:rPr>
-              <w:t>bq</w:t>
-            </w:r>
-          </w:p>
-        </w:tc>
-        <w:tc>
-          <w:tcPr>
-            <w:tcW w:w="2076" w:type="dxa"/>
-            <w:vAlign w:val="center"/>
-          </w:tcPr>
-          <w:p>
-            <w:pPr>
-              <w:spacing w:before="20" w:after="20" w:line="240" w:lineRule="auto"/>
-              <w:ind w:firstLine="341"/>
-              <w:cnfStyle w:val="100000000000" w:firstRow="1" w:lastRow="0" w:firstColumn="0" w:lastColumn="0" w:oddVBand="0" w:evenVBand="0" w:oddHBand="0" w:evenHBand="0" w:firstRowFirstColumn="0" w:firstRowLastColumn="0" w:lastRowFirstColumn="0" w:lastRowLastColumn="0"/>
-            </w:pPr>
-            <w:r>
-              <w:rPr>
-                <w:sz w:val="17"/>
-              </w:rPr>
-              <w:t>bk</w:t>
-            </w:r>
-          </w:p>
-        </w:tc>
-        <w:tc>
-          <w:tcPr>
-            <w:tcW w:w="2076" w:type="dxa"/>
-            <w:vAlign w:val="center"/>
-          </w:tcPr>
-          <w:p>
-            <w:pPr>
-              <w:spacing w:before="20" w:after="20" w:line="240" w:lineRule="auto"/>
-              <w:ind w:firstLine="341"/>
-              <w:cnfStyle w:val="100000000000" w:firstRow="1" w:lastRow="0" w:firstColumn="0" w:lastColumn="0" w:oddVBand="0" w:evenVBand="0" w:oddHBand="0" w:evenHBand="0" w:firstRowFirstColumn="0" w:firstRowLastColumn="0" w:lastRowFirstColumn="0" w:lastRowLastColumn="0"/>
-            </w:pPr>
-            <w:r>
-              <w:rPr>
-                <w:sz w:val="17"/>
-              </w:rPr>
-              <w:t>Median time (ms)</w:t>
-            </w:r>
-          </w:p>
-        </w:tc>
-      </w:tr>
-      <w:tr>
-        <w:trPr>
-          <w:cnfStyle w:val="000000100000" w:firstRow="0" w:lastRow="0" w:firstColumn="0" w:lastColumn="0" w:oddVBand="0" w:evenVBand="0" w:oddHBand="1" w:evenHBand="0" w:firstRowFirstColumn="0" w:firstRowLastColumn="0" w:lastRowFirstColumn="0" w:lastRowLastColumn="0"/>
-          <w:cantSplit/>
-          <w:jc w:val="center"/>
-        </w:trPr>
-        <w:tc>
-          <w:tcPr>
-            <w:cnfStyle w:val="001000000000" w:firstRow="0" w:lastRow="0" w:firstColumn="1" w:lastColumn="0" w:oddVBand="0" w:evenVBand="0" w:oddHBand="0" w:evenHBand="0" w:firstRowFirstColumn="0" w:firstRowLastColumn="0" w:lastRowFirstColumn="0" w:lastRowLastColumn="0"/>
-            <w:tcW w:w="2076" w:type="dxa"/>
-            <w:vAlign w:val="center"/>
-          </w:tcPr>
-          <w:p>
-            <w:pPr>
-              <w:spacing w:before="20" w:after="20" w:line="240" w:lineRule="auto"/>
-              <w:ind w:firstLine="341"/>
-            </w:pPr>
-            <w:r>
-              <w:rPr>
-                <w:sz w:val="17"/>
-              </w:rPr>
-              <w:t>2048</w:t>
-            </w:r>
-          </w:p>
-        </w:tc>
-        <w:tc>
-          <w:tcPr>
-            <w:tcW w:w="2076" w:type="dxa"/>
-            <w:vAlign w:val="center"/>
-          </w:tcPr>
-          <w:p>
-            <w:pPr>
-              <w:spacing w:before="20" w:after="20" w:line="240" w:lineRule="auto"/>
-              <w:ind w:firstLine="340"/>
-              <w:cnfStyle w:val="000000100000" w:firstRow="0" w:lastRow="0" w:firstColumn="0" w:lastColumn="0" w:oddVBand="0" w:evenVBand="0" w:oddHBand="1" w:evenHBand="0" w:firstRowFirstColumn="0" w:firstRowLastColumn="0" w:lastRowFirstColumn="0" w:lastRowLastColumn="0"/>
-            </w:pPr>
-            <w:r>
-              <w:rPr>
-                <w:sz w:val="17"/>
-              </w:rPr>
-              <w:t>64</w:t>
-            </w:r>
-          </w:p>
-        </w:tc>
-        <w:tc>
-          <w:tcPr>
-            <w:tcW w:w="2076" w:type="dxa"/>
-            <w:vAlign w:val="center"/>
-          </w:tcPr>
-          <w:p>
-            <w:pPr>
-              <w:spacing w:before="20" w:after="20" w:line="240" w:lineRule="auto"/>
-              <w:ind w:firstLine="340"/>
-              <w:cnfStyle w:val="000000100000" w:firstRow="0" w:lastRow="0" w:firstColumn="0" w:lastColumn="0" w:oddVBand="0" w:evenVBand="0" w:oddHBand="1" w:evenHBand="0" w:firstRowFirstColumn="0" w:firstRowLastColumn="0" w:lastRowFirstColumn="0" w:lastRowLastColumn="0"/>
-            </w:pPr>
-            <w:r>
-              <w:rPr>
-                <w:sz w:val="17"/>
-              </w:rPr>
-              <w:t>128</w:t>
-            </w:r>
-          </w:p>
-        </w:tc>
-        <w:tc>
-          <w:tcPr>
-            <w:tcW w:w="2076" w:type="dxa"/>
-            <w:vAlign w:val="center"/>
-          </w:tcPr>
-          <w:p>
-            <w:pPr>
-              <w:spacing w:before="20" w:after="20" w:line="240" w:lineRule="auto"/>
-              <w:ind w:firstLine="340"/>
-              <w:cnfStyle w:val="000000100000" w:firstRow="0" w:lastRow="0" w:firstColumn="0" w:lastColumn="0" w:oddVBand="0" w:evenVBand="0" w:oddHBand="1" w:evenHBand="0" w:firstRowFirstColumn="0" w:firstRowLastColumn="0" w:lastRowFirstColumn="0" w:lastRowLastColumn="0"/>
-            </w:pPr>
-            <w:r>
-              <w:rPr>
-                <w:sz w:val="17"/>
-              </w:rPr>
-              <w:t>4.011</w:t>
-            </w:r>
-          </w:p>
-        </w:tc>
-      </w:tr>
-      <w:tr>
-        <w:trPr>
-          <w:cantSplit/>
-          <w:jc w:val="center"/>
-        </w:trPr>
-        <w:tc>
-          <w:tcPr>
-            <w:cnfStyle w:val="001000000000" w:firstRow="0" w:lastRow="0" w:firstColumn="1" w:lastColumn="0" w:oddVBand="0" w:evenVBand="0" w:oddHBand="0" w:evenHBand="0" w:firstRowFirstColumn="0" w:firstRowLastColumn="0" w:lastRowFirstColumn="0" w:lastRowLastColumn="0"/>
-            <w:tcW w:w="2076" w:type="dxa"/>
-            <w:vAlign w:val="center"/>
-          </w:tcPr>
-          <w:p>
-            <w:pPr>
-              <w:spacing w:before="20" w:after="20" w:line="240" w:lineRule="auto"/>
-              <w:ind w:firstLine="341"/>
-            </w:pPr>
-            <w:r>
-              <w:rPr>
-                <w:sz w:val="17"/>
-              </w:rPr>
-              <w:t>2048</w:t>
-            </w:r>
-          </w:p>
-        </w:tc>
-        <w:tc>
-          <w:tcPr>
-            <w:tcW w:w="2076" w:type="dxa"/>
-            <w:vAlign w:val="center"/>
-          </w:tcPr>
-          <w:p>
-            <w:pPr>
-              <w:spacing w:before="20" w:after="20" w:line="240" w:lineRule="auto"/>
-              <w:ind w:firstLine="340"/>
-              <w:cnfStyle w:val="000000000000" w:firstRow="0" w:lastRow="0" w:firstColumn="0" w:lastColumn="0" w:oddVBand="0" w:evenVBand="0" w:oddHBand="0" w:evenHBand="0" w:firstRowFirstColumn="0" w:firstRowLastColumn="0" w:lastRowFirstColumn="0" w:lastRowLastColumn="0"/>
-            </w:pPr>
-            <w:r>
-              <w:rPr>
-                <w:sz w:val="17"/>
-              </w:rPr>
-              <w:t>64</w:t>
-            </w:r>
-          </w:p>
-        </w:tc>
-        <w:tc>
-          <w:tcPr>
-            <w:tcW w:w="2076" w:type="dxa"/>
-            <w:vAlign w:val="center"/>
-          </w:tcPr>
-          <w:p>
-            <w:pPr>
-              <w:spacing w:before="20" w:after="20" w:line="240" w:lineRule="auto"/>
-              <w:ind w:firstLine="340"/>
-              <w:cnfStyle w:val="000000000000" w:firstRow="0" w:lastRow="0" w:firstColumn="0" w:lastColumn="0" w:oddVBand="0" w:evenVBand="0" w:oddHBand="0" w:evenHBand="0" w:firstRowFirstColumn="0" w:firstRowLastColumn="0" w:lastRowFirstColumn="0" w:lastRowLastColumn="0"/>
-            </w:pPr>
-            <w:r>
-              <w:rPr>
-                <w:sz w:val="17"/>
-              </w:rPr>
-              <w:t>256</w:t>
-            </w:r>
-          </w:p>
-        </w:tc>
-        <w:tc>
-          <w:tcPr>
-            <w:tcW w:w="2076" w:type="dxa"/>
-            <w:vAlign w:val="center"/>
-          </w:tcPr>
-          <w:p>
-            <w:pPr>
-              <w:spacing w:before="20" w:after="20" w:line="240" w:lineRule="auto"/>
-              <w:ind w:firstLine="340"/>
-              <w:cnfStyle w:val="000000000000" w:firstRow="0" w:lastRow="0" w:firstColumn="0" w:lastColumn="0" w:oddVBand="0" w:evenVBand="0" w:oddHBand="0" w:evenHBand="0" w:firstRowFirstColumn="0" w:firstRowLastColumn="0" w:lastRowFirstColumn="0" w:lastRowLastColumn="0"/>
-            </w:pPr>
-            <w:r>
-              <w:rPr>
-                <w:sz w:val="17"/>
-              </w:rPr>
-              <w:t>2.493</w:t>
-            </w:r>
-          </w:p>
-        </w:tc>
-      </w:tr>
-      <w:tr>
-        <w:trPr>
-          <w:cnfStyle w:val="000000100000" w:firstRow="0" w:lastRow="0" w:firstColumn="0" w:lastColumn="0" w:oddVBand="0" w:evenVBand="0" w:oddHBand="1" w:evenHBand="0" w:firstRowFirstColumn="0" w:firstRowLastColumn="0" w:lastRowFirstColumn="0" w:lastRowLastColumn="0"/>
-          <w:cantSplit/>
-          <w:jc w:val="center"/>
-        </w:trPr>
-        <w:tc>
-          <w:tcPr>
-            <w:cnfStyle w:val="001000000000" w:firstRow="0" w:lastRow="0" w:firstColumn="1" w:lastColumn="0" w:oddVBand="0" w:evenVBand="0" w:oddHBand="0" w:evenHBand="0" w:firstRowFirstColumn="0" w:firstRowLastColumn="0" w:lastRowFirstColumn="0" w:lastRowLastColumn="0"/>
-            <w:tcW w:w="2076" w:type="dxa"/>
-            <w:vAlign w:val="center"/>
-          </w:tcPr>
-          <w:p>
-            <w:pPr>
-              <w:spacing w:before="20" w:after="20" w:line="240" w:lineRule="auto"/>
-              <w:ind w:firstLine="341"/>
-            </w:pPr>
-            <w:r>
-              <w:rPr>
-                <w:sz w:val="17"/>
-              </w:rPr>
-              <w:t>2048</w:t>
-            </w:r>
-          </w:p>
-        </w:tc>
-        <w:tc>
-          <w:tcPr>
-            <w:tcW w:w="2076" w:type="dxa"/>
-            <w:vAlign w:val="center"/>
-          </w:tcPr>
-          <w:p>
-            <w:pPr>
-              <w:spacing w:before="20" w:after="20" w:line="240" w:lineRule="auto"/>
-              <w:ind w:firstLine="340"/>
-              <w:cnfStyle w:val="000000100000" w:firstRow="0" w:lastRow="0" w:firstColumn="0" w:lastColumn="0" w:oddVBand="0" w:evenVBand="0" w:oddHBand="1" w:evenHBand="0" w:firstRowFirstColumn="0" w:firstRowLastColumn="0" w:lastRowFirstColumn="0" w:lastRowLastColumn="0"/>
-            </w:pPr>
-            <w:r>
-              <w:rPr>
-                <w:sz w:val="17"/>
-              </w:rPr>
-              <w:t>128</w:t>
-            </w:r>
-          </w:p>
-        </w:tc>
-        <w:tc>
-          <w:tcPr>
-            <w:tcW w:w="2076" w:type="dxa"/>
-            <w:vAlign w:val="center"/>
-          </w:tcPr>
-          <w:p>
-            <w:pPr>
-              <w:spacing w:before="20" w:after="20" w:line="240" w:lineRule="auto"/>
-              <w:ind w:firstLine="340"/>
-              <w:cnfStyle w:val="000000100000" w:firstRow="0" w:lastRow="0" w:firstColumn="0" w:lastColumn="0" w:oddVBand="0" w:evenVBand="0" w:oddHBand="1" w:evenHBand="0" w:firstRowFirstColumn="0" w:firstRowLastColumn="0" w:lastRowFirstColumn="0" w:lastRowLastColumn="0"/>
-            </w:pPr>
-            <w:r>
-              <w:rPr>
-                <w:sz w:val="17"/>
-              </w:rPr>
-              <w:t>128</w:t>
-            </w:r>
-          </w:p>
-        </w:tc>
-        <w:tc>
-          <w:tcPr>
-            <w:tcW w:w="2076" w:type="dxa"/>
-            <w:vAlign w:val="center"/>
-          </w:tcPr>
-          <w:p>
-            <w:pPr>
-              <w:spacing w:before="20" w:after="20" w:line="240" w:lineRule="auto"/>
-              <w:ind w:firstLine="340"/>
-              <w:cnfStyle w:val="000000100000" w:firstRow="0" w:lastRow="0" w:firstColumn="0" w:lastColumn="0" w:oddVBand="0" w:evenVBand="0" w:oddHBand="1" w:evenHBand="0" w:firstRowFirstColumn="0" w:firstRowLastColumn="0" w:lastRowFirstColumn="0" w:lastRowLastColumn="0"/>
-            </w:pPr>
-            <w:r>
-              <w:rPr>
-                <w:sz w:val="17"/>
-              </w:rPr>
-              <w:t>2.288</w:t>
-            </w:r>
-          </w:p>
-        </w:tc>
-      </w:tr>
-      <w:tr>
-        <w:trPr>
-          <w:cantSplit/>
-          <w:jc w:val="center"/>
-        </w:trPr>
-        <w:tc>
-          <w:tcPr>
-            <w:cnfStyle w:val="001000000000" w:firstRow="0" w:lastRow="0" w:firstColumn="1" w:lastColumn="0" w:oddVBand="0" w:evenVBand="0" w:oddHBand="0" w:evenHBand="0" w:firstRowFirstColumn="0" w:firstRowLastColumn="0" w:lastRowFirstColumn="0" w:lastRowLastColumn="0"/>
-            <w:tcW w:w="2076" w:type="dxa"/>
-            <w:vAlign w:val="center"/>
-          </w:tcPr>
-          <w:p>
-            <w:pPr>
-              <w:spacing w:before="20" w:after="20" w:line="240" w:lineRule="auto"/>
-              <w:ind w:firstLine="341"/>
-            </w:pPr>
-            <w:r>
-              <w:rPr>
-                <w:sz w:val="17"/>
-              </w:rPr>
-              <w:t>2048</w:t>
-            </w:r>
-          </w:p>
-        </w:tc>
-        <w:tc>
-          <w:tcPr>
-            <w:tcW w:w="2076" w:type="dxa"/>
-            <w:vAlign w:val="center"/>
-          </w:tcPr>
-          <w:p>
-            <w:pPr>
-              <w:spacing w:before="20" w:after="20" w:line="240" w:lineRule="auto"/>
-              <w:ind w:firstLine="340"/>
-              <w:cnfStyle w:val="000000000000" w:firstRow="0" w:lastRow="0" w:firstColumn="0" w:lastColumn="0" w:oddVBand="0" w:evenVBand="0" w:oddHBand="0" w:evenHBand="0" w:firstRowFirstColumn="0" w:firstRowLastColumn="0" w:lastRowFirstColumn="0" w:lastRowLastColumn="0"/>
-            </w:pPr>
-            <w:r>
-              <w:rPr>
-                <w:sz w:val="17"/>
-              </w:rPr>
-              <w:t>128</w:t>
-            </w:r>
-          </w:p>
-        </w:tc>
-        <w:tc>
-          <w:tcPr>
-            <w:tcW w:w="2076" w:type="dxa"/>
-            <w:vAlign w:val="center"/>
-          </w:tcPr>
-          <w:p>
-            <w:pPr>
-              <w:spacing w:before="20" w:after="20" w:line="240" w:lineRule="auto"/>
-              <w:ind w:firstLine="340"/>
-              <w:cnfStyle w:val="000000000000" w:firstRow="0" w:lastRow="0" w:firstColumn="0" w:lastColumn="0" w:oddVBand="0" w:evenVBand="0" w:oddHBand="0" w:evenHBand="0" w:firstRowFirstColumn="0" w:firstRowLastColumn="0" w:lastRowFirstColumn="0" w:lastRowLastColumn="0"/>
-            </w:pPr>
-            <w:r>
-              <w:rPr>
-                <w:sz w:val="17"/>
-              </w:rPr>
-              <w:t>256</w:t>
-            </w:r>
-          </w:p>
-        </w:tc>
-        <w:tc>
-          <w:tcPr>
-            <w:tcW w:w="2076" w:type="dxa"/>
-            <w:vAlign w:val="center"/>
-          </w:tcPr>
-          <w:p>
-            <w:pPr>
-              <w:spacing w:before="20" w:after="20" w:line="240" w:lineRule="auto"/>
-              <w:ind w:firstLine="340"/>
-              <w:cnfStyle w:val="000000000000" w:firstRow="0" w:lastRow="0" w:firstColumn="0" w:lastColumn="0" w:oddVBand="0" w:evenVBand="0" w:oddHBand="0" w:evenHBand="0" w:firstRowFirstColumn="0" w:firstRowLastColumn="0" w:lastRowFirstColumn="0" w:lastRowLastColumn="0"/>
-            </w:pPr>
-            <w:r>
-              <w:rPr>
-                <w:sz w:val="17"/>
-              </w:rPr>
-              <w:t>1.469</w:t>
-            </w:r>
-          </w:p>
-        </w:tc>
-      </w:tr>
-      <w:tr>
-        <w:trPr>
-          <w:cnfStyle w:val="000000100000" w:firstRow="0" w:lastRow="0" w:firstColumn="0" w:lastColumn="0" w:oddVBand="0" w:evenVBand="0" w:oddHBand="1" w:evenHBand="0" w:firstRowFirstColumn="0" w:firstRowLastColumn="0" w:lastRowFirstColumn="0" w:lastRowLastColumn="0"/>
-          <w:cantSplit/>
-          <w:jc w:val="center"/>
-        </w:trPr>
-        <w:tc>
-          <w:tcPr>
-            <w:cnfStyle w:val="001000000000" w:firstRow="0" w:lastRow="0" w:firstColumn="1" w:lastColumn="0" w:oddVBand="0" w:evenVBand="0" w:oddHBand="0" w:evenHBand="0" w:firstRowFirstColumn="0" w:firstRowLastColumn="0" w:lastRowFirstColumn="0" w:lastRowLastColumn="0"/>
-            <w:tcW w:w="2076" w:type="dxa"/>
-            <w:vAlign w:val="center"/>
-          </w:tcPr>
-          <w:p>
-            <w:pPr>
-              <w:spacing w:before="20" w:after="20" w:line="240" w:lineRule="auto"/>
-              <w:ind w:firstLine="341"/>
-            </w:pPr>
-            <w:r>
-              <w:rPr>
-                <w:sz w:val="17"/>
-              </w:rPr>
-              <w:t>4096</w:t>
-            </w:r>
-          </w:p>
-        </w:tc>
-        <w:tc>
-          <w:tcPr>
-            <w:tcW w:w="2076" w:type="dxa"/>
-            <w:vAlign w:val="center"/>
-          </w:tcPr>
-          <w:p>
-            <w:pPr>
-              <w:spacing w:before="20" w:after="20" w:line="240" w:lineRule="auto"/>
-              <w:ind w:firstLine="340"/>
-              <w:cnfStyle w:val="000000100000" w:firstRow="0" w:lastRow="0" w:firstColumn="0" w:lastColumn="0" w:oddVBand="0" w:evenVBand="0" w:oddHBand="1" w:evenHBand="0" w:firstRowFirstColumn="0" w:firstRowLastColumn="0" w:lastRowFirstColumn="0" w:lastRowLastColumn="0"/>
-            </w:pPr>
-            <w:r>
-              <w:rPr>
-                <w:sz w:val="17"/>
-              </w:rPr>
-              <w:t>64</w:t>
-            </w:r>
-          </w:p>
-        </w:tc>
-        <w:tc>
-          <w:tcPr>
-            <w:tcW w:w="2076" w:type="dxa"/>
-            <w:vAlign w:val="center"/>
-          </w:tcPr>
-          <w:p>
-            <w:pPr>
-              <w:spacing w:before="20" w:after="20" w:line="240" w:lineRule="auto"/>
-              <w:ind w:firstLine="340"/>
-              <w:cnfStyle w:val="000000100000" w:firstRow="0" w:lastRow="0" w:firstColumn="0" w:lastColumn="0" w:oddVBand="0" w:evenVBand="0" w:oddHBand="1" w:evenHBand="0" w:firstRowFirstColumn="0" w:firstRowLastColumn="0" w:lastRowFirstColumn="0" w:lastRowLastColumn="0"/>
-            </w:pPr>
-            <w:r>
-              <w:rPr>
-                <w:sz w:val="17"/>
-              </w:rPr>
-              <w:t>128</w:t>
-            </w:r>
-          </w:p>
-        </w:tc>
-        <w:tc>
-          <w:tcPr>
-            <w:tcW w:w="2076" w:type="dxa"/>
-            <w:vAlign w:val="center"/>
-          </w:tcPr>
-          <w:p>
-            <w:pPr>
-              <w:spacing w:before="20" w:after="20" w:line="240" w:lineRule="auto"/>
-              <w:ind w:firstLine="340"/>
-              <w:cnfStyle w:val="000000100000" w:firstRow="0" w:lastRow="0" w:firstColumn="0" w:lastColumn="0" w:oddVBand="0" w:evenVBand="0" w:oddHBand="1" w:evenHBand="0" w:firstRowFirstColumn="0" w:firstRowLastColumn="0" w:lastRowFirstColumn="0" w:lastRowLastColumn="0"/>
-            </w:pPr>
-            <w:r>
-              <w:rPr>
-                <w:sz w:val="17"/>
-              </w:rPr>
-              <w:t>15.308</w:t>
-            </w:r>
-          </w:p>
-        </w:tc>
-      </w:tr>
-      <w:tr>
-        <w:trPr>
-          <w:cantSplit/>
-          <w:jc w:val="center"/>
-        </w:trPr>
-        <w:tc>
-          <w:tcPr>
-            <w:cnfStyle w:val="001000000000" w:firstRow="0" w:lastRow="0" w:firstColumn="1" w:lastColumn="0" w:oddVBand="0" w:evenVBand="0" w:oddHBand="0" w:evenHBand="0" w:firstRowFirstColumn="0" w:firstRowLastColumn="0" w:lastRowFirstColumn="0" w:lastRowLastColumn="0"/>
-            <w:tcW w:w="2076" w:type="dxa"/>
-            <w:vAlign w:val="center"/>
-          </w:tcPr>
-          <w:p>
-            <w:pPr>
-              <w:spacing w:before="20" w:after="20" w:line="240" w:lineRule="auto"/>
-              <w:ind w:firstLine="341"/>
-            </w:pPr>
-            <w:r>
-              <w:rPr>
-                <w:sz w:val="17"/>
-              </w:rPr>
-              <w:t>4096</w:t>
-            </w:r>
-          </w:p>
-        </w:tc>
-        <w:tc>
-          <w:tcPr>
-            <w:tcW w:w="2076" w:type="dxa"/>
-            <w:vAlign w:val="center"/>
-          </w:tcPr>
-          <w:p>
-            <w:pPr>
-              <w:spacing w:before="20" w:after="20" w:line="240" w:lineRule="auto"/>
-              <w:ind w:firstLine="340"/>
-              <w:cnfStyle w:val="000000000000" w:firstRow="0" w:lastRow="0" w:firstColumn="0" w:lastColumn="0" w:oddVBand="0" w:evenVBand="0" w:oddHBand="0" w:evenHBand="0" w:firstRowFirstColumn="0" w:firstRowLastColumn="0" w:lastRowFirstColumn="0" w:lastRowLastColumn="0"/>
-            </w:pPr>
-            <w:r>
-              <w:rPr>
-                <w:sz w:val="17"/>
-              </w:rPr>
-              <w:t>64</w:t>
-            </w:r>
-          </w:p>
-        </w:tc>
-        <w:tc>
-          <w:tcPr>
-            <w:tcW w:w="2076" w:type="dxa"/>
-            <w:vAlign w:val="center"/>
-          </w:tcPr>
-          <w:p>
-            <w:pPr>
-              <w:spacing w:before="20" w:after="20" w:line="240" w:lineRule="auto"/>
-              <w:ind w:firstLine="340"/>
-              <w:cnfStyle w:val="000000000000" w:firstRow="0" w:lastRow="0" w:firstColumn="0" w:lastColumn="0" w:oddVBand="0" w:evenVBand="0" w:oddHBand="0" w:evenHBand="0" w:firstRowFirstColumn="0" w:firstRowLastColumn="0" w:lastRowFirstColumn="0" w:lastRowLastColumn="0"/>
-            </w:pPr>
-            <w:r>
-              <w:rPr>
-                <w:sz w:val="17"/>
-              </w:rPr>
-              <w:t>256</w:t>
-            </w:r>
-          </w:p>
-        </w:tc>
-        <w:tc>
-          <w:tcPr>
-            <w:tcW w:w="2076" w:type="dxa"/>
-            <w:vAlign w:val="center"/>
-          </w:tcPr>
-          <w:p>
-            <w:pPr>
-              <w:spacing w:before="20" w:after="20" w:line="240" w:lineRule="auto"/>
-              <w:ind w:firstLine="340"/>
-              <w:cnfStyle w:val="000000000000" w:firstRow="0" w:lastRow="0" w:firstColumn="0" w:lastColumn="0" w:oddVBand="0" w:evenVBand="0" w:oddHBand="0" w:evenHBand="0" w:firstRowFirstColumn="0" w:firstRowLastColumn="0" w:lastRowFirstColumn="0" w:lastRowLastColumn="0"/>
-            </w:pPr>
-            <w:r>
-              <w:rPr>
-                <w:sz w:val="17"/>
-              </w:rPr>
-              <w:t>9.361</w:t>
-            </w:r>
-          </w:p>
-        </w:tc>
-      </w:tr>
-      <w:tr>
-        <w:trPr>
-          <w:cnfStyle w:val="000000100000" w:firstRow="0" w:lastRow="0" w:firstColumn="0" w:lastColumn="0" w:oddVBand="0" w:evenVBand="0" w:oddHBand="1" w:evenHBand="0" w:firstRowFirstColumn="0" w:firstRowLastColumn="0" w:lastRowFirstColumn="0" w:lastRowLastColumn="0"/>
-          <w:cantSplit/>
-          <w:jc w:val="center"/>
-        </w:trPr>
-        <w:tc>
-          <w:tcPr>
-            <w:cnfStyle w:val="001000000000" w:firstRow="0" w:lastRow="0" w:firstColumn="1" w:lastColumn="0" w:oddVBand="0" w:evenVBand="0" w:oddHBand="0" w:evenHBand="0" w:firstRowFirstColumn="0" w:firstRowLastColumn="0" w:lastRowFirstColumn="0" w:lastRowLastColumn="0"/>
-            <w:tcW w:w="2076" w:type="dxa"/>
-            <w:vAlign w:val="center"/>
-          </w:tcPr>
-          <w:p>
-            <w:pPr>
-              <w:spacing w:before="20" w:after="20" w:line="240" w:lineRule="auto"/>
-              <w:ind w:firstLine="341"/>
-            </w:pPr>
-            <w:r>
-              <w:rPr>
-                <w:sz w:val="17"/>
-              </w:rPr>
-              <w:t>4096</w:t>
-            </w:r>
-          </w:p>
-        </w:tc>
-        <w:tc>
-          <w:tcPr>
-            <w:tcW w:w="2076" w:type="dxa"/>
-            <w:vAlign w:val="center"/>
-          </w:tcPr>
-          <w:p>
-            <w:pPr>
-              <w:spacing w:before="20" w:after="20" w:line="240" w:lineRule="auto"/>
-              <w:ind w:firstLine="340"/>
-              <w:cnfStyle w:val="000000100000" w:firstRow="0" w:lastRow="0" w:firstColumn="0" w:lastColumn="0" w:oddVBand="0" w:evenVBand="0" w:oddHBand="1" w:evenHBand="0" w:firstRowFirstColumn="0" w:firstRowLastColumn="0" w:lastRowFirstColumn="0" w:lastRowLastColumn="0"/>
-            </w:pPr>
-            <w:r>
-              <w:rPr>
-                <w:sz w:val="17"/>
-              </w:rPr>
-              <w:t>128</w:t>
-            </w:r>
-          </w:p>
-        </w:tc>
-        <w:tc>
-          <w:tcPr>
-            <w:tcW w:w="2076" w:type="dxa"/>
-            <w:vAlign w:val="center"/>
-          </w:tcPr>
-          <w:p>
-            <w:pPr>
-              <w:spacing w:before="20" w:after="20" w:line="240" w:lineRule="auto"/>
-              <w:ind w:firstLine="340"/>
-              <w:cnfStyle w:val="000000100000" w:firstRow="0" w:lastRow="0" w:firstColumn="0" w:lastColumn="0" w:oddVBand="0" w:evenVBand="0" w:oddHBand="1" w:evenHBand="0" w:firstRowFirstColumn="0" w:firstRowLastColumn="0" w:lastRowFirstColumn="0" w:lastRowLastColumn="0"/>
-            </w:pPr>
-            <w:r>
-              <w:rPr>
-                <w:sz w:val="17"/>
-              </w:rPr>
-              <w:t>128</w:t>
-            </w:r>
-          </w:p>
-        </w:tc>
-        <w:tc>
-          <w:tcPr>
-            <w:tcW w:w="2076" w:type="dxa"/>
-            <w:vAlign w:val="center"/>
-          </w:tcPr>
-          <w:p>
-            <w:pPr>
-              <w:spacing w:before="20" w:after="20" w:line="240" w:lineRule="auto"/>
-              <w:ind w:firstLine="340"/>
-              <w:cnfStyle w:val="000000100000" w:firstRow="0" w:lastRow="0" w:firstColumn="0" w:lastColumn="0" w:oddVBand="0" w:evenVBand="0" w:oddHBand="1" w:evenHBand="0" w:firstRowFirstColumn="0" w:firstRowLastColumn="0" w:lastRowFirstColumn="0" w:lastRowLastColumn="0"/>
-            </w:pPr>
-            <w:r>
-              <w:rPr>
-                <w:sz w:val="17"/>
-              </w:rPr>
-              <w:t>8.169</w:t>
-            </w:r>
-          </w:p>
-        </w:tc>
-      </w:tr>
-      <w:tr>
-        <w:trPr>
-          <w:cantSplit/>
-          <w:jc w:val="center"/>
-        </w:trPr>
-        <w:tc>
-          <w:tcPr>
-            <w:cnfStyle w:val="001000000000" w:firstRow="0" w:lastRow="0" w:firstColumn="1" w:lastColumn="0" w:oddVBand="0" w:evenVBand="0" w:oddHBand="0" w:evenHBand="0" w:firstRowFirstColumn="0" w:firstRowLastColumn="0" w:lastRowFirstColumn="0" w:lastRowLastColumn="0"/>
-            <w:tcW w:w="2076" w:type="dxa"/>
-            <w:vAlign w:val="center"/>
-          </w:tcPr>
-          <w:p>
-            <w:pPr>
-              <w:spacing w:before="20" w:after="20" w:line="240" w:lineRule="auto"/>
-              <w:ind w:firstLine="341"/>
-            </w:pPr>
-            <w:r>
-              <w:rPr>
-                <w:sz w:val="17"/>
-              </w:rPr>
-              <w:t>4096</w:t>
-            </w:r>
-          </w:p>
-        </w:tc>
-        <w:tc>
-          <w:tcPr>
-            <w:tcW w:w="2076" w:type="dxa"/>
-            <w:vAlign w:val="center"/>
-          </w:tcPr>
-          <w:p>
-            <w:pPr>
-              <w:spacing w:before="20" w:after="20" w:line="240" w:lineRule="auto"/>
-              <w:ind w:firstLine="340"/>
-              <w:cnfStyle w:val="000000000000" w:firstRow="0" w:lastRow="0" w:firstColumn="0" w:lastColumn="0" w:oddVBand="0" w:evenVBand="0" w:oddHBand="0" w:evenHBand="0" w:firstRowFirstColumn="0" w:firstRowLastColumn="0" w:lastRowFirstColumn="0" w:lastRowLastColumn="0"/>
-            </w:pPr>
-            <w:r>
-              <w:rPr>
-                <w:sz w:val="17"/>
-              </w:rPr>
-              <w:t>128</w:t>
-            </w:r>
-          </w:p>
-        </w:tc>
-        <w:tc>
-          <w:tcPr>
-            <w:tcW w:w="2076" w:type="dxa"/>
-            <w:vAlign w:val="center"/>
-          </w:tcPr>
-          <w:p>
-            <w:pPr>
-              <w:spacing w:before="20" w:after="20" w:line="240" w:lineRule="auto"/>
-              <w:ind w:firstLine="340"/>
-              <w:cnfStyle w:val="000000000000" w:firstRow="0" w:lastRow="0" w:firstColumn="0" w:lastColumn="0" w:oddVBand="0" w:evenVBand="0" w:oddHBand="0" w:evenHBand="0" w:firstRowFirstColumn="0" w:firstRowLastColumn="0" w:lastRowFirstColumn="0" w:lastRowLastColumn="0"/>
-            </w:pPr>
-            <w:r>
-              <w:rPr>
-                <w:sz w:val="17"/>
-              </w:rPr>
-              <w:t>256</w:t>
-            </w:r>
-          </w:p>
-        </w:tc>
-        <w:tc>
-          <w:tcPr>
-            <w:tcW w:w="2076" w:type="dxa"/>
-            <w:vAlign w:val="center"/>
-          </w:tcPr>
-          <w:p>
-            <w:pPr>
-              <w:spacing w:before="20" w:after="20" w:line="240" w:lineRule="auto"/>
-              <w:ind w:firstLine="340"/>
-              <w:cnfStyle w:val="000000000000" w:firstRow="0" w:lastRow="0" w:firstColumn="0" w:lastColumn="0" w:oddVBand="0" w:evenVBand="0" w:oddHBand="0" w:evenHBand="0" w:firstRowFirstColumn="0" w:firstRowLastColumn="0" w:lastRowFirstColumn="0" w:lastRowLastColumn="0"/>
-            </w:pPr>
-            <w:r>
-              <w:rPr>
-                <w:sz w:val="17"/>
-              </w:rPr>
-              <w:t>5.124</w:t>
-            </w:r>
-          </w:p>
-        </w:tc>
-      </w:tr>
-    </w:tbl>
-    <w:p>
-      <w:pPr>
-        <w:spacing w:after="40" w:line="240" w:lineRule="auto"/>
-        <w:ind w:firstLineChars="0" w:firstLine="0"/>
-        <w:rPr>
-          <w:rFonts w:eastAsiaTheme="minorEastAsia" w:hint="eastAsia"/>
-        </w:rPr>
-      </w:pPr>
-    </w:p>
-    <w:p>
-      <w:pPr>
-        <w:spacing w:after="140" w:line="278" w:lineRule="auto"/>
-        <w:ind w:firstLine="440"/>
-      </w:pPr>
-      <w:r>
-        <w:t xml:space="preserve">At </w:t>
-      </w:r>
-      <w:r>
-        <w:rPr>
-          <w:sz w:val="18"/>
-        </w:rPr>
-        <w:t>bq=128</w:t>
-      </w:r>
-      <w:r>
-        <w:t xml:space="preserve">, </w:t>
-      </w:r>
-      <w:r>
-        <w:rPr>
-          <w:sz w:val="18"/>
-        </w:rPr>
-        <w:t>bk=256</w:t>
-      </w:r>
-      <w:r>
-        <w:t xml:space="preserve">, the full and causal medians were 5.226 ms and 5.687 ms for </w:t>
-      </w:r>
-      <w:r>
-        <w:rPr>
-          <w:sz w:val="18"/>
-        </w:rPr>
-        <w:t>N=4096</w:t>
-      </w:r>
-      <w:r>
-        <w:t xml:space="preserve">, and 18.881 ms and 18.670 ms for </w:t>
-      </w:r>
-      <w:r>
-        <w:rPr>
-          <w:sz w:val="18"/>
-        </w:rPr>
-        <w:t>N=8192</w:t>
-      </w:r>
-      <w:r>
-        <w:t>.</w:t>
-      </w:r>
-    </w:p>
-    <w:p>
-      <w:pPr>
-        <w:pStyle w:val="3"/>
-      </w:pPr>
-      <w:r>
-        <w:t>Correctness and weak scaling</w:t>
-      </w:r>
-    </w:p>
-    <w:tbl>
-      <w:tblPr>
-        <w:tblStyle w:val="21"/>
-        <w:tblW w:w="0" w:type="auto"/>
-        <w:jc w:val="center"/>
-        <w:tblLook w:val="04A0" w:firstRow="1" w:lastRow="0" w:firstColumn="1" w:lastColumn="0" w:noHBand="0" w:noVBand="1"/>
-      </w:tblPr>
-      <w:tblGrid>
-        <w:gridCol w:w="1661"/>
-        <w:gridCol w:w="2167"/>
-        <w:gridCol w:w="1559"/>
-        <w:gridCol w:w="1257"/>
-        <w:gridCol w:w="1661"/>
-      </w:tblGrid>
-      <w:tr>
-        <w:trPr>
-          <w:cnfStyle w:val="100000000000" w:firstRow="1" w:lastRow="0" w:firstColumn="0" w:lastColumn="0" w:oddVBand="0" w:evenVBand="0" w:oddHBand="0" w:evenHBand="0" w:firstRowFirstColumn="0" w:firstRowLastColumn="0" w:lastRowFirstColumn="0" w:lastRowLastColumn="0"/>
-          <w:cantSplit/>
-          <w:jc w:val="center"/>
-        </w:trPr>
-        <w:tc>
-          <w:tcPr>
-            <w:cnfStyle w:val="001000000000" w:firstRow="0" w:lastRow="0" w:firstColumn="1" w:lastColumn="0" w:oddVBand="0" w:evenVBand="0" w:oddHBand="0" w:evenHBand="0" w:firstRowFirstColumn="0" w:firstRowLastColumn="0" w:lastRowFirstColumn="0" w:lastRowLastColumn="0"/>
-            <w:tcW w:w="1661" w:type="dxa"/>
-            <w:vAlign w:val="center"/>
-          </w:tcPr>
-          <w:p>
-            <w:pPr>
-              <w:spacing w:before="20" w:after="20" w:line="240" w:lineRule="auto"/>
-              <w:ind w:firstLine="341"/>
-            </w:pPr>
-            <w:r>
-              <w:rPr>
-                <w:sz w:val="17"/>
-              </w:rPr>
-              <w:t>Run</w:t>
-            </w:r>
-          </w:p>
-        </w:tc>
-        <w:tc>
-          <w:tcPr>
-            <w:tcW w:w="2167" w:type="dxa"/>
-            <w:vAlign w:val="center"/>
-          </w:tcPr>
-          <w:p>
-            <w:pPr>
-              <w:spacing w:before="20" w:after="20" w:line="240" w:lineRule="auto"/>
-              <w:ind w:firstLine="341"/>
-              <w:cnfStyle w:val="100000000000" w:firstRow="1" w:lastRow="0" w:firstColumn="0" w:lastColumn="0" w:oddVBand="0" w:evenVBand="0" w:oddHBand="0" w:evenHBand="0" w:firstRowFirstColumn="0" w:firstRowLastColumn="0" w:lastRowFirstColumn="0" w:lastRowLastColumn="0"/>
-            </w:pPr>
-            <w:r>
-              <w:rPr>
-                <w:sz w:val="17"/>
-              </w:rPr>
-              <w:t>Input</w:t>
-            </w:r>
-          </w:p>
-        </w:tc>
-        <w:tc>
-          <w:tcPr>
-            <w:tcW w:w="1559" w:type="dxa"/>
-            <w:vAlign w:val="center"/>
-          </w:tcPr>
-          <w:p>
-            <w:pPr>
-              <w:spacing w:before="20" w:after="20" w:line="240" w:lineRule="auto"/>
-              <w:ind w:firstLineChars="0" w:firstLine="0"/>
-              <w:cnfStyle w:val="100000000000" w:firstRow="1" w:lastRow="0" w:firstColumn="0" w:lastColumn="0" w:oddVBand="0" w:evenVBand="0" w:oddHBand="0" w:evenHBand="0" w:firstRowFirstColumn="0" w:firstRowLastColumn="0" w:lastRowFirstColumn="0" w:lastRowLastColumn="0"/>
-            </w:pPr>
-            <w:r>
-              <w:rPr>
-                <w:sz w:val="17"/>
-              </w:rPr>
-              <w:t>Maximum absolute error</w:t>
-            </w:r>
-          </w:p>
-        </w:tc>
-        <w:tc>
-          <w:tcPr>
-            <w:tcW w:w="1257" w:type="dxa"/>
-            <w:vAlign w:val="center"/>
-          </w:tcPr>
-          <w:p>
-            <w:pPr>
-              <w:spacing w:before="20" w:after="20" w:line="240" w:lineRule="auto"/>
-              <w:ind w:firstLineChars="0" w:firstLine="0"/>
-              <w:cnfStyle w:val="100000000000" w:firstRow="1" w:lastRow="0" w:firstColumn="0" w:lastColumn="0" w:oddVBand="0" w:evenVBand="0" w:oddHBand="0" w:evenHBand="0" w:firstRowFirstColumn="0" w:firstRowLastColumn="0" w:lastRowFirstColumn="0" w:lastRowLastColumn="0"/>
-            </w:pPr>
-            <w:r>
-              <w:rPr>
-                <w:sz w:val="17"/>
-              </w:rPr>
-              <w:t>Relative L2 error</w:t>
-            </w:r>
-          </w:p>
-        </w:tc>
-        <w:tc>
-          <w:tcPr>
-            <w:tcW w:w="1661" w:type="dxa"/>
-            <w:vAlign w:val="center"/>
-          </w:tcPr>
-          <w:p>
-            <w:pPr>
-              <w:spacing w:before="20" w:after="20" w:line="240" w:lineRule="auto"/>
-              <w:ind w:firstLine="341"/>
-              <w:cnfStyle w:val="100000000000" w:firstRow="1" w:lastRow="0" w:firstColumn="0" w:lastColumn="0" w:oddVBand="0" w:evenVBand="0" w:oddHBand="0" w:evenHBand="0" w:firstRowFirstColumn="0" w:firstRowLastColumn="0" w:lastRowFirstColumn="0" w:lastRowLastColumn="0"/>
-            </w:pPr>
-            <w:r>
-              <w:rPr>
-                <w:sz w:val="17"/>
-              </w:rPr>
-              <w:t>Result</w:t>
-            </w:r>
-          </w:p>
-        </w:tc>
-      </w:tr>
-      <w:tr>
-        <w:trPr>
-          <w:cnfStyle w:val="000000100000" w:firstRow="0" w:lastRow="0" w:firstColumn="0" w:lastColumn="0" w:oddVBand="0" w:evenVBand="0" w:oddHBand="1" w:evenHBand="0" w:firstRowFirstColumn="0" w:firstRowLastColumn="0" w:lastRowFirstColumn="0" w:lastRowLastColumn="0"/>
-          <w:cantSplit/>
-          <w:jc w:val="center"/>
-        </w:trPr>
-        <w:tc>
-          <w:tcPr>
-            <w:cnfStyle w:val="001000000000" w:firstRow="0" w:lastRow="0" w:firstColumn="1" w:lastColumn="0" w:oddVBand="0" w:evenVBand="0" w:oddHBand="0" w:evenHBand="0" w:firstRowFirstColumn="0" w:firstRowLastColumn="0" w:lastRowFirstColumn="0" w:lastRowLastColumn="0"/>
-            <w:tcW w:w="1661" w:type="dxa"/>
-            <w:vAlign w:val="center"/>
-          </w:tcPr>
-          <w:p>
-            <w:pPr>
-              <w:spacing w:before="20" w:after="20" w:line="240" w:lineRule="auto"/>
-              <w:ind w:firstLineChars="0" w:firstLine="0"/>
-            </w:pPr>
-            <w:r>
-              <w:rPr>
-                <w:sz w:val="17"/>
-              </w:rPr>
-              <w:t>Local RTX 4090</w:t>
-            </w:r>
-          </w:p>
-        </w:tc>
-        <w:tc>
-          <w:tcPr>
-            <w:tcW w:w="2167" w:type="dxa"/>
-            <w:vAlign w:val="center"/>
-          </w:tcPr>
-          <w:p>
-            <w:pPr>
-              <w:spacing w:before="20" w:after="20" w:line="240" w:lineRule="auto"/>
-              <w:ind w:firstLineChars="0" w:firstLine="0"/>
-              <w:cnfStyle w:val="000000100000" w:firstRow="0" w:lastRow="0" w:firstColumn="0" w:lastColumn="0" w:oddVBand="0" w:evenVBand="0" w:oddHBand="1" w:evenHBand="0" w:firstRowFirstColumn="0" w:firstRowLastColumn="0" w:lastRowFirstColumn="0" w:lastRowLastColumn="0"/>
-            </w:pPr>
-            <w:r>
-              <w:rPr>
-                <w:sz w:val="17"/>
-              </w:rPr>
-              <w:t>N=257, d=31, dv=19, full</w:t>
-            </w:r>
-          </w:p>
-        </w:tc>
-        <w:tc>
-          <w:tcPr>
-            <w:tcW w:w="1559" w:type="dxa"/>
-            <w:vAlign w:val="center"/>
-          </w:tcPr>
-          <w:p>
-            <w:pPr>
-              <w:spacing w:before="20" w:after="20" w:line="240" w:lineRule="auto"/>
-              <w:ind w:firstLineChars="0" w:firstLine="0"/>
-              <w:cnfStyle w:val="000000100000" w:firstRow="0" w:lastRow="0" w:firstColumn="0" w:lastColumn="0" w:oddVBand="0" w:evenVBand="0" w:oddHBand="1" w:evenHBand="0" w:firstRowFirstColumn="0" w:firstRowLastColumn="0" w:lastRowFirstColumn="0" w:lastRowLastColumn="0"/>
-            </w:pPr>
-            <w:r>
-              <w:rPr>
-                <w:sz w:val="17"/>
-              </w:rPr>
-              <w:t>3.5195e-08</w:t>
-            </w:r>
-          </w:p>
-        </w:tc>
-        <w:tc>
-          <w:tcPr>
-            <w:tcW w:w="1257" w:type="dxa"/>
-            <w:vAlign w:val="center"/>
-          </w:tcPr>
-          <w:p>
-            <w:pPr>
-              <w:spacing w:before="20" w:after="20" w:line="240" w:lineRule="auto"/>
-              <w:ind w:firstLineChars="0" w:firstLine="0"/>
-              <w:cnfStyle w:val="000000100000" w:firstRow="0" w:lastRow="0" w:firstColumn="0" w:lastColumn="0" w:oddVBand="0" w:evenVBand="0" w:oddHBand="1" w:evenHBand="0" w:firstRowFirstColumn="0" w:firstRowLastColumn="0" w:lastRowFirstColumn="0" w:lastRowLastColumn="0"/>
-            </w:pPr>
-            <w:r>
-              <w:rPr>
-                <w:sz w:val="17"/>
-              </w:rPr>
-              <w:t>1.6572e-07</w:t>
-            </w:r>
-          </w:p>
-        </w:tc>
-        <w:tc>
-          <w:tcPr>
-            <w:tcW w:w="1661" w:type="dxa"/>
-            <w:vAlign w:val="center"/>
-          </w:tcPr>
-          <w:p>
-            <w:pPr>
-              <w:spacing w:before="20" w:after="20" w:line="240" w:lineRule="auto"/>
-              <w:ind w:firstLine="340"/>
-              <w:cnfStyle w:val="000000100000" w:firstRow="0" w:lastRow="0" w:firstColumn="0" w:lastColumn="0" w:oddVBand="0" w:evenVBand="0" w:oddHBand="1" w:evenHBand="0" w:firstRowFirstColumn="0" w:firstRowLastColumn="0" w:lastRowFirstColumn="0" w:lastRowLastColumn="0"/>
-            </w:pPr>
-            <w:r>
-              <w:rPr>
-                <w:sz w:val="17"/>
-              </w:rPr>
-              <w:t>PASS</w:t>
-            </w:r>
-          </w:p>
-        </w:tc>
-      </w:tr>
-      <w:tr>
-        <w:trPr>
-          <w:cantSplit/>
-          <w:jc w:val="center"/>
-        </w:trPr>
-        <w:tc>
-          <w:tcPr>
-            <w:cnfStyle w:val="001000000000" w:firstRow="0" w:lastRow="0" w:firstColumn="1" w:lastColumn="0" w:oddVBand="0" w:evenVBand="0" w:oddHBand="0" w:evenHBand="0" w:firstRowFirstColumn="0" w:firstRowLastColumn="0" w:lastRowFirstColumn="0" w:lastRowLastColumn="0"/>
-            <w:tcW w:w="1661" w:type="dxa"/>
-            <w:vAlign w:val="center"/>
-          </w:tcPr>
-          <w:p>
-            <w:pPr>
-              <w:spacing w:before="20" w:after="20" w:line="240" w:lineRule="auto"/>
-              <w:ind w:firstLineChars="0" w:firstLine="0"/>
-            </w:pPr>
-            <w:r>
-              <w:rPr>
-                <w:sz w:val="17"/>
-              </w:rPr>
-              <w:t>Vanda, two nodes</w:t>
-            </w:r>
-          </w:p>
-        </w:tc>
-        <w:tc>
-          <w:tcPr>
-            <w:tcW w:w="2167" w:type="dxa"/>
-            <w:vAlign w:val="center"/>
-          </w:tcPr>
-          <w:p>
-            <w:pPr>
-              <w:spacing w:before="20" w:after="20" w:line="240" w:lineRule="auto"/>
-              <w:ind w:firstLineChars="0" w:firstLine="0"/>
-              <w:cnfStyle w:val="000000000000" w:firstRow="0" w:lastRow="0" w:firstColumn="0" w:lastColumn="0" w:oddVBand="0" w:evenVBand="0" w:oddHBand="0" w:evenHBand="0" w:firstRowFirstColumn="0" w:firstRowLastColumn="0" w:lastRowFirstColumn="0" w:lastRowLastColumn="0"/>
-            </w:pPr>
-            <w:r>
-              <w:rPr>
-                <w:sz w:val="17"/>
-              </w:rPr>
-              <w:t>N=257, d=31, dv=19, full</w:t>
-            </w:r>
-          </w:p>
-        </w:tc>
-        <w:tc>
-          <w:tcPr>
-            <w:tcW w:w="1559" w:type="dxa"/>
-            <w:vAlign w:val="center"/>
-          </w:tcPr>
-          <w:p>
-            <w:pPr>
-              <w:spacing w:before="20" w:after="20" w:line="240" w:lineRule="auto"/>
-              <w:ind w:firstLineChars="0" w:firstLine="0"/>
-              <w:cnfStyle w:val="000000000000" w:firstRow="0" w:lastRow="0" w:firstColumn="0" w:lastColumn="0" w:oddVBand="0" w:evenVBand="0" w:oddHBand="0" w:evenHBand="0" w:firstRowFirstColumn="0" w:firstRowLastColumn="0" w:lastRowFirstColumn="0" w:lastRowLastColumn="0"/>
-            </w:pPr>
-            <w:r>
-              <w:rPr>
-                <w:sz w:val="17"/>
-              </w:rPr>
-              <w:t>2.5164e-08</w:t>
-            </w:r>
-          </w:p>
-        </w:tc>
-        <w:tc>
-          <w:tcPr>
-            <w:tcW w:w="1257" w:type="dxa"/>
-            <w:vAlign w:val="center"/>
-          </w:tcPr>
-          <w:p>
-            <w:pPr>
-              <w:spacing w:before="20" w:after="20" w:line="240" w:lineRule="auto"/>
-              <w:ind w:firstLineChars="0" w:firstLine="0"/>
-              <w:cnfStyle w:val="000000000000" w:firstRow="0" w:lastRow="0" w:firstColumn="0" w:lastColumn="0" w:oddVBand="0" w:evenVBand="0" w:oddHBand="0" w:evenHBand="0" w:firstRowFirstColumn="0" w:firstRowLastColumn="0" w:lastRowFirstColumn="0" w:lastRowLastColumn="0"/>
-            </w:pPr>
-            <w:r>
-              <w:rPr>
-                <w:sz w:val="17"/>
-              </w:rPr>
-              <w:t>1.2781e-07</w:t>
-            </w:r>
-          </w:p>
-        </w:tc>
-        <w:tc>
-          <w:tcPr>
-            <w:tcW w:w="1661" w:type="dxa"/>
-            <w:vAlign w:val="center"/>
-          </w:tcPr>
-          <w:p>
-            <w:pPr>
-              <w:spacing w:before="20" w:after="20" w:line="240" w:lineRule="auto"/>
-              <w:ind w:firstLine="340"/>
-              <w:cnfStyle w:val="000000000000" w:firstRow="0" w:lastRow="0" w:firstColumn="0" w:lastColumn="0" w:oddVBand="0" w:evenVBand="0" w:oddHBand="0" w:evenHBand="0" w:firstRowFirstColumn="0" w:firstRowLastColumn="0" w:lastRowFirstColumn="0" w:lastRowLastColumn="0"/>
-            </w:pPr>
-            <w:r>
-              <w:rPr>
-                <w:sz w:val="17"/>
-              </w:rPr>
-              <w:t>PASS</w:t>
-            </w:r>
-          </w:p>
-        </w:tc>
-      </w:tr>
-      <w:tr>
-        <w:trPr>
-          <w:cnfStyle w:val="000000100000" w:firstRow="0" w:lastRow="0" w:firstColumn="0" w:lastColumn="0" w:oddVBand="0" w:evenVBand="0" w:oddHBand="1" w:evenHBand="0" w:firstRowFirstColumn="0" w:firstRowLastColumn="0" w:lastRowFirstColumn="0" w:lastRowLastColumn="0"/>
-          <w:cantSplit/>
-          <w:jc w:val="center"/>
-        </w:trPr>
-        <w:tc>
-          <w:tcPr>
-            <w:cnfStyle w:val="001000000000" w:firstRow="0" w:lastRow="0" w:firstColumn="1" w:lastColumn="0" w:oddVBand="0" w:evenVBand="0" w:oddHBand="0" w:evenHBand="0" w:firstRowFirstColumn="0" w:firstRowLastColumn="0" w:lastRowFirstColumn="0" w:lastRowLastColumn="0"/>
-            <w:tcW w:w="1661" w:type="dxa"/>
-            <w:vAlign w:val="center"/>
-          </w:tcPr>
-          <w:p>
-            <w:pPr>
-              <w:spacing w:before="20" w:after="20" w:line="240" w:lineRule="auto"/>
-              <w:ind w:firstLineChars="0" w:firstLine="0"/>
-            </w:pPr>
-            <w:r>
-              <w:rPr>
-                <w:sz w:val="17"/>
-              </w:rPr>
-              <w:t>Vanda, two nodes</w:t>
-            </w:r>
-          </w:p>
-        </w:tc>
-        <w:tc>
-          <w:tcPr>
-            <w:tcW w:w="2167" w:type="dxa"/>
-            <w:vAlign w:val="center"/>
-          </w:tcPr>
-          <w:p>
-            <w:pPr>
-              <w:spacing w:before="20" w:after="20" w:line="240" w:lineRule="auto"/>
-              <w:ind w:firstLineChars="0" w:firstLine="0"/>
-              <w:cnfStyle w:val="000000100000" w:firstRow="0" w:lastRow="0" w:firstColumn="0" w:lastColumn="0" w:oddVBand="0" w:evenVBand="0" w:oddHBand="1" w:evenHBand="0" w:firstRowFirstColumn="0" w:firstRowLastColumn="0" w:lastRowFirstColumn="0" w:lastRowLastColumn="0"/>
-            </w:pPr>
-            <w:r>
-              <w:rPr>
-                <w:sz w:val="17"/>
-              </w:rPr>
-              <w:t>N=257, d=31, dv=19,causal</w:t>
-            </w:r>
-          </w:p>
-        </w:tc>
-        <w:tc>
-          <w:tcPr>
-            <w:tcW w:w="1559" w:type="dxa"/>
-            <w:vAlign w:val="center"/>
-          </w:tcPr>
-          <w:p>
-            <w:pPr>
-              <w:spacing w:before="20" w:after="20" w:line="240" w:lineRule="auto"/>
-              <w:ind w:firstLineChars="0" w:firstLine="0"/>
-              <w:cnfStyle w:val="000000100000" w:firstRow="0" w:lastRow="0" w:firstColumn="0" w:lastColumn="0" w:oddVBand="0" w:evenVBand="0" w:oddHBand="1" w:evenHBand="0" w:firstRowFirstColumn="0" w:firstRowLastColumn="0" w:lastRowFirstColumn="0" w:lastRowLastColumn="0"/>
-            </w:pPr>
-            <w:r>
-              <w:rPr>
-                <w:sz w:val="17"/>
-              </w:rPr>
-              <w:t>7.4686e-08</w:t>
-            </w:r>
-          </w:p>
-        </w:tc>
-        <w:tc>
-          <w:tcPr>
-            <w:tcW w:w="1257" w:type="dxa"/>
-            <w:vAlign w:val="center"/>
-          </w:tcPr>
-          <w:p>
-            <w:pPr>
-              <w:spacing w:before="20" w:after="20" w:line="240" w:lineRule="auto"/>
-              <w:ind w:firstLineChars="0" w:firstLine="0"/>
-              <w:cnfStyle w:val="000000100000" w:firstRow="0" w:lastRow="0" w:firstColumn="0" w:lastColumn="0" w:oddVBand="0" w:evenVBand="0" w:oddHBand="1" w:evenHBand="0" w:firstRowFirstColumn="0" w:firstRowLastColumn="0" w:lastRowFirstColumn="0" w:lastRowLastColumn="0"/>
-            </w:pPr>
-            <w:r>
-              <w:rPr>
-                <w:sz w:val="17"/>
-              </w:rPr>
-              <w:t>8.9793e-08</w:t>
-            </w:r>
-          </w:p>
-        </w:tc>
-        <w:tc>
-          <w:tcPr>
-            <w:tcW w:w="1661" w:type="dxa"/>
-            <w:vAlign w:val="center"/>
-          </w:tcPr>
-          <w:p>
-            <w:pPr>
-              <w:spacing w:before="20" w:after="20" w:line="240" w:lineRule="auto"/>
-              <w:ind w:firstLine="340"/>
-              <w:cnfStyle w:val="000000100000" w:firstRow="0" w:lastRow="0" w:firstColumn="0" w:lastColumn="0" w:oddVBand="0" w:evenVBand="0" w:oddHBand="1" w:evenHBand="0" w:firstRowFirstColumn="0" w:firstRowLastColumn="0" w:lastRowFirstColumn="0" w:lastRowLastColumn="0"/>
-            </w:pPr>
-            <w:r>
-              <w:rPr>
-                <w:sz w:val="17"/>
-              </w:rPr>
-              <w:t>PASS</w:t>
-            </w:r>
-          </w:p>
-        </w:tc>
-      </w:tr>
-    </w:tbl>
-    <w:p>
-      <w:pPr>
-        <w:spacing w:after="40" w:line="240" w:lineRule="auto"/>
-        <w:ind w:firstLineChars="90" w:firstLine="198"/>
-        <w:rPr>
-          <w:rFonts w:eastAsiaTheme="minorEastAsia"/>
-        </w:rPr>
-      </w:pPr>
-    </w:p>
-    <w:p>
-      <w:pPr>
-        <w:pStyle w:val="3"/>
-        <w:rPr>
-          <w:rFonts w:eastAsiaTheme="minorEastAsia" w:hint="eastAsia"/>
-        </w:rPr>
-      </w:pPr>
-      <w:commentRangeStart w:id="1"/>
-      <w:r>
-        <w:rPr>
-          <w:rFonts w:eastAsiaTheme="minorEastAsia"/>
-        </w:rPr>
-        <w:t>Ring Attention CUDA Kernel Validation on a Single RTX 4090</w:t>
-      </w:r>
-      <w:commentRangeEnd w:id="1"/>
-      <w:r>
-        <w:rPr>
-          <w:rStyle w:val="af7"/>
-          <w:rFonts w:eastAsiaTheme="minorEastAsia" w:hint="eastAsia"/>
-          <w:sz w:val="24"/>
-          <w:szCs w:val="32"/>
-        </w:rPr>
-        <w:commentReference w:id="1"/>
-      </w:r>
-    </w:p>
-    <w:p>
-      <w:pPr>
-        <w:spacing w:after="40" w:line="240" w:lineRule="auto"/>
-        <w:ind w:firstLineChars="90" w:firstLine="198"/>
-      </w:pPr>
-      <w:r>
-        <w:t>To verify the local CUDA implementation independently of the distributed Vanda runs, we reran the attention kernel on a single NVIDIA GeForce RTX 4090. The tests covered full attention and causal attention at</w:t>
-      </w:r>
-      <m:oMath>
-        <m:r>
-          <w:rPr>
-            <w:rFonts w:ascii="Cambria Math" w:hAnsi="Cambria Math"/>
-          </w:rPr>
-          <m:t>N=257</m:t>
-        </m:r>
-      </m:oMath>
-      <w:r>
-        <w:t xml:space="preserve">, followed by full-attention benchmarks at </w:t>
-      </w:r>
-      <m:oMath>
-        <m:r>
-          <w:rPr>
-            <w:rFonts w:ascii="Cambria Math" w:hAnsi="Cambria Math"/>
-          </w:rPr>
-          <m:t>N=1024</m:t>
-        </m:r>
-      </m:oMath>
-      <w:r>
-        <w:t xml:space="preserve"> and </w:t>
-      </w:r>
-      <m:oMath>
-        <m:r>
-          <w:rPr>
-            <w:rFonts w:ascii="Cambria Math" w:hAnsi="Cambria Math"/>
-          </w:rPr>
-          <m:t>N=4096</m:t>
-        </m:r>
-      </m:oMath>
-      <w:r>
-        <w:t xml:space="preserve">. All four tests were checked against the FP64 reference; each passed </w:t>
-      </w:r>
-      <w:r>
-        <w:lastRenderedPageBreak/>
-        <w:t>validation.</w:t>
-      </w:r>
-    </w:p>
-    <w:tbl>
-      <w:tblPr>
-        <w:tblStyle w:val="21"/>
-        <w:tblW w:w="0" w:type="auto"/>
-        <w:jc w:val="center"/>
-        <w:tblLook w:val="04A0" w:firstRow="1" w:lastRow="0" w:firstColumn="1" w:lastColumn="0" w:noHBand="0" w:noVBand="1"/>
-      </w:tblPr>
-      <w:tblGrid>
-        <w:gridCol w:w="2219"/>
-        <w:gridCol w:w="1180"/>
-        <w:gridCol w:w="1410"/>
+        <w:gridCol w:w="576"/>
+        <w:gridCol w:w="1526"/>
+        <w:gridCol w:w="2300"/>
+        <w:gridCol w:w="3520"/>
       </w:tblGrid>
       <w:tr>
         <w:trPr>
@@ -10940,19 +5629,52 @@
           </w:tcPr>
           <w:p>
             <w:pPr>
-              <w:spacing w:before="20" w:after="20" w:line="240" w:lineRule="auto"/>
-              <w:ind w:firstLine="341"/>
+              <w:ind w:firstLineChars="0" w:firstLine="0"/>
               <w:rPr>
-                <w:rFonts w:hint="eastAsia"/>
-                <w:sz w:val="17"/>
+                <w:iCs/>
+                <w:sz w:val="18"/>
+                <w:szCs w:val="18"/>
+              </w:rPr>
+            </w:pPr>
+            <m:oMathPara>
+              <m:oMath>
+                <m:r>
+                  <m:rPr>
+                    <m:sty m:val="bi"/>
+                  </m:rPr>
+                  <w:rPr>
+                    <w:rFonts w:ascii="Cambria Math" w:hAnsi="Cambria Math"/>
+                    <w:sz w:val="18"/>
+                    <w:szCs w:val="18"/>
+                  </w:rPr>
+                  <m:t>N</m:t>
+                </m:r>
+              </m:oMath>
+            </m:oMathPara>
+          </w:p>
+        </w:tc>
+        <w:tc>
+          <w:tcPr>
+            <w:tcW w:w="0" w:type="auto"/>
+            <w:hideMark/>
+          </w:tcPr>
+          <w:p>
+            <w:pPr>
+              <w:ind w:firstLineChars="0" w:firstLine="0"/>
+              <w:cnfStyle w:val="100000000000" w:firstRow="1" w:lastRow="0" w:firstColumn="0" w:lastColumn="0" w:oddVBand="0" w:evenVBand="0" w:oddHBand="0" w:evenHBand="0" w:firstRowFirstColumn="0" w:firstRowLastColumn="0" w:lastRowFirstColumn="0" w:lastRowLastColumn="0"/>
+              <w:rPr>
+                <w:iCs/>
+                <w:sz w:val="18"/>
+                <w:szCs w:val="18"/>
               </w:rPr>
             </w:pPr>
             <w:r>
               <w:rPr>
-                <w:rFonts w:hint="eastAsia"/>
-                <w:sz w:val="17"/>
+                <w:iCs/>
+                <w:sz w:val="18"/>
+                <w:szCs w:val="18"/>
               </w:rPr>
-              <w:t>Test</w:t>
+              <w:t>Serial CPU FP64</w:t>
             </w:r>
           </w:p>
         </w:tc>
@@ -10963,20 +5685,21 @@
           </w:tcPr>
           <w:p>
             <w:pPr>
-              <w:spacing w:before="20" w:after="20" w:line="240" w:lineRule="auto"/>
               <w:ind w:firstLineChars="0" w:firstLine="0"/>
               <w:cnfStyle w:val="100000000000" w:firstRow="1" w:lastRow="0" w:firstColumn="0" w:lastColumn="0" w:oddVBand="0" w:evenVBand="0" w:oddHBand="0" w:evenHBand="0" w:firstRowFirstColumn="0" w:firstRowLastColumn="0" w:lastRowFirstColumn="0" w:lastRowLastColumn="0"/>
               <w:rPr>
-                <w:rFonts w:hint="eastAsia"/>
-                <w:sz w:val="17"/>
+                <w:iCs/>
+                <w:sz w:val="18"/>
+                <w:szCs w:val="18"/>
               </w:rPr>
             </w:pPr>
             <w:r>
               <w:rPr>
-                <w:rFonts w:hint="eastAsia"/>
-                <w:sz w:val="17"/>
+                <w:iCs/>
+                <w:sz w:val="18"/>
+                <w:szCs w:val="18"/>
               </w:rPr>
-              <w:t>duration</w:t>
+              <w:t>Vanda A40, one-GPU FP32</w:t>
             </w:r>
           </w:p>
         </w:tc>
@@ -10987,19 +5710,21 @@
           </w:tcPr>
           <w:p>
             <w:pPr>
-              <w:spacing w:before="20" w:after="20" w:line="240" w:lineRule="auto"/>
-              <w:ind w:firstLine="341"/>
+              <w:ind w:firstLineChars="0" w:firstLine="0"/>
               <w:cnfStyle w:val="100000000000" w:firstRow="1" w:lastRow="0" w:firstColumn="0" w:lastColumn="0" w:oddVBand="0" w:evenVBand="0" w:oddHBand="0" w:evenHBand="0" w:firstRowFirstColumn="0" w:firstRowLastColumn="0" w:lastRowFirstColumn="0" w:lastRowLastColumn="0"/>
               <w:rPr>
-                <w:rFonts w:hint="eastAsia"/>
-                <w:sz w:val="17"/>
+                <w:iCs/>
+                <w:sz w:val="18"/>
+                <w:szCs w:val="18"/>
               </w:rPr>
             </w:pPr>
             <w:r>
               <w:rPr>
-                <w:sz w:val="17"/>
+                <w:iCs/>
+                <w:sz w:val="18"/>
+                <w:szCs w:val="18"/>
               </w:rPr>
-              <w:t>Verification</w:t>
+              <w:t>Runtime ratio vs previous row, CPU / GPU</w:t>
             </w:r>
           </w:p>
         </w:tc>
@@ -11017,30 +5742,24 @@
           </w:tcPr>
           <w:p>
             <w:pPr>
-              <w:spacing w:before="20" w:after="20" w:line="240" w:lineRule="auto"/>
-              <w:ind w:firstLine="341"/>
+              <w:ind w:firstLineChars="0" w:firstLine="0"/>
               <w:rPr>
-                <w:sz w:val="17"/>
+                <w:b w:val="0"/>
+                <w:bCs w:val="0"/>
+                <w:iCs/>
+                <w:sz w:val="18"/>
+                <w:szCs w:val="18"/>
               </w:rPr>
             </w:pPr>
             <w:r>
               <w:rPr>
-                <w:sz w:val="17"/>
+                <w:b w:val="0"/>
+                <w:bCs w:val="0"/>
+                <w:iCs/>
+                <w:sz w:val="18"/>
+                <w:szCs w:val="18"/>
               </w:rPr>
-              <w:t>N=257</w:t>
-            </w:r>
-            <w:r>
-              <w:rPr>
-                <w:rFonts w:ascii="宋体" w:eastAsia="宋体" w:hAnsi="宋体" w:cs="宋体" w:hint="eastAsia"/>
-                <w:sz w:val="17"/>
-              </w:rPr>
-              <w:t>，</w:t>
-            </w:r>
-            <w:r>
-              <w:rPr>
-                <w:sz w:val="17"/>
-              </w:rPr>
-              <w:t>full</w:t>
+              <w:t>512</w:t>
             </w:r>
           </w:p>
         </w:tc>
@@ -11051,18 +5770,21 @@
           </w:tcPr>
           <w:p>
             <w:pPr>
-              <w:spacing w:before="20" w:after="20" w:line="240" w:lineRule="auto"/>
-              <w:ind w:firstLine="340"/>
+              <w:ind w:firstLineChars="0" w:firstLine="0"/>
               <w:cnfStyle w:val="000000100000" w:firstRow="0" w:lastRow="0" w:firstColumn="0" w:lastColumn="0" w:oddVBand="0" w:evenVBand="0" w:oddHBand="1" w:evenHBand="0" w:firstRowFirstColumn="0" w:firstRowLastColumn="0" w:lastRowFirstColumn="0" w:lastRowLastColumn="0"/>
               <w:rPr>
-                <w:sz w:val="17"/>
+                <w:iCs/>
+                <w:sz w:val="18"/>
+                <w:szCs w:val="18"/>
               </w:rPr>
             </w:pPr>
             <w:r>
               <w:rPr>
-                <w:sz w:val="17"/>
+                <w:iCs/>
+                <w:sz w:val="18"/>
+                <w:szCs w:val="18"/>
               </w:rPr>
-              <w:t>0.609 ms</w:t>
+              <w:t>17.515 ms</w:t>
             </w:r>
           </w:p>
         </w:tc>
@@ -11073,18 +5795,46 @@
           </w:tcPr>
           <w:p>
             <w:pPr>
-              <w:spacing w:before="20" w:after="20" w:line="240" w:lineRule="auto"/>
-              <w:ind w:firstLine="340"/>
+              <w:ind w:firstLineChars="0" w:firstLine="0"/>
               <w:cnfStyle w:val="000000100000" w:firstRow="0" w:lastRow="0" w:firstColumn="0" w:lastColumn="0" w:oddVBand="0" w:evenVBand="0" w:oddHBand="1" w:evenHBand="0" w:firstRowFirstColumn="0" w:firstRowLastColumn="0" w:lastRowFirstColumn="0" w:lastRowLastColumn="0"/>
               <w:rPr>
-                <w:sz w:val="17"/>
+                <w:iCs/>
+                <w:sz w:val="18"/>
+                <w:szCs w:val="18"/>
               </w:rPr>
             </w:pPr>
             <w:r>
               <w:rPr>
-                <w:sz w:val="17"/>
+                <w:iCs/>
+                <w:sz w:val="18"/>
+                <w:szCs w:val="18"/>
               </w:rPr>
-              <w:t>PASS</w:t>
+              <w:t>0.248 ms</w:t>
+            </w:r>
+          </w:p>
+        </w:tc>
+        <w:tc>
+          <w:tcPr>
+            <w:tcW w:w="0" w:type="auto"/>
+            <w:hideMark/>
+          </w:tcPr>
+          <w:p>
+            <w:pPr>
+              <w:ind w:firstLineChars="0" w:firstLine="0"/>
+              <w:cnfStyle w:val="000000100000" w:firstRow="0" w:lastRow="0" w:firstColumn="0" w:lastColumn="0" w:oddVBand="0" w:evenVBand="0" w:oddHBand="1" w:evenHBand="0" w:firstRowFirstColumn="0" w:firstRowLastColumn="0" w:lastRowFirstColumn="0" w:lastRowLastColumn="0"/>
+              <w:rPr>
+                <w:iCs/>
+                <w:sz w:val="18"/>
+                <w:szCs w:val="18"/>
+              </w:rPr>
+            </w:pPr>
+            <w:r>
+              <w:rPr>
+                <w:iCs/>
+                <w:sz w:val="18"/>
+                <w:szCs w:val="18"/>
+              </w:rPr>
+              <w:t>—</w:t>
             </w:r>
           </w:p>
         </w:tc>
@@ -11101,30 +5851,24 @@
           </w:tcPr>
           <w:p>
             <w:pPr>
-              <w:spacing w:before="20" w:after="20" w:line="240" w:lineRule="auto"/>
-              <w:ind w:firstLine="341"/>
+              <w:ind w:firstLineChars="0" w:firstLine="0"/>
               <w:rPr>
-                <w:sz w:val="17"/>
+                <w:b w:val="0"/>
+                <w:bCs w:val="0"/>
+                <w:iCs/>
+                <w:sz w:val="18"/>
+                <w:szCs w:val="18"/>
               </w:rPr>
             </w:pPr>
             <w:r>
               <w:rPr>
-                <w:sz w:val="17"/>
+                <w:b w:val="0"/>
+                <w:bCs w:val="0"/>
+                <w:iCs/>
+                <w:sz w:val="18"/>
+                <w:szCs w:val="18"/>
               </w:rPr>
-              <w:t>N=257</w:t>
-            </w:r>
-            <w:r>
-              <w:rPr>
-                <w:rFonts w:ascii="宋体" w:eastAsia="宋体" w:hAnsi="宋体" w:cs="宋体" w:hint="eastAsia"/>
-                <w:sz w:val="17"/>
-              </w:rPr>
-              <w:t>，</w:t>
-            </w:r>
-            <w:r>
-              <w:rPr>
-                <w:sz w:val="17"/>
-              </w:rPr>
-              <w:t>causal</w:t>
+              <w:t>1024</w:t>
             </w:r>
           </w:p>
         </w:tc>
@@ -11135,18 +5879,21 @@
           </w:tcPr>
           <w:p>
             <w:pPr>
-              <w:spacing w:before="20" w:after="20" w:line="240" w:lineRule="auto"/>
-              <w:ind w:firstLine="340"/>
+              <w:ind w:firstLineChars="0" w:firstLine="0"/>
               <w:cnfStyle w:val="000000000000" w:firstRow="0" w:lastRow="0" w:firstColumn="0" w:lastColumn="0" w:oddVBand="0" w:evenVBand="0" w:oddHBand="0" w:evenHBand="0" w:firstRowFirstColumn="0" w:firstRowLastColumn="0" w:lastRowFirstColumn="0" w:lastRowLastColumn="0"/>
               <w:rPr>
-                <w:sz w:val="17"/>
+                <w:iCs/>
+                <w:sz w:val="18"/>
+                <w:szCs w:val="18"/>
               </w:rPr>
             </w:pPr>
             <w:r>
               <w:rPr>
-                <w:sz w:val="17"/>
+                <w:iCs/>
+                <w:sz w:val="18"/>
+                <w:szCs w:val="18"/>
               </w:rPr>
-              <w:t>0.589 ms</w:t>
+              <w:t>70.418 ms</w:t>
             </w:r>
           </w:p>
         </w:tc>
@@ -11157,18 +5904,46 @@
           </w:tcPr>
           <w:p>
             <w:pPr>
-              <w:spacing w:before="20" w:after="20" w:line="240" w:lineRule="auto"/>
-              <w:ind w:firstLine="340"/>
+              <w:ind w:firstLineChars="0" w:firstLine="0"/>
               <w:cnfStyle w:val="000000000000" w:firstRow="0" w:lastRow="0" w:firstColumn="0" w:lastColumn="0" w:oddVBand="0" w:evenVBand="0" w:oddHBand="0" w:evenHBand="0" w:firstRowFirstColumn="0" w:firstRowLastColumn="0" w:lastRowFirstColumn="0" w:lastRowLastColumn="0"/>
               <w:rPr>
-                <w:sz w:val="17"/>
+                <w:iCs/>
+                <w:sz w:val="18"/>
+                <w:szCs w:val="18"/>
               </w:rPr>
             </w:pPr>
             <w:r>
               <w:rPr>
-                <w:sz w:val="17"/>
+                <w:iCs/>
+                <w:sz w:val="18"/>
+                <w:szCs w:val="18"/>
               </w:rPr>
-              <w:t>PASS</w:t>
+              <w:t>0.648 ms</w:t>
+            </w:r>
+          </w:p>
+        </w:tc>
+        <w:tc>
+          <w:tcPr>
+            <w:tcW w:w="0" w:type="auto"/>
+            <w:hideMark/>
+          </w:tcPr>
+          <w:p>
+            <w:pPr>
+              <w:ind w:firstLineChars="0" w:firstLine="0"/>
+              <w:cnfStyle w:val="000000000000" w:firstRow="0" w:lastRow="0" w:firstColumn="0" w:lastColumn="0" w:oddVBand="0" w:evenVBand="0" w:oddHBand="0" w:evenHBand="0" w:firstRowFirstColumn="0" w:firstRowLastColumn="0" w:lastRowFirstColumn="0" w:lastRowLastColumn="0"/>
+              <w:rPr>
+                <w:iCs/>
+                <w:sz w:val="18"/>
+                <w:szCs w:val="18"/>
+              </w:rPr>
+            </w:pPr>
+            <w:r>
+              <w:rPr>
+                <w:iCs/>
+                <w:sz w:val="18"/>
+                <w:szCs w:val="18"/>
+              </w:rPr>
+              <w:t>4.02× / 2.61×</w:t>
             </w:r>
           </w:p>
         </w:tc>
@@ -11186,51 +5961,24 @@
           </w:tcPr>
           <w:p>
             <w:pPr>
-              <w:spacing w:before="20" w:after="20" w:line="240" w:lineRule="auto"/>
-              <w:ind w:firstLine="341"/>
+              <w:ind w:firstLineChars="0" w:firstLine="0"/>
               <w:rPr>
-                <w:rFonts w:eastAsiaTheme="minorEastAsia" w:hint="eastAsia"/>
-                <w:sz w:val="17"/>
+                <w:b w:val="0"/>
+                <w:bCs w:val="0"/>
+                <w:iCs/>
+                <w:sz w:val="18"/>
+                <w:szCs w:val="18"/>
               </w:rPr>
             </w:pPr>
             <w:r>
               <w:rPr>
-                <w:sz w:val="17"/>
+                <w:b w:val="0"/>
+                <w:bCs w:val="0"/>
+                <w:iCs/>
+                <w:sz w:val="18"/>
+                <w:szCs w:val="18"/>
               </w:rPr>
-              <w:t>N=1024</w:t>
-            </w:r>
-            <w:r>
-              <w:rPr>
-                <w:rFonts w:ascii="宋体" w:eastAsia="宋体" w:hAnsi="宋体" w:cs="宋体" w:hint="eastAsia"/>
-                <w:sz w:val="17"/>
-              </w:rPr>
-              <w:t>，</w:t>
-            </w:r>
-            <w:r>
-              <w:rPr>
-                <w:sz w:val="17"/>
-              </w:rPr>
-              <w:t>full</w:t>
-            </w:r>
-            <w:r>
-              <w:rPr>
-                <w:rFonts w:ascii="宋体" w:eastAsia="宋体" w:hAnsi="宋体" w:cs="宋体" w:hint="eastAsia"/>
-                <w:sz w:val="17"/>
-              </w:rPr>
-              <w:t>，</w:t>
-            </w:r>
-            <w:r>
-              <w:rPr>
-                <w:sz w:val="17"/>
-              </w:rPr>
-              <w:t>5</w:t>
-            </w:r>
-            <w:r>
-              <w:rPr>
-                <w:rFonts w:eastAsiaTheme="minorEastAsia" w:hint="eastAsia"/>
-                <w:sz w:val="17"/>
-              </w:rPr>
-              <w:t xml:space="preserve"> times</w:t>
+              <w:t>2048</w:t>
             </w:r>
           </w:p>
         </w:tc>
@@ -11241,18 +5989,21 @@
           </w:tcPr>
           <w:p>
             <w:pPr>
-              <w:spacing w:before="20" w:after="20" w:line="240" w:lineRule="auto"/>
-              <w:ind w:firstLine="340"/>
+              <w:ind w:firstLineChars="0" w:firstLine="0"/>
               <w:cnfStyle w:val="000000100000" w:firstRow="0" w:lastRow="0" w:firstColumn="0" w:lastColumn="0" w:oddVBand="0" w:evenVBand="0" w:oddHBand="1" w:evenHBand="0" w:firstRowFirstColumn="0" w:firstRowLastColumn="0" w:lastRowFirstColumn="0" w:lastRowLastColumn="0"/>
               <w:rPr>
-                <w:sz w:val="17"/>
+                <w:iCs/>
+                <w:sz w:val="18"/>
+                <w:szCs w:val="18"/>
               </w:rPr>
             </w:pPr>
             <w:r>
               <w:rPr>
-                <w:sz w:val="17"/>
+                <w:iCs/>
+                <w:sz w:val="18"/>
+                <w:szCs w:val="18"/>
               </w:rPr>
-              <w:t>0.718 ms</w:t>
+              <w:t>263.479 ms</w:t>
             </w:r>
           </w:p>
         </w:tc>
@@ -11263,18 +6014,46 @@
           </w:tcPr>
           <w:p>
             <w:pPr>
-              <w:spacing w:before="20" w:after="20" w:line="240" w:lineRule="auto"/>
-              <w:ind w:firstLine="340"/>
+              <w:ind w:firstLineChars="0" w:firstLine="0"/>
               <w:cnfStyle w:val="000000100000" w:firstRow="0" w:lastRow="0" w:firstColumn="0" w:lastColumn="0" w:oddVBand="0" w:evenVBand="0" w:oddHBand="1" w:evenHBand="0" w:firstRowFirstColumn="0" w:firstRowLastColumn="0" w:lastRowFirstColumn="0" w:lastRowLastColumn="0"/>
               <w:rPr>
-                <w:sz w:val="17"/>
+                <w:iCs/>
+                <w:sz w:val="18"/>
+                <w:szCs w:val="18"/>
               </w:rPr>
             </w:pPr>
             <w:r>
               <w:rPr>
-                <w:sz w:val="17"/>
+                <w:iCs/>
+                <w:sz w:val="18"/>
+                <w:szCs w:val="18"/>
               </w:rPr>
-              <w:t>PASS</w:t>
+              <w:t>2.345 ms</w:t>
+            </w:r>
+          </w:p>
+        </w:tc>
+        <w:tc>
+          <w:tcPr>
+            <w:tcW w:w="0" w:type="auto"/>
+            <w:hideMark/>
+          </w:tcPr>
+          <w:p>
+            <w:pPr>
+              <w:ind w:firstLineChars="0" w:firstLine="0"/>
+              <w:cnfStyle w:val="000000100000" w:firstRow="0" w:lastRow="0" w:firstColumn="0" w:lastColumn="0" w:oddVBand="0" w:evenVBand="0" w:oddHBand="1" w:evenHBand="0" w:firstRowFirstColumn="0" w:firstRowLastColumn="0" w:lastRowFirstColumn="0" w:lastRowLastColumn="0"/>
+              <w:rPr>
+                <w:iCs/>
+                <w:sz w:val="18"/>
+                <w:szCs w:val="18"/>
+              </w:rPr>
+            </w:pPr>
+            <w:r>
+              <w:rPr>
+                <w:iCs/>
+                <w:sz w:val="18"/>
+                <w:szCs w:val="18"/>
+              </w:rPr>
+              <w:t>3.74× / 3.62×</w:t>
             </w:r>
           </w:p>
         </w:tc>
@@ -11291,51 +6070,24 @@
           </w:tcPr>
           <w:p>
             <w:pPr>
-              <w:spacing w:before="20" w:after="20" w:line="240" w:lineRule="auto"/>
-              <w:ind w:firstLine="341"/>
+              <w:ind w:firstLineChars="0" w:firstLine="0"/>
               <w:rPr>
-                <w:rFonts w:eastAsiaTheme="minorEastAsia" w:hint="eastAsia"/>
-                <w:sz w:val="17"/>
+                <w:b w:val="0"/>
+                <w:bCs w:val="0"/>
+                <w:iCs/>
+                <w:sz w:val="18"/>
+                <w:szCs w:val="18"/>
               </w:rPr>
             </w:pPr>
             <w:r>
               <w:rPr>
-                <w:sz w:val="17"/>
+                <w:b w:val="0"/>
+                <w:bCs w:val="0"/>
+                <w:iCs/>
+                <w:sz w:val="18"/>
+                <w:szCs w:val="18"/>
               </w:rPr>
-              <w:t>N=4096</w:t>
-            </w:r>
-            <w:r>
-              <w:rPr>
-                <w:rFonts w:ascii="宋体" w:eastAsia="宋体" w:hAnsi="宋体" w:cs="宋体" w:hint="eastAsia"/>
-                <w:sz w:val="17"/>
-              </w:rPr>
-              <w:t>，</w:t>
-            </w:r>
-            <w:r>
-              <w:rPr>
-                <w:sz w:val="17"/>
-              </w:rPr>
-              <w:t>full</w:t>
-            </w:r>
-            <w:r>
-              <w:rPr>
-                <w:rFonts w:ascii="宋体" w:eastAsia="宋体" w:hAnsi="宋体" w:cs="宋体" w:hint="eastAsia"/>
-                <w:sz w:val="17"/>
-              </w:rPr>
-              <w:t>，</w:t>
-            </w:r>
-            <w:r>
-              <w:rPr>
-                <w:sz w:val="17"/>
-              </w:rPr>
-              <w:t>5</w:t>
-            </w:r>
-            <w:r>
-              <w:rPr>
-                <w:rFonts w:eastAsiaTheme="minorEastAsia" w:hint="eastAsia"/>
-                <w:sz w:val="17"/>
-              </w:rPr>
-              <w:t>times</w:t>
+              <w:t>4096</w:t>
             </w:r>
           </w:p>
         </w:tc>
@@ -11346,18 +6098,21 @@
           </w:tcPr>
           <w:p>
             <w:pPr>
-              <w:spacing w:before="20" w:after="20" w:line="240" w:lineRule="auto"/>
-              <w:ind w:firstLine="340"/>
+              <w:ind w:firstLineChars="0" w:firstLine="0"/>
               <w:cnfStyle w:val="000000000000" w:firstRow="0" w:lastRow="0" w:firstColumn="0" w:lastColumn="0" w:oddVBand="0" w:evenVBand="0" w:oddHBand="0" w:evenHBand="0" w:firstRowFirstColumn="0" w:firstRowLastColumn="0" w:lastRowFirstColumn="0" w:lastRowLastColumn="0"/>
               <w:rPr>
-                <w:sz w:val="17"/>
+                <w:iCs/>
+                <w:sz w:val="18"/>
+                <w:szCs w:val="18"/>
               </w:rPr>
             </w:pPr>
             <w:r>
               <w:rPr>
-                <w:sz w:val="17"/>
+                <w:iCs/>
+                <w:sz w:val="18"/>
+                <w:szCs w:val="18"/>
               </w:rPr>
-              <w:t>8.044 ms</w:t>
+              <w:t>913.966 ms</w:t>
             </w:r>
           </w:p>
         </w:tc>
@@ -11368,18 +6123,46 @@
           </w:tcPr>
           <w:p>
             <w:pPr>
-              <w:spacing w:before="20" w:after="20" w:line="240" w:lineRule="auto"/>
-              <w:ind w:firstLine="340"/>
+              <w:ind w:firstLineChars="0" w:firstLine="0"/>
               <w:cnfStyle w:val="000000000000" w:firstRow="0" w:lastRow="0" w:firstColumn="0" w:lastColumn="0" w:oddVBand="0" w:evenVBand="0" w:oddHBand="0" w:evenHBand="0" w:firstRowFirstColumn="0" w:firstRowLastColumn="0" w:lastRowFirstColumn="0" w:lastRowLastColumn="0"/>
               <w:rPr>
-                <w:sz w:val="17"/>
+                <w:iCs/>
+                <w:sz w:val="18"/>
+                <w:szCs w:val="18"/>
               </w:rPr>
             </w:pPr>
             <w:r>
               <w:rPr>
-                <w:sz w:val="17"/>
+                <w:iCs/>
+                <w:sz w:val="18"/>
+                <w:szCs w:val="18"/>
               </w:rPr>
-              <w:t>PASS</w:t>
+              <w:t>8.845 ms</w:t>
+            </w:r>
+          </w:p>
+        </w:tc>
+        <w:tc>
+          <w:tcPr>
+            <w:tcW w:w="0" w:type="auto"/>
+            <w:hideMark/>
+          </w:tcPr>
+          <w:p>
+            <w:pPr>
+              <w:ind w:firstLineChars="0" w:firstLine="0"/>
+              <w:cnfStyle w:val="000000000000" w:firstRow="0" w:lastRow="0" w:firstColumn="0" w:lastColumn="0" w:oddVBand="0" w:evenVBand="0" w:oddHBand="0" w:evenHBand="0" w:firstRowFirstColumn="0" w:firstRowLastColumn="0" w:lastRowFirstColumn="0" w:lastRowLastColumn="0"/>
+              <w:rPr>
+                <w:iCs/>
+                <w:sz w:val="18"/>
+                <w:szCs w:val="18"/>
+              </w:rPr>
+            </w:pPr>
+            <w:r>
+              <w:rPr>
+                <w:iCs/>
+                <w:sz w:val="18"/>
+                <w:szCs w:val="18"/>
+              </w:rPr>
+              <w:t>3.47× / 3.77×</w:t>
             </w:r>
           </w:p>
         </w:tc>
@@ -11387,134 +6170,92 @@
     </w:tbl>
     <w:p>
       <w:pPr>
-        <w:spacing w:after="40" w:line="240" w:lineRule="auto"/>
-        <w:ind w:firstLineChars="90" w:firstLine="162"/>
-        <w:jc w:val="center"/>
-        <w:rPr>
-          <w:rFonts w:eastAsiaTheme="minorEastAsia" w:cs="Times New Roman"/>
-          <w:sz w:val="18"/>
-          <w:szCs w:val="18"/>
-        </w:rPr>
-      </w:pPr>
-      <w:r>
-        <w:rPr>
-          <w:rFonts w:eastAsiaTheme="minorEastAsia" w:cs="Times New Roman"/>
-          <w:sz w:val="18"/>
-          <w:szCs w:val="18"/>
-        </w:rPr>
-        <w:t xml:space="preserve">Table 6 </w:t>
-      </w:r>
-      <w:r>
-        <w:rPr>
-          <w:rFonts w:eastAsiaTheme="minorEastAsia" w:cs="Times New Roman"/>
-          <w:sz w:val="18"/>
-          <w:szCs w:val="18"/>
-        </w:rPr>
-        <w:t>Local RTX 4090 CUDA validation and runtime results.</w:t>
-      </w:r>
-    </w:p>
-    <w:p>
-      <w:pPr>
-        <w:spacing w:after="40" w:line="240" w:lineRule="auto"/>
-        <w:ind w:firstLineChars="90" w:firstLine="198"/>
-      </w:pPr>
-      <w:r>
-        <w:t xml:space="preserve">The RTX 4090 runs confirm that both full and causal attention produce outputs within a small numerical error of the FP64 reference. Runtime increased from 0.718 ms at </w:t>
+        <w:ind w:firstLineChars="0" w:firstLine="420"/>
+        <w:rPr>
+          <w:rFonts w:eastAsiaTheme="minorEastAsia"/>
+        </w:rPr>
+      </w:pPr>
+      <w:r>
+        <w:rPr>
+          <w:rFonts w:eastAsiaTheme="minorEastAsia"/>
+        </w:rPr>
+        <w:t xml:space="preserve">The measurements broadly follow the expected quadratic trend. Doubling </w:t>
       </w:r>
       <m:oMath>
         <m:r>
           <w:rPr>
-            <w:rFonts w:ascii="Cambria Math" w:hAnsi="Cambria Math"/>
+            <w:rFonts w:ascii="Cambria Math" w:eastAsiaTheme="minorEastAsia" w:hAnsi="Cambria Math"/>
           </w:rPr>
           <m:t>N</m:t>
         </m:r>
-        <m:r>
-          <m:rPr>
-            <m:sty m:val="p"/>
-          </m:rPr>
-          <w:rPr>
-            <w:rFonts w:ascii="Cambria Math" w:hAnsi="Cambria Math"/>
-          </w:rPr>
-          <m:t>=1024</m:t>
-        </m:r>
-        <m:r>
-          <m:rPr>
-            <m:sty m:val="p"/>
-          </m:rPr>
-          <w:rPr>
-            <w:rFonts w:ascii="Cambria Math" w:hAnsi="Cambria Math"/>
-          </w:rPr>
-          <m:t xml:space="preserve"> </m:t>
-        </m:r>
       </m:oMath>
       <w:r>
-        <w:t xml:space="preserve">to 8.044 ms at </w:t>
+        <w:rPr>
+          <w:rFonts w:eastAsiaTheme="minorEastAsia"/>
+        </w:rPr>
+        <w:t xml:space="preserve"> increased the CPU runtime by 3.47–4.02× and the single-GPU runtime by 2.61–3.77×.</w:t>
+      </w:r>
+    </w:p>
+    <w:p>
+      <w:pPr>
+        <w:ind w:firstLineChars="0" w:firstLine="420"/>
+        <w:rPr>
+          <w:rFonts w:eastAsiaTheme="minorEastAsia"/>
+        </w:rPr>
+      </w:pPr>
+      <w:r>
+        <w:rPr>
+          <w:rFonts w:eastAsiaTheme="minorEastAsia"/>
+        </w:rPr>
+        <w:t xml:space="preserve">For OpenMP, increasing the thread count from one to eight reduced runtime from 914.491 ms to 142.854 ms at </w:t>
       </w:r>
       <m:oMath>
         <m:r>
           <w:rPr>
-            <w:rFonts w:ascii="Cambria Math" w:hAnsi="Cambria Math"/>
+            <w:rFonts w:ascii="Cambria Math" w:eastAsiaTheme="minorEastAsia" w:hAnsi="Cambria Math"/>
           </w:rPr>
-          <m:t>N</m:t>
-        </m:r>
-        <m:r>
-          <m:rPr>
-            <m:sty m:val="p"/>
-          </m:rPr>
-          <w:rPr>
-            <w:rFonts w:ascii="Cambria Math" w:hAnsi="Cambria Math"/>
-          </w:rPr>
-          <m:t>=4096</m:t>
+          <m:t>N=4096</m:t>
         </m:r>
       </m:oMath>
+      <w:r>
+        <w:rPr>
+          <w:rFonts w:eastAsiaTheme="minorEastAsia"/>
+        </w:rPr>
+        <w:t>. The measured reduction demonstrates that the CPU implementation benefits from parallel execution within the tested thread range.</w:t>
+      </w:r>
     </w:p>
     <w:p>
       <w:pPr>
-        <w:spacing w:after="40" w:line="240" w:lineRule="auto"/>
-        <w:ind w:firstLineChars="90" w:firstLine="198"/>
+        <w:ind w:firstLineChars="0" w:firstLine="0"/>
+        <w:rPr>
+          <w:rFonts w:eastAsiaTheme="minorEastAsia" w:hint="eastAsia"/>
+        </w:rPr>
+      </w:pPr>
+      <w:r>
         <w:rPr>
           <w:rFonts w:eastAsiaTheme="minorEastAsia"/>
         </w:rPr>
-      </w:pPr>
-      <w:r>
-        <w:t xml:space="preserve">The source code for the RTX 4090 runs is provided in Appendix </w:t>
-      </w:r>
-      <w:r>
-        <w:rPr>
-          <w:rFonts w:eastAsiaTheme="minorEastAsia" w:hint="eastAsia"/>
-        </w:rPr>
-        <w:t>Code Zip</w:t>
-      </w:r>
-      <w:r>
-        <w:t xml:space="preserve">, and the corresponding terminal screenshots are provided in </w:t>
-      </w:r>
-      <w:hyperlink w:anchor="_Appendix_1" w:history="1">
-        <w:r>
-          <w:rPr>
-            <w:rStyle w:val="af0"/>
-          </w:rPr>
-          <w:t xml:space="preserve">Appendix </w:t>
-        </w:r>
-        <w:r>
-          <w:rPr>
-            <w:rStyle w:val="af0"/>
-            <w:rFonts w:eastAsiaTheme="minorEastAsia"/>
-          </w:rPr>
-          <w:t>3</w:t>
-        </w:r>
-      </w:hyperlink>
-      <w:r>
-        <w:t>.</w:t>
+        <w:t>The two-node experiment also tested different query and key/value tile sizes. Table 8 reports the measured runtimes.</w:t>
       </w:r>
     </w:p>
     <w:p>
       <w:pPr>
-        <w:spacing w:after="40" w:line="240" w:lineRule="auto"/>
-        <w:ind w:firstLineChars="90" w:firstLine="198"/>
-        <w:rPr>
-          <w:rFonts w:eastAsiaTheme="minorEastAsia" w:hint="eastAsia"/>
-        </w:rPr>
-      </w:pPr>
+        <w:ind w:firstLineChars="0" w:firstLine="0"/>
+        <w:jc w:val="center"/>
+        <w:rPr>
+          <w:iCs/>
+          <w:sz w:val="18"/>
+          <w:szCs w:val="18"/>
+        </w:rPr>
+      </w:pPr>
+      <w:r>
+        <w:rPr>
+          <w:iCs/>
+          <w:sz w:val="18"/>
+          <w:szCs w:val="18"/>
+        </w:rPr>
+        <w:t>Table 8. Two-node MPI+CUDA runtimes for different tile sizes.</w:t>
+      </w:r>
     </w:p>
     <w:tbl>
       <w:tblPr>
@@ -11524,70 +6265,211 @@
         <w:tblLook w:val="04A0" w:firstRow="1" w:lastRow="0" w:firstColumn="1" w:lastColumn="0" w:noHBand="0" w:noVBand="1"/>
       </w:tblPr>
       <w:tblGrid>
-        <w:gridCol w:w="2768"/>
-        <w:gridCol w:w="2769"/>
-        <w:gridCol w:w="2769"/>
+        <w:gridCol w:w="576"/>
+        <w:gridCol w:w="1601"/>
+        <w:gridCol w:w="1869"/>
+        <w:gridCol w:w="1471"/>
       </w:tblGrid>
       <w:tr>
         <w:trPr>
           <w:cnfStyle w:val="100000000000" w:firstRow="1" w:lastRow="0" w:firstColumn="0" w:lastColumn="0" w:oddVBand="0" w:evenVBand="0" w:oddHBand="0" w:evenHBand="0" w:firstRowFirstColumn="0" w:firstRowLastColumn="0" w:lastRowFirstColumn="0" w:lastRowLastColumn="0"/>
-          <w:cantSplit/>
           <w:jc w:val="center"/>
         </w:trPr>
         <w:tc>
           <w:tcPr>
             <w:cnfStyle w:val="001000000000" w:firstRow="0" w:lastRow="0" w:firstColumn="1" w:lastColumn="0" w:oddVBand="0" w:evenVBand="0" w:oddHBand="0" w:evenHBand="0" w:firstRowFirstColumn="0" w:firstRowLastColumn="0" w:lastRowFirstColumn="0" w:lastRowLastColumn="0"/>
-            <w:tcW w:w="2769" w:type="dxa"/>
-            <w:vAlign w:val="center"/>
+            <w:tcW w:w="0" w:type="auto"/>
+            <w:hideMark/>
           </w:tcPr>
           <w:p>
             <w:pPr>
-              <w:spacing w:before="20" w:after="20" w:line="240" w:lineRule="auto"/>
-              <w:ind w:firstLine="341"/>
+              <w:ind w:firstLineChars="0" w:firstLine="0"/>
+              <w:jc w:val="center"/>
+              <w:rPr>
+                <w:iCs/>
+                <w:sz w:val="18"/>
+                <w:szCs w:val="18"/>
+              </w:rPr>
             </w:pPr>
-            <w:r>
-              <w:rPr>
-                <w:sz w:val="17"/>
-              </w:rPr>
-              <w:t>One-GPU N / time (ms)</w:t>
-            </w:r>
+            <m:oMathPara>
+              <m:oMath>
+                <m:r>
+                  <m:rPr>
+                    <m:sty m:val="bi"/>
+                  </m:rPr>
+                  <w:rPr>
+                    <w:rFonts w:ascii="Cambria Math" w:hAnsi="Cambria Math"/>
+                    <w:sz w:val="18"/>
+                    <w:szCs w:val="18"/>
+                  </w:rPr>
+                  <m:t>N</m:t>
+                </m:r>
+              </m:oMath>
+            </m:oMathPara>
           </w:p>
         </w:tc>
         <w:tc>
           <w:tcPr>
-            <w:tcW w:w="2769" w:type="dxa"/>
-            <w:vAlign w:val="center"/>
+            <w:tcW w:w="0" w:type="auto"/>
+            <w:hideMark/>
           </w:tcPr>
           <w:p>
             <w:pPr>
-              <w:spacing w:before="20" w:after="20" w:line="240" w:lineRule="auto"/>
-              <w:ind w:firstLine="341"/>
+              <w:ind w:firstLineChars="0" w:firstLine="0"/>
+              <w:jc w:val="center"/>
               <w:cnfStyle w:val="100000000000" w:firstRow="1" w:lastRow="0" w:firstColumn="0" w:lastColumn="0" w:oddVBand="0" w:evenVBand="0" w:oddHBand="0" w:evenHBand="0" w:firstRowFirstColumn="0" w:firstRowLastColumn="0" w:lastRowFirstColumn="0" w:lastRowLastColumn="0"/>
+              <w:rPr>
+                <w:iCs/>
+                <w:sz w:val="18"/>
+                <w:szCs w:val="18"/>
+              </w:rPr>
             </w:pPr>
             <w:r>
               <w:rPr>
-                <w:sz w:val="17"/>
+                <w:iCs/>
+                <w:sz w:val="18"/>
+                <w:szCs w:val="18"/>
               </w:rPr>
-              <w:t>Two-node N / time (ms)</w:t>
+              <w:t>Query tile size</w:t>
             </w:r>
+            <w:r>
+              <w:rPr>
+                <w:rFonts w:eastAsiaTheme="minorEastAsia" w:hint="eastAsia"/>
+                <w:iCs/>
+                <w:sz w:val="18"/>
+                <w:szCs w:val="18"/>
+              </w:rPr>
+              <w:t xml:space="preserve"> </w:t>
+            </w:r>
+            <m:oMath>
+              <m:sSub>
+                <m:sSubPr>
+                  <m:ctrlPr>
+                    <w:rPr>
+                      <w:rFonts w:ascii="Cambria Math" w:hAnsi="Cambria Math"/>
+                      <w:sz w:val="18"/>
+                      <w:szCs w:val="18"/>
+                    </w:rPr>
+                  </m:ctrlPr>
+                </m:sSubPr>
+                <m:e>
+                  <m:r>
+                    <m:rPr>
+                      <m:sty m:val="bi"/>
+                    </m:rPr>
+                    <w:rPr>
+                      <w:rFonts w:ascii="Cambria Math" w:hAnsi="Cambria Math"/>
+                      <w:sz w:val="18"/>
+                      <w:szCs w:val="18"/>
+                    </w:rPr>
+                    <m:t>b</m:t>
+                  </m:r>
+                </m:e>
+                <m:sub>
+                  <m:r>
+                    <m:rPr>
+                      <m:sty m:val="bi"/>
+                    </m:rPr>
+                    <w:rPr>
+                      <w:rFonts w:ascii="Cambria Math" w:hAnsi="Cambria Math"/>
+                      <w:sz w:val="18"/>
+                      <w:szCs w:val="18"/>
+                    </w:rPr>
+                    <m:t>q</m:t>
+                  </m:r>
+                </m:sub>
+              </m:sSub>
+            </m:oMath>
           </w:p>
         </w:tc>
         <w:tc>
           <w:tcPr>
-            <w:tcW w:w="2769" w:type="dxa"/>
-            <w:vAlign w:val="center"/>
+            <w:tcW w:w="0" w:type="auto"/>
+            <w:hideMark/>
           </w:tcPr>
           <w:p>
             <w:pPr>
-              <w:spacing w:before="20" w:after="20" w:line="240" w:lineRule="auto"/>
-              <w:ind w:firstLine="341"/>
+              <w:ind w:firstLineChars="0" w:firstLine="0"/>
+              <w:jc w:val="center"/>
               <w:cnfStyle w:val="100000000000" w:firstRow="1" w:lastRow="0" w:firstColumn="0" w:lastColumn="0" w:oddVBand="0" w:evenVBand="0" w:oddHBand="0" w:evenHBand="0" w:firstRowFirstColumn="0" w:firstRowLastColumn="0" w:lastRowFirstColumn="0" w:lastRowLastColumn="0"/>
+              <w:rPr>
+                <w:iCs/>
+                <w:sz w:val="18"/>
+                <w:szCs w:val="18"/>
+              </w:rPr>
             </w:pPr>
             <w:r>
               <w:rPr>
-                <w:sz w:val="17"/>
+                <w:iCs/>
+                <w:sz w:val="18"/>
+                <w:szCs w:val="18"/>
               </w:rPr>
-              <w:t>Interpretation</w:t>
+              <w:t xml:space="preserve">Key/value tile size </w:t>
+            </w:r>
+            <m:oMath>
+              <m:sSub>
+                <m:sSubPr>
+                  <m:ctrlPr>
+                    <w:rPr>
+                      <w:rFonts w:ascii="Cambria Math" w:hAnsi="Cambria Math"/>
+                      <w:sz w:val="18"/>
+                      <w:szCs w:val="18"/>
+                    </w:rPr>
+                  </m:ctrlPr>
+                </m:sSubPr>
+                <m:e>
+                  <m:r>
+                    <m:rPr>
+                      <m:sty m:val="bi"/>
+                    </m:rPr>
+                    <w:rPr>
+                      <w:rFonts w:ascii="Cambria Math" w:hAnsi="Cambria Math"/>
+                      <w:sz w:val="18"/>
+                      <w:szCs w:val="18"/>
+                    </w:rPr>
+                    <m:t>b</m:t>
+                  </m:r>
+                </m:e>
+                <m:sub>
+                  <m:r>
+                    <m:rPr>
+                      <m:sty m:val="bi"/>
+                    </m:rPr>
+                    <w:rPr>
+                      <w:rFonts w:ascii="Cambria Math" w:hAnsi="Cambria Math"/>
+                      <w:sz w:val="18"/>
+                      <w:szCs w:val="18"/>
+                    </w:rPr>
+                    <m:t>k</m:t>
+                  </m:r>
+                </m:sub>
+              </m:sSub>
+            </m:oMath>
+          </w:p>
+        </w:tc>
+        <w:tc>
+          <w:tcPr>
+            <w:tcW w:w="0" w:type="auto"/>
+            <w:hideMark/>
+          </w:tcPr>
+          <w:p>
+            <w:pPr>
+              <w:ind w:firstLineChars="0" w:firstLine="0"/>
+              <w:jc w:val="center"/>
+              <w:cnfStyle w:val="100000000000" w:firstRow="1" w:lastRow="0" w:firstColumn="0" w:lastColumn="0" w:oddVBand="0" w:evenVBand="0" w:oddHBand="0" w:evenHBand="0" w:firstRowFirstColumn="0" w:firstRowLastColumn="0" w:lastRowFirstColumn="0" w:lastRowLastColumn="0"/>
+              <w:rPr>
+                <w:iCs/>
+                <w:sz w:val="18"/>
+                <w:szCs w:val="18"/>
+              </w:rPr>
+            </w:pPr>
+            <w:r>
+              <w:rPr>
+                <w:iCs/>
+                <w:sz w:val="18"/>
+                <w:szCs w:val="18"/>
+              </w:rPr>
+              <w:t>Median runtime</w:t>
             </w:r>
           </w:p>
         </w:tc>
@@ -11595,126 +6477,226 @@
       <w:tr>
         <w:trPr>
           <w:cnfStyle w:val="000000100000" w:firstRow="0" w:lastRow="0" w:firstColumn="0" w:lastColumn="0" w:oddVBand="0" w:evenVBand="0" w:oddHBand="1" w:evenHBand="0" w:firstRowFirstColumn="0" w:firstRowLastColumn="0" w:lastRowFirstColumn="0" w:lastRowLastColumn="0"/>
-          <w:cantSplit/>
           <w:jc w:val="center"/>
         </w:trPr>
         <w:tc>
           <w:tcPr>
             <w:cnfStyle w:val="001000000000" w:firstRow="0" w:lastRow="0" w:firstColumn="1" w:lastColumn="0" w:oddVBand="0" w:evenVBand="0" w:oddHBand="0" w:evenHBand="0" w:firstRowFirstColumn="0" w:firstRowLastColumn="0" w:lastRowFirstColumn="0" w:lastRowLastColumn="0"/>
-            <w:tcW w:w="2769" w:type="dxa"/>
-            <w:vAlign w:val="center"/>
+            <w:tcW w:w="0" w:type="auto"/>
+            <w:hideMark/>
           </w:tcPr>
           <w:p>
             <w:pPr>
-              <w:spacing w:before="20" w:after="20" w:line="240" w:lineRule="auto"/>
-              <w:ind w:firstLine="341"/>
+              <w:ind w:firstLineChars="0" w:firstLine="0"/>
+              <w:jc w:val="center"/>
+              <w:rPr>
+                <w:b w:val="0"/>
+                <w:bCs w:val="0"/>
+                <w:iCs/>
+                <w:sz w:val="18"/>
+                <w:szCs w:val="18"/>
+              </w:rPr>
             </w:pPr>
             <w:r>
               <w:rPr>
-                <w:sz w:val="17"/>
+                <w:b w:val="0"/>
+                <w:bCs w:val="0"/>
+                <w:iCs/>
+                <w:sz w:val="18"/>
+                <w:szCs w:val="18"/>
               </w:rPr>
-              <w:t>512 / 0.248</w:t>
+              <w:t>2048</w:t>
             </w:r>
           </w:p>
         </w:tc>
         <w:tc>
           <w:tcPr>
-            <w:tcW w:w="2769" w:type="dxa"/>
-            <w:vAlign w:val="center"/>
+            <w:tcW w:w="0" w:type="auto"/>
+            <w:hideMark/>
           </w:tcPr>
           <w:p>
             <w:pPr>
-              <w:spacing w:before="20" w:after="20" w:line="240" w:lineRule="auto"/>
-              <w:ind w:firstLine="340"/>
+              <w:ind w:firstLineChars="0" w:firstLine="0"/>
+              <w:jc w:val="center"/>
               <w:cnfStyle w:val="000000100000" w:firstRow="0" w:lastRow="0" w:firstColumn="0" w:lastColumn="0" w:oddVBand="0" w:evenVBand="0" w:oddHBand="1" w:evenHBand="0" w:firstRowFirstColumn="0" w:firstRowLastColumn="0" w:lastRowFirstColumn="0" w:lastRowLastColumn="0"/>
+              <w:rPr>
+                <w:iCs/>
+                <w:sz w:val="18"/>
+                <w:szCs w:val="18"/>
+              </w:rPr>
             </w:pPr>
             <w:r>
               <w:rPr>
-                <w:sz w:val="17"/>
+                <w:iCs/>
+                <w:sz w:val="18"/>
+                <w:szCs w:val="18"/>
               </w:rPr>
-              <w:t>724 / 0.708</w:t>
+              <w:t>64</w:t>
             </w:r>
           </w:p>
         </w:tc>
         <w:tc>
           <w:tcPr>
-            <w:tcW w:w="2769" w:type="dxa"/>
-            <w:vAlign w:val="center"/>
+            <w:tcW w:w="0" w:type="auto"/>
+            <w:hideMark/>
           </w:tcPr>
           <w:p>
             <w:pPr>
-              <w:spacing w:before="20" w:after="20" w:line="240" w:lineRule="auto"/>
-              <w:ind w:firstLine="340"/>
+              <w:ind w:firstLineChars="0" w:firstLine="0"/>
+              <w:jc w:val="center"/>
               <w:cnfStyle w:val="000000100000" w:firstRow="0" w:lastRow="0" w:firstColumn="0" w:lastColumn="0" w:oddVBand="0" w:evenVBand="0" w:oddHBand="1" w:evenHBand="0" w:firstRowFirstColumn="0" w:firstRowLastColumn="0" w:lastRowFirstColumn="0" w:lastRowLastColumn="0"/>
+              <w:rPr>
+                <w:iCs/>
+                <w:sz w:val="18"/>
+                <w:szCs w:val="18"/>
+              </w:rPr>
             </w:pPr>
             <w:r>
               <w:rPr>
-                <w:sz w:val="17"/>
+                <w:iCs/>
+                <w:sz w:val="18"/>
+                <w:szCs w:val="18"/>
               </w:rPr>
-              <w:t>Approx. constant work per GPU</w:t>
+              <w:t>128</w:t>
+            </w:r>
+          </w:p>
+        </w:tc>
+        <w:tc>
+          <w:tcPr>
+            <w:tcW w:w="0" w:type="auto"/>
+            <w:hideMark/>
+          </w:tcPr>
+          <w:p>
+            <w:pPr>
+              <w:ind w:firstLineChars="0" w:firstLine="0"/>
+              <w:jc w:val="center"/>
+              <w:cnfStyle w:val="000000100000" w:firstRow="0" w:lastRow="0" w:firstColumn="0" w:lastColumn="0" w:oddVBand="0" w:evenVBand="0" w:oddHBand="1" w:evenHBand="0" w:firstRowFirstColumn="0" w:firstRowLastColumn="0" w:lastRowFirstColumn="0" w:lastRowLastColumn="0"/>
+              <w:rPr>
+                <w:iCs/>
+                <w:sz w:val="18"/>
+                <w:szCs w:val="18"/>
+              </w:rPr>
+            </w:pPr>
+            <w:r>
+              <w:rPr>
+                <w:iCs/>
+                <w:sz w:val="18"/>
+                <w:szCs w:val="18"/>
+              </w:rPr>
+              <w:t>4.011 ms</w:t>
             </w:r>
           </w:p>
         </w:tc>
       </w:tr>
       <w:tr>
         <w:trPr>
-          <w:cantSplit/>
           <w:jc w:val="center"/>
         </w:trPr>
         <w:tc>
           <w:tcPr>
             <w:cnfStyle w:val="001000000000" w:firstRow="0" w:lastRow="0" w:firstColumn="1" w:lastColumn="0" w:oddVBand="0" w:evenVBand="0" w:oddHBand="0" w:evenHBand="0" w:firstRowFirstColumn="0" w:firstRowLastColumn="0" w:lastRowFirstColumn="0" w:lastRowLastColumn="0"/>
-            <w:tcW w:w="2769" w:type="dxa"/>
-            <w:vAlign w:val="center"/>
+            <w:tcW w:w="0" w:type="auto"/>
+            <w:hideMark/>
           </w:tcPr>
           <w:p>
             <w:pPr>
-              <w:spacing w:before="20" w:after="20" w:line="240" w:lineRule="auto"/>
-              <w:ind w:firstLine="341"/>
+              <w:ind w:firstLineChars="0" w:firstLine="0"/>
+              <w:jc w:val="center"/>
+              <w:rPr>
+                <w:b w:val="0"/>
+                <w:bCs w:val="0"/>
+                <w:iCs/>
+                <w:sz w:val="18"/>
+                <w:szCs w:val="18"/>
+              </w:rPr>
             </w:pPr>
             <w:r>
               <w:rPr>
-                <w:sz w:val="17"/>
+                <w:b w:val="0"/>
+                <w:bCs w:val="0"/>
+                <w:iCs/>
+                <w:sz w:val="18"/>
+                <w:szCs w:val="18"/>
               </w:rPr>
-              <w:t>1024 / 0.648</w:t>
+              <w:t>2048</w:t>
             </w:r>
           </w:p>
         </w:tc>
         <w:tc>
           <w:tcPr>
-            <w:tcW w:w="2769" w:type="dxa"/>
-            <w:vAlign w:val="center"/>
+            <w:tcW w:w="0" w:type="auto"/>
+            <w:hideMark/>
           </w:tcPr>
           <w:p>
             <w:pPr>
-              <w:spacing w:before="20" w:after="20" w:line="240" w:lineRule="auto"/>
-              <w:ind w:firstLine="340"/>
+              <w:ind w:firstLineChars="0" w:firstLine="0"/>
+              <w:jc w:val="center"/>
               <w:cnfStyle w:val="000000000000" w:firstRow="0" w:lastRow="0" w:firstColumn="0" w:lastColumn="0" w:oddVBand="0" w:evenVBand="0" w:oddHBand="0" w:evenHBand="0" w:firstRowFirstColumn="0" w:firstRowLastColumn="0" w:lastRowFirstColumn="0" w:lastRowLastColumn="0"/>
+              <w:rPr>
+                <w:iCs/>
+                <w:sz w:val="18"/>
+                <w:szCs w:val="18"/>
+              </w:rPr>
             </w:pPr>
             <w:r>
               <w:rPr>
-                <w:sz w:val="17"/>
+                <w:iCs/>
+                <w:sz w:val="18"/>
+                <w:szCs w:val="18"/>
               </w:rPr>
-              <w:t>1448 / 1.263</w:t>
+              <w:t>64</w:t>
             </w:r>
           </w:p>
         </w:tc>
         <w:tc>
           <w:tcPr>
-            <w:tcW w:w="2769" w:type="dxa"/>
-            <w:vAlign w:val="center"/>
+            <w:tcW w:w="0" w:type="auto"/>
+            <w:hideMark/>
           </w:tcPr>
           <w:p>
             <w:pPr>
-              <w:spacing w:before="20" w:after="20" w:line="240" w:lineRule="auto"/>
-              <w:ind w:firstLine="340"/>
+              <w:ind w:firstLineChars="0" w:firstLine="0"/>
+              <w:jc w:val="center"/>
               <w:cnfStyle w:val="000000000000" w:firstRow="0" w:lastRow="0" w:firstColumn="0" w:lastColumn="0" w:oddVBand="0" w:evenVBand="0" w:oddHBand="0" w:evenHBand="0" w:firstRowFirstColumn="0" w:firstRowLastColumn="0" w:lastRowFirstColumn="0" w:lastRowLastColumn="0"/>
+              <w:rPr>
+                <w:iCs/>
+                <w:sz w:val="18"/>
+                <w:szCs w:val="18"/>
+              </w:rPr>
             </w:pPr>
             <w:r>
               <w:rPr>
-                <w:sz w:val="17"/>
+                <w:iCs/>
+                <w:sz w:val="18"/>
+                <w:szCs w:val="18"/>
               </w:rPr>
-              <w:t>Approx. constant work per GPU</w:t>
+              <w:t>256</w:t>
+            </w:r>
+          </w:p>
+        </w:tc>
+        <w:tc>
+          <w:tcPr>
+            <w:tcW w:w="0" w:type="auto"/>
+            <w:hideMark/>
+          </w:tcPr>
+          <w:p>
+            <w:pPr>
+              <w:ind w:firstLineChars="0" w:firstLine="0"/>
+              <w:jc w:val="center"/>
+              <w:cnfStyle w:val="000000000000" w:firstRow="0" w:lastRow="0" w:firstColumn="0" w:lastColumn="0" w:oddVBand="0" w:evenVBand="0" w:oddHBand="0" w:evenHBand="0" w:firstRowFirstColumn="0" w:firstRowLastColumn="0" w:lastRowFirstColumn="0" w:lastRowLastColumn="0"/>
+              <w:rPr>
+                <w:iCs/>
+                <w:sz w:val="18"/>
+                <w:szCs w:val="18"/>
+              </w:rPr>
+            </w:pPr>
+            <w:r>
+              <w:rPr>
+                <w:iCs/>
+                <w:sz w:val="18"/>
+                <w:szCs w:val="18"/>
+              </w:rPr>
+              <w:t>2.493 ms</w:t>
             </w:r>
           </w:p>
         </w:tc>
@@ -11722,126 +6704,680 @@
       <w:tr>
         <w:trPr>
           <w:cnfStyle w:val="000000100000" w:firstRow="0" w:lastRow="0" w:firstColumn="0" w:lastColumn="0" w:oddVBand="0" w:evenVBand="0" w:oddHBand="1" w:evenHBand="0" w:firstRowFirstColumn="0" w:firstRowLastColumn="0" w:lastRowFirstColumn="0" w:lastRowLastColumn="0"/>
-          <w:cantSplit/>
           <w:jc w:val="center"/>
         </w:trPr>
         <w:tc>
           <w:tcPr>
             <w:cnfStyle w:val="001000000000" w:firstRow="0" w:lastRow="0" w:firstColumn="1" w:lastColumn="0" w:oddVBand="0" w:evenVBand="0" w:oddHBand="0" w:evenHBand="0" w:firstRowFirstColumn="0" w:firstRowLastColumn="0" w:lastRowFirstColumn="0" w:lastRowLastColumn="0"/>
-            <w:tcW w:w="2769" w:type="dxa"/>
-            <w:vAlign w:val="center"/>
+            <w:tcW w:w="0" w:type="auto"/>
+            <w:hideMark/>
           </w:tcPr>
           <w:p>
             <w:pPr>
-              <w:spacing w:before="20" w:after="20" w:line="240" w:lineRule="auto"/>
-              <w:ind w:firstLine="341"/>
+              <w:ind w:firstLineChars="0" w:firstLine="0"/>
+              <w:jc w:val="center"/>
+              <w:rPr>
+                <w:b w:val="0"/>
+                <w:bCs w:val="0"/>
+                <w:iCs/>
+                <w:sz w:val="18"/>
+                <w:szCs w:val="18"/>
+              </w:rPr>
             </w:pPr>
             <w:r>
               <w:rPr>
-                <w:sz w:val="17"/>
+                <w:b w:val="0"/>
+                <w:bCs w:val="0"/>
+                <w:iCs/>
+                <w:sz w:val="18"/>
+                <w:szCs w:val="18"/>
               </w:rPr>
-              <w:t>2048 / 2.345</w:t>
+              <w:t>2048</w:t>
             </w:r>
           </w:p>
         </w:tc>
         <w:tc>
           <w:tcPr>
-            <w:tcW w:w="2769" w:type="dxa"/>
-            <w:vAlign w:val="center"/>
+            <w:tcW w:w="0" w:type="auto"/>
+            <w:hideMark/>
           </w:tcPr>
           <w:p>
             <w:pPr>
-              <w:spacing w:before="20" w:after="20" w:line="240" w:lineRule="auto"/>
-              <w:ind w:firstLine="340"/>
+              <w:ind w:firstLineChars="0" w:firstLine="0"/>
+              <w:jc w:val="center"/>
               <w:cnfStyle w:val="000000100000" w:firstRow="0" w:lastRow="0" w:firstColumn="0" w:lastColumn="0" w:oddVBand="0" w:evenVBand="0" w:oddHBand="1" w:evenHBand="0" w:firstRowFirstColumn="0" w:firstRowLastColumn="0" w:lastRowFirstColumn="0" w:lastRowLastColumn="0"/>
+              <w:rPr>
+                <w:iCs/>
+                <w:sz w:val="18"/>
+                <w:szCs w:val="18"/>
+              </w:rPr>
             </w:pPr>
             <w:r>
               <w:rPr>
-                <w:sz w:val="17"/>
+                <w:iCs/>
+                <w:sz w:val="18"/>
+                <w:szCs w:val="18"/>
               </w:rPr>
-              <w:t>2896 / 3.181</w:t>
+              <w:t>128</w:t>
             </w:r>
           </w:p>
         </w:tc>
         <w:tc>
           <w:tcPr>
-            <w:tcW w:w="2769" w:type="dxa"/>
-            <w:vAlign w:val="center"/>
+            <w:tcW w:w="0" w:type="auto"/>
+            <w:hideMark/>
           </w:tcPr>
           <w:p>
             <w:pPr>
-              <w:spacing w:before="20" w:after="20" w:line="240" w:lineRule="auto"/>
-              <w:ind w:firstLine="340"/>
+              <w:ind w:firstLineChars="0" w:firstLine="0"/>
+              <w:jc w:val="center"/>
               <w:cnfStyle w:val="000000100000" w:firstRow="0" w:lastRow="0" w:firstColumn="0" w:lastColumn="0" w:oddVBand="0" w:evenVBand="0" w:oddHBand="1" w:evenHBand="0" w:firstRowFirstColumn="0" w:firstRowLastColumn="0" w:lastRowFirstColumn="0" w:lastRowLastColumn="0"/>
+              <w:rPr>
+                <w:iCs/>
+                <w:sz w:val="18"/>
+                <w:szCs w:val="18"/>
+              </w:rPr>
             </w:pPr>
             <w:r>
               <w:rPr>
-                <w:sz w:val="17"/>
+                <w:iCs/>
+                <w:sz w:val="18"/>
+                <w:szCs w:val="18"/>
               </w:rPr>
-              <w:t>Approx. constant work per GPU</w:t>
+              <w:t>128</w:t>
+            </w:r>
+          </w:p>
+        </w:tc>
+        <w:tc>
+          <w:tcPr>
+            <w:tcW w:w="0" w:type="auto"/>
+            <w:hideMark/>
+          </w:tcPr>
+          <w:p>
+            <w:pPr>
+              <w:ind w:firstLineChars="0" w:firstLine="0"/>
+              <w:jc w:val="center"/>
+              <w:cnfStyle w:val="000000100000" w:firstRow="0" w:lastRow="0" w:firstColumn="0" w:lastColumn="0" w:oddVBand="0" w:evenVBand="0" w:oddHBand="1" w:evenHBand="0" w:firstRowFirstColumn="0" w:firstRowLastColumn="0" w:lastRowFirstColumn="0" w:lastRowLastColumn="0"/>
+              <w:rPr>
+                <w:iCs/>
+                <w:sz w:val="18"/>
+                <w:szCs w:val="18"/>
+              </w:rPr>
+            </w:pPr>
+            <w:r>
+              <w:rPr>
+                <w:iCs/>
+                <w:sz w:val="18"/>
+                <w:szCs w:val="18"/>
+              </w:rPr>
+              <w:t>2.288 ms</w:t>
             </w:r>
           </w:p>
         </w:tc>
       </w:tr>
       <w:tr>
         <w:trPr>
-          <w:cantSplit/>
           <w:jc w:val="center"/>
         </w:trPr>
         <w:tc>
           <w:tcPr>
             <w:cnfStyle w:val="001000000000" w:firstRow="0" w:lastRow="0" w:firstColumn="1" w:lastColumn="0" w:oddVBand="0" w:evenVBand="0" w:oddHBand="0" w:evenHBand="0" w:firstRowFirstColumn="0" w:firstRowLastColumn="0" w:lastRowFirstColumn="0" w:lastRowLastColumn="0"/>
-            <w:tcW w:w="2769" w:type="dxa"/>
-            <w:vAlign w:val="center"/>
+            <w:tcW w:w="0" w:type="auto"/>
+            <w:hideMark/>
           </w:tcPr>
           <w:p>
             <w:pPr>
-              <w:spacing w:before="20" w:after="20" w:line="240" w:lineRule="auto"/>
-              <w:ind w:firstLine="341"/>
+              <w:ind w:firstLineChars="0" w:firstLine="0"/>
+              <w:jc w:val="center"/>
+              <w:rPr>
+                <w:b w:val="0"/>
+                <w:bCs w:val="0"/>
+                <w:iCs/>
+                <w:sz w:val="18"/>
+                <w:szCs w:val="18"/>
+              </w:rPr>
             </w:pPr>
             <w:r>
               <w:rPr>
-                <w:sz w:val="17"/>
+                <w:b w:val="0"/>
+                <w:bCs w:val="0"/>
+                <w:iCs/>
+                <w:sz w:val="18"/>
+                <w:szCs w:val="18"/>
               </w:rPr>
-              <w:t>4096 / 8.845</w:t>
+              <w:t>2048</w:t>
             </w:r>
           </w:p>
         </w:tc>
         <w:tc>
           <w:tcPr>
-            <w:tcW w:w="2769" w:type="dxa"/>
-            <w:vAlign w:val="center"/>
+            <w:tcW w:w="0" w:type="auto"/>
+            <w:hideMark/>
           </w:tcPr>
           <w:p>
             <w:pPr>
-              <w:spacing w:before="20" w:after="20" w:line="240" w:lineRule="auto"/>
-              <w:ind w:firstLine="340"/>
+              <w:ind w:firstLineChars="0" w:firstLine="0"/>
+              <w:jc w:val="center"/>
               <w:cnfStyle w:val="000000000000" w:firstRow="0" w:lastRow="0" w:firstColumn="0" w:lastColumn="0" w:oddVBand="0" w:evenVBand="0" w:oddHBand="0" w:evenHBand="0" w:firstRowFirstColumn="0" w:firstRowLastColumn="0" w:lastRowFirstColumn="0" w:lastRowLastColumn="0"/>
+              <w:rPr>
+                <w:iCs/>
+                <w:sz w:val="18"/>
+                <w:szCs w:val="18"/>
+              </w:rPr>
             </w:pPr>
             <w:r>
               <w:rPr>
-                <w:sz w:val="17"/>
+                <w:iCs/>
+                <w:sz w:val="18"/>
+                <w:szCs w:val="18"/>
               </w:rPr>
-              <w:t>5793 / 11.225</w:t>
+              <w:t>128</w:t>
             </w:r>
           </w:p>
         </w:tc>
         <w:tc>
           <w:tcPr>
-            <w:tcW w:w="2769" w:type="dxa"/>
-            <w:vAlign w:val="center"/>
+            <w:tcW w:w="0" w:type="auto"/>
+            <w:hideMark/>
           </w:tcPr>
           <w:p>
             <w:pPr>
-              <w:spacing w:before="20" w:after="20" w:line="240" w:lineRule="auto"/>
-              <w:ind w:firstLine="340"/>
+              <w:ind w:firstLineChars="0" w:firstLine="0"/>
+              <w:jc w:val="center"/>
               <w:cnfStyle w:val="000000000000" w:firstRow="0" w:lastRow="0" w:firstColumn="0" w:lastColumn="0" w:oddVBand="0" w:evenVBand="0" w:oddHBand="0" w:evenHBand="0" w:firstRowFirstColumn="0" w:firstRowLastColumn="0" w:lastRowFirstColumn="0" w:lastRowLastColumn="0"/>
+              <w:rPr>
+                <w:iCs/>
+                <w:sz w:val="18"/>
+                <w:szCs w:val="18"/>
+              </w:rPr>
             </w:pPr>
             <w:r>
               <w:rPr>
-                <w:sz w:val="17"/>
+                <w:iCs/>
+                <w:sz w:val="18"/>
+                <w:szCs w:val="18"/>
               </w:rPr>
-              <w:t>Approx. constant work per GPU</w:t>
+              <w:t>256</w:t>
+            </w:r>
+          </w:p>
+        </w:tc>
+        <w:tc>
+          <w:tcPr>
+            <w:tcW w:w="0" w:type="auto"/>
+            <w:hideMark/>
+          </w:tcPr>
+          <w:p>
+            <w:pPr>
+              <w:ind w:firstLineChars="0" w:firstLine="0"/>
+              <w:jc w:val="center"/>
+              <w:cnfStyle w:val="000000000000" w:firstRow="0" w:lastRow="0" w:firstColumn="0" w:lastColumn="0" w:oddVBand="0" w:evenVBand="0" w:oddHBand="0" w:evenHBand="0" w:firstRowFirstColumn="0" w:firstRowLastColumn="0" w:lastRowFirstColumn="0" w:lastRowLastColumn="0"/>
+              <w:rPr>
+                <w:iCs/>
+                <w:sz w:val="18"/>
+                <w:szCs w:val="18"/>
+              </w:rPr>
+            </w:pPr>
+            <w:r>
+              <w:rPr>
+                <w:iCs/>
+                <w:sz w:val="18"/>
+                <w:szCs w:val="18"/>
+              </w:rPr>
+              <w:t>1.469 ms</w:t>
+            </w:r>
+          </w:p>
+        </w:tc>
+      </w:tr>
+      <w:tr>
+        <w:trPr>
+          <w:cnfStyle w:val="000000100000" w:firstRow="0" w:lastRow="0" w:firstColumn="0" w:lastColumn="0" w:oddVBand="0" w:evenVBand="0" w:oddHBand="1" w:evenHBand="0" w:firstRowFirstColumn="0" w:firstRowLastColumn="0" w:lastRowFirstColumn="0" w:lastRowLastColumn="0"/>
+          <w:jc w:val="center"/>
+        </w:trPr>
+        <w:tc>
+          <w:tcPr>
+            <w:cnfStyle w:val="001000000000" w:firstRow="0" w:lastRow="0" w:firstColumn="1" w:lastColumn="0" w:oddVBand="0" w:evenVBand="0" w:oddHBand="0" w:evenHBand="0" w:firstRowFirstColumn="0" w:firstRowLastColumn="0" w:lastRowFirstColumn="0" w:lastRowLastColumn="0"/>
+            <w:tcW w:w="0" w:type="auto"/>
+            <w:hideMark/>
+          </w:tcPr>
+          <w:p>
+            <w:pPr>
+              <w:ind w:firstLineChars="0" w:firstLine="0"/>
+              <w:jc w:val="center"/>
+              <w:rPr>
+                <w:b w:val="0"/>
+                <w:bCs w:val="0"/>
+                <w:iCs/>
+                <w:sz w:val="18"/>
+                <w:szCs w:val="18"/>
+              </w:rPr>
+            </w:pPr>
+            <w:r>
+              <w:rPr>
+                <w:b w:val="0"/>
+                <w:bCs w:val="0"/>
+                <w:iCs/>
+                <w:sz w:val="18"/>
+                <w:szCs w:val="18"/>
+              </w:rPr>
+              <w:t>4096</w:t>
+            </w:r>
+          </w:p>
+        </w:tc>
+        <w:tc>
+          <w:tcPr>
+            <w:tcW w:w="0" w:type="auto"/>
+            <w:hideMark/>
+          </w:tcPr>
+          <w:p>
+            <w:pPr>
+              <w:ind w:firstLineChars="0" w:firstLine="0"/>
+              <w:jc w:val="center"/>
+              <w:cnfStyle w:val="000000100000" w:firstRow="0" w:lastRow="0" w:firstColumn="0" w:lastColumn="0" w:oddVBand="0" w:evenVBand="0" w:oddHBand="1" w:evenHBand="0" w:firstRowFirstColumn="0" w:firstRowLastColumn="0" w:lastRowFirstColumn="0" w:lastRowLastColumn="0"/>
+              <w:rPr>
+                <w:iCs/>
+                <w:sz w:val="18"/>
+                <w:szCs w:val="18"/>
+              </w:rPr>
+            </w:pPr>
+            <w:r>
+              <w:rPr>
+                <w:iCs/>
+                <w:sz w:val="18"/>
+                <w:szCs w:val="18"/>
+              </w:rPr>
+              <w:t>64</w:t>
+            </w:r>
+          </w:p>
+        </w:tc>
+        <w:tc>
+          <w:tcPr>
+            <w:tcW w:w="0" w:type="auto"/>
+            <w:hideMark/>
+          </w:tcPr>
+          <w:p>
+            <w:pPr>
+              <w:ind w:firstLineChars="0" w:firstLine="0"/>
+              <w:jc w:val="center"/>
+              <w:cnfStyle w:val="000000100000" w:firstRow="0" w:lastRow="0" w:firstColumn="0" w:lastColumn="0" w:oddVBand="0" w:evenVBand="0" w:oddHBand="1" w:evenHBand="0" w:firstRowFirstColumn="0" w:firstRowLastColumn="0" w:lastRowFirstColumn="0" w:lastRowLastColumn="0"/>
+              <w:rPr>
+                <w:iCs/>
+                <w:sz w:val="18"/>
+                <w:szCs w:val="18"/>
+              </w:rPr>
+            </w:pPr>
+            <w:r>
+              <w:rPr>
+                <w:iCs/>
+                <w:sz w:val="18"/>
+                <w:szCs w:val="18"/>
+              </w:rPr>
+              <w:t>128</w:t>
+            </w:r>
+          </w:p>
+        </w:tc>
+        <w:tc>
+          <w:tcPr>
+            <w:tcW w:w="0" w:type="auto"/>
+            <w:hideMark/>
+          </w:tcPr>
+          <w:p>
+            <w:pPr>
+              <w:ind w:firstLineChars="0" w:firstLine="0"/>
+              <w:jc w:val="center"/>
+              <w:cnfStyle w:val="000000100000" w:firstRow="0" w:lastRow="0" w:firstColumn="0" w:lastColumn="0" w:oddVBand="0" w:evenVBand="0" w:oddHBand="1" w:evenHBand="0" w:firstRowFirstColumn="0" w:firstRowLastColumn="0" w:lastRowFirstColumn="0" w:lastRowLastColumn="0"/>
+              <w:rPr>
+                <w:iCs/>
+                <w:sz w:val="18"/>
+                <w:szCs w:val="18"/>
+              </w:rPr>
+            </w:pPr>
+            <w:r>
+              <w:rPr>
+                <w:iCs/>
+                <w:sz w:val="18"/>
+                <w:szCs w:val="18"/>
+              </w:rPr>
+              <w:t>15.308 ms</w:t>
+            </w:r>
+          </w:p>
+        </w:tc>
+      </w:tr>
+      <w:tr>
+        <w:trPr>
+          <w:jc w:val="center"/>
+        </w:trPr>
+        <w:tc>
+          <w:tcPr>
+            <w:cnfStyle w:val="001000000000" w:firstRow="0" w:lastRow="0" w:firstColumn="1" w:lastColumn="0" w:oddVBand="0" w:evenVBand="0" w:oddHBand="0" w:evenHBand="0" w:firstRowFirstColumn="0" w:firstRowLastColumn="0" w:lastRowFirstColumn="0" w:lastRowLastColumn="0"/>
+            <w:tcW w:w="0" w:type="auto"/>
+            <w:hideMark/>
+          </w:tcPr>
+          <w:p>
+            <w:pPr>
+              <w:ind w:firstLineChars="0" w:firstLine="0"/>
+              <w:jc w:val="center"/>
+              <w:rPr>
+                <w:b w:val="0"/>
+                <w:bCs w:val="0"/>
+                <w:iCs/>
+                <w:sz w:val="18"/>
+                <w:szCs w:val="18"/>
+              </w:rPr>
+            </w:pPr>
+            <w:r>
+              <w:rPr>
+                <w:b w:val="0"/>
+                <w:bCs w:val="0"/>
+                <w:iCs/>
+                <w:sz w:val="18"/>
+                <w:szCs w:val="18"/>
+              </w:rPr>
+              <w:t>4096</w:t>
+            </w:r>
+          </w:p>
+        </w:tc>
+        <w:tc>
+          <w:tcPr>
+            <w:tcW w:w="0" w:type="auto"/>
+            <w:hideMark/>
+          </w:tcPr>
+          <w:p>
+            <w:pPr>
+              <w:ind w:firstLineChars="0" w:firstLine="0"/>
+              <w:jc w:val="center"/>
+              <w:cnfStyle w:val="000000000000" w:firstRow="0" w:lastRow="0" w:firstColumn="0" w:lastColumn="0" w:oddVBand="0" w:evenVBand="0" w:oddHBand="0" w:evenHBand="0" w:firstRowFirstColumn="0" w:firstRowLastColumn="0" w:lastRowFirstColumn="0" w:lastRowLastColumn="0"/>
+              <w:rPr>
+                <w:iCs/>
+                <w:sz w:val="18"/>
+                <w:szCs w:val="18"/>
+              </w:rPr>
+            </w:pPr>
+            <w:r>
+              <w:rPr>
+                <w:iCs/>
+                <w:sz w:val="18"/>
+                <w:szCs w:val="18"/>
+              </w:rPr>
+              <w:t>64</w:t>
+            </w:r>
+          </w:p>
+        </w:tc>
+        <w:tc>
+          <w:tcPr>
+            <w:tcW w:w="0" w:type="auto"/>
+            <w:hideMark/>
+          </w:tcPr>
+          <w:p>
+            <w:pPr>
+              <w:ind w:firstLineChars="0" w:firstLine="0"/>
+              <w:jc w:val="center"/>
+              <w:cnfStyle w:val="000000000000" w:firstRow="0" w:lastRow="0" w:firstColumn="0" w:lastColumn="0" w:oddVBand="0" w:evenVBand="0" w:oddHBand="0" w:evenHBand="0" w:firstRowFirstColumn="0" w:firstRowLastColumn="0" w:lastRowFirstColumn="0" w:lastRowLastColumn="0"/>
+              <w:rPr>
+                <w:iCs/>
+                <w:sz w:val="18"/>
+                <w:szCs w:val="18"/>
+              </w:rPr>
+            </w:pPr>
+            <w:r>
+              <w:rPr>
+                <w:iCs/>
+                <w:sz w:val="18"/>
+                <w:szCs w:val="18"/>
+              </w:rPr>
+              <w:t>256</w:t>
+            </w:r>
+          </w:p>
+        </w:tc>
+        <w:tc>
+          <w:tcPr>
+            <w:tcW w:w="0" w:type="auto"/>
+            <w:hideMark/>
+          </w:tcPr>
+          <w:p>
+            <w:pPr>
+              <w:ind w:firstLineChars="0" w:firstLine="0"/>
+              <w:jc w:val="center"/>
+              <w:cnfStyle w:val="000000000000" w:firstRow="0" w:lastRow="0" w:firstColumn="0" w:lastColumn="0" w:oddVBand="0" w:evenVBand="0" w:oddHBand="0" w:evenHBand="0" w:firstRowFirstColumn="0" w:firstRowLastColumn="0" w:lastRowFirstColumn="0" w:lastRowLastColumn="0"/>
+              <w:rPr>
+                <w:iCs/>
+                <w:sz w:val="18"/>
+                <w:szCs w:val="18"/>
+              </w:rPr>
+            </w:pPr>
+            <w:r>
+              <w:rPr>
+                <w:iCs/>
+                <w:sz w:val="18"/>
+                <w:szCs w:val="18"/>
+              </w:rPr>
+              <w:t>9.361 ms</w:t>
+            </w:r>
+          </w:p>
+        </w:tc>
+      </w:tr>
+      <w:tr>
+        <w:trPr>
+          <w:cnfStyle w:val="000000100000" w:firstRow="0" w:lastRow="0" w:firstColumn="0" w:lastColumn="0" w:oddVBand="0" w:evenVBand="0" w:oddHBand="1" w:evenHBand="0" w:firstRowFirstColumn="0" w:firstRowLastColumn="0" w:lastRowFirstColumn="0" w:lastRowLastColumn="0"/>
+          <w:jc w:val="center"/>
+        </w:trPr>
+        <w:tc>
+          <w:tcPr>
+            <w:cnfStyle w:val="001000000000" w:firstRow="0" w:lastRow="0" w:firstColumn="1" w:lastColumn="0" w:oddVBand="0" w:evenVBand="0" w:oddHBand="0" w:evenHBand="0" w:firstRowFirstColumn="0" w:firstRowLastColumn="0" w:lastRowFirstColumn="0" w:lastRowLastColumn="0"/>
+            <w:tcW w:w="0" w:type="auto"/>
+            <w:hideMark/>
+          </w:tcPr>
+          <w:p>
+            <w:pPr>
+              <w:ind w:firstLineChars="0" w:firstLine="0"/>
+              <w:jc w:val="center"/>
+              <w:rPr>
+                <w:b w:val="0"/>
+                <w:bCs w:val="0"/>
+                <w:iCs/>
+                <w:sz w:val="18"/>
+                <w:szCs w:val="18"/>
+              </w:rPr>
+            </w:pPr>
+            <w:r>
+              <w:rPr>
+                <w:b w:val="0"/>
+                <w:bCs w:val="0"/>
+                <w:iCs/>
+                <w:sz w:val="18"/>
+                <w:szCs w:val="18"/>
+              </w:rPr>
+              <w:t>4096</w:t>
+            </w:r>
+          </w:p>
+        </w:tc>
+        <w:tc>
+          <w:tcPr>
+            <w:tcW w:w="0" w:type="auto"/>
+            <w:hideMark/>
+          </w:tcPr>
+          <w:p>
+            <w:pPr>
+              <w:ind w:firstLineChars="0" w:firstLine="0"/>
+              <w:jc w:val="center"/>
+              <w:cnfStyle w:val="000000100000" w:firstRow="0" w:lastRow="0" w:firstColumn="0" w:lastColumn="0" w:oddVBand="0" w:evenVBand="0" w:oddHBand="1" w:evenHBand="0" w:firstRowFirstColumn="0" w:firstRowLastColumn="0" w:lastRowFirstColumn="0" w:lastRowLastColumn="0"/>
+              <w:rPr>
+                <w:iCs/>
+                <w:sz w:val="18"/>
+                <w:szCs w:val="18"/>
+              </w:rPr>
+            </w:pPr>
+            <w:r>
+              <w:rPr>
+                <w:iCs/>
+                <w:sz w:val="18"/>
+                <w:szCs w:val="18"/>
+              </w:rPr>
+              <w:t>128</w:t>
+            </w:r>
+          </w:p>
+        </w:tc>
+        <w:tc>
+          <w:tcPr>
+            <w:tcW w:w="0" w:type="auto"/>
+            <w:hideMark/>
+          </w:tcPr>
+          <w:p>
+            <w:pPr>
+              <w:ind w:firstLineChars="0" w:firstLine="0"/>
+              <w:jc w:val="center"/>
+              <w:cnfStyle w:val="000000100000" w:firstRow="0" w:lastRow="0" w:firstColumn="0" w:lastColumn="0" w:oddVBand="0" w:evenVBand="0" w:oddHBand="1" w:evenHBand="0" w:firstRowFirstColumn="0" w:firstRowLastColumn="0" w:lastRowFirstColumn="0" w:lastRowLastColumn="0"/>
+              <w:rPr>
+                <w:iCs/>
+                <w:sz w:val="18"/>
+                <w:szCs w:val="18"/>
+              </w:rPr>
+            </w:pPr>
+            <w:r>
+              <w:rPr>
+                <w:iCs/>
+                <w:sz w:val="18"/>
+                <w:szCs w:val="18"/>
+              </w:rPr>
+              <w:t>128</w:t>
+            </w:r>
+          </w:p>
+        </w:tc>
+        <w:tc>
+          <w:tcPr>
+            <w:tcW w:w="0" w:type="auto"/>
+            <w:hideMark/>
+          </w:tcPr>
+          <w:p>
+            <w:pPr>
+              <w:ind w:firstLineChars="0" w:firstLine="0"/>
+              <w:jc w:val="center"/>
+              <w:cnfStyle w:val="000000100000" w:firstRow="0" w:lastRow="0" w:firstColumn="0" w:lastColumn="0" w:oddVBand="0" w:evenVBand="0" w:oddHBand="1" w:evenHBand="0" w:firstRowFirstColumn="0" w:firstRowLastColumn="0" w:lastRowFirstColumn="0" w:lastRowLastColumn="0"/>
+              <w:rPr>
+                <w:iCs/>
+                <w:sz w:val="18"/>
+                <w:szCs w:val="18"/>
+              </w:rPr>
+            </w:pPr>
+            <w:r>
+              <w:rPr>
+                <w:iCs/>
+                <w:sz w:val="18"/>
+                <w:szCs w:val="18"/>
+              </w:rPr>
+              <w:t>8.169 ms</w:t>
+            </w:r>
+          </w:p>
+        </w:tc>
+      </w:tr>
+      <w:tr>
+        <w:trPr>
+          <w:jc w:val="center"/>
+        </w:trPr>
+        <w:tc>
+          <w:tcPr>
+            <w:cnfStyle w:val="001000000000" w:firstRow="0" w:lastRow="0" w:firstColumn="1" w:lastColumn="0" w:oddVBand="0" w:evenVBand="0" w:oddHBand="0" w:evenHBand="0" w:firstRowFirstColumn="0" w:firstRowLastColumn="0" w:lastRowFirstColumn="0" w:lastRowLastColumn="0"/>
+            <w:tcW w:w="0" w:type="auto"/>
+            <w:hideMark/>
+          </w:tcPr>
+          <w:p>
+            <w:pPr>
+              <w:ind w:firstLineChars="0" w:firstLine="0"/>
+              <w:jc w:val="center"/>
+              <w:rPr>
+                <w:b w:val="0"/>
+                <w:bCs w:val="0"/>
+                <w:iCs/>
+                <w:sz w:val="18"/>
+                <w:szCs w:val="18"/>
+              </w:rPr>
+            </w:pPr>
+            <w:r>
+              <w:rPr>
+                <w:b w:val="0"/>
+                <w:bCs w:val="0"/>
+                <w:iCs/>
+                <w:sz w:val="18"/>
+                <w:szCs w:val="18"/>
+              </w:rPr>
+              <w:t>4096</w:t>
+            </w:r>
+          </w:p>
+        </w:tc>
+        <w:tc>
+          <w:tcPr>
+            <w:tcW w:w="0" w:type="auto"/>
+            <w:hideMark/>
+          </w:tcPr>
+          <w:p>
+            <w:pPr>
+              <w:ind w:firstLineChars="0" w:firstLine="0"/>
+              <w:jc w:val="center"/>
+              <w:cnfStyle w:val="000000000000" w:firstRow="0" w:lastRow="0" w:firstColumn="0" w:lastColumn="0" w:oddVBand="0" w:evenVBand="0" w:oddHBand="0" w:evenHBand="0" w:firstRowFirstColumn="0" w:firstRowLastColumn="0" w:lastRowFirstColumn="0" w:lastRowLastColumn="0"/>
+              <w:rPr>
+                <w:iCs/>
+                <w:sz w:val="18"/>
+                <w:szCs w:val="18"/>
+              </w:rPr>
+            </w:pPr>
+            <w:r>
+              <w:rPr>
+                <w:iCs/>
+                <w:sz w:val="18"/>
+                <w:szCs w:val="18"/>
+              </w:rPr>
+              <w:t>128</w:t>
+            </w:r>
+          </w:p>
+        </w:tc>
+        <w:tc>
+          <w:tcPr>
+            <w:tcW w:w="0" w:type="auto"/>
+            <w:hideMark/>
+          </w:tcPr>
+          <w:p>
+            <w:pPr>
+              <w:ind w:firstLineChars="0" w:firstLine="0"/>
+              <w:jc w:val="center"/>
+              <w:cnfStyle w:val="000000000000" w:firstRow="0" w:lastRow="0" w:firstColumn="0" w:lastColumn="0" w:oddVBand="0" w:evenVBand="0" w:oddHBand="0" w:evenHBand="0" w:firstRowFirstColumn="0" w:firstRowLastColumn="0" w:lastRowFirstColumn="0" w:lastRowLastColumn="0"/>
+              <w:rPr>
+                <w:iCs/>
+                <w:sz w:val="18"/>
+                <w:szCs w:val="18"/>
+              </w:rPr>
+            </w:pPr>
+            <w:r>
+              <w:rPr>
+                <w:iCs/>
+                <w:sz w:val="18"/>
+                <w:szCs w:val="18"/>
+              </w:rPr>
+              <w:t>256</w:t>
+            </w:r>
+          </w:p>
+        </w:tc>
+        <w:tc>
+          <w:tcPr>
+            <w:tcW w:w="0" w:type="auto"/>
+            <w:hideMark/>
+          </w:tcPr>
+          <w:p>
+            <w:pPr>
+              <w:ind w:firstLineChars="0" w:firstLine="0"/>
+              <w:jc w:val="center"/>
+              <w:cnfStyle w:val="000000000000" w:firstRow="0" w:lastRow="0" w:firstColumn="0" w:lastColumn="0" w:oddVBand="0" w:evenVBand="0" w:oddHBand="0" w:evenHBand="0" w:firstRowFirstColumn="0" w:firstRowLastColumn="0" w:lastRowFirstColumn="0" w:lastRowLastColumn="0"/>
+              <w:rPr>
+                <w:iCs/>
+                <w:sz w:val="18"/>
+                <w:szCs w:val="18"/>
+              </w:rPr>
+            </w:pPr>
+            <w:r>
+              <w:rPr>
+                <w:iCs/>
+                <w:sz w:val="18"/>
+                <w:szCs w:val="18"/>
+              </w:rPr>
+              <w:t>5.124 ms</w:t>
             </w:r>
           </w:p>
         </w:tc>
@@ -11849,53 +7385,988 @@
     </w:tbl>
     <w:p>
       <w:pPr>
-        <w:pStyle w:val="2"/>
-      </w:pPr>
-      <w:r>
-        <w:t>Conclusion</w:t>
+        <w:ind w:firstLineChars="0" w:firstLine="420"/>
+        <w:rPr>
+          <w:rFonts w:eastAsiaTheme="minorEastAsia"/>
+        </w:rPr>
+      </w:pPr>
+      <w:r>
+        <w:rPr>
+          <w:rFonts w:eastAsiaTheme="minorEastAsia"/>
+        </w:rPr>
+        <w:t xml:space="preserve">Among the tested configurations, </w:t>
+      </w:r>
+      <m:oMath>
+        <m:sSub>
+          <m:sSubPr>
+            <m:ctrlPr>
+              <w:rPr>
+                <w:rFonts w:ascii="Cambria Math" w:eastAsiaTheme="minorEastAsia" w:hAnsi="Cambria Math"/>
+              </w:rPr>
+            </m:ctrlPr>
+          </m:sSubPr>
+          <m:e>
+            <m:r>
+              <w:rPr>
+                <w:rFonts w:ascii="Cambria Math" w:eastAsiaTheme="minorEastAsia" w:hAnsi="Cambria Math"/>
+              </w:rPr>
+              <m:t>b</m:t>
+            </m:r>
+          </m:e>
+          <m:sub>
+            <m:r>
+              <w:rPr>
+                <w:rFonts w:ascii="Cambria Math" w:eastAsiaTheme="minorEastAsia" w:hAnsi="Cambria Math"/>
+              </w:rPr>
+              <m:t>q</m:t>
+            </m:r>
+          </m:sub>
+        </m:sSub>
+        <m:r>
+          <w:rPr>
+            <w:rFonts w:ascii="Cambria Math" w:eastAsiaTheme="minorEastAsia" w:hAnsi="Cambria Math"/>
+          </w:rPr>
+          <m:t>=128</m:t>
+        </m:r>
+      </m:oMath>
+      <w:r>
+        <w:rPr>
+          <w:rFonts w:eastAsiaTheme="minorEastAsia"/>
+        </w:rPr>
+        <w:t xml:space="preserve"> and </w:t>
+      </w:r>
+      <m:oMath>
+        <m:sSub>
+          <m:sSubPr>
+            <m:ctrlPr>
+              <w:rPr>
+                <w:rFonts w:ascii="Cambria Math" w:eastAsiaTheme="minorEastAsia" w:hAnsi="Cambria Math"/>
+              </w:rPr>
+            </m:ctrlPr>
+          </m:sSubPr>
+          <m:e>
+            <m:r>
+              <w:rPr>
+                <w:rFonts w:ascii="Cambria Math" w:eastAsiaTheme="minorEastAsia" w:hAnsi="Cambria Math"/>
+              </w:rPr>
+              <m:t>b</m:t>
+            </m:r>
+          </m:e>
+          <m:sub>
+            <m:r>
+              <w:rPr>
+                <w:rFonts w:ascii="Cambria Math" w:eastAsiaTheme="minorEastAsia" w:hAnsi="Cambria Math"/>
+              </w:rPr>
+              <m:t>k</m:t>
+            </m:r>
+          </m:sub>
+        </m:sSub>
+        <m:r>
+          <w:rPr>
+            <w:rFonts w:ascii="Cambria Math" w:eastAsiaTheme="minorEastAsia" w:hAnsi="Cambria Math"/>
+          </w:rPr>
+          <m:t>=256</m:t>
+        </m:r>
+      </m:oMath>
+      <w:r>
+        <w:rPr>
+          <w:rFonts w:eastAsiaTheme="minorEastAsia"/>
+        </w:rPr>
+        <w:t xml:space="preserve"> produced the lowest runtime at both sequence lengths. Larger tiles can reduce the number of tile iterations and allow more work to be performed on each loaded block. The measurements establish the observed improvement; they do not independently identify the contribution of each hardware or communication effect.</w:t>
       </w:r>
     </w:p>
     <w:p>
       <w:pPr>
-        <w:ind w:firstLine="440"/>
-        <w:rPr>
-          <w:rFonts w:eastAsiaTheme="minorEastAsia" w:hint="eastAsia"/>
-        </w:rPr>
-      </w:pPr>
-      <w:r>
+        <w:ind w:firstLineChars="0" w:firstLine="420"/>
         <w:rPr>
           <w:rFonts w:eastAsiaTheme="minorEastAsia"/>
         </w:rPr>
-        <w:t xml:space="preserve">This project successfully validates both the single-GPU CUDA attention kernel and the cross-node two-node MPI ring pipeline on local RTX 4090 and cluster Vanda A40 GPUs. </w:t>
+      </w:pPr>
+      <w:r>
+        <w:rPr>
+          <w:rFonts w:eastAsiaTheme="minorEastAsia"/>
+        </w:rPr>
+        <w:t xml:space="preserve">In the separate full-versus-causal measurements at </w:t>
+      </w:r>
+      <m:oMath>
+        <m:sSub>
+          <m:sSubPr>
+            <m:ctrlPr>
+              <w:rPr>
+                <w:rFonts w:ascii="Cambria Math" w:eastAsiaTheme="minorEastAsia" w:hAnsi="Cambria Math"/>
+              </w:rPr>
+            </m:ctrlPr>
+          </m:sSubPr>
+          <m:e>
+            <m:r>
+              <w:rPr>
+                <w:rFonts w:ascii="Cambria Math" w:eastAsiaTheme="minorEastAsia" w:hAnsi="Cambria Math"/>
+              </w:rPr>
+              <m:t>b</m:t>
+            </m:r>
+          </m:e>
+          <m:sub>
+            <m:r>
+              <w:rPr>
+                <w:rFonts w:ascii="Cambria Math" w:eastAsiaTheme="minorEastAsia" w:hAnsi="Cambria Math"/>
+              </w:rPr>
+              <m:t>q</m:t>
+            </m:r>
+          </m:sub>
+        </m:sSub>
+        <m:r>
+          <w:rPr>
+            <w:rFonts w:ascii="Cambria Math" w:eastAsiaTheme="minorEastAsia" w:hAnsi="Cambria Math"/>
+          </w:rPr>
+          <m:t>=128</m:t>
+        </m:r>
+      </m:oMath>
+      <w:r>
+        <w:rPr>
+          <w:rFonts w:eastAsiaTheme="minorEastAsia"/>
+        </w:rPr>
+        <w:t xml:space="preserve">, </w:t>
+      </w:r>
+      <m:oMath>
+        <m:sSub>
+          <m:sSubPr>
+            <m:ctrlPr>
+              <w:rPr>
+                <w:rFonts w:ascii="Cambria Math" w:eastAsiaTheme="minorEastAsia" w:hAnsi="Cambria Math"/>
+              </w:rPr>
+            </m:ctrlPr>
+          </m:sSubPr>
+          <m:e>
+            <m:r>
+              <w:rPr>
+                <w:rFonts w:ascii="Cambria Math" w:eastAsiaTheme="minorEastAsia" w:hAnsi="Cambria Math"/>
+              </w:rPr>
+              <m:t>b</m:t>
+            </m:r>
+          </m:e>
+          <m:sub>
+            <m:r>
+              <w:rPr>
+                <w:rFonts w:ascii="Cambria Math" w:eastAsiaTheme="minorEastAsia" w:hAnsi="Cambria Math"/>
+              </w:rPr>
+              <m:t>k</m:t>
+            </m:r>
+          </m:sub>
+        </m:sSub>
+        <m:r>
+          <w:rPr>
+            <w:rFonts w:ascii="Cambria Math" w:eastAsiaTheme="minorEastAsia" w:hAnsi="Cambria Math"/>
+          </w:rPr>
+          <m:t>=256</m:t>
+        </m:r>
+      </m:oMath>
+      <w:r>
+        <w:rPr>
+          <w:rFonts w:eastAsiaTheme="minorEastAsia"/>
+        </w:rPr>
+        <w:t xml:space="preserve">, the full and </w:t>
+      </w:r>
+      <w:r>
+        <w:rPr>
+          <w:rFonts w:eastAsiaTheme="minorEastAsia"/>
+        </w:rPr>
+        <w:lastRenderedPageBreak/>
+        <w:t xml:space="preserve">causal medians were 5.226 ms and 5.687 ms at </w:t>
+      </w:r>
+      <m:oMath>
+        <m:r>
+          <w:rPr>
+            <w:rFonts w:ascii="Cambria Math" w:eastAsiaTheme="minorEastAsia" w:hAnsi="Cambria Math"/>
+          </w:rPr>
+          <m:t>N=4096</m:t>
+        </m:r>
+      </m:oMath>
+      <w:r>
+        <w:rPr>
+          <w:rFonts w:eastAsiaTheme="minorEastAsia"/>
+        </w:rPr>
+        <w:t xml:space="preserve">, and 18.881 ms and 18.670 ms at </w:t>
+      </w:r>
+      <m:oMath>
+        <m:r>
+          <w:rPr>
+            <w:rFonts w:ascii="Cambria Math" w:eastAsiaTheme="minorEastAsia" w:hAnsi="Cambria Math"/>
+          </w:rPr>
+          <m:t>N=8192</m:t>
+        </m:r>
+      </m:oMath>
+      <w:r>
+        <w:rPr>
+          <w:rFonts w:eastAsiaTheme="minorEastAsia"/>
+        </w:rPr>
+        <w:t>.</w:t>
       </w:r>
     </w:p>
     <w:p>
       <w:pPr>
+        <w:ind w:firstLineChars="0" w:firstLine="420"/>
+        <w:rPr>
+          <w:rFonts w:eastAsiaTheme="minorEastAsia"/>
+        </w:rPr>
+      </w:pPr>
+      <w:r>
+        <w:rPr>
+          <w:rFonts w:eastAsiaTheme="minorEastAsia"/>
+        </w:rPr>
+        <w:t xml:space="preserve">Table 9 reports the weak-scaling pairs. Increasing </w:t>
+      </w:r>
+      <m:oMath>
+        <m:r>
+          <w:rPr>
+            <w:rFonts w:ascii="Cambria Math" w:eastAsiaTheme="minorEastAsia" w:hAnsi="Cambria Math"/>
+          </w:rPr>
+          <m:t>N</m:t>
+        </m:r>
+      </m:oMath>
+      <w:r>
+        <w:rPr>
+          <w:rFonts w:eastAsiaTheme="minorEastAsia"/>
+        </w:rPr>
+        <w:t xml:space="preserve"> by approximately </w:t>
+      </w:r>
+      <m:oMath>
+        <m:rad>
+          <m:radPr>
+            <m:degHide m:val="1"/>
+            <m:ctrlPr>
+              <w:rPr>
+                <w:rFonts w:ascii="Cambria Math" w:eastAsiaTheme="minorEastAsia" w:hAnsi="Cambria Math"/>
+              </w:rPr>
+            </m:ctrlPr>
+          </m:radPr>
+          <m:deg/>
+          <m:e>
+            <m:r>
+              <w:rPr>
+                <w:rFonts w:ascii="Cambria Math" w:eastAsiaTheme="minorEastAsia" w:hAnsi="Cambria Math"/>
+              </w:rPr>
+              <m:t>2</m:t>
+            </m:r>
+          </m:e>
+        </m:rad>
+      </m:oMath>
+      <w:r>
+        <w:rPr>
+          <w:rFonts w:eastAsiaTheme="minorEastAsia"/>
+        </w:rPr>
+        <w:t xml:space="preserve"> when moving from one GPU to two GPUs is intended to keep the arithmetic work per GPU approximately constant.</w:t>
+      </w:r>
+    </w:p>
+    <w:p>
+      <w:pPr>
         <w:ind w:firstLineChars="0" w:firstLine="0"/>
+        <w:jc w:val="center"/>
+        <w:rPr>
+          <w:iCs/>
+          <w:sz w:val="18"/>
+          <w:szCs w:val="18"/>
+        </w:rPr>
+      </w:pPr>
+      <w:r>
+        <w:rPr>
+          <w:iCs/>
+          <w:sz w:val="18"/>
+          <w:szCs w:val="18"/>
+        </w:rPr>
+        <w:t>Table 9. Recorded one-GPU and two-node weak-scaling results.</w:t>
+      </w:r>
+    </w:p>
+    <w:tbl>
+      <w:tblPr>
+        <w:tblStyle w:val="21"/>
+        <w:tblW w:w="0" w:type="auto"/>
+        <w:jc w:val="center"/>
+        <w:tblLook w:val="04A0" w:firstRow="1" w:lastRow="0" w:firstColumn="1" w:lastColumn="0" w:noHBand="0" w:noVBand="1"/>
+      </w:tblPr>
+      <w:tblGrid>
+        <w:gridCol w:w="1113"/>
+        <w:gridCol w:w="1641"/>
+        <w:gridCol w:w="1186"/>
+        <w:gridCol w:w="1638"/>
+      </w:tblGrid>
+      <w:tr>
+        <w:trPr>
+          <w:cnfStyle w:val="100000000000" w:firstRow="1" w:lastRow="0" w:firstColumn="0" w:lastColumn="0" w:oddVBand="0" w:evenVBand="0" w:oddHBand="0" w:evenHBand="0" w:firstRowFirstColumn="0" w:firstRowLastColumn="0" w:lastRowFirstColumn="0" w:lastRowLastColumn="0"/>
+          <w:jc w:val="center"/>
+        </w:trPr>
+        <w:tc>
+          <w:tcPr>
+            <w:cnfStyle w:val="001000000000" w:firstRow="0" w:lastRow="0" w:firstColumn="1" w:lastColumn="0" w:oddVBand="0" w:evenVBand="0" w:oddHBand="0" w:evenHBand="0" w:firstRowFirstColumn="0" w:firstRowLastColumn="0" w:lastRowFirstColumn="0" w:lastRowLastColumn="0"/>
+            <w:tcW w:w="0" w:type="auto"/>
+            <w:hideMark/>
+          </w:tcPr>
+          <w:p>
+            <w:pPr>
+              <w:ind w:firstLineChars="0" w:firstLine="0"/>
+              <w:jc w:val="center"/>
+              <w:rPr>
+                <w:iCs/>
+                <w:sz w:val="18"/>
+                <w:szCs w:val="18"/>
+              </w:rPr>
+            </w:pPr>
+            <w:r>
+              <w:rPr>
+                <w:iCs/>
+                <w:sz w:val="18"/>
+                <w:szCs w:val="18"/>
+              </w:rPr>
+              <w:t>One-GPU</w:t>
+            </w:r>
+            <m:oMath>
+              <m:r>
+                <m:rPr>
+                  <m:sty m:val="bi"/>
+                </m:rPr>
+                <w:rPr>
+                  <w:rFonts w:ascii="Cambria Math" w:hAnsi="Cambria Math"/>
+                  <w:sz w:val="18"/>
+                  <w:szCs w:val="18"/>
+                </w:rPr>
+                <m:t>N</m:t>
+              </m:r>
+            </m:oMath>
+          </w:p>
+        </w:tc>
+        <w:tc>
+          <w:tcPr>
+            <w:tcW w:w="0" w:type="auto"/>
+            <w:hideMark/>
+          </w:tcPr>
+          <w:p>
+            <w:pPr>
+              <w:ind w:firstLineChars="0" w:firstLine="0"/>
+              <w:jc w:val="center"/>
+              <w:cnfStyle w:val="100000000000" w:firstRow="1" w:lastRow="0" w:firstColumn="0" w:lastColumn="0" w:oddVBand="0" w:evenVBand="0" w:oddHBand="0" w:evenHBand="0" w:firstRowFirstColumn="0" w:firstRowLastColumn="0" w:lastRowFirstColumn="0" w:lastRowLastColumn="0"/>
+              <w:rPr>
+                <w:iCs/>
+                <w:sz w:val="18"/>
+                <w:szCs w:val="18"/>
+              </w:rPr>
+            </w:pPr>
+            <w:r>
+              <w:rPr>
+                <w:iCs/>
+                <w:sz w:val="18"/>
+                <w:szCs w:val="18"/>
+              </w:rPr>
+              <w:t>One-GPU runtime</w:t>
+            </w:r>
+          </w:p>
+        </w:tc>
+        <w:tc>
+          <w:tcPr>
+            <w:tcW w:w="0" w:type="auto"/>
+            <w:hideMark/>
+          </w:tcPr>
+          <w:p>
+            <w:pPr>
+              <w:ind w:firstLineChars="0" w:firstLine="0"/>
+              <w:jc w:val="center"/>
+              <w:cnfStyle w:val="100000000000" w:firstRow="1" w:lastRow="0" w:firstColumn="0" w:lastColumn="0" w:oddVBand="0" w:evenVBand="0" w:oddHBand="0" w:evenHBand="0" w:firstRowFirstColumn="0" w:firstRowLastColumn="0" w:lastRowFirstColumn="0" w:lastRowLastColumn="0"/>
+              <w:rPr>
+                <w:iCs/>
+                <w:sz w:val="18"/>
+                <w:szCs w:val="18"/>
+              </w:rPr>
+            </w:pPr>
+            <w:r>
+              <w:rPr>
+                <w:iCs/>
+                <w:sz w:val="18"/>
+                <w:szCs w:val="18"/>
+              </w:rPr>
+              <w:t xml:space="preserve">Two-node </w:t>
+            </w:r>
+            <m:oMath>
+              <m:r>
+                <m:rPr>
+                  <m:sty m:val="bi"/>
+                </m:rPr>
+                <w:rPr>
+                  <w:rFonts w:ascii="Cambria Math" w:hAnsi="Cambria Math"/>
+                  <w:sz w:val="18"/>
+                  <w:szCs w:val="18"/>
+                </w:rPr>
+                <m:t>N</m:t>
+              </m:r>
+            </m:oMath>
+          </w:p>
+        </w:tc>
+        <w:tc>
+          <w:tcPr>
+            <w:tcW w:w="0" w:type="auto"/>
+            <w:hideMark/>
+          </w:tcPr>
+          <w:p>
+            <w:pPr>
+              <w:ind w:firstLineChars="0" w:firstLine="0"/>
+              <w:jc w:val="center"/>
+              <w:cnfStyle w:val="100000000000" w:firstRow="1" w:lastRow="0" w:firstColumn="0" w:lastColumn="0" w:oddVBand="0" w:evenVBand="0" w:oddHBand="0" w:evenHBand="0" w:firstRowFirstColumn="0" w:firstRowLastColumn="0" w:lastRowFirstColumn="0" w:lastRowLastColumn="0"/>
+              <w:rPr>
+                <w:iCs/>
+                <w:sz w:val="18"/>
+                <w:szCs w:val="18"/>
+              </w:rPr>
+            </w:pPr>
+            <w:r>
+              <w:rPr>
+                <w:iCs/>
+                <w:sz w:val="18"/>
+                <w:szCs w:val="18"/>
+              </w:rPr>
+              <w:t>Two-node runtime</w:t>
+            </w:r>
+          </w:p>
+        </w:tc>
+      </w:tr>
+      <w:tr>
+        <w:trPr>
+          <w:cnfStyle w:val="000000100000" w:firstRow="0" w:lastRow="0" w:firstColumn="0" w:lastColumn="0" w:oddVBand="0" w:evenVBand="0" w:oddHBand="1" w:evenHBand="0" w:firstRowFirstColumn="0" w:firstRowLastColumn="0" w:lastRowFirstColumn="0" w:lastRowLastColumn="0"/>
+          <w:jc w:val="center"/>
+        </w:trPr>
+        <w:tc>
+          <w:tcPr>
+            <w:cnfStyle w:val="001000000000" w:firstRow="0" w:lastRow="0" w:firstColumn="1" w:lastColumn="0" w:oddVBand="0" w:evenVBand="0" w:oddHBand="0" w:evenHBand="0" w:firstRowFirstColumn="0" w:firstRowLastColumn="0" w:lastRowFirstColumn="0" w:lastRowLastColumn="0"/>
+            <w:tcW w:w="0" w:type="auto"/>
+            <w:hideMark/>
+          </w:tcPr>
+          <w:p>
+            <w:pPr>
+              <w:ind w:firstLineChars="0" w:firstLine="0"/>
+              <w:jc w:val="center"/>
+              <w:rPr>
+                <w:b w:val="0"/>
+                <w:bCs w:val="0"/>
+                <w:iCs/>
+                <w:sz w:val="18"/>
+                <w:szCs w:val="18"/>
+              </w:rPr>
+            </w:pPr>
+            <w:r>
+              <w:rPr>
+                <w:b w:val="0"/>
+                <w:bCs w:val="0"/>
+                <w:iCs/>
+                <w:sz w:val="18"/>
+                <w:szCs w:val="18"/>
+              </w:rPr>
+              <w:t>512</w:t>
+            </w:r>
+          </w:p>
+        </w:tc>
+        <w:tc>
+          <w:tcPr>
+            <w:tcW w:w="0" w:type="auto"/>
+            <w:hideMark/>
+          </w:tcPr>
+          <w:p>
+            <w:pPr>
+              <w:ind w:firstLineChars="0" w:firstLine="0"/>
+              <w:jc w:val="center"/>
+              <w:cnfStyle w:val="000000100000" w:firstRow="0" w:lastRow="0" w:firstColumn="0" w:lastColumn="0" w:oddVBand="0" w:evenVBand="0" w:oddHBand="1" w:evenHBand="0" w:firstRowFirstColumn="0" w:firstRowLastColumn="0" w:lastRowFirstColumn="0" w:lastRowLastColumn="0"/>
+              <w:rPr>
+                <w:iCs/>
+                <w:sz w:val="18"/>
+                <w:szCs w:val="18"/>
+              </w:rPr>
+            </w:pPr>
+            <w:r>
+              <w:rPr>
+                <w:iCs/>
+                <w:sz w:val="18"/>
+                <w:szCs w:val="18"/>
+              </w:rPr>
+              <w:t>0.248 ms</w:t>
+            </w:r>
+          </w:p>
+        </w:tc>
+        <w:tc>
+          <w:tcPr>
+            <w:tcW w:w="0" w:type="auto"/>
+            <w:hideMark/>
+          </w:tcPr>
+          <w:p>
+            <w:pPr>
+              <w:ind w:firstLineChars="0" w:firstLine="0"/>
+              <w:jc w:val="center"/>
+              <w:cnfStyle w:val="000000100000" w:firstRow="0" w:lastRow="0" w:firstColumn="0" w:lastColumn="0" w:oddVBand="0" w:evenVBand="0" w:oddHBand="1" w:evenHBand="0" w:firstRowFirstColumn="0" w:firstRowLastColumn="0" w:lastRowFirstColumn="0" w:lastRowLastColumn="0"/>
+              <w:rPr>
+                <w:iCs/>
+                <w:sz w:val="18"/>
+                <w:szCs w:val="18"/>
+              </w:rPr>
+            </w:pPr>
+            <w:r>
+              <w:rPr>
+                <w:iCs/>
+                <w:sz w:val="18"/>
+                <w:szCs w:val="18"/>
+              </w:rPr>
+              <w:t>724</w:t>
+            </w:r>
+          </w:p>
+        </w:tc>
+        <w:tc>
+          <w:tcPr>
+            <w:tcW w:w="0" w:type="auto"/>
+            <w:hideMark/>
+          </w:tcPr>
+          <w:p>
+            <w:pPr>
+              <w:ind w:firstLineChars="0" w:firstLine="0"/>
+              <w:jc w:val="center"/>
+              <w:cnfStyle w:val="000000100000" w:firstRow="0" w:lastRow="0" w:firstColumn="0" w:lastColumn="0" w:oddVBand="0" w:evenVBand="0" w:oddHBand="1" w:evenHBand="0" w:firstRowFirstColumn="0" w:firstRowLastColumn="0" w:lastRowFirstColumn="0" w:lastRowLastColumn="0"/>
+              <w:rPr>
+                <w:iCs/>
+                <w:sz w:val="18"/>
+                <w:szCs w:val="18"/>
+              </w:rPr>
+            </w:pPr>
+            <w:r>
+              <w:rPr>
+                <w:iCs/>
+                <w:sz w:val="18"/>
+                <w:szCs w:val="18"/>
+              </w:rPr>
+              <w:t>0.708 ms</w:t>
+            </w:r>
+          </w:p>
+        </w:tc>
+      </w:tr>
+      <w:tr>
+        <w:trPr>
+          <w:jc w:val="center"/>
+        </w:trPr>
+        <w:tc>
+          <w:tcPr>
+            <w:cnfStyle w:val="001000000000" w:firstRow="0" w:lastRow="0" w:firstColumn="1" w:lastColumn="0" w:oddVBand="0" w:evenVBand="0" w:oddHBand="0" w:evenHBand="0" w:firstRowFirstColumn="0" w:firstRowLastColumn="0" w:lastRowFirstColumn="0" w:lastRowLastColumn="0"/>
+            <w:tcW w:w="0" w:type="auto"/>
+            <w:hideMark/>
+          </w:tcPr>
+          <w:p>
+            <w:pPr>
+              <w:ind w:firstLineChars="0" w:firstLine="0"/>
+              <w:jc w:val="center"/>
+              <w:rPr>
+                <w:b w:val="0"/>
+                <w:bCs w:val="0"/>
+                <w:iCs/>
+                <w:sz w:val="18"/>
+                <w:szCs w:val="18"/>
+              </w:rPr>
+            </w:pPr>
+            <w:r>
+              <w:rPr>
+                <w:b w:val="0"/>
+                <w:bCs w:val="0"/>
+                <w:iCs/>
+                <w:sz w:val="18"/>
+                <w:szCs w:val="18"/>
+              </w:rPr>
+              <w:t>1024</w:t>
+            </w:r>
+          </w:p>
+        </w:tc>
+        <w:tc>
+          <w:tcPr>
+            <w:tcW w:w="0" w:type="auto"/>
+            <w:hideMark/>
+          </w:tcPr>
+          <w:p>
+            <w:pPr>
+              <w:ind w:firstLineChars="0" w:firstLine="0"/>
+              <w:jc w:val="center"/>
+              <w:cnfStyle w:val="000000000000" w:firstRow="0" w:lastRow="0" w:firstColumn="0" w:lastColumn="0" w:oddVBand="0" w:evenVBand="0" w:oddHBand="0" w:evenHBand="0" w:firstRowFirstColumn="0" w:firstRowLastColumn="0" w:lastRowFirstColumn="0" w:lastRowLastColumn="0"/>
+              <w:rPr>
+                <w:iCs/>
+                <w:sz w:val="18"/>
+                <w:szCs w:val="18"/>
+              </w:rPr>
+            </w:pPr>
+            <w:r>
+              <w:rPr>
+                <w:iCs/>
+                <w:sz w:val="18"/>
+                <w:szCs w:val="18"/>
+              </w:rPr>
+              <w:t>0.648 ms</w:t>
+            </w:r>
+          </w:p>
+        </w:tc>
+        <w:tc>
+          <w:tcPr>
+            <w:tcW w:w="0" w:type="auto"/>
+            <w:hideMark/>
+          </w:tcPr>
+          <w:p>
+            <w:pPr>
+              <w:ind w:firstLineChars="0" w:firstLine="0"/>
+              <w:jc w:val="center"/>
+              <w:cnfStyle w:val="000000000000" w:firstRow="0" w:lastRow="0" w:firstColumn="0" w:lastColumn="0" w:oddVBand="0" w:evenVBand="0" w:oddHBand="0" w:evenHBand="0" w:firstRowFirstColumn="0" w:firstRowLastColumn="0" w:lastRowFirstColumn="0" w:lastRowLastColumn="0"/>
+              <w:rPr>
+                <w:iCs/>
+                <w:sz w:val="18"/>
+                <w:szCs w:val="18"/>
+              </w:rPr>
+            </w:pPr>
+            <w:r>
+              <w:rPr>
+                <w:iCs/>
+                <w:sz w:val="18"/>
+                <w:szCs w:val="18"/>
+              </w:rPr>
+              <w:t>1448</w:t>
+            </w:r>
+          </w:p>
+        </w:tc>
+        <w:tc>
+          <w:tcPr>
+            <w:tcW w:w="0" w:type="auto"/>
+            <w:hideMark/>
+          </w:tcPr>
+          <w:p>
+            <w:pPr>
+              <w:ind w:firstLineChars="0" w:firstLine="0"/>
+              <w:jc w:val="center"/>
+              <w:cnfStyle w:val="000000000000" w:firstRow="0" w:lastRow="0" w:firstColumn="0" w:lastColumn="0" w:oddVBand="0" w:evenVBand="0" w:oddHBand="0" w:evenHBand="0" w:firstRowFirstColumn="0" w:firstRowLastColumn="0" w:lastRowFirstColumn="0" w:lastRowLastColumn="0"/>
+              <w:rPr>
+                <w:iCs/>
+                <w:sz w:val="18"/>
+                <w:szCs w:val="18"/>
+              </w:rPr>
+            </w:pPr>
+            <w:r>
+              <w:rPr>
+                <w:iCs/>
+                <w:sz w:val="18"/>
+                <w:szCs w:val="18"/>
+              </w:rPr>
+              <w:t>1.263 ms</w:t>
+            </w:r>
+          </w:p>
+        </w:tc>
+      </w:tr>
+      <w:tr>
+        <w:trPr>
+          <w:cnfStyle w:val="000000100000" w:firstRow="0" w:lastRow="0" w:firstColumn="0" w:lastColumn="0" w:oddVBand="0" w:evenVBand="0" w:oddHBand="1" w:evenHBand="0" w:firstRowFirstColumn="0" w:firstRowLastColumn="0" w:lastRowFirstColumn="0" w:lastRowLastColumn="0"/>
+          <w:jc w:val="center"/>
+        </w:trPr>
+        <w:tc>
+          <w:tcPr>
+            <w:cnfStyle w:val="001000000000" w:firstRow="0" w:lastRow="0" w:firstColumn="1" w:lastColumn="0" w:oddVBand="0" w:evenVBand="0" w:oddHBand="0" w:evenHBand="0" w:firstRowFirstColumn="0" w:firstRowLastColumn="0" w:lastRowFirstColumn="0" w:lastRowLastColumn="0"/>
+            <w:tcW w:w="0" w:type="auto"/>
+            <w:hideMark/>
+          </w:tcPr>
+          <w:p>
+            <w:pPr>
+              <w:ind w:firstLineChars="0" w:firstLine="0"/>
+              <w:jc w:val="center"/>
+              <w:rPr>
+                <w:b w:val="0"/>
+                <w:bCs w:val="0"/>
+                <w:iCs/>
+                <w:sz w:val="18"/>
+                <w:szCs w:val="18"/>
+              </w:rPr>
+            </w:pPr>
+            <w:r>
+              <w:rPr>
+                <w:b w:val="0"/>
+                <w:bCs w:val="0"/>
+                <w:iCs/>
+                <w:sz w:val="18"/>
+                <w:szCs w:val="18"/>
+              </w:rPr>
+              <w:t>2048</w:t>
+            </w:r>
+          </w:p>
+        </w:tc>
+        <w:tc>
+          <w:tcPr>
+            <w:tcW w:w="0" w:type="auto"/>
+            <w:hideMark/>
+          </w:tcPr>
+          <w:p>
+            <w:pPr>
+              <w:ind w:firstLineChars="0" w:firstLine="0"/>
+              <w:jc w:val="center"/>
+              <w:cnfStyle w:val="000000100000" w:firstRow="0" w:lastRow="0" w:firstColumn="0" w:lastColumn="0" w:oddVBand="0" w:evenVBand="0" w:oddHBand="1" w:evenHBand="0" w:firstRowFirstColumn="0" w:firstRowLastColumn="0" w:lastRowFirstColumn="0" w:lastRowLastColumn="0"/>
+              <w:rPr>
+                <w:iCs/>
+                <w:sz w:val="18"/>
+                <w:szCs w:val="18"/>
+              </w:rPr>
+            </w:pPr>
+            <w:r>
+              <w:rPr>
+                <w:iCs/>
+                <w:sz w:val="18"/>
+                <w:szCs w:val="18"/>
+              </w:rPr>
+              <w:t>2.345 ms</w:t>
+            </w:r>
+          </w:p>
+        </w:tc>
+        <w:tc>
+          <w:tcPr>
+            <w:tcW w:w="0" w:type="auto"/>
+            <w:hideMark/>
+          </w:tcPr>
+          <w:p>
+            <w:pPr>
+              <w:ind w:firstLineChars="0" w:firstLine="0"/>
+              <w:jc w:val="center"/>
+              <w:cnfStyle w:val="000000100000" w:firstRow="0" w:lastRow="0" w:firstColumn="0" w:lastColumn="0" w:oddVBand="0" w:evenVBand="0" w:oddHBand="1" w:evenHBand="0" w:firstRowFirstColumn="0" w:firstRowLastColumn="0" w:lastRowFirstColumn="0" w:lastRowLastColumn="0"/>
+              <w:rPr>
+                <w:iCs/>
+                <w:sz w:val="18"/>
+                <w:szCs w:val="18"/>
+              </w:rPr>
+            </w:pPr>
+            <w:r>
+              <w:rPr>
+                <w:iCs/>
+                <w:sz w:val="18"/>
+                <w:szCs w:val="18"/>
+              </w:rPr>
+              <w:t>2896</w:t>
+            </w:r>
+          </w:p>
+        </w:tc>
+        <w:tc>
+          <w:tcPr>
+            <w:tcW w:w="0" w:type="auto"/>
+            <w:hideMark/>
+          </w:tcPr>
+          <w:p>
+            <w:pPr>
+              <w:ind w:firstLineChars="0" w:firstLine="0"/>
+              <w:jc w:val="center"/>
+              <w:cnfStyle w:val="000000100000" w:firstRow="0" w:lastRow="0" w:firstColumn="0" w:lastColumn="0" w:oddVBand="0" w:evenVBand="0" w:oddHBand="1" w:evenHBand="0" w:firstRowFirstColumn="0" w:firstRowLastColumn="0" w:lastRowFirstColumn="0" w:lastRowLastColumn="0"/>
+              <w:rPr>
+                <w:iCs/>
+                <w:sz w:val="18"/>
+                <w:szCs w:val="18"/>
+              </w:rPr>
+            </w:pPr>
+            <w:r>
+              <w:rPr>
+                <w:iCs/>
+                <w:sz w:val="18"/>
+                <w:szCs w:val="18"/>
+              </w:rPr>
+              <w:t>3.181 ms</w:t>
+            </w:r>
+          </w:p>
+        </w:tc>
+      </w:tr>
+      <w:tr>
+        <w:trPr>
+          <w:jc w:val="center"/>
+        </w:trPr>
+        <w:tc>
+          <w:tcPr>
+            <w:cnfStyle w:val="001000000000" w:firstRow="0" w:lastRow="0" w:firstColumn="1" w:lastColumn="0" w:oddVBand="0" w:evenVBand="0" w:oddHBand="0" w:evenHBand="0" w:firstRowFirstColumn="0" w:firstRowLastColumn="0" w:lastRowFirstColumn="0" w:lastRowLastColumn="0"/>
+            <w:tcW w:w="0" w:type="auto"/>
+            <w:hideMark/>
+          </w:tcPr>
+          <w:p>
+            <w:pPr>
+              <w:ind w:firstLineChars="0" w:firstLine="0"/>
+              <w:jc w:val="center"/>
+              <w:rPr>
+                <w:b w:val="0"/>
+                <w:bCs w:val="0"/>
+                <w:iCs/>
+                <w:sz w:val="18"/>
+                <w:szCs w:val="18"/>
+              </w:rPr>
+            </w:pPr>
+            <w:r>
+              <w:rPr>
+                <w:b w:val="0"/>
+                <w:bCs w:val="0"/>
+                <w:iCs/>
+                <w:sz w:val="18"/>
+                <w:szCs w:val="18"/>
+              </w:rPr>
+              <w:t>4096</w:t>
+            </w:r>
+          </w:p>
+        </w:tc>
+        <w:tc>
+          <w:tcPr>
+            <w:tcW w:w="0" w:type="auto"/>
+            <w:hideMark/>
+          </w:tcPr>
+          <w:p>
+            <w:pPr>
+              <w:ind w:firstLineChars="0" w:firstLine="0"/>
+              <w:jc w:val="center"/>
+              <w:cnfStyle w:val="000000000000" w:firstRow="0" w:lastRow="0" w:firstColumn="0" w:lastColumn="0" w:oddVBand="0" w:evenVBand="0" w:oddHBand="0" w:evenHBand="0" w:firstRowFirstColumn="0" w:firstRowLastColumn="0" w:lastRowFirstColumn="0" w:lastRowLastColumn="0"/>
+              <w:rPr>
+                <w:iCs/>
+                <w:sz w:val="18"/>
+                <w:szCs w:val="18"/>
+              </w:rPr>
+            </w:pPr>
+            <w:r>
+              <w:rPr>
+                <w:iCs/>
+                <w:sz w:val="18"/>
+                <w:szCs w:val="18"/>
+              </w:rPr>
+              <w:t>8.845 ms</w:t>
+            </w:r>
+          </w:p>
+        </w:tc>
+        <w:tc>
+          <w:tcPr>
+            <w:tcW w:w="0" w:type="auto"/>
+            <w:hideMark/>
+          </w:tcPr>
+          <w:p>
+            <w:pPr>
+              <w:ind w:firstLineChars="0" w:firstLine="0"/>
+              <w:jc w:val="center"/>
+              <w:cnfStyle w:val="000000000000" w:firstRow="0" w:lastRow="0" w:firstColumn="0" w:lastColumn="0" w:oddVBand="0" w:evenVBand="0" w:oddHBand="0" w:evenHBand="0" w:firstRowFirstColumn="0" w:firstRowLastColumn="0" w:lastRowFirstColumn="0" w:lastRowLastColumn="0"/>
+              <w:rPr>
+                <w:iCs/>
+                <w:sz w:val="18"/>
+                <w:szCs w:val="18"/>
+              </w:rPr>
+            </w:pPr>
+            <w:r>
+              <w:rPr>
+                <w:iCs/>
+                <w:sz w:val="18"/>
+                <w:szCs w:val="18"/>
+              </w:rPr>
+              <w:t>5793</w:t>
+            </w:r>
+          </w:p>
+        </w:tc>
+        <w:tc>
+          <w:tcPr>
+            <w:tcW w:w="0" w:type="auto"/>
+            <w:hideMark/>
+          </w:tcPr>
+          <w:p>
+            <w:pPr>
+              <w:ind w:firstLineChars="0" w:firstLine="0"/>
+              <w:jc w:val="center"/>
+              <w:cnfStyle w:val="000000000000" w:firstRow="0" w:lastRow="0" w:firstColumn="0" w:lastColumn="0" w:oddVBand="0" w:evenVBand="0" w:oddHBand="0" w:evenHBand="0" w:firstRowFirstColumn="0" w:firstRowLastColumn="0" w:lastRowFirstColumn="0" w:lastRowLastColumn="0"/>
+              <w:rPr>
+                <w:iCs/>
+                <w:sz w:val="18"/>
+                <w:szCs w:val="18"/>
+              </w:rPr>
+            </w:pPr>
+            <w:r>
+              <w:rPr>
+                <w:iCs/>
+                <w:sz w:val="18"/>
+                <w:szCs w:val="18"/>
+              </w:rPr>
+              <w:t>11.225 ms</w:t>
+            </w:r>
+          </w:p>
+        </w:tc>
+      </w:tr>
+    </w:tbl>
+    <w:p>
+      <w:pPr>
+        <w:ind w:firstLineChars="0" w:firstLine="420"/>
+        <w:rPr>
+          <w:rFonts w:eastAsiaTheme="minorEastAsia"/>
+        </w:rPr>
+      </w:pPr>
+      <w:r>
+        <w:rPr>
+          <w:rFonts w:eastAsiaTheme="minorEastAsia"/>
+        </w:rPr>
+        <w:t>The two-node runtime was higher in every recorded pair, although the relative difference decreased for larger workloads. Approximately constant arithmetic work per GPU therefore did not produce constant runtime. The available aggregate timings do not separate GPU computation, host-staged transfers, MPI communication, and synchronization, so the runtime increase cannot be attributed solely to communication.</w:t>
+      </w:r>
+    </w:p>
+    <w:p>
+      <w:pPr>
+        <w:widowControl/>
+        <w:spacing w:after="160" w:line="278" w:lineRule="auto"/>
+        <w:ind w:firstLineChars="0" w:firstLine="0"/>
         <w:rPr>
           <w:rFonts w:eastAsiaTheme="minorEastAsia" w:hint="eastAsia"/>
         </w:rPr>
       </w:pPr>
       <w:r>
+        <w:br w:type="page"/>
+      </w:r>
+    </w:p>
+    <w:p>
+      <w:pPr>
+        <w:pStyle w:val="1"/>
         <w:rPr>
           <w:rFonts w:eastAsiaTheme="minorEastAsia"/>
           <w:b/>
           <w:bCs/>
         </w:rPr>
-        <w:t>Distributed Communication &amp; Deployment:</w:t>
-      </w:r>
-      <w:r>
-        <w:rPr>
-          <w:rFonts w:eastAsiaTheme="minorEastAsia"/>
-        </w:rPr>
-        <w:t xml:space="preserve"> We identified and resolved the initial multi-node launch failure (Job 1475534), where Open MPI incorrectly co-located both ranks on a single node. Adopting explicit --map-by ppr:1:node mapping ensured true multi-node distribution. </w:t>
+      </w:pPr>
+      <w:r>
+        <w:rPr>
+          <w:rFonts w:eastAsiaTheme="minorEastAsia" w:hint="eastAsia"/>
+          <w:b/>
+          <w:bCs/>
+        </w:rPr>
+        <w:lastRenderedPageBreak/>
+        <w:t>5 Conclusion</w:t>
       </w:r>
     </w:p>
     <w:p>
       <w:pPr>
+        <w:ind w:firstLine="440"/>
+        <w:rPr>
+          <w:rFonts w:eastAsiaTheme="minorEastAsia"/>
+        </w:rPr>
+      </w:pPr>
+      <w:r>
+        <w:rPr>
+          <w:rFonts w:eastAsiaTheme="minorEastAsia"/>
+        </w:rPr>
+        <w:t xml:space="preserve">This project successfully validates both the single-GPU CUDA attention kernel and the cross-node two-node MPI ring pipeline on local RTX 4090 and cluster Vanda A40 GPUs. </w:t>
+      </w:r>
+    </w:p>
+    <w:p>
+      <w:pPr>
         <w:ind w:firstLineChars="0" w:firstLine="0"/>
         <w:rPr>
-          <w:rFonts w:eastAsiaTheme="minorEastAsia" w:hint="eastAsia"/>
+          <w:rFonts w:eastAsiaTheme="minorEastAsia"/>
+        </w:rPr>
+      </w:pPr>
+      <w:r>
+        <w:rPr>
+          <w:rFonts w:eastAsiaTheme="minorEastAsia"/>
+          <w:b/>
+          <w:bCs/>
+        </w:rPr>
+        <w:t>Distributed Communication &amp; Deployment:</w:t>
+      </w:r>
+      <w:r>
+        <w:rPr>
+          <w:rFonts w:eastAsiaTheme="minorEastAsia"/>
+        </w:rPr>
+        <w:t xml:space="preserve"> We identified and resolved the initial multi-node launch failure (Job 1475534), where Open MPI incorrectly co-located both ranks on a single node. Adopting explicit --map-by ppr:1:node mapping ensured true multi-node distribution. </w:t>
+      </w:r>
+    </w:p>
+    <w:p>
+      <w:pPr>
+        <w:ind w:firstLineChars="0" w:firstLine="0"/>
+        <w:rPr>
+          <w:rFonts w:eastAsiaTheme="minorEastAsia"/>
         </w:rPr>
       </w:pPr>
       <w:r>
@@ -12030,7 +8501,7 @@
       <w:pPr>
         <w:ind w:firstLineChars="0" w:firstLine="0"/>
         <w:rPr>
-          <w:rFonts w:eastAsiaTheme="minorEastAsia" w:hint="eastAsia"/>
+          <w:rFonts w:eastAsiaTheme="minorEastAsia"/>
         </w:rPr>
       </w:pPr>
       <w:r>
@@ -12066,7 +8537,7 @@
       <w:pPr>
         <w:ind w:firstLineChars="0" w:firstLine="0"/>
         <w:rPr>
-          <w:rFonts w:eastAsiaTheme="minorEastAsia" w:hint="eastAsia"/>
+          <w:rFonts w:eastAsiaTheme="minorEastAsia"/>
         </w:rPr>
       </w:pPr>
       <w:r>
@@ -12095,14 +8566,7 @@
         <w:rPr>
           <w:rFonts w:eastAsiaTheme="minorEastAsia"/>
         </w:rPr>
-        <w:t xml:space="preserve">) </w:t>
-      </w:r>
-      <w:r>
-        <w:rPr>
-          <w:rFonts w:eastAsiaTheme="minorEastAsia"/>
-        </w:rPr>
-        <w:lastRenderedPageBreak/>
-        <w:t xml:space="preserve">significantly boosted compute throughput, lowering two-node runtime at </w:t>
+        <w:t xml:space="preserve">) significantly boosted compute throughput, lowering two-node runtime at </w:t>
       </w:r>
       <m:oMath>
         <m:r>
@@ -12137,7 +8601,7 @@
       <w:pPr>
         <w:ind w:firstLineChars="0" w:firstLine="0"/>
         <w:rPr>
-          <w:rFonts w:eastAsiaTheme="minorEastAsia" w:hint="eastAsia"/>
+          <w:rFonts w:eastAsiaTheme="minorEastAsia"/>
         </w:rPr>
       </w:pPr>
       <w:r>
@@ -12231,9 +8695,6 @@
           <w:rFonts w:eastAsiaTheme="minorEastAsia" w:hint="eastAsia"/>
         </w:rPr>
       </w:pPr>
-      <w:r>
-        <w:br w:type="page"/>
-      </w:r>
     </w:p>
     <w:p>
       <w:pPr>
@@ -12249,7 +8710,6 @@
         </w:rPr>
       </w:pPr>
       <w:r>
-        <w:lastRenderedPageBreak/>
         <w:br w:type="page"/>
       </w:r>
     </w:p>
@@ -12259,7 +8719,7 @@
         <w:ind w:firstLine="880"/>
         <w:jc w:val="center"/>
         <w:rPr>
-          <w:rFonts w:eastAsiaTheme="minorEastAsia" w:hint="eastAsia"/>
+          <w:rFonts w:eastAsiaTheme="minorEastAsia"/>
         </w:rPr>
       </w:pPr>
       <w:r>
@@ -12277,8 +8737,8 @@
           <w:rFonts w:eastAsiaTheme="minorEastAsia"/>
         </w:rPr>
       </w:pPr>
-      <w:bookmarkStart w:id="2" w:name="_Appendix_1"/>
-      <w:bookmarkEnd w:id="2"/>
+      <w:bookmarkStart w:id="1" w:name="_Appendix_1"/>
+      <w:bookmarkEnd w:id="1"/>
       <w:r>
         <w:rPr>
           <w:rFonts w:eastAsiaTheme="minorEastAsia" w:hint="eastAsia"/>
@@ -12311,6 +8771,7 @@
       <w:r>
         <w:rPr>
           <w:rFonts w:eastAsiaTheme="minorEastAsia"/>
+          <w:noProof/>
         </w:rPr>
         <w:drawing>
           <wp:inline distT="0" distB="0" distL="0" distR="0" wp14:anchorId="123B19E5" wp14:editId="00B3AB0E">
@@ -12356,7 +8817,7 @@
         <w:ind w:firstLineChars="0" w:firstLine="0"/>
         <w:jc w:val="center"/>
         <w:rPr>
-          <w:rFonts w:eastAsiaTheme="minorEastAsia" w:hint="eastAsia"/>
+          <w:rFonts w:eastAsiaTheme="minorEastAsia"/>
           <w:sz w:val="18"/>
           <w:szCs w:val="18"/>
         </w:rPr>
@@ -12383,10 +8844,11 @@
       <w:r>
         <w:rPr>
           <w:rFonts w:eastAsiaTheme="minorEastAsia"/>
+          <w:noProof/>
         </w:rPr>
         <w:drawing>
-          <wp:inline distT="0" distB="0" distL="0" distR="0" wp14:anchorId="0D7DD481" wp14:editId="3640185C">
-            <wp:extent cx="4554264" cy="2076450"/>
+          <wp:inline distT="0" distB="0" distL="0" distR="0" wp14:anchorId="0D7DD481" wp14:editId="738B81DA">
+            <wp:extent cx="4191000" cy="1910825"/>
             <wp:effectExtent l="0" t="0" r="0" b="0"/>
             <wp:docPr id="2048837424" name="图片 1"/>
             <wp:cNvGraphicFramePr>
@@ -12408,7 +8870,7 @@
                   <pic:spPr>
                     <a:xfrm>
                       <a:off x="0" y="0"/>
-                      <a:ext cx="4563997" cy="2080888"/>
+                      <a:ext cx="4205591" cy="1917477"/>
                     </a:xfrm>
                     <a:prstGeom prst="rect">
                       <a:avLst/>
@@ -12428,7 +8890,7 @@
         <w:ind w:firstLineChars="0" w:firstLine="0"/>
         <w:jc w:val="center"/>
         <w:rPr>
-          <w:rFonts w:eastAsiaTheme="minorEastAsia" w:hint="eastAsia"/>
+          <w:rFonts w:eastAsiaTheme="minorEastAsia"/>
           <w:sz w:val="18"/>
           <w:szCs w:val="18"/>
         </w:rPr>
@@ -12448,15 +8910,7 @@
             <w:sz w:val="18"/>
             <w:szCs w:val="18"/>
           </w:rPr>
-          <m:t xml:space="preserve"> </m:t>
-        </m:r>
-        <m:r>
-          <w:rPr>
-            <w:rFonts w:ascii="Cambria Math" w:eastAsiaTheme="minorEastAsia" w:hAnsi="Cambria Math"/>
-            <w:sz w:val="18"/>
-            <w:szCs w:val="18"/>
-          </w:rPr>
-          <m:t>N=257</m:t>
+          <m:t xml:space="preserve"> N=257</m:t>
         </m:r>
       </m:oMath>
       <w:r>
@@ -12481,6 +8935,7 @@
       <w:r>
         <w:rPr>
           <w:rFonts w:eastAsiaTheme="minorEastAsia"/>
+          <w:noProof/>
         </w:rPr>
         <w:drawing>
           <wp:inline distT="0" distB="0" distL="0" distR="0" wp14:anchorId="62642CD0" wp14:editId="64B6F624">
@@ -12524,7 +8979,7 @@
         <w:ind w:firstLineChars="0" w:firstLine="0"/>
         <w:jc w:val="center"/>
         <w:rPr>
-          <w:rFonts w:eastAsiaTheme="minorEastAsia" w:hint="eastAsia"/>
+          <w:rFonts w:eastAsiaTheme="minorEastAsia"/>
           <w:sz w:val="18"/>
           <w:szCs w:val="18"/>
         </w:rPr>
@@ -12577,6 +9032,7 @@
       <w:r>
         <w:rPr>
           <w:rFonts w:eastAsiaTheme="minorEastAsia"/>
+          <w:noProof/>
         </w:rPr>
         <w:lastRenderedPageBreak/>
         <w:drawing>
@@ -12621,7 +9077,7 @@
         <w:ind w:firstLineChars="0" w:firstLine="0"/>
         <w:jc w:val="center"/>
         <w:rPr>
-          <w:rFonts w:eastAsiaTheme="minorEastAsia" w:hint="eastAsia"/>
+          <w:rFonts w:eastAsiaTheme="minorEastAsia"/>
           <w:sz w:val="18"/>
           <w:szCs w:val="18"/>
         </w:rPr>
@@ -12660,12 +9116,13 @@
         <w:ind w:firstLineChars="0" w:firstLine="0"/>
         <w:jc w:val="center"/>
         <w:rPr>
-          <w:rFonts w:eastAsiaTheme="minorEastAsia" w:hint="eastAsia"/>
-        </w:rPr>
-      </w:pPr>
-      <w:r>
-        <w:rPr>
           <w:rFonts w:eastAsiaTheme="minorEastAsia"/>
+        </w:rPr>
+      </w:pPr>
+      <w:r>
+        <w:rPr>
+          <w:rFonts w:eastAsiaTheme="minorEastAsia"/>
+          <w:noProof/>
         </w:rPr>
         <w:drawing>
           <wp:inline distT="0" distB="0" distL="0" distR="0" wp14:anchorId="184DD8A5" wp14:editId="7BE6C82E">
@@ -12709,7 +9166,7 @@
         <w:ind w:firstLineChars="0" w:firstLine="0"/>
         <w:jc w:val="center"/>
         <w:rPr>
-          <w:rFonts w:eastAsiaTheme="minorEastAsia"/>
+          <w:rFonts w:eastAsiaTheme="minorEastAsia" w:hint="eastAsia"/>
           <w:sz w:val="18"/>
           <w:szCs w:val="18"/>
         </w:rPr>
@@ -12743,27 +9200,31 @@
     </w:p>
     <w:p>
       <w:pPr>
-        <w:ind w:firstLine="440"/>
+        <w:pStyle w:val="2"/>
+        <w:rPr>
+          <w:rFonts w:eastAsiaTheme="minorEastAsia"/>
+        </w:rPr>
+      </w:pPr>
+      <w:r>
+        <w:t xml:space="preserve">Appendix </w:t>
+      </w:r>
+      <w:r>
+        <w:rPr>
+          <w:rFonts w:asciiTheme="minorEastAsia" w:eastAsiaTheme="minorEastAsia" w:hAnsiTheme="minorEastAsia" w:hint="eastAsia"/>
+        </w:rPr>
+        <w:t>2</w:t>
+      </w:r>
+      <w:r>
         <w:rPr>
           <w:rFonts w:eastAsiaTheme="minorEastAsia" w:hint="eastAsia"/>
         </w:rPr>
-      </w:pPr>
-    </w:p>
-    <w:p>
-      <w:pPr>
-        <w:pStyle w:val="2"/>
+        <w:t xml:space="preserve"> </w:t>
+      </w:r>
+      <w:r>
         <w:rPr>
           <w:rFonts w:eastAsiaTheme="minorEastAsia"/>
         </w:rPr>
-      </w:pPr>
-      <w:r>
-        <w:t xml:space="preserve">Appendix </w:t>
-      </w:r>
-      <w:r>
-        <w:rPr>
-          <w:rFonts w:hint="eastAsia"/>
-        </w:rPr>
-        <w:t>Code</w:t>
+        <w:t>Execution Log</w:t>
       </w:r>
     </w:p>
     <w:p>
@@ -13713,7 +10174,6 @@
           <w:sz w:val="17"/>
           <w:szCs w:val="17"/>
         </w:rPr>
-        <w:lastRenderedPageBreak/>
         <w:t xml:space="preserve"> 13. </w:t>
       </w:r>
       <w:r>
@@ -14001,6 +10461,7 @@
           <w:sz w:val="17"/>
           <w:szCs w:val="17"/>
         </w:rPr>
+        <w:lastRenderedPageBreak/>
         <w:t xml:space="preserve"> 14. </w:t>
       </w:r>
       <w:r>
@@ -19015,7 +15476,6 @@
           <w:sz w:val="17"/>
           <w:szCs w:val="17"/>
         </w:rPr>
-        <w:lastRenderedPageBreak/>
         <w:t xml:space="preserve"> 49. </w:t>
       </w:r>
       <w:r>
@@ -19347,6 +15807,7 @@
           <w:sz w:val="17"/>
           <w:szCs w:val="17"/>
         </w:rPr>
+        <w:lastRenderedPageBreak/>
         <w:t xml:space="preserve"> 51. </w:t>
       </w:r>
       <w:r>
@@ -40942,57 +37403,24 @@
       </w:r>
     </w:p>
   </w:comment>
-  <w:comment w:id="1" w:author="Dong Wuzheng" w:date="2026-10-28T20:23:00Z" w:initials="WD">
-    <w:p>
-      <w:pPr>
-        <w:pStyle w:val="af8"/>
-        <w:ind w:firstLineChars="0" w:firstLine="0"/>
-      </w:pPr>
-      <w:r>
-        <w:rPr>
-          <w:rStyle w:val="af7"/>
-        </w:rPr>
-        <w:annotationRef/>
-      </w:r>
-      <w:r>
-        <w:rPr>
-          <w:b/>
-          <w:bCs/>
-        </w:rPr>
-        <w:t>Comment 13 ( You say in the conclusion that you ran your code on a local RTX 4090, but I don't see any results from these runs )</w:t>
-      </w:r>
-    </w:p>
-    <w:p>
-      <w:pPr>
-        <w:pStyle w:val="af8"/>
-        <w:ind w:firstLineChars="0" w:firstLine="0"/>
-      </w:pPr>
-      <w:r>
-        <w:t>We provide results for the Ring Attention CUDA kernel on a single RTX 4090 have been added. The table reports correctness validation for full and causal attention, along with runtimes at different sequence lengths. The code and screenshots are provided in appendix code zip and appendix 1</w:t>
-      </w:r>
-    </w:p>
-  </w:comment>
 </w:comments>
 </file>
 
 <file path=word/commentsExtended.xml><?xml version="1.0" encoding="utf-8"?>
 <w15:commentsEx xmlns:wpc="http://schemas.microsoft.com/office/word/2010/wordprocessingCanvas" xmlns:cx="http://schemas.microsoft.com/office/drawing/2014/chartex" xmlns:cx1="http://schemas.microsoft.com/office/drawing/2015/9/8/chartex" xmlns:cx2="http://schemas.microsoft.com/office/drawing/2015/10/21/chartex" xmlns:cx3="http://schemas.microsoft.com/office/drawing/2016/5/9/chartex" xmlns:cx4="http://schemas.microsoft.com/office/drawing/2016/5/10/chartex" xmlns:cx5="http://schemas.microsoft.com/office/drawing/2016/5/11/chartex" xmlns:cx6="http://schemas.microsoft.com/office/drawing/2016/5/12/chartex" xmlns:cx7="http://schemas.microsoft.com/office/drawing/2016/5/13/chartex" xmlns:cx8="http://schemas.microsoft.com/office/drawing/2016/5/14/chartex" xmlns:mc="http://schemas.openxmlformats.org/markup-compatibility/2006" xmlns:aink="http://schemas.microsoft.com/office/drawing/2016/ink" xmlns:am3d="http://schemas.microsoft.com/office/drawing/2017/model3d" xmlns:o="urn:schemas-microsoft-com:office:office" xmlns:oel="http://schemas.microsoft.com/office/2019/extlst" xmlns:r="http://schemas.openxmlformats.org/officeDocument/2006/relationships" xmlns:m="http://schemas.openxmlformats.org/officeDocument/2006/math" xmlns:v="urn:schemas-microsoft-com:vml" xmlns:wp14="http://schemas.microsoft.com/office/word/2010/wordprocessingDrawing" xmlns:wp="http://schemas.openxmlformats.org/drawingml/2006/wordprocessingDrawing" xmlns:w10="urn:schemas-microsoft-com:office:word" xmlns:w="http://schemas.openxmlformats.org/wordprocessingml/2006/main" xmlns:w14="http://schemas.microsoft.com/office/word/2010/wordml" xmlns:w15="http://schemas.microsoft.com/office/word/2012/wordml" xmlns:w16cex="http://schemas.microsoft.com/office/word/2018/wordml/cex" xmlns:w16cid="http://schemas.microsoft.com/office/word/2016/wordml/cid" xmlns:w16="http://schemas.microsoft.com/office/word/2018/wordml" xmlns:w16du="http://schemas.microsoft.com/office/word/2023/wordml/word16du" xmlns:w16sdtdh="http://schemas.microsoft.com/office/word/2020/wordml/sdtdatahash" xmlns:w16sdtfl="http://schemas.microsoft.com/office/word/2024/wordml/sdtformatlock" xmlns:w16se="http://schemas.microsoft.com/office/word/2015/wordml/symex" xmlns:wpg="http://schemas.microsoft.com/office/word/2010/wordprocessingGroup" xmlns:wpi="http://schemas.microsoft.com/office/word/2010/wordprocessingInk" xmlns:wne="http://schemas.microsoft.com/office/word/2006/wordml" xmlns:wps="http://schemas.microsoft.com/office/word/2010/wordprocessingShape" mc:Ignorable="w14 w15 w16se w16cid w16 w16cex w16sdtdh w16sdtfl w16du wp14">
   <w15:commentEx w15:paraId="5D9D9DE0" w15:done="0"/>
-  <w15:commentEx w15:paraId="51B9F261" w15:done="0"/>
 </w15:commentsEx>
 </file>
 
 <file path=word/commentsExtensible.xml><?xml version="1.0" encoding="utf-8"?>
-<w16cex:commentsExtensible xmlns:wpc="http://schemas.microsoft.com/office/word/2010/wordprocessingCanvas" xmlns:cx="http://schemas.microsoft.com/office/drawing/2014/chartex" xmlns:cx1="http://schemas.microsoft.com/office/drawing/2015/9/8/chartex" xmlns:cx2="http://schemas.microsoft.com/office/drawing/2015/10/21/chartex" xmlns:cx3="http://schemas.microsoft.com/office/drawing/2016/5/9/chartex" xmlns:cx4="http://schemas.microsoft.com/office/drawing/2016/5/10/chartex" xmlns:cx5="http://schemas.microsoft.com/office/drawing/2016/5/11/chartex" xmlns:cx6="http://schemas.microsoft.com/office/drawing/2016/5/12/chartex" xmlns:cx7="http://schemas.microsoft.com/office/drawing/2016/5/13/chartex" xmlns:cx8="http://schemas.microsoft.com/office/drawing/2016/5/14/chartex" xmlns:cr="http://schemas.microsoft.com/office/comments/2020/reactions" xmlns:mc="http://schemas.openxmlformats.org/markup-compatibility/2006" xmlns:aink="http://schemas.microsoft.com/office/drawing/2016/ink" xmlns:am3d="http://schemas.microsoft.com/office/drawing/2017/model3d" xmlns:o="urn:schemas-microsoft-com:office:office" xmlns:oel="http://schemas.microsoft.com/office/2019/extlst" xmlns:r="http://schemas.openxmlformats.org/officeDocument/2006/relationships" xmlns:m="http://schemas.openxmlformats.org/officeDocument/2006/math" xmlns:v="urn:schemas-microsoft-com:vml" xmlns:wp14="http://schemas.microsoft.com/office/word/2010/wordprocessingDrawing" xmlns:wp="http://schemas.openxmlformats.org/drawingml/2006/wordprocessingDrawing" xmlns:w10="urn:schemas-microsoft-com:office:word" xmlns:w="http://schemas.openxmlformats.org/wordprocessingml/2006/main" xmlns:w14="http://schemas.microsoft.com/office/word/2010/wordml" xmlns:w15="http://schemas.microsoft.com/office/word/2012/wordml" xmlns:w16cex="http://schemas.microsoft.com/office/word/2018/wordml/cex" xmlns:w16cid="http://schemas.microsoft.com/office/word/2016/wordml/cid" xmlns:w16="http://schemas.microsoft.com/office/word/2018/wordml" xmlns:w16du="http://schemas.microsoft.com/office/word/2023/wordml/word16du" xmlns:w16sdtdh="http://schemas.microsoft.com/office/word/2020/wordml/sdtdatahash" xmlns:w16sdtfl="http://schemas.microsoft.com/office/word/2024/wordml/sdtformatlock" xmlns:w16se="http://schemas.microsoft.com/office/word/2015/wordml/symex" xmlns:wpg="http://schemas.microsoft.com/office/word/2010/wordprocessingGroup" xmlns:wpi="http://schemas.microsoft.com/office/word/2010/wordprocessingInk" xmlns:wne="http://schemas.microsoft.com/office/word/2006/wordml" xmlns:wps="http://schemas.microsoft.com/office/word/2010/wordprocessingShape" mc:Ignorable="w14 w15 w16se w16cid w16 w16cex w16sdtdh w16sdtfl cr w16du wp14">
+<w16cex:commentsExtensible xmlns:wpc="http://schemas.microsoft.com/office/word/2010/wordprocessingCanvas" xmlns:cx="http://schemas.microsoft.com/office/drawing/2014/chartex" xmlns:cx1="http://schemas.microsoft.com/office/drawing/2015/9/8/chartex" xmlns:cx2="http://schemas.microsoft.com/office/drawing/2015/10/21/chartex" xmlns:cx3="http://schemas.microsoft.com/office/drawing/2016/5/9/chartex" xmlns:cx4="http://schemas.microsoft.com/office/drawing/2016/5/10/chartex" xmlns:cx5="http://schemas.microsoft.com/office/drawing/2016/5/11/chartex" xmlns:cx6="http://schemas.microsoft.com/office/drawing/2016/5/12/chartex" xmlns:cx7="http://schemas.microsoft.com/office/drawing/2016/5/13/chartex" xmlns:cx8="http://schemas.microsoft.com/office/drawing/2016/5/14/chartex" xmlns:cr="http://schemas.microsoft.com/office/comments/2020/reactions" xmlns:mc="http://schemas.openxmlformats.org/markup-compatibility/2006" xmlns:aink="http://schemas.microsoft.com/office/drawing/2016/ink" xmlns:am3d="http://schemas.microsoft.com/office/drawing/2017/model3d" xmlns:o="urn:schemas-microsoft-com:office:office" xmlns:oel="http://schemas.microsoft.com/office/2019/extlst" xmlns:r="http://schemas.openxmlformats.org/officeDocument/2006/relationships" xmlns:m="http://schemas.openxmlformats.org/officeDocument/2006/math" xmlns:rd="http://schemas.microsoft.com/office/reactions/2026/reactionDetails" xmlns:v="urn:schemas-microsoft-com:vml" xmlns:wp14="http://schemas.microsoft.com/office/word/2010/wordprocessingDrawing" xmlns:wp="http://schemas.openxmlformats.org/drawingml/2006/wordprocessingDrawing" xmlns:w10="urn:schemas-microsoft-com:office:word" xmlns:w="http://schemas.openxmlformats.org/wordprocessingml/2006/main" xmlns:w14="http://schemas.microsoft.com/office/word/2010/wordml" xmlns:w15="http://schemas.microsoft.com/office/word/2012/wordml" xmlns:w16cei="http://schemas.microsoft.com/office/word/2026/wordml/cei" xmlns:w16cex="http://schemas.microsoft.com/office/word/2018/wordml/cex" xmlns:w16cid="http://schemas.microsoft.com/office/word/2016/wordml/cid" xmlns:w16="http://schemas.microsoft.com/office/word/2018/wordml" xmlns:w16du="http://schemas.microsoft.com/office/word/2023/wordml/word16du" xmlns:w16sdtdh="http://schemas.microsoft.com/office/word/2020/wordml/sdtdatahash" xmlns:w16sdtfl="http://schemas.microsoft.com/office/word/2024/wordml/sdtformatlock" xmlns:w16se="http://schemas.microsoft.com/office/word/2015/wordml/symex" xmlns:wpg="http://schemas.microsoft.com/office/word/2010/wordprocessingGroup" xmlns:wpi="http://schemas.microsoft.com/office/word/2010/wordprocessingInk" xmlns:wne="http://schemas.microsoft.com/office/word/2006/wordml" xmlns:wps="http://schemas.microsoft.com/office/word/2010/wordprocessingShape" mc:Ignorable="w14 w15 w16se w16cid w16 w16cex w16sdtdh w16sdtfl cr w16cei rd w16du wp14">
   <w16cex:commentExtensible w16cex:durableId="453920DE" w16cex:dateUtc="2026-10-28T13:24:00Z"/>
-  <w16cex:commentExtensible w16cex:durableId="33FF9FE5" w16cex:dateUtc="2026-10-28T12:23:00Z"/>
 </w16cex:commentsExtensible>
 </file>
 
 <file path=word/commentsIds.xml><?xml version="1.0" encoding="utf-8"?>
 <w16cid:commentsIds xmlns:wpc="http://schemas.microsoft.com/office/word/2010/wordprocessingCanvas" xmlns:cx="http://schemas.microsoft.com/office/drawing/2014/chartex" xmlns:cx1="http://schemas.microsoft.com/office/drawing/2015/9/8/chartex" xmlns:cx2="http://schemas.microsoft.com/office/drawing/2015/10/21/chartex" xmlns:cx3="http://schemas.microsoft.com/office/drawing/2016/5/9/chartex" xmlns:cx4="http://schemas.microsoft.com/office/drawing/2016/5/10/chartex" xmlns:cx5="http://schemas.microsoft.com/office/drawing/2016/5/11/chartex" xmlns:cx6="http://schemas.microsoft.com/office/drawing/2016/5/12/chartex" xmlns:cx7="http://schemas.microsoft.com/office/drawing/2016/5/13/chartex" xmlns:cx8="http://schemas.microsoft.com/office/drawing/2016/5/14/chartex" xmlns:mc="http://schemas.openxmlformats.org/markup-compatibility/2006" xmlns:aink="http://schemas.microsoft.com/office/drawing/2016/ink" xmlns:am3d="http://schemas.microsoft.com/office/drawing/2017/model3d" xmlns:o="urn:schemas-microsoft-com:office:office" xmlns:oel="http://schemas.microsoft.com/office/2019/extlst" xmlns:r="http://schemas.openxmlformats.org/officeDocument/2006/relationships" xmlns:m="http://schemas.openxmlformats.org/officeDocument/2006/math" xmlns:v="urn:schemas-microsoft-com:vml" xmlns:wp14="http://schemas.microsoft.com/office/word/2010/wordprocessingDrawing" xmlns:wp="http://schemas.openxmlformats.org/drawingml/2006/wordprocessingDrawing" xmlns:w10="urn:schemas-microsoft-com:office:word" xmlns:w="http://schemas.openxmlformats.org/wordprocessingml/2006/main" xmlns:w14="http://schemas.microsoft.com/office/word/2010/wordml" xmlns:w15="http://schemas.microsoft.com/office/word/2012/wordml" xmlns:w16cex="http://schemas.microsoft.com/office/word/2018/wordml/cex" xmlns:w16cid="http://schemas.microsoft.com/office/word/2016/wordml/cid" xmlns:w16="http://schemas.microsoft.com/office/word/2018/wordml" xmlns:w16du="http://schemas.microsoft.com/office/word/2023/wordml/word16du" xmlns:w16sdtdh="http://schemas.microsoft.com/office/word/2020/wordml/sdtdatahash" xmlns:w16sdtfl="http://schemas.microsoft.com/office/word/2024/wordml/sdtformatlock" xmlns:w16se="http://schemas.microsoft.com/office/word/2015/wordml/symex" xmlns:wpg="http://schemas.microsoft.com/office/word/2010/wordprocessingGroup" xmlns:wpi="http://schemas.microsoft.com/office/word/2010/wordprocessingInk" xmlns:wne="http://schemas.microsoft.com/office/word/2006/wordml" xmlns:wps="http://schemas.microsoft.com/office/word/2010/wordprocessingShape" mc:Ignorable="w14 w15 w16se w16cid w16 w16cex w16sdtdh w16sdtfl w16du wp14">
   <w16cid:commentId w16cid:paraId="5D9D9DE0" w16cid:durableId="453920DE"/>
-  <w16cid:commentId w16cid:paraId="51B9F261" w16cid:durableId="33FF9FE5"/>
 </w16cid:commentsIds>
 </file>
 
